--- a/valleymade mistakes.docx
+++ b/valleymade mistakes.docx
@@ -1057,31 +1057,7 @@
           <w:sz w:val="24"/>
           <w:szCs w:val="24"/>
         </w:rPr>
-        <w:t>No email field on User.</w:t>
-      </w:r>
-      <w:r>
-        <w:rPr>
-          <w:rFonts w:ascii="Times New Roman" w:eastAsia="Times New Roman" w:hAnsi="Times New Roman" w:cs="Times New Roman"/>
-          <w:sz w:val="24"/>
-          <w:szCs w:val="24"/>
-        </w:rPr>
-        <w:t xml:space="preserve"> Without email you can't do email-based password reset either, even after adding the view. Add </w:t>
-      </w:r>
-      <w:r>
-        <w:rPr>
-          <w:rFonts w:ascii="Courier New" w:eastAsia="Times New Roman" w:hAnsi="Courier New" w:cs="Courier New"/>
-          <w:sz w:val="20"/>
-          <w:szCs w:val="20"/>
-        </w:rPr>
-        <w:t>email = models.EmailField(unique=True)</w:t>
-      </w:r>
-      <w:r>
-        <w:rPr>
-          <w:rFonts w:ascii="Times New Roman" w:eastAsia="Times New Roman" w:hAnsi="Times New Roman" w:cs="Times New Roman"/>
-          <w:sz w:val="24"/>
-          <w:szCs w:val="24"/>
-        </w:rPr>
-        <w:t xml:space="preserve"> on the User model now so you don't migrate later under load.</w:t>
+        <w:t>No size guide.</w:t>
       </w:r>
     </w:p>
     <w:p>
@@ -1105,7 +1081,41 @@
           <w:sz w:val="24"/>
           <w:szCs w:val="24"/>
         </w:rPr>
-        <w:t>No email verification flow.</w:t>
+        <w:t xml:space="preserve">Subscribe form on </w:t>
+      </w:r>
+      <w:r>
+        <w:rPr>
+          <w:rFonts w:ascii="Courier New" w:eastAsia="Times New Roman" w:hAnsi="Courier New" w:cs="Courier New"/>
+          <w:b/>
+          <w:bCs/>
+          <w:sz w:val="20"/>
+          <w:szCs w:val="20"/>
+        </w:rPr>
+        <w:t>about.html</w:t>
+      </w:r>
+      <w:r>
+        <w:rPr>
+          <w:rFonts w:ascii="Times New Roman" w:eastAsia="Times New Roman" w:hAnsi="Times New Roman" w:cs="Times New Roman"/>
+          <w:sz w:val="24"/>
+          <w:szCs w:val="24"/>
+        </w:rPr>
+        <w:t xml:space="preserve"> is a </w:t>
+      </w:r>
+      <w:r>
+        <w:rPr>
+          <w:rFonts w:ascii="Courier New" w:eastAsia="Times New Roman" w:hAnsi="Courier New" w:cs="Courier New"/>
+          <w:sz w:val="20"/>
+          <w:szCs w:val="20"/>
+        </w:rPr>
+        <w:t>&lt;form&gt;</w:t>
+      </w:r>
+      <w:r>
+        <w:rPr>
+          <w:rFonts w:ascii="Times New Roman" w:eastAsia="Times New Roman" w:hAnsi="Times New Roman" w:cs="Times New Roman"/>
+          <w:sz w:val="24"/>
+          <w:szCs w:val="24"/>
+        </w:rPr>
+        <w:t xml:space="preserve"> with no action — does literally nothing on submit.</w:t>
       </w:r>
     </w:p>
     <w:p>
@@ -1123,21 +1133,31 @@
       </w:pPr>
       <w:r>
         <w:rPr>
-          <w:rFonts w:ascii="Times New Roman" w:eastAsia="Times New Roman" w:hAnsi="Times New Roman" w:cs="Times New Roman"/>
-          <w:b/>
-          <w:bCs/>
-          <w:sz w:val="24"/>
-          <w:szCs w:val="24"/>
-        </w:rPr>
-        <w:t>No order confirmation email</w:t>
-      </w:r>
-      <w:r>
-        <w:rPr>
-          <w:rFonts w:ascii="Times New Roman" w:eastAsia="Times New Roman" w:hAnsi="Times New Roman" w:cs="Times New Roman"/>
-          <w:sz w:val="24"/>
-          <w:szCs w:val="24"/>
-        </w:rPr>
-        <w:t xml:space="preserve"> after checkout. README notes this.</w:t>
+          <w:rFonts w:ascii="Courier New" w:eastAsia="Times New Roman" w:hAnsi="Courier New" w:cs="Courier New"/>
+          <w:b/>
+          <w:bCs/>
+          <w:sz w:val="20"/>
+          <w:szCs w:val="20"/>
+        </w:rPr>
+        <w:t>core.msg</w:t>
+      </w:r>
+      <w:r>
+        <w:rPr>
+          <w:rFonts w:ascii="Times New Roman" w:eastAsia="Times New Roman" w:hAnsi="Times New Roman" w:cs="Times New Roman"/>
+          <w:b/>
+          <w:bCs/>
+          <w:sz w:val="24"/>
+          <w:szCs w:val="24"/>
+        </w:rPr>
+        <w:t xml:space="preserve"> not registered in admin</w:t>
+      </w:r>
+      <w:r>
+        <w:rPr>
+          <w:rFonts w:ascii="Times New Roman" w:eastAsia="Times New Roman" w:hAnsi="Times New Roman" w:cs="Times New Roman"/>
+          <w:sz w:val="24"/>
+          <w:szCs w:val="24"/>
+        </w:rPr>
+        <w:t xml:space="preserve"> — contact-form submissions go into the DB but nobody can see them without DB access. Also no email-to-admin notification, so you'll miss messages.</w:t>
       </w:r>
     </w:p>
     <w:p>
@@ -1161,31 +1181,25 @@
           <w:sz w:val="24"/>
           <w:szCs w:val="24"/>
         </w:rPr>
-        <w:t>No address book</w:t>
-      </w:r>
-      <w:r>
-        <w:rPr>
-          <w:rFonts w:ascii="Times New Roman" w:eastAsia="Times New Roman" w:hAnsi="Times New Roman" w:cs="Times New Roman"/>
-          <w:sz w:val="24"/>
-          <w:szCs w:val="24"/>
-        </w:rPr>
-        <w:t xml:space="preserve"> — </w:t>
-      </w:r>
-      <w:r>
-        <w:rPr>
-          <w:rFonts w:ascii="Courier New" w:eastAsia="Times New Roman" w:hAnsi="Courier New" w:cs="Courier New"/>
-          <w:sz w:val="20"/>
-          <w:szCs w:val="20"/>
-        </w:rPr>
-        <w:t>Order.address</w:t>
-      </w:r>
-      <w:r>
-        <w:rPr>
-          <w:rFonts w:ascii="Times New Roman" w:eastAsia="Times New Roman" w:hAnsi="Times New Roman" w:cs="Times New Roman"/>
-          <w:sz w:val="24"/>
-          <w:szCs w:val="24"/>
-        </w:rPr>
-        <w:t xml:space="preserve"> is a single CharField, customers retype every order.</w:t>
+        <w:t xml:space="preserve">Footer "Shipping" and "Returns" links go to </w:t>
+      </w:r>
+      <w:r>
+        <w:rPr>
+          <w:rFonts w:ascii="Courier New" w:eastAsia="Times New Roman" w:hAnsi="Courier New" w:cs="Courier New"/>
+          <w:b/>
+          <w:bCs/>
+          <w:sz w:val="20"/>
+          <w:szCs w:val="20"/>
+        </w:rPr>
+        <w:t>#</w:t>
+      </w:r>
+      <w:r>
+        <w:rPr>
+          <w:rFonts w:ascii="Times New Roman" w:eastAsia="Times New Roman" w:hAnsi="Times New Roman" w:cs="Times New Roman"/>
+          <w:sz w:val="24"/>
+          <w:szCs w:val="24"/>
+        </w:rPr>
+        <w:t xml:space="preserve"> (README mentioned these as stubs).</w:t>
       </w:r>
     </w:p>
     <w:p>
@@ -1209,7 +1223,31 @@
           <w:sz w:val="24"/>
           <w:szCs w:val="24"/>
         </w:rPr>
-        <w:t>No coupon/discount system.</w:t>
+        <w:t>Footer social links</w:t>
+      </w:r>
+      <w:r>
+        <w:rPr>
+          <w:rFonts w:ascii="Times New Roman" w:eastAsia="Times New Roman" w:hAnsi="Times New Roman" w:cs="Times New Roman"/>
+          <w:sz w:val="24"/>
+          <w:szCs w:val="24"/>
+        </w:rPr>
+        <w:t xml:space="preserve"> (Instagram/Telegram/TikTok) go to </w:t>
+      </w:r>
+      <w:r>
+        <w:rPr>
+          <w:rFonts w:ascii="Courier New" w:eastAsia="Times New Roman" w:hAnsi="Courier New" w:cs="Courier New"/>
+          <w:sz w:val="20"/>
+          <w:szCs w:val="20"/>
+        </w:rPr>
+        <w:t>#</w:t>
+      </w:r>
+      <w:r>
+        <w:rPr>
+          <w:rFonts w:ascii="Times New Roman" w:eastAsia="Times New Roman" w:hAnsi="Times New Roman" w:cs="Times New Roman"/>
+          <w:sz w:val="24"/>
+          <w:szCs w:val="24"/>
+        </w:rPr>
+        <w:t>.</w:t>
       </w:r>
     </w:p>
     <w:p>
@@ -1233,316 +1271,6 @@
           <w:sz w:val="24"/>
           <w:szCs w:val="24"/>
         </w:rPr>
-        <w:t>No delivery cost calculation</w:t>
-      </w:r>
-      <w:r>
-        <w:rPr>
-          <w:rFonts w:ascii="Times New Roman" w:eastAsia="Times New Roman" w:hAnsi="Times New Roman" w:cs="Times New Roman"/>
-          <w:sz w:val="24"/>
-          <w:szCs w:val="24"/>
-        </w:rPr>
-        <w:t xml:space="preserve"> — </w:t>
-      </w:r>
-      <w:r>
-        <w:rPr>
-          <w:rFonts w:ascii="Courier New" w:eastAsia="Times New Roman" w:hAnsi="Courier New" w:cs="Courier New"/>
-          <w:sz w:val="20"/>
-          <w:szCs w:val="20"/>
-        </w:rPr>
-        <w:t>delivery = Decimal('0')</w:t>
-      </w:r>
-      <w:r>
-        <w:rPr>
-          <w:rFonts w:ascii="Times New Roman" w:eastAsia="Times New Roman" w:hAnsi="Times New Roman" w:cs="Times New Roman"/>
-          <w:sz w:val="24"/>
-          <w:szCs w:val="24"/>
-        </w:rPr>
-        <w:t xml:space="preserve"> hardcoded in checkout.</w:t>
-      </w:r>
-    </w:p>
-    <w:p>
-      <w:pPr>
-        <w:numPr>
-          <w:ilvl w:val="0"/>
-          <w:numId w:val="4"/>
-        </w:numPr>
-        <w:spacing w:before="100" w:beforeAutospacing="1" w:after="100" w:afterAutospacing="1" w:line="240" w:lineRule="auto"/>
-        <w:rPr>
-          <w:rFonts w:ascii="Times New Roman" w:eastAsia="Times New Roman" w:hAnsi="Times New Roman" w:cs="Times New Roman"/>
-          <w:sz w:val="24"/>
-          <w:szCs w:val="24"/>
-        </w:rPr>
-      </w:pPr>
-      <w:r>
-        <w:rPr>
-          <w:rFonts w:ascii="Times New Roman" w:eastAsia="Times New Roman" w:hAnsi="Times New Roman" w:cs="Times New Roman"/>
-          <w:b/>
-          <w:bCs/>
-          <w:sz w:val="24"/>
-          <w:szCs w:val="24"/>
-        </w:rPr>
-        <w:t>No wishlist.</w:t>
-      </w:r>
-    </w:p>
-    <w:p>
-      <w:pPr>
-        <w:numPr>
-          <w:ilvl w:val="0"/>
-          <w:numId w:val="4"/>
-        </w:numPr>
-        <w:spacing w:before="100" w:beforeAutospacing="1" w:after="100" w:afterAutospacing="1" w:line="240" w:lineRule="auto"/>
-        <w:rPr>
-          <w:rFonts w:ascii="Times New Roman" w:eastAsia="Times New Roman" w:hAnsi="Times New Roman" w:cs="Times New Roman"/>
-          <w:sz w:val="24"/>
-          <w:szCs w:val="24"/>
-        </w:rPr>
-      </w:pPr>
-      <w:r>
-        <w:rPr>
-          <w:rFonts w:ascii="Times New Roman" w:eastAsia="Times New Roman" w:hAnsi="Times New Roman" w:cs="Times New Roman"/>
-          <w:b/>
-          <w:bCs/>
-          <w:sz w:val="24"/>
-          <w:szCs w:val="24"/>
-        </w:rPr>
-        <w:t>No size guide.</w:t>
-      </w:r>
-    </w:p>
-    <w:p>
-      <w:pPr>
-        <w:numPr>
-          <w:ilvl w:val="0"/>
-          <w:numId w:val="4"/>
-        </w:numPr>
-        <w:spacing w:before="100" w:beforeAutospacing="1" w:after="100" w:afterAutospacing="1" w:line="240" w:lineRule="auto"/>
-        <w:rPr>
-          <w:rFonts w:ascii="Times New Roman" w:eastAsia="Times New Roman" w:hAnsi="Times New Roman" w:cs="Times New Roman"/>
-          <w:sz w:val="24"/>
-          <w:szCs w:val="24"/>
-        </w:rPr>
-      </w:pPr>
-      <w:r>
-        <w:rPr>
-          <w:rFonts w:ascii="Times New Roman" w:eastAsia="Times New Roman" w:hAnsi="Times New Roman" w:cs="Times New Roman"/>
-          <w:b/>
-          <w:bCs/>
-          <w:sz w:val="24"/>
-          <w:szCs w:val="24"/>
-        </w:rPr>
-        <w:t>No reviews/ratings.</w:t>
-      </w:r>
-    </w:p>
-    <w:p>
-      <w:pPr>
-        <w:numPr>
-          <w:ilvl w:val="0"/>
-          <w:numId w:val="4"/>
-        </w:numPr>
-        <w:spacing w:before="100" w:beforeAutospacing="1" w:after="100" w:afterAutospacing="1" w:line="240" w:lineRule="auto"/>
-        <w:rPr>
-          <w:rFonts w:ascii="Times New Roman" w:eastAsia="Times New Roman" w:hAnsi="Times New Roman" w:cs="Times New Roman"/>
-          <w:sz w:val="24"/>
-          <w:szCs w:val="24"/>
-        </w:rPr>
-      </w:pPr>
-      <w:r>
-        <w:rPr>
-          <w:rFonts w:ascii="Times New Roman" w:eastAsia="Times New Roman" w:hAnsi="Times New Roman" w:cs="Times New Roman"/>
-          <w:b/>
-          <w:bCs/>
-          <w:sz w:val="24"/>
-          <w:szCs w:val="24"/>
-        </w:rPr>
-        <w:t xml:space="preserve">Subscribe form on </w:t>
-      </w:r>
-      <w:r>
-        <w:rPr>
-          <w:rFonts w:ascii="Courier New" w:eastAsia="Times New Roman" w:hAnsi="Courier New" w:cs="Courier New"/>
-          <w:b/>
-          <w:bCs/>
-          <w:sz w:val="20"/>
-          <w:szCs w:val="20"/>
-        </w:rPr>
-        <w:t>about.html</w:t>
-      </w:r>
-      <w:r>
-        <w:rPr>
-          <w:rFonts w:ascii="Times New Roman" w:eastAsia="Times New Roman" w:hAnsi="Times New Roman" w:cs="Times New Roman"/>
-          <w:sz w:val="24"/>
-          <w:szCs w:val="24"/>
-        </w:rPr>
-        <w:t xml:space="preserve"> is a </w:t>
-      </w:r>
-      <w:r>
-        <w:rPr>
-          <w:rFonts w:ascii="Courier New" w:eastAsia="Times New Roman" w:hAnsi="Courier New" w:cs="Courier New"/>
-          <w:sz w:val="20"/>
-          <w:szCs w:val="20"/>
-        </w:rPr>
-        <w:t>&lt;form&gt;</w:t>
-      </w:r>
-      <w:r>
-        <w:rPr>
-          <w:rFonts w:ascii="Times New Roman" w:eastAsia="Times New Roman" w:hAnsi="Times New Roman" w:cs="Times New Roman"/>
-          <w:sz w:val="24"/>
-          <w:szCs w:val="24"/>
-        </w:rPr>
-        <w:t xml:space="preserve"> with no action — does literally nothing on submit.</w:t>
-      </w:r>
-    </w:p>
-    <w:p>
-      <w:pPr>
-        <w:numPr>
-          <w:ilvl w:val="0"/>
-          <w:numId w:val="4"/>
-        </w:numPr>
-        <w:spacing w:before="100" w:beforeAutospacing="1" w:after="100" w:afterAutospacing="1" w:line="240" w:lineRule="auto"/>
-        <w:rPr>
-          <w:rFonts w:ascii="Times New Roman" w:eastAsia="Times New Roman" w:hAnsi="Times New Roman" w:cs="Times New Roman"/>
-          <w:sz w:val="24"/>
-          <w:szCs w:val="24"/>
-        </w:rPr>
-      </w:pPr>
-      <w:r>
-        <w:rPr>
-          <w:rFonts w:ascii="Courier New" w:eastAsia="Times New Roman" w:hAnsi="Courier New" w:cs="Courier New"/>
-          <w:b/>
-          <w:bCs/>
-          <w:sz w:val="20"/>
-          <w:szCs w:val="20"/>
-        </w:rPr>
-        <w:t>core.msg</w:t>
-      </w:r>
-      <w:r>
-        <w:rPr>
-          <w:rFonts w:ascii="Times New Roman" w:eastAsia="Times New Roman" w:hAnsi="Times New Roman" w:cs="Times New Roman"/>
-          <w:b/>
-          <w:bCs/>
-          <w:sz w:val="24"/>
-          <w:szCs w:val="24"/>
-        </w:rPr>
-        <w:t xml:space="preserve"> not registered in admin</w:t>
-      </w:r>
-      <w:r>
-        <w:rPr>
-          <w:rFonts w:ascii="Times New Roman" w:eastAsia="Times New Roman" w:hAnsi="Times New Roman" w:cs="Times New Roman"/>
-          <w:sz w:val="24"/>
-          <w:szCs w:val="24"/>
-        </w:rPr>
-        <w:t xml:space="preserve"> — contact-form submissions go into the DB but nobody can see them without DB access. Also no email-to-admin notification, so you'll miss messages.</w:t>
-      </w:r>
-    </w:p>
-    <w:p>
-      <w:pPr>
-        <w:numPr>
-          <w:ilvl w:val="0"/>
-          <w:numId w:val="4"/>
-        </w:numPr>
-        <w:spacing w:before="100" w:beforeAutospacing="1" w:after="100" w:afterAutospacing="1" w:line="240" w:lineRule="auto"/>
-        <w:rPr>
-          <w:rFonts w:ascii="Times New Roman" w:eastAsia="Times New Roman" w:hAnsi="Times New Roman" w:cs="Times New Roman"/>
-          <w:sz w:val="24"/>
-          <w:szCs w:val="24"/>
-        </w:rPr>
-      </w:pPr>
-      <w:r>
-        <w:rPr>
-          <w:rFonts w:ascii="Times New Roman" w:eastAsia="Times New Roman" w:hAnsi="Times New Roman" w:cs="Times New Roman"/>
-          <w:b/>
-          <w:bCs/>
-          <w:sz w:val="24"/>
-          <w:szCs w:val="24"/>
-        </w:rPr>
-        <w:t xml:space="preserve">Footer "Shipping" and "Returns" links go to </w:t>
-      </w:r>
-      <w:r>
-        <w:rPr>
-          <w:rFonts w:ascii="Courier New" w:eastAsia="Times New Roman" w:hAnsi="Courier New" w:cs="Courier New"/>
-          <w:b/>
-          <w:bCs/>
-          <w:sz w:val="20"/>
-          <w:szCs w:val="20"/>
-        </w:rPr>
-        <w:t>#</w:t>
-      </w:r>
-      <w:r>
-        <w:rPr>
-          <w:rFonts w:ascii="Times New Roman" w:eastAsia="Times New Roman" w:hAnsi="Times New Roman" w:cs="Times New Roman"/>
-          <w:sz w:val="24"/>
-          <w:szCs w:val="24"/>
-        </w:rPr>
-        <w:t xml:space="preserve"> (README mentioned these as stubs).</w:t>
-      </w:r>
-    </w:p>
-    <w:p>
-      <w:pPr>
-        <w:numPr>
-          <w:ilvl w:val="0"/>
-          <w:numId w:val="4"/>
-        </w:numPr>
-        <w:spacing w:before="100" w:beforeAutospacing="1" w:after="100" w:afterAutospacing="1" w:line="240" w:lineRule="auto"/>
-        <w:rPr>
-          <w:rFonts w:ascii="Times New Roman" w:eastAsia="Times New Roman" w:hAnsi="Times New Roman" w:cs="Times New Roman"/>
-          <w:sz w:val="24"/>
-          <w:szCs w:val="24"/>
-        </w:rPr>
-      </w:pPr>
-      <w:r>
-        <w:rPr>
-          <w:rFonts w:ascii="Times New Roman" w:eastAsia="Times New Roman" w:hAnsi="Times New Roman" w:cs="Times New Roman"/>
-          <w:b/>
-          <w:bCs/>
-          <w:sz w:val="24"/>
-          <w:szCs w:val="24"/>
-        </w:rPr>
-        <w:t>Footer social links</w:t>
-      </w:r>
-      <w:r>
-        <w:rPr>
-          <w:rFonts w:ascii="Times New Roman" w:eastAsia="Times New Roman" w:hAnsi="Times New Roman" w:cs="Times New Roman"/>
-          <w:sz w:val="24"/>
-          <w:szCs w:val="24"/>
-        </w:rPr>
-        <w:t xml:space="preserve"> (Instagram/Telegram/TikTok) go to </w:t>
-      </w:r>
-      <w:r>
-        <w:rPr>
-          <w:rFonts w:ascii="Courier New" w:eastAsia="Times New Roman" w:hAnsi="Courier New" w:cs="Courier New"/>
-          <w:sz w:val="20"/>
-          <w:szCs w:val="20"/>
-        </w:rPr>
-        <w:t>#</w:t>
-      </w:r>
-      <w:r>
-        <w:rPr>
-          <w:rFonts w:ascii="Times New Roman" w:eastAsia="Times New Roman" w:hAnsi="Times New Roman" w:cs="Times New Roman"/>
-          <w:sz w:val="24"/>
-          <w:szCs w:val="24"/>
-        </w:rPr>
-        <w:t>.</w:t>
-      </w:r>
-    </w:p>
-    <w:p>
-      <w:pPr>
-        <w:numPr>
-          <w:ilvl w:val="0"/>
-          <w:numId w:val="4"/>
-        </w:numPr>
-        <w:spacing w:before="100" w:beforeAutospacing="1" w:after="100" w:afterAutospacing="1" w:line="240" w:lineRule="auto"/>
-        <w:rPr>
-          <w:rFonts w:ascii="Times New Roman" w:eastAsia="Times New Roman" w:hAnsi="Times New Roman" w:cs="Times New Roman"/>
-          <w:sz w:val="24"/>
-          <w:szCs w:val="24"/>
-        </w:rPr>
-      </w:pPr>
-      <w:r>
-        <w:rPr>
-          <w:rFonts w:ascii="Times New Roman" w:eastAsia="Times New Roman" w:hAnsi="Times New Roman" w:cs="Times New Roman"/>
-          <w:b/>
-          <w:bCs/>
-          <w:sz w:val="24"/>
-          <w:szCs w:val="24"/>
-        </w:rPr>
         <w:t>No tests</w:t>
       </w:r>
       <w:r>
@@ -1568,1106 +1296,6 @@
           <w:szCs w:val="24"/>
         </w:rPr>
         <w:t xml:space="preserve"> is the default empty stub.</w:t>
-      </w:r>
-    </w:p>
-    <w:p>
-      <w:pPr>
-        <w:spacing w:before="100" w:beforeAutospacing="1" w:after="100" w:afterAutospacing="1" w:line="240" w:lineRule="auto"/>
-        <w:outlineLvl w:val="0"/>
-        <w:rPr>
-          <w:rFonts w:ascii="Times New Roman" w:eastAsia="Times New Roman" w:hAnsi="Times New Roman" w:cs="Times New Roman"/>
-          <w:b/>
-          <w:bCs/>
-          <w:kern w:val="36"/>
-          <w:sz w:val="48"/>
-          <w:szCs w:val="48"/>
-        </w:rPr>
-      </w:pPr>
-      <w:r>
-        <w:rPr>
-          <w:rFonts w:ascii="Times New Roman" w:eastAsia="Times New Roman" w:hAnsi="Times New Roman" w:cs="Times New Roman"/>
-          <w:b/>
-          <w:bCs/>
-          <w:kern w:val="36"/>
-          <w:sz w:val="48"/>
-          <w:szCs w:val="48"/>
-        </w:rPr>
-        <w:t>Medium — i18n / translation gaps</w:t>
-      </w:r>
-    </w:p>
-    <w:p>
-      <w:pPr>
-        <w:spacing w:before="100" w:beforeAutospacing="1" w:after="100" w:afterAutospacing="1" w:line="240" w:lineRule="auto"/>
-        <w:rPr>
-          <w:rFonts w:ascii="Times New Roman" w:eastAsia="Times New Roman" w:hAnsi="Times New Roman" w:cs="Times New Roman"/>
-          <w:sz w:val="24"/>
-          <w:szCs w:val="24"/>
-        </w:rPr>
-      </w:pPr>
-      <w:r>
-        <w:rPr>
-          <w:rFonts w:ascii="Times New Roman" w:eastAsia="Times New Roman" w:hAnsi="Times New Roman" w:cs="Times New Roman"/>
-          <w:sz w:val="24"/>
-          <w:szCs w:val="24"/>
-        </w:rPr>
-        <w:t>You already know not everything is translated. Specific instances:</w:t>
-      </w:r>
-    </w:p>
-    <w:p>
-      <w:pPr>
-        <w:spacing w:before="100" w:beforeAutospacing="1" w:after="100" w:afterAutospacing="1" w:line="240" w:lineRule="auto"/>
-        <w:rPr>
-          <w:rFonts w:ascii="Times New Roman" w:eastAsia="Times New Roman" w:hAnsi="Times New Roman" w:cs="Times New Roman"/>
-          <w:sz w:val="24"/>
-          <w:szCs w:val="24"/>
-        </w:rPr>
-      </w:pPr>
-      <w:r>
-        <w:rPr>
-          <w:rFonts w:ascii="Times New Roman" w:eastAsia="Times New Roman" w:hAnsi="Times New Roman" w:cs="Times New Roman"/>
-          <w:b/>
-          <w:bCs/>
-          <w:sz w:val="24"/>
-          <w:szCs w:val="24"/>
-        </w:rPr>
-        <w:t>Hardcoded English in templates:</w:t>
-      </w:r>
-    </w:p>
-    <w:p>
-      <w:pPr>
-        <w:numPr>
-          <w:ilvl w:val="0"/>
-          <w:numId w:val="5"/>
-        </w:numPr>
-        <w:spacing w:before="100" w:beforeAutospacing="1" w:after="100" w:afterAutospacing="1" w:line="240" w:lineRule="auto"/>
-        <w:rPr>
-          <w:rFonts w:ascii="Times New Roman" w:eastAsia="Times New Roman" w:hAnsi="Times New Roman" w:cs="Times New Roman"/>
-          <w:sz w:val="24"/>
-          <w:szCs w:val="24"/>
-        </w:rPr>
-      </w:pPr>
-      <w:r>
-        <w:rPr>
-          <w:rFonts w:ascii="Courier New" w:eastAsia="Times New Roman" w:hAnsi="Courier New" w:cs="Courier New"/>
-          <w:sz w:val="20"/>
-          <w:szCs w:val="20"/>
-        </w:rPr>
-        <w:t>&lt;html lang="en"&gt;</w:t>
-      </w:r>
-      <w:r>
-        <w:rPr>
-          <w:rFonts w:ascii="Times New Roman" w:eastAsia="Times New Roman" w:hAnsi="Times New Roman" w:cs="Times New Roman"/>
-          <w:sz w:val="24"/>
-          <w:szCs w:val="24"/>
-        </w:rPr>
-        <w:t xml:space="preserve"> in </w:t>
-      </w:r>
-      <w:r>
-        <w:rPr>
-          <w:rFonts w:ascii="Courier New" w:eastAsia="Times New Roman" w:hAnsi="Courier New" w:cs="Courier New"/>
-          <w:sz w:val="20"/>
-          <w:szCs w:val="20"/>
-        </w:rPr>
-        <w:t>base.html</w:t>
-      </w:r>
-      <w:r>
-        <w:rPr>
-          <w:rFonts w:ascii="Times New Roman" w:eastAsia="Times New Roman" w:hAnsi="Times New Roman" w:cs="Times New Roman"/>
-          <w:sz w:val="24"/>
-          <w:szCs w:val="24"/>
-        </w:rPr>
-        <w:t xml:space="preserve"> → should be </w:t>
-      </w:r>
-      <w:r>
-        <w:rPr>
-          <w:rFonts w:ascii="Courier New" w:eastAsia="Times New Roman" w:hAnsi="Courier New" w:cs="Courier New"/>
-          <w:sz w:val="20"/>
-          <w:szCs w:val="20"/>
-        </w:rPr>
-        <w:t>uz</w:t>
-      </w:r>
-      <w:r>
-        <w:rPr>
-          <w:rFonts w:ascii="Times New Roman" w:eastAsia="Times New Roman" w:hAnsi="Times New Roman" w:cs="Times New Roman"/>
-          <w:sz w:val="24"/>
-          <w:szCs w:val="24"/>
-        </w:rPr>
-        <w:t>.</w:t>
-      </w:r>
-    </w:p>
-    <w:p>
-      <w:pPr>
-        <w:numPr>
-          <w:ilvl w:val="0"/>
-          <w:numId w:val="5"/>
-        </w:numPr>
-        <w:spacing w:before="100" w:beforeAutospacing="1" w:after="100" w:afterAutospacing="1" w:line="240" w:lineRule="auto"/>
-        <w:rPr>
-          <w:rFonts w:ascii="Times New Roman" w:eastAsia="Times New Roman" w:hAnsi="Times New Roman" w:cs="Times New Roman"/>
-          <w:sz w:val="24"/>
-          <w:szCs w:val="24"/>
-        </w:rPr>
-      </w:pPr>
-      <w:r>
-        <w:rPr>
-          <w:rFonts w:ascii="Times New Roman" w:eastAsia="Times New Roman" w:hAnsi="Times New Roman" w:cs="Times New Roman"/>
-          <w:sz w:val="24"/>
-          <w:szCs w:val="24"/>
-        </w:rPr>
-        <w:t xml:space="preserve">Mobile drawer in </w:t>
-      </w:r>
-      <w:r>
-        <w:rPr>
-          <w:rFonts w:ascii="Courier New" w:eastAsia="Times New Roman" w:hAnsi="Courier New" w:cs="Courier New"/>
-          <w:sz w:val="20"/>
-          <w:szCs w:val="20"/>
-        </w:rPr>
-        <w:t>base.html</w:t>
-      </w:r>
-      <w:r>
-        <w:rPr>
-          <w:rFonts w:ascii="Times New Roman" w:eastAsia="Times New Roman" w:hAnsi="Times New Roman" w:cs="Times New Roman"/>
-          <w:sz w:val="24"/>
-          <w:szCs w:val="24"/>
-        </w:rPr>
-        <w:t>: "Home", "Shop", "About", "Contact", "Account", "Log in", "Sign up", "Cart" — all English.</w:t>
-      </w:r>
-    </w:p>
-    <w:p>
-      <w:pPr>
-        <w:numPr>
-          <w:ilvl w:val="0"/>
-          <w:numId w:val="5"/>
-        </w:numPr>
-        <w:spacing w:before="100" w:beforeAutospacing="1" w:after="100" w:afterAutospacing="1" w:line="240" w:lineRule="auto"/>
-        <w:rPr>
-          <w:rFonts w:ascii="Times New Roman" w:eastAsia="Times New Roman" w:hAnsi="Times New Roman" w:cs="Times New Roman"/>
-          <w:sz w:val="24"/>
-          <w:szCs w:val="24"/>
-        </w:rPr>
-      </w:pPr>
-      <w:r>
-        <w:rPr>
-          <w:rFonts w:ascii="Courier New" w:eastAsia="Times New Roman" w:hAnsi="Courier New" w:cs="Courier New"/>
-          <w:sz w:val="20"/>
-          <w:szCs w:val="20"/>
-        </w:rPr>
-        <w:t>_nav.html</w:t>
-      </w:r>
-      <w:r>
-        <w:rPr>
-          <w:rFonts w:ascii="Times New Roman" w:eastAsia="Times New Roman" w:hAnsi="Times New Roman" w:cs="Times New Roman"/>
-          <w:sz w:val="24"/>
-          <w:szCs w:val="24"/>
-        </w:rPr>
-        <w:t xml:space="preserve"> desktop: shows "Account" (English) when logged in, but "Kirish" when not. Inconsistent.</w:t>
-      </w:r>
-    </w:p>
-    <w:p>
-      <w:pPr>
-        <w:numPr>
-          <w:ilvl w:val="0"/>
-          <w:numId w:val="5"/>
-        </w:numPr>
-        <w:spacing w:before="100" w:beforeAutospacing="1" w:after="100" w:afterAutospacing="1" w:line="240" w:lineRule="auto"/>
-        <w:rPr>
-          <w:rFonts w:ascii="Times New Roman" w:eastAsia="Times New Roman" w:hAnsi="Times New Roman" w:cs="Times New Roman"/>
-          <w:sz w:val="24"/>
-          <w:szCs w:val="24"/>
-        </w:rPr>
-      </w:pPr>
-      <w:r>
-        <w:rPr>
-          <w:rFonts w:ascii="Courier New" w:eastAsia="Times New Roman" w:hAnsi="Courier New" w:cs="Courier New"/>
-          <w:sz w:val="20"/>
-          <w:szCs w:val="20"/>
-        </w:rPr>
-        <w:t>login.html</w:t>
-      </w:r>
-      <w:r>
-        <w:rPr>
-          <w:rFonts w:ascii="Times New Roman" w:eastAsia="Times New Roman" w:hAnsi="Times New Roman" w:cs="Times New Roman"/>
-          <w:sz w:val="24"/>
-          <w:szCs w:val="24"/>
-        </w:rPr>
-        <w:t xml:space="preserve">: </w:t>
-      </w:r>
-      <w:r>
-        <w:rPr>
-          <w:rFonts w:ascii="Courier New" w:eastAsia="Times New Roman" w:hAnsi="Courier New" w:cs="Courier New"/>
-          <w:sz w:val="20"/>
-          <w:szCs w:val="20"/>
-        </w:rPr>
-        <w:t>&lt;label&gt;Username&lt;/label&gt;</w:t>
-      </w:r>
-      <w:r>
-        <w:rPr>
-          <w:rFonts w:ascii="Times New Roman" w:eastAsia="Times New Roman" w:hAnsi="Times New Roman" w:cs="Times New Roman"/>
-          <w:sz w:val="24"/>
-          <w:szCs w:val="24"/>
-        </w:rPr>
-        <w:t xml:space="preserve">, </w:t>
-      </w:r>
-      <w:r>
-        <w:rPr>
-          <w:rFonts w:ascii="Courier New" w:eastAsia="Times New Roman" w:hAnsi="Courier New" w:cs="Courier New"/>
-          <w:sz w:val="20"/>
-          <w:szCs w:val="20"/>
-        </w:rPr>
-        <w:t>&lt;label&gt;Password&lt;/label&gt;</w:t>
-      </w:r>
-      <w:r>
-        <w:rPr>
-          <w:rFonts w:ascii="Times New Roman" w:eastAsia="Times New Roman" w:hAnsi="Times New Roman" w:cs="Times New Roman"/>
-          <w:sz w:val="24"/>
-          <w:szCs w:val="24"/>
-        </w:rPr>
-        <w:t xml:space="preserve"> — should be "Foydalanuvchi nomi" / "Parol".</w:t>
-      </w:r>
-    </w:p>
-    <w:p>
-      <w:pPr>
-        <w:numPr>
-          <w:ilvl w:val="0"/>
-          <w:numId w:val="5"/>
-        </w:numPr>
-        <w:spacing w:before="100" w:beforeAutospacing="1" w:after="100" w:afterAutospacing="1" w:line="240" w:lineRule="auto"/>
-        <w:rPr>
-          <w:rFonts w:ascii="Times New Roman" w:eastAsia="Times New Roman" w:hAnsi="Times New Roman" w:cs="Times New Roman"/>
-          <w:sz w:val="24"/>
-          <w:szCs w:val="24"/>
-        </w:rPr>
-      </w:pPr>
-      <w:r>
-        <w:rPr>
-          <w:rFonts w:ascii="Courier New" w:eastAsia="Times New Roman" w:hAnsi="Courier New" w:cs="Courier New"/>
-          <w:sz w:val="20"/>
-          <w:szCs w:val="20"/>
-        </w:rPr>
-        <w:t>signup.html</w:t>
-      </w:r>
-      <w:r>
-        <w:rPr>
-          <w:rFonts w:ascii="Times New Roman" w:eastAsia="Times New Roman" w:hAnsi="Times New Roman" w:cs="Times New Roman"/>
-          <w:sz w:val="24"/>
-          <w:szCs w:val="24"/>
-        </w:rPr>
-        <w:t xml:space="preserve">: </w:t>
-      </w:r>
-      <w:r>
-        <w:rPr>
-          <w:rFonts w:ascii="Courier New" w:eastAsia="Times New Roman" w:hAnsi="Courier New" w:cs="Courier New"/>
-          <w:sz w:val="20"/>
-          <w:szCs w:val="20"/>
-        </w:rPr>
-        <w:t>&lt;label&gt;Username&lt;/label&gt;</w:t>
-      </w:r>
-      <w:r>
-        <w:rPr>
-          <w:rFonts w:ascii="Times New Roman" w:eastAsia="Times New Roman" w:hAnsi="Times New Roman" w:cs="Times New Roman"/>
-          <w:sz w:val="24"/>
-          <w:szCs w:val="24"/>
-        </w:rPr>
-        <w:t xml:space="preserve"> — same.</w:t>
-      </w:r>
-    </w:p>
-    <w:p>
-      <w:pPr>
-        <w:numPr>
-          <w:ilvl w:val="0"/>
-          <w:numId w:val="5"/>
-        </w:numPr>
-        <w:spacing w:before="100" w:beforeAutospacing="1" w:after="100" w:afterAutospacing="1" w:line="240" w:lineRule="auto"/>
-        <w:rPr>
-          <w:rFonts w:ascii="Times New Roman" w:eastAsia="Times New Roman" w:hAnsi="Times New Roman" w:cs="Times New Roman"/>
-          <w:sz w:val="24"/>
-          <w:szCs w:val="24"/>
-        </w:rPr>
-      </w:pPr>
-      <w:r>
-        <w:rPr>
-          <w:rFonts w:ascii="Courier New" w:eastAsia="Times New Roman" w:hAnsi="Courier New" w:cs="Courier New"/>
-          <w:sz w:val="20"/>
-          <w:szCs w:val="20"/>
-        </w:rPr>
-        <w:t>_footer.html</w:t>
-      </w:r>
-      <w:r>
-        <w:rPr>
-          <w:rFonts w:ascii="Times New Roman" w:eastAsia="Times New Roman" w:hAnsi="Times New Roman" w:cs="Times New Roman"/>
-          <w:sz w:val="24"/>
-          <w:szCs w:val="24"/>
-        </w:rPr>
-        <w:t>: "Studio", "Shop", "Help", "Follow", "All Items", "Tops", "Bottoms", "Outerwear", "Contact", "About", "Shipping", "Returns", "All rights reserved.", "Local Supplier · Made in Uzbekistan".</w:t>
-      </w:r>
-    </w:p>
-    <w:p>
-      <w:pPr>
-        <w:numPr>
-          <w:ilvl w:val="0"/>
-          <w:numId w:val="5"/>
-        </w:numPr>
-        <w:spacing w:before="100" w:beforeAutospacing="1" w:after="100" w:afterAutospacing="1" w:line="240" w:lineRule="auto"/>
-        <w:rPr>
-          <w:rFonts w:ascii="Times New Roman" w:eastAsia="Times New Roman" w:hAnsi="Times New Roman" w:cs="Times New Roman"/>
-          <w:sz w:val="24"/>
-          <w:szCs w:val="24"/>
-        </w:rPr>
-      </w:pPr>
-      <w:r>
-        <w:rPr>
-          <w:rFonts w:ascii="Courier New" w:eastAsia="Times New Roman" w:hAnsi="Courier New" w:cs="Courier New"/>
-          <w:sz w:val="20"/>
-          <w:szCs w:val="20"/>
-        </w:rPr>
-        <w:t>about.html</w:t>
-      </w:r>
-      <w:r>
-        <w:rPr>
-          <w:rFonts w:ascii="Times New Roman" w:eastAsia="Times New Roman" w:hAnsi="Times New Roman" w:cs="Times New Roman"/>
-          <w:sz w:val="24"/>
-          <w:szCs w:val="24"/>
-        </w:rPr>
-        <w:t>: the entire body is English ("Our story", "A studio, not a factory.", "Limited Drops", "Made in Tashkent", "No middlemen", "Want to join?", "Subscribe for drop announcements. We don't spam.", "Subscribe" button) — and it still says "VM Graphics" throughout instead of ValleyMade.</w:t>
-      </w:r>
-    </w:p>
-    <w:p>
-      <w:pPr>
-        <w:numPr>
-          <w:ilvl w:val="0"/>
-          <w:numId w:val="5"/>
-        </w:numPr>
-        <w:spacing w:before="100" w:beforeAutospacing="1" w:after="100" w:afterAutospacing="1" w:line="240" w:lineRule="auto"/>
-        <w:rPr>
-          <w:rFonts w:ascii="Times New Roman" w:eastAsia="Times New Roman" w:hAnsi="Times New Roman" w:cs="Times New Roman"/>
-          <w:sz w:val="24"/>
-          <w:szCs w:val="24"/>
-        </w:rPr>
-      </w:pPr>
-      <w:r>
-        <w:rPr>
-          <w:rFonts w:ascii="Courier New" w:eastAsia="Times New Roman" w:hAnsi="Courier New" w:cs="Courier New"/>
-          <w:sz w:val="20"/>
-          <w:szCs w:val="20"/>
-        </w:rPr>
-        <w:t>status.html</w:t>
-      </w:r>
-      <w:r>
-        <w:rPr>
-          <w:rFonts w:ascii="Times New Roman" w:eastAsia="Times New Roman" w:hAnsi="Times New Roman" w:cs="Times New Roman"/>
-          <w:sz w:val="24"/>
-          <w:szCs w:val="24"/>
-        </w:rPr>
-        <w:t xml:space="preserve">: </w:t>
-      </w:r>
-      <w:r>
-        <w:rPr>
-          <w:rFonts w:ascii="Courier New" w:eastAsia="Times New Roman" w:hAnsi="Courier New" w:cs="Courier New"/>
-          <w:sz w:val="20"/>
-          <w:szCs w:val="20"/>
-        </w:rPr>
-        <w:t>&lt;div class="msg msg--err"&gt;This order was cancelled.&lt;/div&gt;</w:t>
-      </w:r>
-      <w:r>
-        <w:rPr>
-          <w:rFonts w:ascii="Times New Roman" w:eastAsia="Times New Roman" w:hAnsi="Times New Roman" w:cs="Times New Roman"/>
-          <w:sz w:val="24"/>
-          <w:szCs w:val="24"/>
-        </w:rPr>
-        <w:t xml:space="preserve"> — escaped your translation pass.</w:t>
-      </w:r>
-    </w:p>
-    <w:p>
-      <w:pPr>
-        <w:numPr>
-          <w:ilvl w:val="0"/>
-          <w:numId w:val="5"/>
-        </w:numPr>
-        <w:spacing w:before="100" w:beforeAutospacing="1" w:after="100" w:afterAutospacing="1" w:line="240" w:lineRule="auto"/>
-        <w:rPr>
-          <w:rFonts w:ascii="Times New Roman" w:eastAsia="Times New Roman" w:hAnsi="Times New Roman" w:cs="Times New Roman"/>
-          <w:sz w:val="24"/>
-          <w:szCs w:val="24"/>
-        </w:rPr>
-      </w:pPr>
-      <w:r>
-        <w:rPr>
-          <w:rFonts w:ascii="Times New Roman" w:eastAsia="Times New Roman" w:hAnsi="Times New Roman" w:cs="Times New Roman"/>
-          <w:sz w:val="24"/>
-          <w:szCs w:val="24"/>
-        </w:rPr>
-        <w:lastRenderedPageBreak/>
-        <w:t>Page titles: "Shop — VM Graphics", "Cart — VM Graphics", "About — VM Graphics", "Bog'lanish — VM Graphics" — all reference the old brand.</w:t>
-      </w:r>
-    </w:p>
-    <w:p>
-      <w:pPr>
-        <w:numPr>
-          <w:ilvl w:val="0"/>
-          <w:numId w:val="5"/>
-        </w:numPr>
-        <w:spacing w:before="100" w:beforeAutospacing="1" w:after="100" w:afterAutospacing="1" w:line="240" w:lineRule="auto"/>
-        <w:rPr>
-          <w:rFonts w:ascii="Times New Roman" w:eastAsia="Times New Roman" w:hAnsi="Times New Roman" w:cs="Times New Roman"/>
-          <w:sz w:val="24"/>
-          <w:szCs w:val="24"/>
-        </w:rPr>
-      </w:pPr>
-      <w:r>
-        <w:rPr>
-          <w:rFonts w:ascii="Times New Roman" w:eastAsia="Times New Roman" w:hAnsi="Times New Roman" w:cs="Times New Roman"/>
-          <w:sz w:val="24"/>
-          <w:szCs w:val="24"/>
-        </w:rPr>
-        <w:t xml:space="preserve">Default </w:t>
-      </w:r>
-      <w:r>
-        <w:rPr>
-          <w:rFonts w:ascii="Courier New" w:eastAsia="Times New Roman" w:hAnsi="Courier New" w:cs="Courier New"/>
-          <w:sz w:val="20"/>
-          <w:szCs w:val="20"/>
-        </w:rPr>
-        <w:t>meta description</w:t>
-      </w:r>
-      <w:r>
-        <w:rPr>
-          <w:rFonts w:ascii="Times New Roman" w:eastAsia="Times New Roman" w:hAnsi="Times New Roman" w:cs="Times New Roman"/>
-          <w:sz w:val="24"/>
-          <w:szCs w:val="24"/>
-        </w:rPr>
-        <w:t>: "VM Graphics — local supplier. Clothes, made to last."</w:t>
-      </w:r>
-    </w:p>
-    <w:p>
-      <w:pPr>
-        <w:numPr>
-          <w:ilvl w:val="0"/>
-          <w:numId w:val="5"/>
-        </w:numPr>
-        <w:spacing w:before="100" w:beforeAutospacing="1" w:after="100" w:afterAutospacing="1" w:line="240" w:lineRule="auto"/>
-        <w:rPr>
-          <w:rFonts w:ascii="Times New Roman" w:eastAsia="Times New Roman" w:hAnsi="Times New Roman" w:cs="Times New Roman"/>
-          <w:sz w:val="24"/>
-          <w:szCs w:val="24"/>
-        </w:rPr>
-      </w:pPr>
-      <w:r>
-        <w:rPr>
-          <w:rFonts w:ascii="Times New Roman" w:eastAsia="Times New Roman" w:hAnsi="Times New Roman" w:cs="Times New Roman"/>
-          <w:sz w:val="24"/>
-          <w:szCs w:val="24"/>
-        </w:rPr>
-        <w:t>Base title block produces "ValleyMade — ValleyMade" (duplicate) when no override.</w:t>
-      </w:r>
-    </w:p>
-    <w:p>
-      <w:pPr>
-        <w:spacing w:before="100" w:beforeAutospacing="1" w:after="100" w:afterAutospacing="1" w:line="240" w:lineRule="auto"/>
-        <w:rPr>
-          <w:rFonts w:ascii="Times New Roman" w:eastAsia="Times New Roman" w:hAnsi="Times New Roman" w:cs="Times New Roman"/>
-          <w:sz w:val="24"/>
-          <w:szCs w:val="24"/>
-        </w:rPr>
-      </w:pPr>
-      <w:r>
-        <w:rPr>
-          <w:rFonts w:ascii="Times New Roman" w:eastAsia="Times New Roman" w:hAnsi="Times New Roman" w:cs="Times New Roman"/>
-          <w:b/>
-          <w:bCs/>
-          <w:sz w:val="24"/>
-          <w:szCs w:val="24"/>
-        </w:rPr>
-        <w:t>Uzbek inconsistencies / typos:</w:t>
-      </w:r>
-    </w:p>
-    <w:p>
-      <w:pPr>
-        <w:numPr>
-          <w:ilvl w:val="0"/>
-          <w:numId w:val="6"/>
-        </w:numPr>
-        <w:spacing w:before="100" w:beforeAutospacing="1" w:after="100" w:afterAutospacing="1" w:line="240" w:lineRule="auto"/>
-        <w:rPr>
-          <w:rFonts w:ascii="Times New Roman" w:eastAsia="Times New Roman" w:hAnsi="Times New Roman" w:cs="Times New Roman"/>
-          <w:sz w:val="24"/>
-          <w:szCs w:val="24"/>
-        </w:rPr>
-      </w:pPr>
-      <w:r>
-        <w:rPr>
-          <w:rFonts w:ascii="Courier New" w:eastAsia="Times New Roman" w:hAnsi="Courier New" w:cs="Courier New"/>
-          <w:sz w:val="20"/>
-          <w:szCs w:val="20"/>
-        </w:rPr>
-        <w:t>"Hush kelibsiz!."</w:t>
-      </w:r>
-      <w:r>
-        <w:rPr>
-          <w:rFonts w:ascii="Times New Roman" w:eastAsia="Times New Roman" w:hAnsi="Times New Roman" w:cs="Times New Roman"/>
-          <w:sz w:val="24"/>
-          <w:szCs w:val="24"/>
-        </w:rPr>
-        <w:t xml:space="preserve"> in </w:t>
-      </w:r>
-      <w:r>
-        <w:rPr>
-          <w:rFonts w:ascii="Courier New" w:eastAsia="Times New Roman" w:hAnsi="Courier New" w:cs="Courier New"/>
-          <w:sz w:val="20"/>
-          <w:szCs w:val="20"/>
-        </w:rPr>
-        <w:t>user/views.py</w:t>
-      </w:r>
-      <w:r>
-        <w:rPr>
-          <w:rFonts w:ascii="Times New Roman" w:eastAsia="Times New Roman" w:hAnsi="Times New Roman" w:cs="Times New Roman"/>
-          <w:sz w:val="24"/>
-          <w:szCs w:val="24"/>
-        </w:rPr>
-        <w:t xml:space="preserve"> — should be </w:t>
-      </w:r>
-      <w:r>
-        <w:rPr>
-          <w:rFonts w:ascii="Courier New" w:eastAsia="Times New Roman" w:hAnsi="Courier New" w:cs="Courier New"/>
-          <w:sz w:val="20"/>
-          <w:szCs w:val="20"/>
-        </w:rPr>
-        <w:t>"Xush kelibsiz!"</w:t>
-      </w:r>
-      <w:r>
-        <w:rPr>
-          <w:rFonts w:ascii="Times New Roman" w:eastAsia="Times New Roman" w:hAnsi="Times New Roman" w:cs="Times New Roman"/>
-          <w:sz w:val="24"/>
-          <w:szCs w:val="24"/>
-        </w:rPr>
-        <w:t xml:space="preserve"> (X, not H; no period after </w:t>
-      </w:r>
-      <w:r>
-        <w:rPr>
-          <w:rFonts w:ascii="Courier New" w:eastAsia="Times New Roman" w:hAnsi="Courier New" w:cs="Courier New"/>
-          <w:sz w:val="20"/>
-          <w:szCs w:val="20"/>
-        </w:rPr>
-        <w:t>!</w:t>
-      </w:r>
-      <w:r>
-        <w:rPr>
-          <w:rFonts w:ascii="Times New Roman" w:eastAsia="Times New Roman" w:hAnsi="Times New Roman" w:cs="Times New Roman"/>
-          <w:sz w:val="24"/>
-          <w:szCs w:val="24"/>
-        </w:rPr>
-        <w:t>).</w:t>
-      </w:r>
-    </w:p>
-    <w:p>
-      <w:pPr>
-        <w:numPr>
-          <w:ilvl w:val="0"/>
-          <w:numId w:val="6"/>
-        </w:numPr>
-        <w:spacing w:before="100" w:beforeAutospacing="1" w:after="100" w:afterAutospacing="1" w:line="240" w:lineRule="auto"/>
-        <w:rPr>
-          <w:rFonts w:ascii="Times New Roman" w:eastAsia="Times New Roman" w:hAnsi="Times New Roman" w:cs="Times New Roman"/>
-          <w:sz w:val="24"/>
-          <w:szCs w:val="24"/>
-        </w:rPr>
-      </w:pPr>
-      <w:r>
-        <w:rPr>
-          <w:rFonts w:ascii="Courier New" w:eastAsia="Times New Roman" w:hAnsi="Courier New" w:cs="Courier New"/>
-          <w:sz w:val="20"/>
-          <w:szCs w:val="20"/>
-        </w:rPr>
-        <w:t>"Iltimos habar kiriting."</w:t>
-      </w:r>
-      <w:r>
-        <w:rPr>
-          <w:rFonts w:ascii="Times New Roman" w:eastAsia="Times New Roman" w:hAnsi="Times New Roman" w:cs="Times New Roman"/>
-          <w:sz w:val="24"/>
-          <w:szCs w:val="24"/>
-        </w:rPr>
-        <w:t xml:space="preserve"> in </w:t>
-      </w:r>
-      <w:r>
-        <w:rPr>
-          <w:rFonts w:ascii="Courier New" w:eastAsia="Times New Roman" w:hAnsi="Courier New" w:cs="Courier New"/>
-          <w:sz w:val="20"/>
-          <w:szCs w:val="20"/>
-        </w:rPr>
-        <w:t>core/views.py</w:t>
-      </w:r>
-      <w:r>
-        <w:rPr>
-          <w:rFonts w:ascii="Times New Roman" w:eastAsia="Times New Roman" w:hAnsi="Times New Roman" w:cs="Times New Roman"/>
-          <w:sz w:val="24"/>
-          <w:szCs w:val="24"/>
-        </w:rPr>
-        <w:t xml:space="preserve"> — modern Latin Uzbek is </w:t>
-      </w:r>
-      <w:r>
-        <w:rPr>
-          <w:rFonts w:ascii="Courier New" w:eastAsia="Times New Roman" w:hAnsi="Courier New" w:cs="Courier New"/>
-          <w:sz w:val="20"/>
-          <w:szCs w:val="20"/>
-        </w:rPr>
-        <w:t>xabar</w:t>
-      </w:r>
-      <w:r>
-        <w:rPr>
-          <w:rFonts w:ascii="Times New Roman" w:eastAsia="Times New Roman" w:hAnsi="Times New Roman" w:cs="Times New Roman"/>
-          <w:sz w:val="24"/>
-          <w:szCs w:val="24"/>
-        </w:rPr>
-        <w:t xml:space="preserve"> not </w:t>
-      </w:r>
-      <w:r>
-        <w:rPr>
-          <w:rFonts w:ascii="Courier New" w:eastAsia="Times New Roman" w:hAnsi="Courier New" w:cs="Courier New"/>
-          <w:sz w:val="20"/>
-          <w:szCs w:val="20"/>
-        </w:rPr>
-        <w:t>habar</w:t>
-      </w:r>
-      <w:r>
-        <w:rPr>
-          <w:rFonts w:ascii="Times New Roman" w:eastAsia="Times New Roman" w:hAnsi="Times New Roman" w:cs="Times New Roman"/>
-          <w:sz w:val="24"/>
-          <w:szCs w:val="24"/>
-        </w:rPr>
-        <w:t>.</w:t>
-      </w:r>
-    </w:p>
-    <w:p>
-      <w:pPr>
-        <w:numPr>
-          <w:ilvl w:val="0"/>
-          <w:numId w:val="6"/>
-        </w:numPr>
-        <w:spacing w:before="100" w:beforeAutospacing="1" w:after="100" w:afterAutospacing="1" w:line="240" w:lineRule="auto"/>
-        <w:rPr>
-          <w:rFonts w:ascii="Times New Roman" w:eastAsia="Times New Roman" w:hAnsi="Times New Roman" w:cs="Times New Roman"/>
-          <w:sz w:val="24"/>
-          <w:szCs w:val="24"/>
-        </w:rPr>
-      </w:pPr>
-      <w:r>
-        <w:rPr>
-          <w:rFonts w:ascii="Courier New" w:eastAsia="Times New Roman" w:hAnsi="Courier New" w:cs="Courier New"/>
-          <w:sz w:val="20"/>
-          <w:szCs w:val="20"/>
-        </w:rPr>
-        <w:t>"Xatoliklarni to'girlang!"</w:t>
-      </w:r>
-      <w:r>
-        <w:rPr>
-          <w:rFonts w:ascii="Times New Roman" w:eastAsia="Times New Roman" w:hAnsi="Times New Roman" w:cs="Times New Roman"/>
-          <w:sz w:val="24"/>
-          <w:szCs w:val="24"/>
-        </w:rPr>
-        <w:t xml:space="preserve"> in </w:t>
-      </w:r>
-      <w:r>
-        <w:rPr>
-          <w:rFonts w:ascii="Courier New" w:eastAsia="Times New Roman" w:hAnsi="Courier New" w:cs="Courier New"/>
-          <w:sz w:val="20"/>
-          <w:szCs w:val="20"/>
-        </w:rPr>
-        <w:t>contact.html</w:t>
-      </w:r>
-      <w:r>
-        <w:rPr>
-          <w:rFonts w:ascii="Times New Roman" w:eastAsia="Times New Roman" w:hAnsi="Times New Roman" w:cs="Times New Roman"/>
-          <w:sz w:val="24"/>
-          <w:szCs w:val="24"/>
-        </w:rPr>
-        <w:t xml:space="preserve"> — should be </w:t>
-      </w:r>
-      <w:r>
-        <w:rPr>
-          <w:rFonts w:ascii="Courier New" w:eastAsia="Times New Roman" w:hAnsi="Courier New" w:cs="Courier New"/>
-          <w:sz w:val="20"/>
-          <w:szCs w:val="20"/>
-        </w:rPr>
-        <w:t>to'g'rilang</w:t>
-      </w:r>
-      <w:r>
-        <w:rPr>
-          <w:rFonts w:ascii="Times New Roman" w:eastAsia="Times New Roman" w:hAnsi="Times New Roman" w:cs="Times New Roman"/>
-          <w:sz w:val="24"/>
-          <w:szCs w:val="24"/>
-        </w:rPr>
-        <w:t>.</w:t>
-      </w:r>
-    </w:p>
-    <w:p>
-      <w:pPr>
-        <w:numPr>
-          <w:ilvl w:val="0"/>
-          <w:numId w:val="6"/>
-        </w:numPr>
-        <w:spacing w:before="100" w:beforeAutospacing="1" w:after="100" w:afterAutospacing="1" w:line="240" w:lineRule="auto"/>
-        <w:rPr>
-          <w:rFonts w:ascii="Times New Roman" w:eastAsia="Times New Roman" w:hAnsi="Times New Roman" w:cs="Times New Roman"/>
-          <w:sz w:val="24"/>
-          <w:szCs w:val="24"/>
-        </w:rPr>
-      </w:pPr>
-      <w:r>
-        <w:rPr>
-          <w:rFonts w:ascii="Courier New" w:eastAsia="Times New Roman" w:hAnsi="Courier New" w:cs="Courier New"/>
-          <w:sz w:val="20"/>
-          <w:szCs w:val="20"/>
-        </w:rPr>
-        <w:t>"Narsa harid qilish."</w:t>
-      </w:r>
-      <w:r>
-        <w:rPr>
-          <w:rFonts w:ascii="Times New Roman" w:eastAsia="Times New Roman" w:hAnsi="Times New Roman" w:cs="Times New Roman"/>
-          <w:sz w:val="24"/>
-          <w:szCs w:val="24"/>
-        </w:rPr>
-        <w:t xml:space="preserve"> in </w:t>
-      </w:r>
-      <w:r>
-        <w:rPr>
-          <w:rFonts w:ascii="Courier New" w:eastAsia="Times New Roman" w:hAnsi="Courier New" w:cs="Courier New"/>
-          <w:sz w:val="20"/>
-          <w:szCs w:val="20"/>
-        </w:rPr>
-        <w:t>cart.html</w:t>
-      </w:r>
-      <w:r>
-        <w:rPr>
-          <w:rFonts w:ascii="Times New Roman" w:eastAsia="Times New Roman" w:hAnsi="Times New Roman" w:cs="Times New Roman"/>
-          <w:sz w:val="24"/>
-          <w:szCs w:val="24"/>
-        </w:rPr>
-        <w:t xml:space="preserve"> — should be </w:t>
-      </w:r>
-      <w:r>
-        <w:rPr>
-          <w:rFonts w:ascii="Courier New" w:eastAsia="Times New Roman" w:hAnsi="Courier New" w:cs="Courier New"/>
-          <w:sz w:val="20"/>
-          <w:szCs w:val="20"/>
-        </w:rPr>
-        <w:t>Xarid qiling</w:t>
-      </w:r>
-      <w:r>
-        <w:rPr>
-          <w:rFonts w:ascii="Times New Roman" w:eastAsia="Times New Roman" w:hAnsi="Times New Roman" w:cs="Times New Roman"/>
-          <w:sz w:val="24"/>
-          <w:szCs w:val="24"/>
-        </w:rPr>
-        <w:t>.</w:t>
-      </w:r>
-    </w:p>
-    <w:p>
-      <w:pPr>
-        <w:numPr>
-          <w:ilvl w:val="0"/>
-          <w:numId w:val="6"/>
-        </w:numPr>
-        <w:spacing w:before="100" w:beforeAutospacing="1" w:after="100" w:afterAutospacing="1" w:line="240" w:lineRule="auto"/>
-        <w:rPr>
-          <w:rFonts w:ascii="Times New Roman" w:eastAsia="Times New Roman" w:hAnsi="Times New Roman" w:cs="Times New Roman"/>
-          <w:sz w:val="24"/>
-          <w:szCs w:val="24"/>
-        </w:rPr>
-      </w:pPr>
-      <w:r>
-        <w:rPr>
-          <w:rFonts w:ascii="Courier New" w:eastAsia="Times New Roman" w:hAnsi="Courier New" w:cs="Courier New"/>
-          <w:sz w:val="20"/>
-          <w:szCs w:val="20"/>
-        </w:rPr>
-        <w:t>"Razmer"</w:t>
-      </w:r>
-      <w:r>
-        <w:rPr>
-          <w:rFonts w:ascii="Times New Roman" w:eastAsia="Times New Roman" w:hAnsi="Times New Roman" w:cs="Times New Roman"/>
-          <w:sz w:val="24"/>
-          <w:szCs w:val="24"/>
-        </w:rPr>
-        <w:t xml:space="preserve"> in </w:t>
-      </w:r>
-      <w:r>
-        <w:rPr>
-          <w:rFonts w:ascii="Courier New" w:eastAsia="Times New Roman" w:hAnsi="Courier New" w:cs="Courier New"/>
-          <w:sz w:val="20"/>
-          <w:szCs w:val="20"/>
-        </w:rPr>
-        <w:t>item.html</w:t>
-      </w:r>
-      <w:r>
-        <w:rPr>
-          <w:rFonts w:ascii="Times New Roman" w:eastAsia="Times New Roman" w:hAnsi="Times New Roman" w:cs="Times New Roman"/>
-          <w:sz w:val="24"/>
-          <w:szCs w:val="24"/>
-        </w:rPr>
-        <w:t xml:space="preserve"> (Russian loanword) vs </w:t>
-      </w:r>
-      <w:r>
-        <w:rPr>
-          <w:rFonts w:ascii="Courier New" w:eastAsia="Times New Roman" w:hAnsi="Courier New" w:cs="Courier New"/>
-          <w:sz w:val="20"/>
-          <w:szCs w:val="20"/>
-        </w:rPr>
-        <w:t>"O'lcham"</w:t>
-      </w:r>
-      <w:r>
-        <w:rPr>
-          <w:rFonts w:ascii="Times New Roman" w:eastAsia="Times New Roman" w:hAnsi="Times New Roman" w:cs="Times New Roman"/>
-          <w:sz w:val="24"/>
-          <w:szCs w:val="24"/>
-        </w:rPr>
-        <w:t xml:space="preserve"> in </w:t>
-      </w:r>
-      <w:r>
-        <w:rPr>
-          <w:rFonts w:ascii="Courier New" w:eastAsia="Times New Roman" w:hAnsi="Courier New" w:cs="Courier New"/>
-          <w:sz w:val="20"/>
-          <w:szCs w:val="20"/>
-        </w:rPr>
-        <w:t>shop.html</w:t>
-      </w:r>
-      <w:r>
-        <w:rPr>
-          <w:rFonts w:ascii="Times New Roman" w:eastAsia="Times New Roman" w:hAnsi="Times New Roman" w:cs="Times New Roman"/>
-          <w:sz w:val="24"/>
-          <w:szCs w:val="24"/>
-        </w:rPr>
-        <w:t xml:space="preserve"> sidebar. Pick one.</w:t>
-      </w:r>
-    </w:p>
-    <w:p>
-      <w:pPr>
-        <w:numPr>
-          <w:ilvl w:val="0"/>
-          <w:numId w:val="6"/>
-        </w:numPr>
-        <w:spacing w:before="100" w:beforeAutospacing="1" w:after="100" w:afterAutospacing="1" w:line="240" w:lineRule="auto"/>
-        <w:rPr>
-          <w:rFonts w:ascii="Times New Roman" w:eastAsia="Times New Roman" w:hAnsi="Times New Roman" w:cs="Times New Roman"/>
-          <w:sz w:val="24"/>
-          <w:szCs w:val="24"/>
-        </w:rPr>
-      </w:pPr>
-      <w:r>
-        <w:rPr>
-          <w:rFonts w:ascii="Courier New" w:eastAsia="Times New Roman" w:hAnsi="Courier New" w:cs="Courier New"/>
-          <w:sz w:val="20"/>
-          <w:szCs w:val="20"/>
-        </w:rPr>
-        <w:t>"Dokon"</w:t>
-      </w:r>
-      <w:r>
-        <w:rPr>
-          <w:rFonts w:ascii="Times New Roman" w:eastAsia="Times New Roman" w:hAnsi="Times New Roman" w:cs="Times New Roman"/>
-          <w:sz w:val="24"/>
-          <w:szCs w:val="24"/>
-        </w:rPr>
-        <w:t xml:space="preserve"> typo in </w:t>
-      </w:r>
-      <w:r>
-        <w:rPr>
-          <w:rFonts w:ascii="Courier New" w:eastAsia="Times New Roman" w:hAnsi="Courier New" w:cs="Courier New"/>
-          <w:sz w:val="20"/>
-          <w:szCs w:val="20"/>
-        </w:rPr>
-        <w:t>item.html</w:t>
-      </w:r>
-      <w:r>
-        <w:rPr>
-          <w:rFonts w:ascii="Times New Roman" w:eastAsia="Times New Roman" w:hAnsi="Times New Roman" w:cs="Times New Roman"/>
-          <w:sz w:val="24"/>
-          <w:szCs w:val="24"/>
-        </w:rPr>
-        <w:t xml:space="preserve"> breadcrumb (everywhere else it's </w:t>
-      </w:r>
-      <w:r>
-        <w:rPr>
-          <w:rFonts w:ascii="Courier New" w:eastAsia="Times New Roman" w:hAnsi="Courier New" w:cs="Courier New"/>
-          <w:sz w:val="20"/>
-          <w:szCs w:val="20"/>
-        </w:rPr>
-        <w:t>Do'kon</w:t>
-      </w:r>
-      <w:r>
-        <w:rPr>
-          <w:rFonts w:ascii="Times New Roman" w:eastAsia="Times New Roman" w:hAnsi="Times New Roman" w:cs="Times New Roman"/>
-          <w:sz w:val="24"/>
-          <w:szCs w:val="24"/>
-        </w:rPr>
-        <w:t>).</w:t>
-      </w:r>
-    </w:p>
-    <w:p>
-      <w:pPr>
-        <w:numPr>
-          <w:ilvl w:val="0"/>
-          <w:numId w:val="6"/>
-        </w:numPr>
-        <w:spacing w:before="100" w:beforeAutospacing="1" w:after="100" w:afterAutospacing="1" w:line="240" w:lineRule="auto"/>
-        <w:rPr>
-          <w:rFonts w:ascii="Times New Roman" w:eastAsia="Times New Roman" w:hAnsi="Times New Roman" w:cs="Times New Roman"/>
-          <w:sz w:val="24"/>
-          <w:szCs w:val="24"/>
-        </w:rPr>
-      </w:pPr>
-      <w:r>
-        <w:rPr>
-          <w:rFonts w:ascii="Courier New" w:eastAsia="Times New Roman" w:hAnsi="Courier New" w:cs="Courier New"/>
-          <w:sz w:val="20"/>
-          <w:szCs w:val="20"/>
-        </w:rPr>
-        <w:t>"akkaunt"</w:t>
-      </w:r>
-      <w:r>
-        <w:rPr>
-          <w:rFonts w:ascii="Times New Roman" w:eastAsia="Times New Roman" w:hAnsi="Times New Roman" w:cs="Times New Roman"/>
-          <w:sz w:val="24"/>
-          <w:szCs w:val="24"/>
-        </w:rPr>
-        <w:t xml:space="preserve"> in </w:t>
-      </w:r>
-      <w:r>
-        <w:rPr>
-          <w:rFonts w:ascii="Courier New" w:eastAsia="Times New Roman" w:hAnsi="Courier New" w:cs="Courier New"/>
-          <w:sz w:val="20"/>
-          <w:szCs w:val="20"/>
-        </w:rPr>
-        <w:t>forms.py</w:t>
-      </w:r>
-      <w:r>
-        <w:rPr>
-          <w:rFonts w:ascii="Times New Roman" w:eastAsia="Times New Roman" w:hAnsi="Times New Roman" w:cs="Times New Roman"/>
-          <w:sz w:val="24"/>
-          <w:szCs w:val="24"/>
-        </w:rPr>
-        <w:t xml:space="preserve"> (</w:t>
-      </w:r>
-      <w:r>
-        <w:rPr>
-          <w:rFonts w:ascii="Courier New" w:eastAsia="Times New Roman" w:hAnsi="Courier New" w:cs="Courier New"/>
-          <w:sz w:val="20"/>
-          <w:szCs w:val="20"/>
-        </w:rPr>
-        <w:t>"Bu akkaunt faol emas."</w:t>
-      </w:r>
-      <w:r>
-        <w:rPr>
-          <w:rFonts w:ascii="Times New Roman" w:eastAsia="Times New Roman" w:hAnsi="Times New Roman" w:cs="Times New Roman"/>
-          <w:sz w:val="24"/>
-          <w:szCs w:val="24"/>
-        </w:rPr>
-        <w:t xml:space="preserve">) — more standard: </w:t>
-      </w:r>
-      <w:r>
-        <w:rPr>
-          <w:rFonts w:ascii="Courier New" w:eastAsia="Times New Roman" w:hAnsi="Courier New" w:cs="Courier New"/>
-          <w:sz w:val="20"/>
-          <w:szCs w:val="20"/>
-        </w:rPr>
-        <w:t>hisob faol emas</w:t>
-      </w:r>
-      <w:r>
-        <w:rPr>
-          <w:rFonts w:ascii="Times New Roman" w:eastAsia="Times New Roman" w:hAnsi="Times New Roman" w:cs="Times New Roman"/>
-          <w:sz w:val="24"/>
-          <w:szCs w:val="24"/>
-        </w:rPr>
-        <w:t>.</w:t>
-      </w:r>
-    </w:p>
-    <w:p>
-      <w:pPr>
-        <w:spacing w:before="100" w:beforeAutospacing="1" w:after="100" w:afterAutospacing="1" w:line="240" w:lineRule="auto"/>
-        <w:rPr>
-          <w:rFonts w:ascii="Times New Roman" w:eastAsia="Times New Roman" w:hAnsi="Times New Roman" w:cs="Times New Roman"/>
-          <w:sz w:val="24"/>
-          <w:szCs w:val="24"/>
-        </w:rPr>
-      </w:pPr>
-      <w:r>
-        <w:rPr>
-          <w:rFonts w:ascii="Times New Roman" w:eastAsia="Times New Roman" w:hAnsi="Times New Roman" w:cs="Times New Roman"/>
-          <w:b/>
-          <w:bCs/>
-          <w:sz w:val="24"/>
-          <w:szCs w:val="24"/>
-        </w:rPr>
-        <w:t>Architectural i18n issue:</w:t>
-      </w:r>
-      <w:r>
-        <w:rPr>
-          <w:rFonts w:ascii="Times New Roman" w:eastAsia="Times New Roman" w:hAnsi="Times New Roman" w:cs="Times New Roman"/>
-          <w:sz w:val="24"/>
-          <w:szCs w:val="24"/>
-        </w:rPr>
-        <w:t xml:space="preserve"> You're not using Django's </w:t>
-      </w:r>
-      <w:r>
-        <w:rPr>
-          <w:rFonts w:ascii="Courier New" w:eastAsia="Times New Roman" w:hAnsi="Courier New" w:cs="Courier New"/>
-          <w:sz w:val="20"/>
-          <w:szCs w:val="20"/>
-        </w:rPr>
-        <w:t>i18n</w:t>
-      </w:r>
-      <w:r>
-        <w:rPr>
-          <w:rFonts w:ascii="Times New Roman" w:eastAsia="Times New Roman" w:hAnsi="Times New Roman" w:cs="Times New Roman"/>
-          <w:sz w:val="24"/>
-          <w:szCs w:val="24"/>
-        </w:rPr>
-        <w:t xml:space="preserve"> system at all. All strings are hardcoded into templates and Python files. If you ever want Russian later, you'll be doing a global find-and-replace. Consider wrapping user-facing strings in </w:t>
-      </w:r>
-      <w:r>
-        <w:rPr>
-          <w:rFonts w:ascii="Courier New" w:eastAsia="Times New Roman" w:hAnsi="Courier New" w:cs="Courier New"/>
-          <w:sz w:val="20"/>
-          <w:szCs w:val="20"/>
-        </w:rPr>
-        <w:t>{% trans %}</w:t>
-      </w:r>
-      <w:r>
-        <w:rPr>
-          <w:rFonts w:ascii="Times New Roman" w:eastAsia="Times New Roman" w:hAnsi="Times New Roman" w:cs="Times New Roman"/>
-          <w:sz w:val="24"/>
-          <w:szCs w:val="24"/>
-        </w:rPr>
-        <w:t xml:space="preserve"> / </w:t>
-      </w:r>
-      <w:r>
-        <w:rPr>
-          <w:rFonts w:ascii="Courier New" w:eastAsia="Times New Roman" w:hAnsi="Courier New" w:cs="Courier New"/>
-          <w:sz w:val="20"/>
-          <w:szCs w:val="20"/>
-        </w:rPr>
-        <w:t>gettext_lazy</w:t>
-      </w:r>
-      <w:r>
-        <w:rPr>
-          <w:rFonts w:ascii="Times New Roman" w:eastAsia="Times New Roman" w:hAnsi="Times New Roman" w:cs="Times New Roman"/>
-          <w:sz w:val="24"/>
-          <w:szCs w:val="24"/>
-        </w:rPr>
-        <w:t xml:space="preserve"> and using </w:t>
-      </w:r>
-      <w:r>
-        <w:rPr>
-          <w:rFonts w:ascii="Courier New" w:eastAsia="Times New Roman" w:hAnsi="Courier New" w:cs="Courier New"/>
-          <w:sz w:val="20"/>
-          <w:szCs w:val="20"/>
-        </w:rPr>
-        <w:t>.po</w:t>
-      </w:r>
-      <w:r>
-        <w:rPr>
-          <w:rFonts w:ascii="Times New Roman" w:eastAsia="Times New Roman" w:hAnsi="Times New Roman" w:cs="Times New Roman"/>
-          <w:sz w:val="24"/>
-          <w:szCs w:val="24"/>
-        </w:rPr>
-        <w:t xml:space="preserve"> files now — easier before content grows than after.</w:t>
       </w:r>
     </w:p>
     <w:p>
@@ -3359,7 +1987,6 @@
           <w:sz w:val="48"/>
           <w:szCs w:val="48"/>
         </w:rPr>
-        <w:lastRenderedPageBreak/>
         <w:t>Medium — performance &amp; UX</w:t>
       </w:r>
     </w:p>
@@ -3638,6 +2265,7 @@
           <w:sz w:val="20"/>
           <w:szCs w:val="20"/>
         </w:rPr>
+        <w:lastRenderedPageBreak/>
         <w:t>cart_add</w:t>
       </w:r>
       <w:r>
@@ -4571,7 +3199,6 @@
           <w:sz w:val="48"/>
           <w:szCs w:val="48"/>
         </w:rPr>
-        <w:lastRenderedPageBreak/>
         <w:t>Suggested priority order</w:t>
       </w:r>
     </w:p>
@@ -4770,6 +3397,7 @@
           <w:sz w:val="24"/>
           <w:szCs w:val="24"/>
         </w:rPr>
+        <w:lastRenderedPageBreak/>
         <w:t xml:space="preserve">Build </w:t>
       </w:r>
       <w:r>
@@ -5241,6 +3869,2786 @@
           <w:szCs w:val="24"/>
         </w:rPr>
         <w:t>Want me to spin up follow-up chats for any of these in particular (e.g., a focused "phone OTP" chat, a "password reset" chat, or a "production settings" chat)?</w:t>
+      </w:r>
+    </w:p>
+    <w:p>
+      <w:pPr>
+        <w:pBdr>
+          <w:top w:val="single" w:sz="6" w:space="1" w:color="auto"/>
+          <w:bottom w:val="single" w:sz="6" w:space="1" w:color="auto"/>
+        </w:pBdr>
+        <w:spacing w:before="100" w:beforeAutospacing="1" w:after="100" w:afterAutospacing="1" w:line="240" w:lineRule="auto"/>
+        <w:rPr>
+          <w:rFonts w:ascii="Times New Roman" w:eastAsia="Times New Roman" w:hAnsi="Times New Roman" w:cs="Times New Roman"/>
+          <w:sz w:val="24"/>
+          <w:szCs w:val="24"/>
+        </w:rPr>
+      </w:pPr>
+    </w:p>
+    <w:p>
+      <w:pPr>
+        <w:pBdr>
+          <w:bottom w:val="single" w:sz="6" w:space="1" w:color="auto"/>
+          <w:between w:val="single" w:sz="6" w:space="1" w:color="auto"/>
+        </w:pBdr>
+        <w:spacing w:before="100" w:beforeAutospacing="1" w:after="100" w:afterAutospacing="1" w:line="240" w:lineRule="auto"/>
+        <w:rPr>
+          <w:rFonts w:ascii="Times New Roman" w:eastAsia="Times New Roman" w:hAnsi="Times New Roman" w:cs="Times New Roman"/>
+          <w:sz w:val="24"/>
+          <w:szCs w:val="24"/>
+        </w:rPr>
+      </w:pPr>
+    </w:p>
+    <w:p>
+      <w:pPr>
+        <w:spacing w:before="100" w:beforeAutospacing="1" w:after="100" w:afterAutospacing="1" w:line="240" w:lineRule="auto"/>
+        <w:rPr>
+          <w:rFonts w:ascii="Times New Roman" w:eastAsia="Times New Roman" w:hAnsi="Times New Roman" w:cs="Times New Roman"/>
+          <w:sz w:val="24"/>
+          <w:szCs w:val="24"/>
+        </w:rPr>
+      </w:pPr>
+    </w:p>
+    <w:p>
+      <w:r>
+        <w:br w:type="page"/>
+      </w:r>
+    </w:p>
+    <w:p>
+      <w:pPr>
+        <w:pStyle w:val="NormalWeb"/>
+      </w:pPr>
+      <w:r>
+        <w:lastRenderedPageBreak/>
+        <w:t>I went through every file. Big improvements since last pass — OTP scaffold, cart concurrency, checkout race, query_transform, translations. Solid work. Below is what still stands between you and a deploy.</w:t>
+      </w:r>
+    </w:p>
+    <w:p>
+      <w:pPr>
+        <w:pStyle w:val="Heading1"/>
+      </w:pPr>
+      <w:r>
+        <w:t>Blockers — must fix before deploy</w:t>
+      </w:r>
+    </w:p>
+    <w:p>
+      <w:pPr>
+        <w:pStyle w:val="Heading2"/>
+      </w:pPr>
+      <w:r>
+        <w:t>1. Production security settings (unchanged from last pass)</w:t>
+      </w:r>
+    </w:p>
+    <w:p>
+      <w:pPr>
+        <w:pStyle w:val="NormalWeb"/>
+      </w:pPr>
+      <w:r>
+        <w:rPr>
+          <w:rStyle w:val="HTMLCode"/>
+        </w:rPr>
+        <w:t>vm/settings.py</w:t>
+      </w:r>
+      <w:r>
+        <w:t xml:space="preserve"> is still configured for development. None of these are optional for a public site:</w:t>
+      </w:r>
+    </w:p>
+    <w:p>
+      <w:pPr>
+        <w:numPr>
+          <w:ilvl w:val="0"/>
+          <w:numId w:val="12"/>
+        </w:numPr>
+        <w:spacing w:before="100" w:beforeAutospacing="1" w:after="100" w:afterAutospacing="1" w:line="240" w:lineRule="auto"/>
+      </w:pPr>
+      <w:r>
+        <w:rPr>
+          <w:rStyle w:val="HTMLCode"/>
+          <w:rFonts w:eastAsiaTheme="minorHAnsi"/>
+        </w:rPr>
+        <w:t>SECRET_KEY</w:t>
+      </w:r>
+      <w:r>
+        <w:t xml:space="preserve"> is hard-coded and prefixed </w:t>
+      </w:r>
+      <w:r>
+        <w:rPr>
+          <w:rStyle w:val="HTMLCode"/>
+          <w:rFonts w:eastAsiaTheme="minorHAnsi"/>
+        </w:rPr>
+        <w:t>django-insecure-</w:t>
+      </w:r>
+      <w:r>
+        <w:t>.</w:t>
+      </w:r>
+    </w:p>
+    <w:p>
+      <w:pPr>
+        <w:numPr>
+          <w:ilvl w:val="0"/>
+          <w:numId w:val="12"/>
+        </w:numPr>
+        <w:spacing w:before="100" w:beforeAutospacing="1" w:after="100" w:afterAutospacing="1" w:line="240" w:lineRule="auto"/>
+      </w:pPr>
+      <w:r>
+        <w:rPr>
+          <w:rStyle w:val="HTMLCode"/>
+          <w:rFonts w:eastAsiaTheme="minorHAnsi"/>
+        </w:rPr>
+        <w:t>DEBUG = True</w:t>
+      </w:r>
+      <w:r>
+        <w:t>.</w:t>
+      </w:r>
+    </w:p>
+    <w:p>
+      <w:pPr>
+        <w:numPr>
+          <w:ilvl w:val="0"/>
+          <w:numId w:val="12"/>
+        </w:numPr>
+        <w:spacing w:before="100" w:beforeAutospacing="1" w:after="100" w:afterAutospacing="1" w:line="240" w:lineRule="auto"/>
+      </w:pPr>
+      <w:r>
+        <w:rPr>
+          <w:rStyle w:val="HTMLCode"/>
+          <w:rFonts w:eastAsiaTheme="minorHAnsi"/>
+        </w:rPr>
+        <w:t>ALLOWED_HOSTS = ['*']</w:t>
+      </w:r>
+      <w:r>
+        <w:t>.</w:t>
+      </w:r>
+    </w:p>
+    <w:p>
+      <w:pPr>
+        <w:numPr>
+          <w:ilvl w:val="0"/>
+          <w:numId w:val="12"/>
+        </w:numPr>
+        <w:spacing w:before="100" w:beforeAutospacing="1" w:after="100" w:afterAutospacing="1" w:line="240" w:lineRule="auto"/>
+      </w:pPr>
+      <w:r>
+        <w:t>Database username / password / name in plain text.</w:t>
+      </w:r>
+    </w:p>
+    <w:p>
+      <w:pPr>
+        <w:numPr>
+          <w:ilvl w:val="0"/>
+          <w:numId w:val="12"/>
+        </w:numPr>
+        <w:spacing w:before="100" w:beforeAutospacing="1" w:after="100" w:afterAutospacing="1" w:line="240" w:lineRule="auto"/>
+      </w:pPr>
+      <w:r>
+        <w:rPr>
+          <w:rStyle w:val="HTMLCode"/>
+          <w:rFonts w:eastAsiaTheme="minorHAnsi"/>
+        </w:rPr>
+        <w:t>AUTH_PASSWORD_VALIDATORS</w:t>
+      </w:r>
+      <w:r>
+        <w:t xml:space="preserve"> only enforces minimum length 8 — </w:t>
+      </w:r>
+      <w:r>
+        <w:rPr>
+          <w:rStyle w:val="HTMLCode"/>
+          <w:rFonts w:eastAsiaTheme="minorHAnsi"/>
+        </w:rPr>
+        <w:t>12345678</w:t>
+      </w:r>
+      <w:r>
+        <w:t xml:space="preserve">, </w:t>
+      </w:r>
+      <w:r>
+        <w:rPr>
+          <w:rStyle w:val="HTMLCode"/>
+          <w:rFonts w:eastAsiaTheme="minorHAnsi"/>
+        </w:rPr>
+        <w:t>kamronbek</w:t>
+      </w:r>
+      <w:r>
+        <w:t xml:space="preserve">, and </w:t>
+      </w:r>
+      <w:r>
+        <w:rPr>
+          <w:rStyle w:val="HTMLCode"/>
+          <w:rFonts w:eastAsiaTheme="minorHAnsi"/>
+        </w:rPr>
+        <w:t>password</w:t>
+      </w:r>
+      <w:r>
+        <w:t xml:space="preserve"> are all valid passwords. Uncomment the other three validators.</w:t>
+      </w:r>
+    </w:p>
+    <w:p>
+      <w:pPr>
+        <w:numPr>
+          <w:ilvl w:val="0"/>
+          <w:numId w:val="12"/>
+        </w:numPr>
+        <w:spacing w:before="100" w:beforeAutospacing="1" w:after="100" w:afterAutospacing="1" w:line="240" w:lineRule="auto"/>
+      </w:pPr>
+      <w:r>
+        <w:t xml:space="preserve">No </w:t>
+      </w:r>
+      <w:r>
+        <w:rPr>
+          <w:rStyle w:val="HTMLCode"/>
+          <w:rFonts w:eastAsiaTheme="minorHAnsi"/>
+        </w:rPr>
+        <w:t>SECURE_SSL_REDIRECT</w:t>
+      </w:r>
+      <w:r>
+        <w:t xml:space="preserve">, </w:t>
+      </w:r>
+      <w:r>
+        <w:rPr>
+          <w:rStyle w:val="HTMLCode"/>
+          <w:rFonts w:eastAsiaTheme="minorHAnsi"/>
+        </w:rPr>
+        <w:t>SESSION_COOKIE_SECURE</w:t>
+      </w:r>
+      <w:r>
+        <w:t xml:space="preserve">, </w:t>
+      </w:r>
+      <w:r>
+        <w:rPr>
+          <w:rStyle w:val="HTMLCode"/>
+          <w:rFonts w:eastAsiaTheme="minorHAnsi"/>
+        </w:rPr>
+        <w:t>CSRF_COOKIE_SECURE</w:t>
+      </w:r>
+      <w:r>
+        <w:t xml:space="preserve">, </w:t>
+      </w:r>
+      <w:r>
+        <w:rPr>
+          <w:rStyle w:val="HTMLCode"/>
+          <w:rFonts w:eastAsiaTheme="minorHAnsi"/>
+        </w:rPr>
+        <w:t>SECURE_HSTS_SECONDS</w:t>
+      </w:r>
+      <w:r>
+        <w:t xml:space="preserve">, </w:t>
+      </w:r>
+      <w:r>
+        <w:rPr>
+          <w:rStyle w:val="HTMLCode"/>
+          <w:rFonts w:eastAsiaTheme="minorHAnsi"/>
+        </w:rPr>
+        <w:t>SECURE_HSTS_INCLUDE_SUBDOMAINS</w:t>
+      </w:r>
+      <w:r>
+        <w:t xml:space="preserve">, </w:t>
+      </w:r>
+      <w:r>
+        <w:rPr>
+          <w:rStyle w:val="HTMLCode"/>
+          <w:rFonts w:eastAsiaTheme="minorHAnsi"/>
+        </w:rPr>
+        <w:t>SECURE_HSTS_PRELOAD</w:t>
+      </w:r>
+      <w:r>
+        <w:t xml:space="preserve">, </w:t>
+      </w:r>
+      <w:r>
+        <w:rPr>
+          <w:rStyle w:val="HTMLCode"/>
+          <w:rFonts w:eastAsiaTheme="minorHAnsi"/>
+        </w:rPr>
+        <w:t>SECURE_REFERRER_POLICY</w:t>
+      </w:r>
+      <w:r>
+        <w:t xml:space="preserve">, </w:t>
+      </w:r>
+      <w:r>
+        <w:rPr>
+          <w:rStyle w:val="HTMLCode"/>
+          <w:rFonts w:eastAsiaTheme="minorHAnsi"/>
+        </w:rPr>
+        <w:t>X_FRAME_OPTIONS = 'DENY'</w:t>
+      </w:r>
+      <w:r>
+        <w:t>.</w:t>
+      </w:r>
+    </w:p>
+    <w:p>
+      <w:pPr>
+        <w:numPr>
+          <w:ilvl w:val="0"/>
+          <w:numId w:val="12"/>
+        </w:numPr>
+        <w:spacing w:before="100" w:beforeAutospacing="1" w:after="100" w:afterAutospacing="1" w:line="240" w:lineRule="auto"/>
+      </w:pPr>
+      <w:r>
+        <w:t xml:space="preserve">No </w:t>
+      </w:r>
+      <w:r>
+        <w:rPr>
+          <w:rStyle w:val="HTMLCode"/>
+          <w:rFonts w:eastAsiaTheme="minorHAnsi"/>
+        </w:rPr>
+        <w:t>CSRF_TRUSTED_ORIGINS</w:t>
+      </w:r>
+      <w:r>
+        <w:t xml:space="preserve"> for your production domain.</w:t>
+      </w:r>
+    </w:p>
+    <w:p>
+      <w:pPr>
+        <w:numPr>
+          <w:ilvl w:val="0"/>
+          <w:numId w:val="12"/>
+        </w:numPr>
+        <w:spacing w:before="100" w:beforeAutospacing="1" w:after="100" w:afterAutospacing="1" w:line="240" w:lineRule="auto"/>
+      </w:pPr>
+      <w:r>
+        <w:t xml:space="preserve">If you'll sit behind nginx/Cloudflare, </w:t>
+      </w:r>
+      <w:r>
+        <w:rPr>
+          <w:rStyle w:val="HTMLCode"/>
+          <w:rFonts w:eastAsiaTheme="minorHAnsi"/>
+        </w:rPr>
+        <w:t>SECURE_PROXY_SSL_HEADER = ('HTTP_X_FORWARDED_PROTO', 'https')</w:t>
+      </w:r>
+      <w:r>
+        <w:t>.</w:t>
+      </w:r>
+    </w:p>
+    <w:p>
+      <w:pPr>
+        <w:pStyle w:val="NormalWeb"/>
+      </w:pPr>
+      <w:r>
+        <w:t xml:space="preserve">Move everything sensitive to environment variables via </w:t>
+      </w:r>
+      <w:r>
+        <w:rPr>
+          <w:rStyle w:val="HTMLCode"/>
+        </w:rPr>
+        <w:t>os.environ</w:t>
+      </w:r>
+      <w:r>
+        <w:t xml:space="preserve"> or </w:t>
+      </w:r>
+      <w:r>
+        <w:rPr>
+          <w:rStyle w:val="HTMLCode"/>
+        </w:rPr>
+        <w:t>django-environ</w:t>
+      </w:r>
+      <w:r>
+        <w:t>.</w:t>
+      </w:r>
+    </w:p>
+    <w:p>
+      <w:pPr>
+        <w:pStyle w:val="Heading2"/>
+      </w:pPr>
+      <w:r>
+        <w:t>2. No rate limiting on auth + OTP endpoints — critical</w:t>
+      </w:r>
+    </w:p>
+    <w:p>
+      <w:pPr>
+        <w:pStyle w:val="NormalWeb"/>
+      </w:pPr>
+      <w:r>
+        <w:t>This is the largest functional security hole. The OTP is 6 digits = 10⁶ combinations. With no max-attempt counter and no rate limit, an attacker who knows a phone number can brute-force the code within minutes. Same goes for login (username brute-force) and resend (SMS bombing).</w:t>
+      </w:r>
+    </w:p>
+    <w:p>
+      <w:pPr>
+        <w:pStyle w:val="NormalWeb"/>
+      </w:pPr>
+      <w:r>
+        <w:t>What's needed before going live:</w:t>
+      </w:r>
+    </w:p>
+    <w:p>
+      <w:pPr>
+        <w:numPr>
+          <w:ilvl w:val="0"/>
+          <w:numId w:val="13"/>
+        </w:numPr>
+        <w:spacing w:before="100" w:beforeAutospacing="1" w:after="100" w:afterAutospacing="1" w:line="240" w:lineRule="auto"/>
+      </w:pPr>
+      <w:r>
+        <w:rPr>
+          <w:rStyle w:val="Strong"/>
+        </w:rPr>
+        <w:t>OTP attempt counter</w:t>
+      </w:r>
+      <w:r>
+        <w:t xml:space="preserve"> in </w:t>
+      </w:r>
+      <w:r>
+        <w:rPr>
+          <w:rStyle w:val="HTMLCode"/>
+          <w:rFonts w:eastAsiaTheme="minorHAnsi"/>
+        </w:rPr>
+        <w:t>verify_phone</w:t>
+      </w:r>
+      <w:r>
+        <w:t xml:space="preserve">: increment a </w:t>
+      </w:r>
+      <w:r>
+        <w:rPr>
+          <w:rStyle w:val="HTMLCode"/>
+          <w:rFonts w:eastAsiaTheme="minorHAnsi"/>
+        </w:rPr>
+        <w:t>session['otp_attempts']</w:t>
+      </w:r>
+      <w:r>
+        <w:t xml:space="preserve"> on every wrong code; after 5 wrong, treat as expired → delete user and redirect to signup. Right now </w:t>
+      </w:r>
+      <w:r>
+        <w:rPr>
+          <w:rStyle w:val="HTMLCode"/>
+          <w:rFonts w:eastAsiaTheme="minorHAnsi"/>
+        </w:rPr>
+        <w:t>form.add_error('code', "Kod noto'g'ri.")</w:t>
+      </w:r>
+      <w:r>
+        <w:t xml:space="preserve"> lets attackers retry unlimited times.</w:t>
+      </w:r>
+    </w:p>
+    <w:p>
+      <w:pPr>
+        <w:numPr>
+          <w:ilvl w:val="0"/>
+          <w:numId w:val="13"/>
+        </w:numPr>
+        <w:spacing w:before="100" w:beforeAutospacing="1" w:after="100" w:afterAutospacing="1" w:line="240" w:lineRule="auto"/>
+      </w:pPr>
+      <w:r>
+        <w:rPr>
+          <w:rStyle w:val="Strong"/>
+        </w:rPr>
+        <w:t>IP / username rate limit</w:t>
+      </w:r>
+      <w:r>
+        <w:t xml:space="preserve"> on </w:t>
+      </w:r>
+      <w:r>
+        <w:rPr>
+          <w:rStyle w:val="HTMLCode"/>
+          <w:rFonts w:eastAsiaTheme="minorHAnsi"/>
+        </w:rPr>
+        <w:t>login_view</w:t>
+      </w:r>
+      <w:r>
+        <w:t xml:space="preserve">, </w:t>
+      </w:r>
+      <w:r>
+        <w:rPr>
+          <w:rStyle w:val="HTMLCode"/>
+          <w:rFonts w:eastAsiaTheme="minorHAnsi"/>
+        </w:rPr>
+        <w:t>signup_view</w:t>
+      </w:r>
+      <w:r>
+        <w:t xml:space="preserve">, </w:t>
+      </w:r>
+      <w:r>
+        <w:rPr>
+          <w:rStyle w:val="HTMLCode"/>
+          <w:rFonts w:eastAsiaTheme="minorHAnsi"/>
+        </w:rPr>
+        <w:t>resend_otp</w:t>
+      </w:r>
+      <w:r>
+        <w:t xml:space="preserve">, </w:t>
+      </w:r>
+      <w:r>
+        <w:rPr>
+          <w:rStyle w:val="HTMLCode"/>
+          <w:rFonts w:eastAsiaTheme="minorHAnsi"/>
+        </w:rPr>
+        <w:t>verify_phone</w:t>
+      </w:r>
+      <w:r>
+        <w:t xml:space="preserve">. </w:t>
+      </w:r>
+      <w:r>
+        <w:rPr>
+          <w:rStyle w:val="HTMLCode"/>
+          <w:rFonts w:eastAsiaTheme="minorHAnsi"/>
+        </w:rPr>
+        <w:t>django-axes</w:t>
+      </w:r>
+      <w:r>
+        <w:t xml:space="preserve"> for auth, </w:t>
+      </w:r>
+      <w:r>
+        <w:rPr>
+          <w:rStyle w:val="HTMLCode"/>
+          <w:rFonts w:eastAsiaTheme="minorHAnsi"/>
+        </w:rPr>
+        <w:t>django-ratelimit</w:t>
+      </w:r>
+      <w:r>
+        <w:t xml:space="preserve"> for everything else. Configure both.</w:t>
+      </w:r>
+    </w:p>
+    <w:p>
+      <w:pPr>
+        <w:numPr>
+          <w:ilvl w:val="0"/>
+          <w:numId w:val="13"/>
+        </w:numPr>
+        <w:spacing w:before="100" w:beforeAutospacing="1" w:after="100" w:afterAutospacing="1" w:line="240" w:lineRule="auto"/>
+      </w:pPr>
+      <w:r>
+        <w:rPr>
+          <w:rStyle w:val="Strong"/>
+        </w:rPr>
+        <w:t>Cooldown enforcement on the server, not just session.</w:t>
+      </w:r>
+      <w:r>
+        <w:t xml:space="preserve"> The 60-second resend cooldown is per-session — a fresh cookie resets it. SMS costs money; this will get expensive.</w:t>
+      </w:r>
+    </w:p>
+    <w:p>
+      <w:pPr>
+        <w:pStyle w:val="Heading2"/>
+      </w:pPr>
+      <w:r>
+        <w:t xml:space="preserve">6. Checkout </w:t>
+      </w:r>
+      <w:r>
+        <w:rPr>
+          <w:rStyle w:val="HTMLCode"/>
+          <w:rFonts w:eastAsiaTheme="majorEastAsia"/>
+        </w:rPr>
+        <w:t>total_price</w:t>
+      </w:r>
+      <w:r>
+        <w:t xml:space="preserve"> can desync from cart contents</w:t>
+      </w:r>
+    </w:p>
+    <w:p>
+      <w:pPr>
+        <w:pStyle w:val="NormalWeb"/>
+      </w:pPr>
+      <w:r>
+        <w:t xml:space="preserve">In </w:t>
+      </w:r>
+      <w:r>
+        <w:rPr>
+          <w:rStyle w:val="HTMLCode"/>
+        </w:rPr>
+        <w:t>payment.checkout</w:t>
+      </w:r>
+      <w:r>
+        <w:t xml:space="preserve">, </w:t>
+      </w:r>
+      <w:r>
+        <w:rPr>
+          <w:rStyle w:val="HTMLCode"/>
+        </w:rPr>
+        <w:t>total</w:t>
+      </w:r>
+      <w:r>
+        <w:t xml:space="preserve"> is computed at the top of the POST handler from the unlocked cart. The </w:t>
+      </w:r>
+      <w:r>
+        <w:rPr>
+          <w:rStyle w:val="HTMLCode"/>
+        </w:rPr>
+        <w:t>select_for_update()</w:t>
+      </w:r>
+      <w:r>
+        <w:t xml:space="preserve"> block then creates the order with that same </w:t>
+      </w:r>
+      <w:r>
+        <w:rPr>
+          <w:rStyle w:val="HTMLCode"/>
+        </w:rPr>
+        <w:t>total</w:t>
+      </w:r>
+      <w:r>
+        <w:t xml:space="preserve">. If a concurrent </w:t>
+      </w:r>
+      <w:r>
+        <w:rPr>
+          <w:rStyle w:val="HTMLCode"/>
+        </w:rPr>
+        <w:t>cart_add</w:t>
+      </w:r>
+      <w:r>
+        <w:t xml:space="preserve"> (e.g., user clicked add in another tab) inserts a new line between the read and the lock, the order is created with an undercount.</w:t>
+      </w:r>
+    </w:p>
+    <w:p>
+      <w:pPr>
+        <w:pStyle w:val="NormalWeb"/>
+      </w:pPr>
+      <w:r>
+        <w:t xml:space="preserve">Fix: recompute </w:t>
+      </w:r>
+      <w:r>
+        <w:rPr>
+          <w:rStyle w:val="HTMLCode"/>
+        </w:rPr>
+        <w:t>total</w:t>
+      </w:r>
+      <w:r>
+        <w:t xml:space="preserve"> from </w:t>
+      </w:r>
+      <w:r>
+        <w:rPr>
+          <w:rStyle w:val="HTMLCode"/>
+        </w:rPr>
+        <w:t>locked_cart.cart_items</w:t>
+      </w:r>
+      <w:r>
+        <w:t xml:space="preserve"> </w:t>
+      </w:r>
+      <w:r>
+        <w:rPr>
+          <w:rStyle w:val="Emphasis"/>
+        </w:rPr>
+        <w:t>inside</w:t>
+      </w:r>
+      <w:r>
+        <w:t xml:space="preserve"> the atomic block, after acquiring the lock.</w:t>
+      </w:r>
+    </w:p>
+    <w:p>
+      <w:pPr>
+        <w:pStyle w:val="Heading2"/>
+      </w:pPr>
+      <w:r>
+        <w:t xml:space="preserve">7. OTP code is </w:t>
+      </w:r>
+      <w:r>
+        <w:rPr>
+          <w:rStyle w:val="HTMLCode"/>
+          <w:rFonts w:eastAsiaTheme="majorEastAsia"/>
+        </w:rPr>
+        <w:t>print()</w:t>
+      </w:r>
+      <w:r>
+        <w:t>-ed to stdout</w:t>
+      </w:r>
+    </w:p>
+    <w:p>
+      <w:pPr>
+        <w:pStyle w:val="HTMLPreformatted"/>
+        <w:rPr>
+          <w:rStyle w:val="HTMLCode"/>
+        </w:rPr>
+      </w:pPr>
+      <w:r>
+        <w:rPr>
+          <w:rStyle w:val="HTMLCode"/>
+        </w:rPr>
+        <w:t>print(f"[OTP] code for user {request.user} -&gt; {code}")</w:t>
+      </w:r>
+    </w:p>
+    <w:p>
+      <w:pPr>
+        <w:pStyle w:val="NormalWeb"/>
+      </w:pPr>
+      <w:r>
+        <w:t xml:space="preserve">In production this lands in your application logs (gunicorn, systemd journal, Docker logs). Anyone with log access — sysadmin, log aggregator credential leak, errant </w:t>
+      </w:r>
+      <w:r>
+        <w:rPr>
+          <w:rStyle w:val="HTMLCode"/>
+        </w:rPr>
+        <w:t>tail</w:t>
+      </w:r>
+      <w:r>
+        <w:t xml:space="preserve"> — can hijack accounts. Gate this on </w:t>
+      </w:r>
+      <w:r>
+        <w:rPr>
+          <w:rStyle w:val="HTMLCode"/>
+        </w:rPr>
+        <w:t>settings.DEBUG</w:t>
+      </w:r>
+      <w:r>
+        <w:t>, or remove it entirely once the SMS gateway is wired.</w:t>
+      </w:r>
+    </w:p>
+    <w:p>
+      <w:pPr>
+        <w:pStyle w:val="Heading1"/>
+      </w:pPr>
+      <w:r>
+        <w:t>Bugs</w:t>
+      </w:r>
+    </w:p>
+    <w:p>
+      <w:pPr>
+        <w:pStyle w:val="Heading2"/>
+      </w:pPr>
+      <w:r>
+        <w:t xml:space="preserve">9. </w:t>
+      </w:r>
+      <w:r>
+        <w:rPr>
+          <w:rStyle w:val="HTMLCode"/>
+          <w:rFonts w:eastAsiaTheme="majorEastAsia"/>
+        </w:rPr>
+        <w:t>account.html</w:t>
+      </w:r>
+      <w:r>
+        <w:t xml:space="preserve"> and </w:t>
+      </w:r>
+      <w:r>
+        <w:rPr>
+          <w:rStyle w:val="HTMLCode"/>
+          <w:rFonts w:eastAsiaTheme="majorEastAsia"/>
+        </w:rPr>
+        <w:t>account_orders.html</w:t>
+      </w:r>
+      <w:r>
+        <w:t xml:space="preserve"> have a dead "Sozlamalar" link</w:t>
+      </w:r>
+    </w:p>
+    <w:p>
+      <w:pPr>
+        <w:pStyle w:val="NormalWeb"/>
+      </w:pPr>
+      <w:r>
+        <w:rPr>
+          <w:rStyle w:val="HTMLCode"/>
+        </w:rPr>
+        <w:t>&lt;a href="#"&gt;Sozlamalar&lt;/a&gt;</w:t>
+      </w:r>
+      <w:r>
+        <w:t xml:space="preserve"> — clicking it just refreshes the page. Either build the settings page (you mentioned later) or remove the link until then. Same problem in login: </w:t>
+      </w:r>
+      <w:r>
+        <w:rPr>
+          <w:rStyle w:val="HTMLCode"/>
+        </w:rPr>
+        <w:t>&lt;a href="#"&gt;Parolni unutdingizmi?&lt;/a&gt;</w:t>
+      </w:r>
+      <w:r>
+        <w:t>.</w:t>
+      </w:r>
+    </w:p>
+    <w:p>
+      <w:pPr>
+        <w:pStyle w:val="Heading2"/>
+      </w:pPr>
+      <w:r>
+        <w:t xml:space="preserve">11. </w:t>
+      </w:r>
+      <w:r>
+        <w:rPr>
+          <w:rStyle w:val="HTMLCode"/>
+          <w:rFonts w:eastAsiaTheme="majorEastAsia"/>
+        </w:rPr>
+        <w:t>tile__price</w:t>
+      </w:r>
+      <w:r>
+        <w:t xml:space="preserve"> on shop and related list still uses </w:t>
+      </w:r>
+      <w:r>
+        <w:rPr>
+          <w:rStyle w:val="HTMLCode"/>
+          <w:rFonts w:eastAsiaTheme="majorEastAsia"/>
+        </w:rPr>
+        <w:t>p.variants.first.price</w:t>
+      </w:r>
+    </w:p>
+    <w:p>
+      <w:pPr>
+        <w:pStyle w:val="NormalWeb"/>
+      </w:pPr>
+      <w:r>
+        <w:t xml:space="preserve">When the user sorts by </w:t>
+      </w:r>
+      <w:r>
+        <w:rPr>
+          <w:rStyle w:val="HTMLCode"/>
+        </w:rPr>
+        <w:t>price_asc</w:t>
+      </w:r>
+      <w:r>
+        <w:t>/</w:t>
+      </w:r>
+      <w:r>
+        <w:rPr>
+          <w:rStyle w:val="HTMLCode"/>
+        </w:rPr>
+        <w:t>price_desc</w:t>
+      </w:r>
+      <w:r>
+        <w:t xml:space="preserve">, ordering is by </w:t>
+      </w:r>
+      <w:r>
+        <w:rPr>
+          <w:rStyle w:val="HTMLCode"/>
+        </w:rPr>
+        <w:t>Min(price)</w:t>
+      </w:r>
+      <w:r>
+        <w:t xml:space="preserve">, but the displayed price on the tile is whatever variant happens to be first by </w:t>
+      </w:r>
+      <w:r>
+        <w:rPr>
+          <w:rStyle w:val="HTMLCode"/>
+        </w:rPr>
+        <w:t>('product', 'size')</w:t>
+      </w:r>
+      <w:r>
+        <w:t xml:space="preserve"> ordering. They won't match. Display the min price explicitly:</w:t>
+      </w:r>
+    </w:p>
+    <w:p>
+      <w:pPr>
+        <w:pStyle w:val="HTMLPreformatted"/>
+        <w:rPr>
+          <w:rStyle w:val="HTMLCode"/>
+        </w:rPr>
+      </w:pPr>
+      <w:r>
+        <w:rPr>
+          <w:rStyle w:val="HTMLCode"/>
+        </w:rPr>
+        <w:t>qs = qs.annotate(min_price=Min('variants__price', filter=Q(variants__available=True)))</w:t>
+      </w:r>
+    </w:p>
+    <w:p>
+      <w:pPr>
+        <w:pStyle w:val="NormalWeb"/>
+      </w:pPr>
+      <w:r>
+        <w:t xml:space="preserve">Always annotate, regardless of sort, and use </w:t>
+      </w:r>
+      <w:r>
+        <w:rPr>
+          <w:rStyle w:val="HTMLCode"/>
+        </w:rPr>
+        <w:t>p.min_price</w:t>
+      </w:r>
+      <w:r>
+        <w:t xml:space="preserve"> in the template.</w:t>
+      </w:r>
+    </w:p>
+    <w:p>
+      <w:pPr>
+        <w:pStyle w:val="Heading2"/>
+      </w:pPr>
+      <w:r>
+        <w:t xml:space="preserve">12. </w:t>
+      </w:r>
+      <w:r>
+        <w:rPr>
+          <w:rStyle w:val="HTMLCode"/>
+          <w:rFonts w:eastAsiaTheme="majorEastAsia"/>
+        </w:rPr>
+        <w:t>item.html</w:t>
+      </w:r>
+      <w:r>
+        <w:t xml:space="preserve"> breadcrumb category link drops other filters</w:t>
+      </w:r>
+    </w:p>
+    <w:p>
+      <w:pPr>
+        <w:pStyle w:val="HTMLPreformatted"/>
+        <w:rPr>
+          <w:rStyle w:val="HTMLCode"/>
+        </w:rPr>
+      </w:pPr>
+      <w:r>
+        <w:rPr>
+          <w:rStyle w:val="HTMLCode"/>
+        </w:rPr>
+        <w:t>&lt;a href="{% url 'shop' %}?category={{ product.category.id }}"&gt;{{ product.category.name }}&lt;/a&gt;</w:t>
+      </w:r>
+    </w:p>
+    <w:p>
+      <w:pPr>
+        <w:pStyle w:val="NormalWeb"/>
+      </w:pPr>
+      <w:r>
+        <w:lastRenderedPageBreak/>
+        <w:t xml:space="preserve">This still uses a raw querystring instead of </w:t>
+      </w:r>
+      <w:r>
+        <w:rPr>
+          <w:rStyle w:val="HTMLCode"/>
+        </w:rPr>
+        <w:t>{% query_transform %}</w:t>
+      </w:r>
+      <w:r>
+        <w:t xml:space="preserve">. Coming back from an item to its category loses your size/sort/search. Either accept it (the breadcrumb is a "go up one level" affordance) or switch to </w:t>
+      </w:r>
+      <w:r>
+        <w:rPr>
+          <w:rStyle w:val="HTMLCode"/>
+        </w:rPr>
+        <w:t>{% query_transform category=product.category.id %}</w:t>
+      </w:r>
+      <w:r>
+        <w:t>. Minor.</w:t>
+      </w:r>
+    </w:p>
+    <w:p>
+      <w:pPr>
+        <w:pStyle w:val="Heading2"/>
+      </w:pPr>
+      <w:r>
+        <w:t xml:space="preserve">13. </w:t>
+      </w:r>
+      <w:r>
+        <w:rPr>
+          <w:rStyle w:val="HTMLCode"/>
+          <w:rFonts w:eastAsiaTheme="majorEastAsia"/>
+        </w:rPr>
+        <w:t>query_transform</w:t>
+      </w:r>
+      <w:r>
+        <w:t xml:space="preserve"> falls back to </w:t>
+      </w:r>
+      <w:r>
+        <w:rPr>
+          <w:rStyle w:val="HTMLCode"/>
+          <w:rFonts w:eastAsiaTheme="majorEastAsia"/>
+        </w:rPr>
+        <w:t>QueryDictFallback()</w:t>
+      </w:r>
+      <w:r>
+        <w:t xml:space="preserve"> but never imports it correctly</w:t>
+      </w:r>
+    </w:p>
+    <w:p>
+      <w:pPr>
+        <w:pStyle w:val="HTMLPreformatted"/>
+        <w:rPr>
+          <w:rStyle w:val="HTMLCode"/>
+        </w:rPr>
+      </w:pPr>
+      <w:r>
+        <w:rPr>
+          <w:rStyle w:val="HTMLCode"/>
+        </w:rPr>
+        <w:t>params = request.GET.copy() if request else QueryDictFallback()</w:t>
+      </w:r>
+    </w:p>
+    <w:p>
+      <w:pPr>
+        <w:pStyle w:val="NormalWeb"/>
+      </w:pPr>
+      <w:r>
+        <w:t xml:space="preserve">If </w:t>
+      </w:r>
+      <w:r>
+        <w:rPr>
+          <w:rStyle w:val="HTMLCode"/>
+        </w:rPr>
+        <w:t>request</w:t>
+      </w:r>
+      <w:r>
+        <w:t xml:space="preserve"> is missing, </w:t>
+      </w:r>
+      <w:r>
+        <w:rPr>
+          <w:rStyle w:val="HTMLCode"/>
+        </w:rPr>
+        <w:t>params['key'] = value</w:t>
+      </w:r>
+      <w:r>
+        <w:t xml:space="preserve"> on a plain </w:t>
+      </w:r>
+      <w:r>
+        <w:rPr>
+          <w:rStyle w:val="HTMLCode"/>
+        </w:rPr>
+        <w:t>dict</w:t>
+      </w:r>
+      <w:r>
+        <w:t xml:space="preserve"> works, but the order of operations is fine. The fallback </w:t>
+      </w:r>
+      <w:r>
+        <w:rPr>
+          <w:rStyle w:val="HTMLCode"/>
+        </w:rPr>
+        <w:t>urlencode</w:t>
+      </w:r>
+      <w:r>
+        <w:t xml:space="preserve"> import is local — fine. Minor: </w:t>
+      </w:r>
+      <w:r>
+        <w:rPr>
+          <w:rStyle w:val="HTMLCode"/>
+        </w:rPr>
+        <w:t>QueryDictFallback().pop(key, None)</w:t>
+      </w:r>
+      <w:r>
+        <w:t xml:space="preserve"> works on </w:t>
+      </w:r>
+      <w:r>
+        <w:rPr>
+          <w:rStyle w:val="HTMLCode"/>
+        </w:rPr>
+        <w:t>dict</w:t>
+      </w:r>
+      <w:r>
+        <w:t xml:space="preserve"> natively but </w:t>
+      </w:r>
+      <w:r>
+        <w:rPr>
+          <w:rStyle w:val="HTMLCode"/>
+        </w:rPr>
+        <w:t>params.urlencode()</w:t>
+      </w:r>
+      <w:r>
+        <w:t xml:space="preserve"> doesn't exist on a plain dict — your subclass has it. OK.</w:t>
+      </w:r>
+    </w:p>
+    <w:p>
+      <w:pPr>
+        <w:pStyle w:val="NormalWeb"/>
+      </w:pPr>
+      <w:r>
+        <w:t xml:space="preserve">But also: this template tag is </w:t>
+      </w:r>
+      <w:r>
+        <w:rPr>
+          <w:rStyle w:val="HTMLCode"/>
+        </w:rPr>
+        <w:t>@register.simple_tag(takes_context=True)</w:t>
+      </w:r>
+      <w:r>
+        <w:t xml:space="preserve"> but </w:t>
+      </w:r>
+      <w:r>
+        <w:rPr>
+          <w:rStyle w:val="HTMLCode"/>
+        </w:rPr>
+        <w:t>'request'</w:t>
+      </w:r>
+      <w:r>
+        <w:t xml:space="preserve"> is only in context if </w:t>
+      </w:r>
+      <w:r>
+        <w:rPr>
+          <w:rStyle w:val="HTMLCode"/>
+        </w:rPr>
+        <w:t>django.template.context_processors.request</w:t>
+      </w:r>
+      <w:r>
+        <w:t xml:space="preserve"> is enabled — it is. </w:t>
+      </w:r>
+      <w:r>
+        <w:rPr>
+          <w:rFonts w:ascii="Segoe UI Symbol" w:hAnsi="Segoe UI Symbol" w:cs="Segoe UI Symbol"/>
+        </w:rPr>
+        <w:t>✓</w:t>
+      </w:r>
+      <w:r>
+        <w:t>.</w:t>
+      </w:r>
+    </w:p>
+    <w:p>
+      <w:pPr>
+        <w:pStyle w:val="Heading2"/>
+      </w:pPr>
+      <w:r>
+        <w:t xml:space="preserve">18. </w:t>
+      </w:r>
+      <w:r>
+        <w:rPr>
+          <w:rStyle w:val="HTMLCode"/>
+          <w:rFonts w:eastAsiaTheme="majorEastAsia"/>
+        </w:rPr>
+        <w:t>OTPForm</w:t>
+      </w:r>
+      <w:r>
+        <w:t xml:space="preserve"> has </w:t>
+      </w:r>
+      <w:r>
+        <w:rPr>
+          <w:rStyle w:val="HTMLCode"/>
+          <w:rFonts w:eastAsiaTheme="majorEastAsia"/>
+        </w:rPr>
+        <w:t>min_length=6, max_length=6</w:t>
+      </w:r>
+      <w:r>
+        <w:t xml:space="preserve"> plus a regex — redundant</w:t>
+      </w:r>
+    </w:p>
+    <w:p>
+      <w:pPr>
+        <w:pStyle w:val="NormalWeb"/>
+      </w:pPr>
+      <w:r>
+        <w:t xml:space="preserve">The regex </w:t>
+      </w:r>
+      <w:r>
+        <w:rPr>
+          <w:rStyle w:val="HTMLCode"/>
+        </w:rPr>
+        <w:t>^\d{6}$</w:t>
+      </w:r>
+      <w:r>
+        <w:t xml:space="preserve"> already enforces 6 digits. The min/max are belt-and-suspenders, fine. But the form's </w:t>
+      </w:r>
+      <w:r>
+        <w:rPr>
+          <w:rStyle w:val="HTMLCode"/>
+        </w:rPr>
+        <w:t>required</w:t>
+      </w:r>
+      <w:r>
+        <w:t xml:space="preserve"> error says "Kodni kiriting." while the regex's says "6 ta raqam kiriting." A 5-digit submission shows the second message — not the most helpful. Minor.</w:t>
+      </w:r>
+    </w:p>
+    <w:p>
+      <w:pPr>
+        <w:pStyle w:val="Heading2"/>
+      </w:pPr>
+      <w:r>
+        <w:t>21. Cart context processor counts even on pages where the count isn't shown</w:t>
+      </w:r>
+    </w:p>
+    <w:p>
+      <w:pPr>
+        <w:pStyle w:val="NormalWeb"/>
+      </w:pPr>
+      <w:r>
+        <w:rPr>
+          <w:rStyle w:val="HTMLCode"/>
+        </w:rPr>
+        <w:t>cart_count</w:t>
+      </w:r>
+      <w:r>
+        <w:t xml:space="preserve"> runs </w:t>
+      </w:r>
+      <w:r>
+        <w:rPr>
+          <w:rStyle w:val="HTMLCode"/>
+        </w:rPr>
+        <w:t>Cart.objects.filter(...).first()</w:t>
+      </w:r>
+      <w:r>
+        <w:t xml:space="preserve"> plus an aggregate sum on every authenticated request, even when rendering the OTP page (which doesn't show the nav cart badge). Not a bug; just a wasted query per request. Cache in session if it matters later.</w:t>
+      </w:r>
+    </w:p>
+    <w:p>
+      <w:pPr>
+        <w:pStyle w:val="Heading2"/>
+      </w:pPr>
+      <w:r>
+        <w:t xml:space="preserve">22. Item page initial </w:t>
+      </w:r>
+      <w:r>
+        <w:rPr>
+          <w:rStyle w:val="HTMLCode"/>
+          <w:rFonts w:eastAsiaTheme="majorEastAsia"/>
+        </w:rPr>
+        <w:t>unavailable_sizes</w:t>
+      </w:r>
+      <w:r>
+        <w:t xml:space="preserve"> ignores colour</w:t>
+      </w:r>
+    </w:p>
+    <w:p>
+      <w:pPr>
+        <w:pStyle w:val="NormalWeb"/>
+      </w:pPr>
+      <w:r>
+        <w:rPr>
+          <w:rStyle w:val="HTMLCode"/>
+        </w:rPr>
+        <w:t>product.views.item</w:t>
+      </w:r>
+      <w:r>
+        <w:t xml:space="preserve"> computes </w:t>
+      </w:r>
+      <w:r>
+        <w:rPr>
+          <w:rStyle w:val="HTMLCode"/>
+        </w:rPr>
+        <w:t>unavailable_sizes</w:t>
+      </w:r>
+      <w:r>
+        <w:t xml:space="preserve"> as sizes that have NO available variant for ANY colour. Then JS overrides this per-selected-colour. The result: on first paint, sizes appear available for the default-selected colour even if they're not available for that </w:t>
+      </w:r>
+      <w:r>
+        <w:rPr>
+          <w:rStyle w:val="Emphasis"/>
+        </w:rPr>
+        <w:t>specific</w:t>
+      </w:r>
+      <w:r>
+        <w:t xml:space="preserve"> colour — until JS runs and reconciles. On slow devices you'll see a flash. Either: pass the unavailable-sizes-for-the-default-colour from the server, or hide sizes entirely until JS reconciles. Minor.</w:t>
+      </w:r>
+    </w:p>
+    <w:p>
+      <w:pPr>
+        <w:pStyle w:val="Heading1"/>
+      </w:pPr>
+      <w:r>
+        <w:t>Polish</w:t>
+      </w:r>
+    </w:p>
+    <w:p>
+      <w:pPr>
+        <w:pStyle w:val="Heading2"/>
+      </w:pPr>
+      <w:r>
+        <w:t xml:space="preserve">23. Brand link in nav doesn't bypass the OTP gate, but unverified users are stuck on </w:t>
+      </w:r>
+      <w:r>
+        <w:rPr>
+          <w:rStyle w:val="HTMLCode"/>
+          <w:rFonts w:eastAsiaTheme="majorEastAsia"/>
+        </w:rPr>
+        <w:t>/verify-phone/</w:t>
+      </w:r>
+    </w:p>
+    <w:p>
+      <w:pPr>
+        <w:pStyle w:val="NormalWeb"/>
+      </w:pPr>
+      <w:r>
+        <w:t xml:space="preserve">If an unverified user clicks the ValleyMade logo (which links to </w:t>
+      </w:r>
+      <w:r>
+        <w:rPr>
+          <w:rStyle w:val="HTMLCode"/>
+        </w:rPr>
+        <w:t>home</w:t>
+      </w:r>
+      <w:r>
+        <w:t xml:space="preserve">), the middleware redirects back to </w:t>
+      </w:r>
+      <w:r>
+        <w:rPr>
+          <w:rStyle w:val="HTMLCode"/>
+        </w:rPr>
+        <w:t>/verify-phone/</w:t>
+      </w:r>
+      <w:r>
+        <w:t xml:space="preserve">. Same for any other in-nav link. This is correct behavior, but visually it looks like the link is broken — they click home and nothing seems to happen. Consider hiding </w:t>
+      </w:r>
+      <w:r>
+        <w:lastRenderedPageBreak/>
+        <w:t xml:space="preserve">the full nav on </w:t>
+      </w:r>
+      <w:r>
+        <w:rPr>
+          <w:rStyle w:val="HTMLCode"/>
+        </w:rPr>
+        <w:t>/verify-phone/</w:t>
+      </w:r>
+      <w:r>
+        <w:t xml:space="preserve"> and showing only a minimal header with "Bekor qilish" so the user understands they're in a modal flow.</w:t>
+      </w:r>
+    </w:p>
+    <w:p>
+      <w:pPr>
+        <w:pStyle w:val="Heading2"/>
+      </w:pPr>
+      <w:r>
+        <w:t xml:space="preserve">24. The signup checkbox </w:t>
+      </w:r>
+      <w:r>
+        <w:rPr>
+          <w:rStyle w:val="HTMLCode"/>
+          <w:rFonts w:eastAsiaTheme="majorEastAsia"/>
+        </w:rPr>
+        <w:t>Barcha shartlarga rozilik beraman</w:t>
+      </w:r>
+      <w:r>
+        <w:t xml:space="preserve"> has no terms page</w:t>
+      </w:r>
+    </w:p>
+    <w:p>
+      <w:pPr>
+        <w:pStyle w:val="NormalWeb"/>
+      </w:pPr>
+      <w:r>
+        <w:t xml:space="preserve">The checkbox is </w:t>
+      </w:r>
+      <w:r>
+        <w:rPr>
+          <w:rStyle w:val="HTMLCode"/>
+        </w:rPr>
+        <w:t>required</w:t>
+      </w:r>
+      <w:r>
+        <w:t xml:space="preserve"> so users can't proceed without it, but there's no link to actual terms anywhere. Either remove the checkbox (until you have terms) or link </w:t>
+      </w:r>
+      <w:r>
+        <w:rPr>
+          <w:rStyle w:val="HTMLCode"/>
+        </w:rPr>
+        <w:t>shartlarga</w:t>
+      </w:r>
+      <w:r>
+        <w:t xml:space="preserve"> to a Terms page. Currently the page doesn't even exist as a stub.</w:t>
+      </w:r>
+    </w:p>
+    <w:p>
+      <w:pPr>
+        <w:pStyle w:val="Heading2"/>
+      </w:pPr>
+      <w:r>
+        <w:t xml:space="preserve">25. </w:t>
+      </w:r>
+      <w:r>
+        <w:rPr>
+          <w:rStyle w:val="HTMLCode"/>
+          <w:rFonts w:eastAsiaTheme="majorEastAsia"/>
+        </w:rPr>
+        <w:t>home.html</w:t>
+      </w:r>
+      <w:r>
+        <w:t xml:space="preserve"> has a CTA "Hisobim" that requires auth</w:t>
+      </w:r>
+    </w:p>
+    <w:p>
+      <w:pPr>
+        <w:pStyle w:val="NormalWeb"/>
+      </w:pPr>
+      <w:r>
+        <w:t xml:space="preserve">Anonymous user clicks "Hisobim" → redirected to login. Clearer: render </w:t>
+      </w:r>
+      <w:r>
+        <w:rPr>
+          <w:rStyle w:val="HTMLCode"/>
+        </w:rPr>
+        <w:t>Hisobim</w:t>
+      </w:r>
+      <w:r>
+        <w:t xml:space="preserve"> only when authenticated; render </w:t>
+      </w:r>
+      <w:r>
+        <w:rPr>
+          <w:rStyle w:val="HTMLCode"/>
+        </w:rPr>
+        <w:t>Ro'yxatdan o'tish</w:t>
+      </w:r>
+      <w:r>
+        <w:t xml:space="preserve"> when not.</w:t>
+      </w:r>
+    </w:p>
+    <w:p>
+      <w:pPr>
+        <w:pStyle w:val="Heading2"/>
+      </w:pPr>
+      <w:r>
+        <w:t xml:space="preserve">26. </w:t>
+      </w:r>
+      <w:r>
+        <w:rPr>
+          <w:rStyle w:val="HTMLCode"/>
+          <w:rFonts w:eastAsiaTheme="majorEastAsia"/>
+        </w:rPr>
+        <w:t>cart.html</w:t>
+      </w:r>
+      <w:r>
+        <w:t xml:space="preserve"> has weird heading structure</w:t>
+      </w:r>
+    </w:p>
+    <w:p>
+      <w:pPr>
+        <w:pStyle w:val="HTMLPreformatted"/>
+        <w:rPr>
+          <w:rStyle w:val="HTMLCode"/>
+        </w:rPr>
+      </w:pPr>
+      <w:r>
+        <w:rPr>
+          <w:rStyle w:val="HTMLCode"/>
+        </w:rPr>
+        <w:t>&lt;h1&gt;Savatingiz&lt;/h1&gt;</w:t>
+      </w:r>
+    </w:p>
+    <w:p>
+      <w:pPr>
+        <w:pStyle w:val="HTMLPreformatted"/>
+        <w:rPr>
+          <w:rStyle w:val="HTMLCode"/>
+        </w:rPr>
+      </w:pPr>
+      <w:r>
+        <w:rPr>
+          <w:rStyle w:val="HTMLCode"/>
+        </w:rPr>
+        <w:t>&lt;h1&gt;{% if items %} &lt;span class="muted"&gt;{{ items|length }} narsa&lt;/span&gt;{% endif %}&lt;/h1&gt;</w:t>
+      </w:r>
+    </w:p>
+    <w:p>
+      <w:pPr>
+        <w:pStyle w:val="NormalWeb"/>
+      </w:pPr>
+      <w:r>
+        <w:t xml:space="preserve">Two </w:t>
+      </w:r>
+      <w:r>
+        <w:rPr>
+          <w:rStyle w:val="HTMLCode"/>
+        </w:rPr>
+        <w:t>&lt;h1&gt;</w:t>
+      </w:r>
+      <w:r>
+        <w:t xml:space="preserve">s back-to-back, second containing only a count. Combine: </w:t>
+      </w:r>
+      <w:r>
+        <w:rPr>
+          <w:rStyle w:val="HTMLCode"/>
+        </w:rPr>
+        <w:t>&lt;h1&gt;Savatingiz &lt;span class="muted"&gt;{{ items|length }} narsa&lt;/span&gt;&lt;/h1&gt;</w:t>
+      </w:r>
+      <w:r>
+        <w:t xml:space="preserve">. Also: the outer </w:t>
+      </w:r>
+      <w:r>
+        <w:rPr>
+          <w:rStyle w:val="HTMLCode"/>
+        </w:rPr>
+        <w:t>{% if items %}</w:t>
+      </w:r>
+      <w:r>
+        <w:t xml:space="preserve"> already gates the entire block, so the inner </w:t>
+      </w:r>
+      <w:r>
+        <w:rPr>
+          <w:rStyle w:val="HTMLCode"/>
+        </w:rPr>
+        <w:t>{% if items %}</w:t>
+      </w:r>
+      <w:r>
+        <w:t xml:space="preserve"> is redundant.</w:t>
+      </w:r>
+    </w:p>
+    <w:p>
+      <w:pPr>
+        <w:pStyle w:val="Heading2"/>
+      </w:pPr>
+      <w:r>
+        <w:t xml:space="preserve">27. </w:t>
+      </w:r>
+      <w:r>
+        <w:rPr>
+          <w:rStyle w:val="HTMLCode"/>
+          <w:rFonts w:eastAsiaTheme="majorEastAsia"/>
+        </w:rPr>
+        <w:t>status.html</w:t>
+      </w:r>
+      <w:r>
+        <w:t xml:space="preserve"> shows "Buyurtma yaratildi" as always done</w:t>
+      </w:r>
+    </w:p>
+    <w:p>
+      <w:pPr>
+        <w:pStyle w:val="NormalWeb"/>
+      </w:pPr>
+      <w:r>
+        <w:t xml:space="preserve">Now that </w:t>
+      </w:r>
+      <w:r>
+        <w:rPr>
+          <w:rStyle w:val="HTMLCode"/>
+        </w:rPr>
+        <w:t>ACTIVE</w:t>
+      </w:r>
+      <w:r>
+        <w:t xml:space="preserve"> is gone and orders are born </w:t>
+      </w:r>
+      <w:r>
+        <w:rPr>
+          <w:rStyle w:val="HTMLCode"/>
+        </w:rPr>
+        <w:t>PAYING</w:t>
+      </w:r>
+      <w:r>
+        <w:t xml:space="preserve">, the first timeline node is unconditionally </w:t>
+      </w:r>
+      <w:r>
+        <w:rPr>
+          <w:rStyle w:val="HTMLCode"/>
+        </w:rPr>
+        <w:t>is-done</w:t>
+      </w:r>
+      <w:r>
+        <w:t xml:space="preserve">. That's correct, but it looks weird because the SECOND step ("To'lov kutilmoqda") is </w:t>
+      </w:r>
+      <w:r>
+        <w:rPr>
+          <w:rStyle w:val="HTMLCode"/>
+        </w:rPr>
+        <w:t>is-current</w:t>
+      </w:r>
+      <w:r>
+        <w:t xml:space="preserve"> </w:t>
+      </w:r>
+      <w:r>
+        <w:rPr>
+          <w:rStyle w:val="Emphasis"/>
+        </w:rPr>
+        <w:t>at the same time</w:t>
+      </w:r>
+      <w:r>
+        <w:t>. Visually fine if your CSS distinguishes them; worth a quick visual check.</w:t>
+      </w:r>
+    </w:p>
+    <w:p>
+      <w:pPr>
+        <w:pStyle w:val="Heading1"/>
+      </w:pPr>
+      <w:r>
+        <w:t>i18n leftovers</w:t>
+      </w:r>
+    </w:p>
+    <w:p>
+      <w:pPr>
+        <w:numPr>
+          <w:ilvl w:val="0"/>
+          <w:numId w:val="16"/>
+        </w:numPr>
+        <w:spacing w:before="100" w:beforeAutospacing="1" w:after="100" w:afterAutospacing="1" w:line="240" w:lineRule="auto"/>
+      </w:pPr>
+      <w:r>
+        <w:rPr>
+          <w:rStyle w:val="HTMLCode"/>
+          <w:rFonts w:eastAsiaTheme="minorHAnsi"/>
+        </w:rPr>
+        <w:t>verify_phone.html</w:t>
+      </w:r>
+      <w:r>
+        <w:t xml:space="preserve">: </w:t>
+      </w:r>
+      <w:r>
+        <w:rPr>
+          <w:rStyle w:val="HTMLCode"/>
+          <w:rFonts w:eastAsiaTheme="minorHAnsi"/>
+        </w:rPr>
+        <w:t>aria-label="Digit {{ forloop.counter }}"</w:t>
+      </w:r>
+      <w:r>
+        <w:t xml:space="preserve"> — English. Should be </w:t>
+      </w:r>
+      <w:r>
+        <w:rPr>
+          <w:rStyle w:val="HTMLCode"/>
+          <w:rFonts w:eastAsiaTheme="minorHAnsi"/>
+        </w:rPr>
+        <w:t>Raqam {{ forloop.counter }}</w:t>
+      </w:r>
+      <w:r>
+        <w:t>.</w:t>
+      </w:r>
+    </w:p>
+    <w:p>
+      <w:pPr>
+        <w:numPr>
+          <w:ilvl w:val="0"/>
+          <w:numId w:val="16"/>
+        </w:numPr>
+        <w:spacing w:before="100" w:beforeAutospacing="1" w:after="100" w:afterAutospacing="1" w:line="240" w:lineRule="auto"/>
+      </w:pPr>
+      <w:r>
+        <w:rPr>
+          <w:rStyle w:val="HTMLCode"/>
+          <w:rFonts w:eastAsiaTheme="minorHAnsi"/>
+        </w:rPr>
+        <w:t>gallery__arrow</w:t>
+      </w:r>
+      <w:r>
+        <w:t xml:space="preserve"> </w:t>
+      </w:r>
+      <w:r>
+        <w:rPr>
+          <w:rStyle w:val="HTMLCode"/>
+          <w:rFonts w:eastAsiaTheme="minorHAnsi"/>
+        </w:rPr>
+        <w:t>aria-label="previous image"</w:t>
+      </w:r>
+      <w:r>
+        <w:t xml:space="preserve"> / </w:t>
+      </w:r>
+      <w:r>
+        <w:rPr>
+          <w:rStyle w:val="HTMLCode"/>
+          <w:rFonts w:eastAsiaTheme="minorHAnsi"/>
+        </w:rPr>
+        <w:t>"next image"</w:t>
+      </w:r>
+      <w:r>
+        <w:t xml:space="preserve"> in </w:t>
+      </w:r>
+      <w:r>
+        <w:rPr>
+          <w:rStyle w:val="HTMLCode"/>
+          <w:rFonts w:eastAsiaTheme="minorHAnsi"/>
+        </w:rPr>
+        <w:t>item.html</w:t>
+      </w:r>
+      <w:r>
+        <w:t xml:space="preserve"> — English. Minor (screen-reader only).</w:t>
+      </w:r>
+    </w:p>
+    <w:p>
+      <w:pPr>
+        <w:numPr>
+          <w:ilvl w:val="0"/>
+          <w:numId w:val="16"/>
+        </w:numPr>
+        <w:spacing w:before="100" w:beforeAutospacing="1" w:after="100" w:afterAutospacing="1" w:line="240" w:lineRule="auto"/>
+      </w:pPr>
+      <w:r>
+        <w:rPr>
+          <w:rStyle w:val="HTMLCode"/>
+          <w:rFonts w:eastAsiaTheme="minorHAnsi"/>
+        </w:rPr>
+        <w:t>nav.__burger</w:t>
+      </w:r>
+      <w:r>
+        <w:t xml:space="preserve"> </w:t>
+      </w:r>
+      <w:r>
+        <w:rPr>
+          <w:rStyle w:val="HTMLCode"/>
+          <w:rFonts w:eastAsiaTheme="minorHAnsi"/>
+        </w:rPr>
+        <w:t>aria-label="menu"</w:t>
+      </w:r>
+      <w:r>
+        <w:t xml:space="preserve"> — English. Minor.</w:t>
+      </w:r>
+    </w:p>
+    <w:p>
+      <w:pPr>
+        <w:numPr>
+          <w:ilvl w:val="0"/>
+          <w:numId w:val="16"/>
+        </w:numPr>
+        <w:spacing w:before="100" w:beforeAutospacing="1" w:after="100" w:afterAutospacing="1" w:line="240" w:lineRule="auto"/>
+      </w:pPr>
+      <w:r>
+        <w:rPr>
+          <w:rStyle w:val="HTMLCode"/>
+          <w:rFonts w:eastAsiaTheme="minorHAnsi"/>
+        </w:rPr>
+        <w:t>&lt;nav class="drawer" ... aria-label="mobile"&gt;</w:t>
+      </w:r>
+      <w:r>
+        <w:t xml:space="preserve"> — English label.</w:t>
+      </w:r>
+    </w:p>
+    <w:p>
+      <w:pPr>
+        <w:pStyle w:val="NormalWeb"/>
+      </w:pPr>
+      <w:r>
+        <w:t xml:space="preserve">Minor consistency thing: nav uses "Hisobim" but </w:t>
+      </w:r>
+      <w:r>
+        <w:rPr>
+          <w:rStyle w:val="HTMLCode"/>
+        </w:rPr>
+        <w:t>account.html</w:t>
+      </w:r>
+      <w:r>
+        <w:t xml:space="preserve"> sidebar uses "Kabinet" — same concept, two words. Pick one across the whole UI.</w:t>
+      </w:r>
+    </w:p>
+    <w:p>
+      <w:pPr>
+        <w:pStyle w:val="Heading1"/>
+      </w:pPr>
+      <w:r>
+        <w:t>Wire-up readiness check</w:t>
+      </w:r>
+    </w:p>
+    <w:p>
+      <w:pPr>
+        <w:pStyle w:val="NormalWeb"/>
+      </w:pPr>
+      <w:r>
+        <w:lastRenderedPageBreak/>
+        <w:t>You said OTP gateway and Click come later. The hooks you've built look correct:</w:t>
+      </w:r>
+    </w:p>
+    <w:p>
+      <w:pPr>
+        <w:pStyle w:val="NormalWeb"/>
+      </w:pPr>
+      <w:r>
+        <w:rPr>
+          <w:rStyle w:val="Strong"/>
+          <w:rFonts w:eastAsiaTheme="majorEastAsia"/>
+        </w:rPr>
+        <w:t>OTP</w:t>
+      </w:r>
+      <w:r>
+        <w:t xml:space="preserve"> — </w:t>
+      </w:r>
+      <w:r>
+        <w:rPr>
+          <w:rStyle w:val="HTMLCode"/>
+        </w:rPr>
+        <w:t>_generate_otp</w:t>
+      </w:r>
+      <w:r>
+        <w:t xml:space="preserve"> is the single point of integration. Today it prints; replace the </w:t>
+      </w:r>
+      <w:r>
+        <w:rPr>
+          <w:rStyle w:val="HTMLCode"/>
+        </w:rPr>
+        <w:t>print(...)</w:t>
+      </w:r>
+      <w:r>
+        <w:t xml:space="preserve"> with a call to your SMS provider (Eskiz, Playmobile, etc.) keyed off </w:t>
+      </w:r>
+      <w:r>
+        <w:rPr>
+          <w:rStyle w:val="HTMLCode"/>
+        </w:rPr>
+        <w:t>request.user.phone</w:t>
+      </w:r>
+      <w:r>
+        <w:t xml:space="preserve">. Everything else — TTL, resend, cancel, expire, attempt flow — is wired. </w:t>
+      </w:r>
+      <w:r>
+        <w:rPr>
+          <w:rStyle w:val="Strong"/>
+          <w:rFonts w:eastAsiaTheme="majorEastAsia"/>
+        </w:rPr>
+        <w:t>One thing missing</w:t>
+      </w:r>
+      <w:r>
+        <w:t>: the attempt counter (Blocker #2). Add it now so it's there when you flip the switch.</w:t>
+      </w:r>
+    </w:p>
+    <w:p>
+      <w:pPr>
+        <w:pStyle w:val="NormalWeb"/>
+      </w:pPr>
+      <w:r>
+        <w:rPr>
+          <w:rStyle w:val="Strong"/>
+          <w:rFonts w:eastAsiaTheme="majorEastAsia"/>
+        </w:rPr>
+        <w:t>Click</w:t>
+      </w:r>
+      <w:r>
+        <w:t xml:space="preserve"> — </w:t>
+      </w:r>
+      <w:r>
+        <w:rPr>
+          <w:rStyle w:val="HTMLCode"/>
+        </w:rPr>
+        <w:t>payment_start</w:t>
+      </w:r>
+      <w:r>
+        <w:t xml:space="preserve"> is a stub. The template already has a disabled "Clickga o'tish" button. When you wire it up, you'll need:</w:t>
+      </w:r>
+    </w:p>
+    <w:p>
+      <w:pPr>
+        <w:numPr>
+          <w:ilvl w:val="0"/>
+          <w:numId w:val="17"/>
+        </w:numPr>
+        <w:spacing w:before="100" w:beforeAutospacing="1" w:after="100" w:afterAutospacing="1" w:line="240" w:lineRule="auto"/>
+      </w:pPr>
+      <w:r>
+        <w:t xml:space="preserve">A new </w:t>
+      </w:r>
+      <w:r>
+        <w:rPr>
+          <w:rStyle w:val="HTMLCode"/>
+          <w:rFonts w:eastAsiaTheme="minorHAnsi"/>
+        </w:rPr>
+        <w:t>Transaction</w:t>
+      </w:r>
+      <w:r>
+        <w:t xml:space="preserve"> model (FK to </w:t>
+      </w:r>
+      <w:r>
+        <w:rPr>
+          <w:rStyle w:val="HTMLCode"/>
+          <w:rFonts w:eastAsiaTheme="minorHAnsi"/>
+        </w:rPr>
+        <w:t>Order</w:t>
+      </w:r>
+      <w:r>
+        <w:t xml:space="preserve">, fields for </w:t>
+      </w:r>
+      <w:r>
+        <w:rPr>
+          <w:rStyle w:val="HTMLCode"/>
+          <w:rFonts w:eastAsiaTheme="minorHAnsi"/>
+        </w:rPr>
+        <w:t>click_trans_id</w:t>
+      </w:r>
+      <w:r>
+        <w:t xml:space="preserve">, </w:t>
+      </w:r>
+      <w:r>
+        <w:rPr>
+          <w:rStyle w:val="HTMLCode"/>
+          <w:rFonts w:eastAsiaTheme="minorHAnsi"/>
+        </w:rPr>
+        <w:t>merchant_trans_id</w:t>
+      </w:r>
+      <w:r>
+        <w:t xml:space="preserve">, </w:t>
+      </w:r>
+      <w:r>
+        <w:rPr>
+          <w:rStyle w:val="HTMLCode"/>
+          <w:rFonts w:eastAsiaTheme="minorHAnsi"/>
+        </w:rPr>
+        <w:t>state</w:t>
+      </w:r>
+      <w:r>
+        <w:t xml:space="preserve">, </w:t>
+      </w:r>
+      <w:r>
+        <w:rPr>
+          <w:rStyle w:val="HTMLCode"/>
+          <w:rFonts w:eastAsiaTheme="minorHAnsi"/>
+        </w:rPr>
+        <w:t>created_at</w:t>
+      </w:r>
+      <w:r>
+        <w:t xml:space="preserve">, </w:t>
+      </w:r>
+      <w:r>
+        <w:rPr>
+          <w:rStyle w:val="HTMLCode"/>
+          <w:rFonts w:eastAsiaTheme="minorHAnsi"/>
+        </w:rPr>
+        <w:t>amount</w:t>
+      </w:r>
+      <w:r>
+        <w:t xml:space="preserve">, </w:t>
+      </w:r>
+      <w:r>
+        <w:rPr>
+          <w:rStyle w:val="HTMLCode"/>
+          <w:rFonts w:eastAsiaTheme="minorHAnsi"/>
+        </w:rPr>
+        <w:t>signature</w:t>
+      </w:r>
+      <w:r>
+        <w:t>).</w:t>
+      </w:r>
+    </w:p>
+    <w:p>
+      <w:pPr>
+        <w:numPr>
+          <w:ilvl w:val="0"/>
+          <w:numId w:val="17"/>
+        </w:numPr>
+        <w:spacing w:before="100" w:beforeAutospacing="1" w:after="100" w:afterAutospacing="1" w:line="240" w:lineRule="auto"/>
+      </w:pPr>
+      <w:r>
+        <w:t xml:space="preserve">Two new URL routes for Click's server-to-server </w:t>
+      </w:r>
+      <w:r>
+        <w:rPr>
+          <w:rStyle w:val="HTMLCode"/>
+          <w:rFonts w:eastAsiaTheme="minorHAnsi"/>
+        </w:rPr>
+        <w:t>Prepare</w:t>
+      </w:r>
+      <w:r>
+        <w:t xml:space="preserve"> and </w:t>
+      </w:r>
+      <w:r>
+        <w:rPr>
+          <w:rStyle w:val="HTMLCode"/>
+          <w:rFonts w:eastAsiaTheme="minorHAnsi"/>
+        </w:rPr>
+        <w:t>Complete</w:t>
+      </w:r>
+      <w:r>
+        <w:t xml:space="preserve"> callbacks. These must be </w:t>
+      </w:r>
+      <w:r>
+        <w:rPr>
+          <w:rStyle w:val="HTMLCode"/>
+          <w:rFonts w:eastAsiaTheme="minorHAnsi"/>
+        </w:rPr>
+        <w:t>@csrf_exempt</w:t>
+      </w:r>
+      <w:r>
+        <w:t xml:space="preserve"> since Click won't send a CSRF token.</w:t>
+      </w:r>
+    </w:p>
+    <w:p>
+      <w:pPr>
+        <w:numPr>
+          <w:ilvl w:val="0"/>
+          <w:numId w:val="17"/>
+        </w:numPr>
+        <w:spacing w:before="100" w:beforeAutospacing="1" w:after="100" w:afterAutospacing="1" w:line="240" w:lineRule="auto"/>
+      </w:pPr>
+      <w:r>
+        <w:t xml:space="preserve">Signature verification (Click signs every callback with your </w:t>
+      </w:r>
+      <w:r>
+        <w:rPr>
+          <w:rStyle w:val="HTMLCode"/>
+          <w:rFonts w:eastAsiaTheme="minorHAnsi"/>
+        </w:rPr>
+        <w:t>secret_key</w:t>
+      </w:r>
+      <w:r>
+        <w:t>). Don't trust requests by IP alone.</w:t>
+      </w:r>
+    </w:p>
+    <w:p>
+      <w:pPr>
+        <w:numPr>
+          <w:ilvl w:val="0"/>
+          <w:numId w:val="17"/>
+        </w:numPr>
+        <w:spacing w:before="100" w:beforeAutospacing="1" w:after="100" w:afterAutospacing="1" w:line="240" w:lineRule="auto"/>
+      </w:pPr>
+      <w:r>
+        <w:t xml:space="preserve">State transitions in the callbacks: on successful Complete, </w:t>
+      </w:r>
+      <w:r>
+        <w:rPr>
+          <w:rStyle w:val="HTMLCode"/>
+          <w:rFonts w:eastAsiaTheme="minorHAnsi"/>
+        </w:rPr>
+        <w:t>Order.status = PAID</w:t>
+      </w:r>
+      <w:r>
+        <w:t xml:space="preserve">; on Cancel, </w:t>
+      </w:r>
+      <w:r>
+        <w:rPr>
+          <w:rStyle w:val="HTMLCode"/>
+          <w:rFonts w:eastAsiaTheme="minorHAnsi"/>
+        </w:rPr>
+        <w:t>Order.status = CANCELLED</w:t>
+      </w:r>
+      <w:r>
+        <w:t>.</w:t>
+      </w:r>
+    </w:p>
+    <w:p>
+      <w:pPr>
+        <w:numPr>
+          <w:ilvl w:val="0"/>
+          <w:numId w:val="17"/>
+        </w:numPr>
+        <w:spacing w:before="100" w:beforeAutospacing="1" w:after="100" w:afterAutospacing="1" w:line="240" w:lineRule="auto"/>
+      </w:pPr>
+      <w:r>
+        <w:t xml:space="preserve">In </w:t>
+      </w:r>
+      <w:r>
+        <w:rPr>
+          <w:rStyle w:val="HTMLCode"/>
+          <w:rFonts w:eastAsiaTheme="minorHAnsi"/>
+        </w:rPr>
+        <w:t>payment_start</w:t>
+      </w:r>
+      <w:r>
+        <w:t xml:space="preserve">, build the redirect URL with </w:t>
+      </w:r>
+      <w:r>
+        <w:rPr>
+          <w:rStyle w:val="HTMLCode"/>
+          <w:rFonts w:eastAsiaTheme="minorHAnsi"/>
+        </w:rPr>
+        <w:t>merchant_id</w:t>
+      </w:r>
+      <w:r>
+        <w:t xml:space="preserve">, </w:t>
+      </w:r>
+      <w:r>
+        <w:rPr>
+          <w:rStyle w:val="HTMLCode"/>
+          <w:rFonts w:eastAsiaTheme="minorHAnsi"/>
+        </w:rPr>
+        <w:t>service_id</w:t>
+      </w:r>
+      <w:r>
+        <w:t xml:space="preserve">, </w:t>
+      </w:r>
+      <w:r>
+        <w:rPr>
+          <w:rStyle w:val="HTMLCode"/>
+          <w:rFonts w:eastAsiaTheme="minorHAnsi"/>
+        </w:rPr>
+        <w:t>amount=order.total_price</w:t>
+      </w:r>
+      <w:r>
+        <w:t xml:space="preserve">, </w:t>
+      </w:r>
+      <w:r>
+        <w:rPr>
+          <w:rStyle w:val="HTMLCode"/>
+          <w:rFonts w:eastAsiaTheme="minorHAnsi"/>
+        </w:rPr>
+        <w:t>transaction_param=order.id</w:t>
+      </w:r>
+      <w:r>
+        <w:t xml:space="preserve"> and return </w:t>
+      </w:r>
+      <w:r>
+        <w:rPr>
+          <w:rStyle w:val="HTMLCode"/>
+          <w:rFonts w:eastAsiaTheme="minorHAnsi"/>
+        </w:rPr>
+        <w:t>HttpResponseRedirect</w:t>
+      </w:r>
+      <w:r>
+        <w:t>.</w:t>
+      </w:r>
+    </w:p>
+    <w:p>
+      <w:pPr>
+        <w:pStyle w:val="NormalWeb"/>
+      </w:pPr>
+      <w:r>
+        <w:t xml:space="preserve">The </w:t>
+      </w:r>
+      <w:r>
+        <w:rPr>
+          <w:rStyle w:val="HTMLCode"/>
+        </w:rPr>
+        <w:t>Order.payment_method</w:t>
+      </w:r>
+      <w:r>
+        <w:t xml:space="preserve"> field is already in place — good. The status enum already has </w:t>
+      </w:r>
+      <w:r>
+        <w:rPr>
+          <w:rStyle w:val="HTMLCode"/>
+        </w:rPr>
+        <w:t>PAID</w:t>
+      </w:r>
+      <w:r>
+        <w:t xml:space="preserve">. The order_cancel view already restricts cancellation to </w:t>
+      </w:r>
+      <w:r>
+        <w:rPr>
+          <w:rStyle w:val="HTMLCode"/>
+        </w:rPr>
+        <w:t>PAYING</w:t>
+      </w:r>
+      <w:r>
+        <w:t xml:space="preserve"> only — good.</w:t>
+      </w:r>
+    </w:p>
+    <w:p>
+      <w:pPr>
+        <w:pStyle w:val="NormalWeb"/>
+      </w:pPr>
+      <w:r>
+        <w:t xml:space="preserve">One adjustment for Click: </w:t>
+      </w:r>
+      <w:r>
+        <w:rPr>
+          <w:rStyle w:val="HTMLCode"/>
+        </w:rPr>
+        <w:t>Order</w:t>
+      </w:r>
+      <w:r>
+        <w:t xml:space="preserve"> is currently created with </w:t>
+      </w:r>
+      <w:r>
+        <w:rPr>
+          <w:rStyle w:val="HTMLCode"/>
+        </w:rPr>
+        <w:t>total_price</w:t>
+      </w:r>
+      <w:r>
+        <w:t xml:space="preserve"> as an integer-like Decimal (</w:t>
+      </w:r>
+      <w:r>
+        <w:rPr>
+          <w:rStyle w:val="HTMLCode"/>
+        </w:rPr>
+        <w:t>max_digits=15, decimal_places=0</w:t>
+      </w:r>
+      <w:r>
+        <w:t xml:space="preserve">). Click's API takes amounts in tiyin (1 UZS = 100 tiyin) or sometimes in UZS depending on integration. Make sure you multiply/divide consistently before sending to Click and when receiving callbacks. Worth a comment in </w:t>
+      </w:r>
+      <w:r>
+        <w:rPr>
+          <w:rStyle w:val="HTMLCode"/>
+        </w:rPr>
+        <w:t>payment_start</w:t>
+      </w:r>
+      <w:r>
+        <w:t xml:space="preserve"> so future-you doesn't get bitten.</w:t>
+      </w:r>
+    </w:p>
+    <w:p>
+      <w:pPr>
+        <w:pStyle w:val="Heading1"/>
+      </w:pPr>
+      <w:r>
+        <w:t>Production deploy checklist</w:t>
+      </w:r>
+    </w:p>
+    <w:p>
+      <w:pPr>
+        <w:pStyle w:val="NormalWeb"/>
+      </w:pPr>
+      <w:r>
+        <w:t>What needs to exist before the site goes live:</w:t>
+      </w:r>
+    </w:p>
+    <w:p>
+      <w:pPr>
+        <w:numPr>
+          <w:ilvl w:val="0"/>
+          <w:numId w:val="18"/>
+        </w:numPr>
+        <w:spacing w:before="100" w:beforeAutospacing="1" w:after="100" w:afterAutospacing="1" w:line="240" w:lineRule="auto"/>
+      </w:pPr>
+      <w:r>
+        <w:rPr>
+          <w:rStyle w:val="HTMLCode"/>
+          <w:rFonts w:eastAsiaTheme="minorHAnsi"/>
+        </w:rPr>
+        <w:t>.env</w:t>
+      </w:r>
+      <w:r>
+        <w:t xml:space="preserve"> file (not in git) holding </w:t>
+      </w:r>
+      <w:r>
+        <w:rPr>
+          <w:rStyle w:val="HTMLCode"/>
+          <w:rFonts w:eastAsiaTheme="minorHAnsi"/>
+        </w:rPr>
+        <w:t>SECRET_KEY</w:t>
+      </w:r>
+      <w:r>
+        <w:t xml:space="preserve">, </w:t>
+      </w:r>
+      <w:r>
+        <w:rPr>
+          <w:rStyle w:val="HTMLCode"/>
+          <w:rFonts w:eastAsiaTheme="minorHAnsi"/>
+        </w:rPr>
+        <w:t>DEBUG=False</w:t>
+      </w:r>
+      <w:r>
+        <w:t xml:space="preserve">, </w:t>
+      </w:r>
+      <w:r>
+        <w:rPr>
+          <w:rStyle w:val="HTMLCode"/>
+          <w:rFonts w:eastAsiaTheme="minorHAnsi"/>
+        </w:rPr>
+        <w:t>ALLOWED_HOSTS</w:t>
+      </w:r>
+      <w:r>
+        <w:t xml:space="preserve">, </w:t>
+      </w:r>
+      <w:r>
+        <w:rPr>
+          <w:rStyle w:val="HTMLCode"/>
+          <w:rFonts w:eastAsiaTheme="minorHAnsi"/>
+        </w:rPr>
+        <w:t>DATABASE_URL</w:t>
+      </w:r>
+      <w:r>
+        <w:t xml:space="preserve">, </w:t>
+      </w:r>
+      <w:r>
+        <w:rPr>
+          <w:rStyle w:val="HTMLCode"/>
+          <w:rFonts w:eastAsiaTheme="minorHAnsi"/>
+        </w:rPr>
+        <w:t>CLICK_MERCHANT_ID</w:t>
+      </w:r>
+      <w:r>
+        <w:t xml:space="preserve">, </w:t>
+      </w:r>
+      <w:r>
+        <w:rPr>
+          <w:rStyle w:val="HTMLCode"/>
+          <w:rFonts w:eastAsiaTheme="minorHAnsi"/>
+        </w:rPr>
+        <w:t>CLICK_SERVICE_ID</w:t>
+      </w:r>
+      <w:r>
+        <w:t xml:space="preserve">, </w:t>
+      </w:r>
+      <w:r>
+        <w:rPr>
+          <w:rStyle w:val="HTMLCode"/>
+          <w:rFonts w:eastAsiaTheme="minorHAnsi"/>
+        </w:rPr>
+        <w:t>CLICK_SECRET_KEY</w:t>
+      </w:r>
+      <w:r>
+        <w:t xml:space="preserve">, </w:t>
+      </w:r>
+      <w:r>
+        <w:rPr>
+          <w:rStyle w:val="HTMLCode"/>
+          <w:rFonts w:eastAsiaTheme="minorHAnsi"/>
+        </w:rPr>
+        <w:t>SMS_API_KEY</w:t>
+      </w:r>
+      <w:r>
+        <w:t xml:space="preserve">, </w:t>
+      </w:r>
+      <w:r>
+        <w:rPr>
+          <w:rStyle w:val="HTMLCode"/>
+          <w:rFonts w:eastAsiaTheme="minorHAnsi"/>
+        </w:rPr>
+        <w:t>SMS_SENDER</w:t>
+      </w:r>
+      <w:r>
+        <w:t xml:space="preserve">. </w:t>
+      </w:r>
+      <w:r>
+        <w:rPr>
+          <w:rStyle w:val="HTMLCode"/>
+          <w:rFonts w:eastAsiaTheme="minorHAnsi"/>
+        </w:rPr>
+        <w:t>settings.py</w:t>
+      </w:r>
+      <w:r>
+        <w:t xml:space="preserve"> reads from </w:t>
+      </w:r>
+      <w:r>
+        <w:rPr>
+          <w:rStyle w:val="HTMLCode"/>
+          <w:rFonts w:eastAsiaTheme="minorHAnsi"/>
+        </w:rPr>
+        <w:t>os.environ</w:t>
+      </w:r>
+      <w:r>
+        <w:t xml:space="preserve"> with safe defaults that crash if missing in prod.</w:t>
+      </w:r>
+    </w:p>
+    <w:p>
+      <w:pPr>
+        <w:numPr>
+          <w:ilvl w:val="0"/>
+          <w:numId w:val="18"/>
+        </w:numPr>
+        <w:spacing w:before="100" w:beforeAutospacing="1" w:after="100" w:afterAutospacing="1" w:line="240" w:lineRule="auto"/>
+      </w:pPr>
+      <w:r>
+        <w:rPr>
+          <w:rStyle w:val="HTMLCode"/>
+          <w:rFonts w:eastAsiaTheme="minorHAnsi"/>
+        </w:rPr>
+        <w:t>requirements.txt</w:t>
+      </w:r>
+      <w:r>
+        <w:t xml:space="preserve"> (or </w:t>
+      </w:r>
+      <w:r>
+        <w:rPr>
+          <w:rStyle w:val="HTMLCode"/>
+          <w:rFonts w:eastAsiaTheme="minorHAnsi"/>
+        </w:rPr>
+        <w:t>pyproject.toml</w:t>
+      </w:r>
+      <w:r>
+        <w:t>) pinning versions: Django 6.0.4, psycopg, django-colorfield, Pillow, django-axes, django-ratelimit, gunicorn, whitenoise.</w:t>
+      </w:r>
+    </w:p>
+    <w:p>
+      <w:pPr>
+        <w:numPr>
+          <w:ilvl w:val="0"/>
+          <w:numId w:val="18"/>
+        </w:numPr>
+        <w:spacing w:before="100" w:beforeAutospacing="1" w:after="100" w:afterAutospacing="1" w:line="240" w:lineRule="auto"/>
+      </w:pPr>
+      <w:r>
+        <w:rPr>
+          <w:rStyle w:val="HTMLCode"/>
+          <w:rFonts w:eastAsiaTheme="minorHAnsi"/>
+        </w:rPr>
+        <w:t>gunicorn</w:t>
+      </w:r>
+      <w:r>
+        <w:t xml:space="preserve"> config + a systemd unit or Dockerfile.</w:t>
+      </w:r>
+    </w:p>
+    <w:p>
+      <w:pPr>
+        <w:numPr>
+          <w:ilvl w:val="0"/>
+          <w:numId w:val="18"/>
+        </w:numPr>
+        <w:spacing w:before="100" w:beforeAutospacing="1" w:after="100" w:afterAutospacing="1" w:line="240" w:lineRule="auto"/>
+      </w:pPr>
+      <w:r>
+        <w:rPr>
+          <w:rStyle w:val="HTMLCode"/>
+          <w:rFonts w:eastAsiaTheme="minorHAnsi"/>
+        </w:rPr>
+        <w:t>nginx</w:t>
+      </w:r>
+      <w:r>
+        <w:t xml:space="preserve"> (or Caddy) in front: serve </w:t>
+      </w:r>
+      <w:r>
+        <w:rPr>
+          <w:rStyle w:val="HTMLCode"/>
+          <w:rFonts w:eastAsiaTheme="minorHAnsi"/>
+        </w:rPr>
+        <w:t>/static/</w:t>
+      </w:r>
+      <w:r>
+        <w:t xml:space="preserve"> and </w:t>
+      </w:r>
+      <w:r>
+        <w:rPr>
+          <w:rStyle w:val="HTMLCode"/>
+          <w:rFonts w:eastAsiaTheme="minorHAnsi"/>
+        </w:rPr>
+        <w:t>/media/</w:t>
+      </w:r>
+      <w:r>
+        <w:t xml:space="preserve"> directly, proxy </w:t>
+      </w:r>
+      <w:r>
+        <w:rPr>
+          <w:rStyle w:val="HTMLCode"/>
+          <w:rFonts w:eastAsiaTheme="minorHAnsi"/>
+        </w:rPr>
+        <w:t>/</w:t>
+      </w:r>
+      <w:r>
+        <w:t xml:space="preserve"> to gunicorn. Don't let Django serve static in production.</w:t>
+      </w:r>
+    </w:p>
+    <w:p>
+      <w:pPr>
+        <w:numPr>
+          <w:ilvl w:val="0"/>
+          <w:numId w:val="18"/>
+        </w:numPr>
+        <w:spacing w:before="100" w:beforeAutospacing="1" w:after="100" w:afterAutospacing="1" w:line="240" w:lineRule="auto"/>
+      </w:pPr>
+      <w:r>
+        <w:rPr>
+          <w:rStyle w:val="HTMLCode"/>
+          <w:rFonts w:eastAsiaTheme="minorHAnsi"/>
+        </w:rPr>
+        <w:t>python manage.py collectstatic</w:t>
+      </w:r>
+      <w:r>
+        <w:t xml:space="preserve"> integrated into your deploy script.</w:t>
+      </w:r>
+    </w:p>
+    <w:p>
+      <w:pPr>
+        <w:numPr>
+          <w:ilvl w:val="0"/>
+          <w:numId w:val="18"/>
+        </w:numPr>
+        <w:spacing w:before="100" w:beforeAutospacing="1" w:after="100" w:afterAutospacing="1" w:line="240" w:lineRule="auto"/>
+      </w:pPr>
+      <w:r>
+        <w:lastRenderedPageBreak/>
+        <w:t xml:space="preserve">PostgreSQL backups — </w:t>
+      </w:r>
+      <w:r>
+        <w:rPr>
+          <w:rStyle w:val="HTMLCode"/>
+          <w:rFonts w:eastAsiaTheme="minorHAnsi"/>
+        </w:rPr>
+        <w:t>pg_dump</w:t>
+      </w:r>
+      <w:r>
+        <w:t xml:space="preserve"> cron + offsite.</w:t>
+      </w:r>
+    </w:p>
+    <w:p>
+      <w:pPr>
+        <w:numPr>
+          <w:ilvl w:val="0"/>
+          <w:numId w:val="18"/>
+        </w:numPr>
+        <w:spacing w:before="100" w:beforeAutospacing="1" w:after="100" w:afterAutospacing="1" w:line="240" w:lineRule="auto"/>
+      </w:pPr>
+      <w:r>
+        <w:t xml:space="preserve">SSL cert (Let's Encrypt via certbot). Set </w:t>
+      </w:r>
+      <w:r>
+        <w:rPr>
+          <w:rStyle w:val="HTMLCode"/>
+          <w:rFonts w:eastAsiaTheme="minorHAnsi"/>
+        </w:rPr>
+        <w:t>SECURE_SSL_REDIRECT = True</w:t>
+      </w:r>
+      <w:r>
+        <w:t>.</w:t>
+      </w:r>
+    </w:p>
+    <w:p>
+      <w:pPr>
+        <w:numPr>
+          <w:ilvl w:val="0"/>
+          <w:numId w:val="18"/>
+        </w:numPr>
+        <w:spacing w:before="100" w:beforeAutospacing="1" w:after="100" w:afterAutospacing="1" w:line="240" w:lineRule="auto"/>
+      </w:pPr>
+      <w:r>
+        <w:t xml:space="preserve">Logging configured — </w:t>
+      </w:r>
+      <w:r>
+        <w:rPr>
+          <w:rStyle w:val="HTMLCode"/>
+          <w:rFonts w:eastAsiaTheme="minorHAnsi"/>
+        </w:rPr>
+        <w:t>LOGGING</w:t>
+      </w:r>
+      <w:r>
+        <w:t xml:space="preserve"> dict in settings, writing to a real log file or stdout for Docker.</w:t>
+      </w:r>
+    </w:p>
+    <w:p>
+      <w:pPr>
+        <w:numPr>
+          <w:ilvl w:val="0"/>
+          <w:numId w:val="18"/>
+        </w:numPr>
+        <w:spacing w:before="100" w:beforeAutospacing="1" w:after="100" w:afterAutospacing="1" w:line="240" w:lineRule="auto"/>
+      </w:pPr>
+      <w:r>
+        <w:t>Sentry (or similar) for error tracking — replace the default 500 page experience with real error reporting.</w:t>
+      </w:r>
+    </w:p>
+    <w:p>
+      <w:pPr>
+        <w:numPr>
+          <w:ilvl w:val="0"/>
+          <w:numId w:val="18"/>
+        </w:numPr>
+        <w:spacing w:before="100" w:beforeAutospacing="1" w:after="100" w:afterAutospacing="1" w:line="240" w:lineRule="auto"/>
+      </w:pPr>
+      <w:r>
+        <w:t xml:space="preserve">Empty all </w:t>
+      </w:r>
+      <w:r>
+        <w:rPr>
+          <w:rStyle w:val="HTMLCode"/>
+          <w:rFonts w:eastAsiaTheme="minorHAnsi"/>
+        </w:rPr>
+        <w:t>tests.py</w:t>
+      </w:r>
+      <w:r>
+        <w:t xml:space="preserve"> files have zero tests; at minimum add tests for: cart concurrency (the unique constraint), checkout flow, OTP code matching, phone normalization. CI before deploy.</w:t>
+      </w:r>
+    </w:p>
+    <w:p>
+      <w:pPr>
+        <w:numPr>
+          <w:ilvl w:val="0"/>
+          <w:numId w:val="18"/>
+        </w:numPr>
+        <w:spacing w:before="100" w:beforeAutospacing="1" w:after="100" w:afterAutospacing="1" w:line="240" w:lineRule="auto"/>
+      </w:pPr>
+      <w:r>
+        <w:t xml:space="preserve">A </w:t>
+      </w:r>
+      <w:r>
+        <w:rPr>
+          <w:rStyle w:val="HTMLCode"/>
+          <w:rFonts w:eastAsiaTheme="minorHAnsi"/>
+        </w:rPr>
+        <w:t>robots.txt</w:t>
+      </w:r>
+      <w:r>
+        <w:t xml:space="preserve"> and </w:t>
+      </w:r>
+      <w:r>
+        <w:rPr>
+          <w:rStyle w:val="HTMLCode"/>
+          <w:rFonts w:eastAsiaTheme="minorHAnsi"/>
+        </w:rPr>
+        <w:t>sitemap.xml</w:t>
+      </w:r>
+      <w:r>
+        <w:t xml:space="preserve"> (Django has </w:t>
+      </w:r>
+      <w:r>
+        <w:rPr>
+          <w:rStyle w:val="HTMLCode"/>
+          <w:rFonts w:eastAsiaTheme="minorHAnsi"/>
+        </w:rPr>
+        <w:t>django.contrib.sitemaps</w:t>
+      </w:r>
+      <w:r>
+        <w:t>).</w:t>
+      </w:r>
+    </w:p>
+    <w:p>
+      <w:pPr>
+        <w:numPr>
+          <w:ilvl w:val="0"/>
+          <w:numId w:val="18"/>
+        </w:numPr>
+        <w:spacing w:before="100" w:beforeAutospacing="1" w:after="100" w:afterAutospacing="1" w:line="240" w:lineRule="auto"/>
+      </w:pPr>
+      <w:r>
+        <w:t>SMS gateway account created and tested end-to-end before launch.</w:t>
+      </w:r>
+    </w:p>
+    <w:p>
+      <w:pPr>
+        <w:numPr>
+          <w:ilvl w:val="0"/>
+          <w:numId w:val="18"/>
+        </w:numPr>
+        <w:spacing w:before="100" w:beforeAutospacing="1" w:after="100" w:afterAutospacing="1" w:line="240" w:lineRule="auto"/>
+      </w:pPr>
+      <w:r>
+        <w:t>Click merchant agreement signed, sandbox tested, callback URLs registered in Click dashboard.</w:t>
+      </w:r>
+    </w:p>
+    <w:p>
+      <w:pPr>
+        <w:pStyle w:val="Heading1"/>
+      </w:pPr>
+      <w:r>
+        <w:t>Recommended immediate sequence</w:t>
+      </w:r>
+    </w:p>
+    <w:p>
+      <w:pPr>
+        <w:pStyle w:val="NormalWeb"/>
+      </w:pPr>
+      <w:r>
+        <w:t>Treat this as the path to deploy-ready:</w:t>
+      </w:r>
+    </w:p>
+    <w:p>
+      <w:pPr>
+        <w:numPr>
+          <w:ilvl w:val="0"/>
+          <w:numId w:val="19"/>
+        </w:numPr>
+        <w:spacing w:before="100" w:beforeAutospacing="1" w:after="100" w:afterAutospacing="1" w:line="240" w:lineRule="auto"/>
+      </w:pPr>
+      <w:r>
+        <w:t>Fix the message-after-logout bug (#3). One hour.</w:t>
+      </w:r>
+    </w:p>
+    <w:p>
+      <w:pPr>
+        <w:numPr>
+          <w:ilvl w:val="0"/>
+          <w:numId w:val="19"/>
+        </w:numPr>
+        <w:spacing w:before="100" w:beforeAutospacing="1" w:after="100" w:afterAutospacing="1" w:line="240" w:lineRule="auto"/>
+      </w:pPr>
+      <w:r>
+        <w:t xml:space="preserve">Add server-side OTP attempt counter + IP rate limiting via </w:t>
+      </w:r>
+      <w:r>
+        <w:rPr>
+          <w:rStyle w:val="HTMLCode"/>
+          <w:rFonts w:eastAsiaTheme="minorHAnsi"/>
+        </w:rPr>
+        <w:t>django-ratelimit</w:t>
+      </w:r>
+      <w:r>
+        <w:t xml:space="preserve"> (#2). Two-three hours.</w:t>
+      </w:r>
+    </w:p>
+    <w:p>
+      <w:pPr>
+        <w:numPr>
+          <w:ilvl w:val="0"/>
+          <w:numId w:val="19"/>
+        </w:numPr>
+        <w:spacing w:before="100" w:beforeAutospacing="1" w:after="100" w:afterAutospacing="1" w:line="240" w:lineRule="auto"/>
+      </w:pPr>
+      <w:r>
+        <w:t xml:space="preserve">Make </w:t>
+      </w:r>
+      <w:r>
+        <w:rPr>
+          <w:rStyle w:val="HTMLCode"/>
+          <w:rFonts w:eastAsiaTheme="minorHAnsi"/>
+        </w:rPr>
+        <w:t>Order.address</w:t>
+      </w:r>
+      <w:r>
+        <w:t xml:space="preserve"> a </w:t>
+      </w:r>
+      <w:r>
+        <w:rPr>
+          <w:rStyle w:val="HTMLCode"/>
+          <w:rFonts w:eastAsiaTheme="minorHAnsi"/>
+        </w:rPr>
+        <w:t>TextField</w:t>
+      </w:r>
+      <w:r>
+        <w:t xml:space="preserve"> (#5) — one migration.</w:t>
+      </w:r>
+    </w:p>
+    <w:p>
+      <w:pPr>
+        <w:numPr>
+          <w:ilvl w:val="0"/>
+          <w:numId w:val="19"/>
+        </w:numPr>
+        <w:spacing w:before="100" w:beforeAutospacing="1" w:after="100" w:afterAutospacing="1" w:line="240" w:lineRule="auto"/>
+      </w:pPr>
+      <w:r>
+        <w:t xml:space="preserve">Recompute </w:t>
+      </w:r>
+      <w:r>
+        <w:rPr>
+          <w:rStyle w:val="HTMLCode"/>
+          <w:rFonts w:eastAsiaTheme="minorHAnsi"/>
+        </w:rPr>
+        <w:t>total_price</w:t>
+      </w:r>
+      <w:r>
+        <w:t xml:space="preserve"> inside the atomic checkout block (#6) — five lines of code.</w:t>
+      </w:r>
+    </w:p>
+    <w:p>
+      <w:pPr>
+        <w:numPr>
+          <w:ilvl w:val="0"/>
+          <w:numId w:val="19"/>
+        </w:numPr>
+        <w:spacing w:before="100" w:beforeAutospacing="1" w:after="100" w:afterAutospacing="1" w:line="240" w:lineRule="auto"/>
+      </w:pPr>
+      <w:r>
+        <w:t xml:space="preserve">Add </w:t>
+      </w:r>
+      <w:r>
+        <w:rPr>
+          <w:rStyle w:val="HTMLCode"/>
+          <w:rFonts w:eastAsiaTheme="minorHAnsi"/>
+        </w:rPr>
+        <w:t>_otp_expired</w:t>
+      </w:r>
+      <w:r>
+        <w:t xml:space="preserve"> check to </w:t>
+      </w:r>
+      <w:r>
+        <w:rPr>
+          <w:rStyle w:val="HTMLCode"/>
+          <w:rFonts w:eastAsiaTheme="minorHAnsi"/>
+        </w:rPr>
+        <w:t>expire_verification</w:t>
+      </w:r>
+      <w:r>
+        <w:t xml:space="preserve"> (#4) — three lines.</w:t>
+      </w:r>
+    </w:p>
+    <w:p>
+      <w:pPr>
+        <w:numPr>
+          <w:ilvl w:val="0"/>
+          <w:numId w:val="19"/>
+        </w:numPr>
+        <w:spacing w:before="100" w:beforeAutospacing="1" w:after="100" w:afterAutospacing="1" w:line="240" w:lineRule="auto"/>
+      </w:pPr>
+      <w:r>
+        <w:t xml:space="preserve">Gate the OTP </w:t>
+      </w:r>
+      <w:r>
+        <w:rPr>
+          <w:rStyle w:val="HTMLCode"/>
+          <w:rFonts w:eastAsiaTheme="minorHAnsi"/>
+        </w:rPr>
+        <w:t>print()</w:t>
+      </w:r>
+      <w:r>
+        <w:t xml:space="preserve"> on </w:t>
+      </w:r>
+      <w:r>
+        <w:rPr>
+          <w:rStyle w:val="HTMLCode"/>
+          <w:rFonts w:eastAsiaTheme="minorHAnsi"/>
+        </w:rPr>
+        <w:t>DEBUG</w:t>
+      </w:r>
+      <w:r>
+        <w:t xml:space="preserve"> (#7) — one line.</w:t>
+      </w:r>
+    </w:p>
+    <w:p>
+      <w:pPr>
+        <w:numPr>
+          <w:ilvl w:val="0"/>
+          <w:numId w:val="19"/>
+        </w:numPr>
+        <w:spacing w:before="100" w:beforeAutospacing="1" w:after="100" w:afterAutospacing="1" w:line="240" w:lineRule="auto"/>
+      </w:pPr>
+      <w:r>
+        <w:t xml:space="preserve">Move secrets to env vars + flip security middleware on (#1). Half a day with </w:t>
+      </w:r>
+      <w:r>
+        <w:rPr>
+          <w:rStyle w:val="HTMLCode"/>
+          <w:rFonts w:eastAsiaTheme="minorHAnsi"/>
+        </w:rPr>
+        <w:t>django-environ</w:t>
+      </w:r>
+      <w:r>
+        <w:t>.</w:t>
+      </w:r>
+    </w:p>
+    <w:p>
+      <w:pPr>
+        <w:numPr>
+          <w:ilvl w:val="0"/>
+          <w:numId w:val="19"/>
+        </w:numPr>
+        <w:spacing w:before="100" w:beforeAutospacing="1" w:after="100" w:afterAutospacing="1" w:line="240" w:lineRule="auto"/>
+      </w:pPr>
+      <w:r>
+        <w:t>Delete the ghost templates directory (#8), fix the 404 typo (#19), the main.js comment (#20).</w:t>
+      </w:r>
+    </w:p>
+    <w:p>
+      <w:pPr>
+        <w:numPr>
+          <w:ilvl w:val="0"/>
+          <w:numId w:val="19"/>
+        </w:numPr>
+        <w:spacing w:before="100" w:beforeAutospacing="1" w:after="100" w:afterAutospacing="1" w:line="240" w:lineRule="auto"/>
+      </w:pPr>
+      <w:r>
+        <w:t>Build the settings/forgot-password pages OR remove the dead links until they exist (#9, #10).</w:t>
+      </w:r>
+    </w:p>
+    <w:p>
+      <w:pPr>
+        <w:numPr>
+          <w:ilvl w:val="0"/>
+          <w:numId w:val="19"/>
+        </w:numPr>
+        <w:spacing w:before="100" w:beforeAutospacing="1" w:after="100" w:afterAutospacing="1" w:line="240" w:lineRule="auto"/>
+      </w:pPr>
+      <w:r>
+        <w:t>Wire SMS gateway. Wire Click. Deploy.</w:t>
+      </w:r>
+    </w:p>
+    <w:p>
+      <w:pPr>
+        <w:pStyle w:val="NormalWeb"/>
+      </w:pPr>
+      <w:r>
+        <w:t>Steps 1–6 are the difference between "deploys but breaks in odd ways" and "deploys cleanly". Step 7 is the difference between "works for friends" and "safe for the public". Everything else is polish that can ship in a follow-up.</w:t>
       </w:r>
     </w:p>
     <w:p/>
@@ -5257,6 +6665,155 @@
 <file path=word/numbering.xml><?xml version="1.0" encoding="utf-8"?>
 <w:numbering xmlns:wpc="http://schemas.microsoft.com/office/word/2010/wordprocessingCanvas" xmlns:cx="http://schemas.microsoft.com/office/drawing/2014/chartex" xmlns:cx1="http://schemas.microsoft.com/office/drawing/2015/9/8/chartex" xmlns:cx2="http://schemas.microsoft.com/office/drawing/2015/10/21/chartex" xmlns:cx3="http://schemas.microsoft.com/office/drawing/2016/5/9/chartex" xmlns:cx4="http://schemas.microsoft.com/office/drawing/2016/5/10/chartex" xmlns:cx5="http://schemas.microsoft.com/office/drawing/2016/5/11/chartex" xmlns:cx6="http://schemas.microsoft.com/office/drawing/2016/5/12/chartex" xmlns:cx7="http://schemas.microsoft.com/office/drawing/2016/5/13/chartex" xmlns:cx8="http://schemas.microsoft.com/office/drawing/2016/5/14/chartex" xmlns:mc="http://schemas.openxmlformats.org/markup-compatibility/2006" xmlns:aink="http://schemas.microsoft.com/office/drawing/2016/ink" xmlns:am3d="http://schemas.microsoft.com/office/drawing/2017/model3d" xmlns:o="urn:schemas-microsoft-com:office:office" xmlns:r="http://schemas.openxmlformats.org/officeDocument/2006/relationships" xmlns:m="http://schemas.openxmlformats.org/officeDocument/2006/math" xmlns:v="urn:schemas-microsoft-com:vml" xmlns:wp14="http://schemas.microsoft.com/office/word/2010/wordprocessingDrawing" xmlns:wp="http://schemas.openxmlformats.org/drawingml/2006/wordprocessingDrawing" xmlns:w10="urn:schemas-microsoft-com:office:word" xmlns:w="http://schemas.openxmlformats.org/wordprocessingml/2006/main" xmlns:w14="http://schemas.microsoft.com/office/word/2010/wordml" xmlns:w15="http://schemas.microsoft.com/office/word/2012/wordml" xmlns:w16cex="http://schemas.microsoft.com/office/word/2018/wordml/cex" xmlns:w16cid="http://schemas.microsoft.com/office/word/2016/wordml/cid" xmlns:w16="http://schemas.microsoft.com/office/word/2018/wordml" xmlns:w16sdtdh="http://schemas.microsoft.com/office/word/2020/wordml/sdtdatahash" xmlns:w16se="http://schemas.microsoft.com/office/word/2015/wordml/symex" xmlns:wpg="http://schemas.microsoft.com/office/word/2010/wordprocessingGroup" xmlns:wpi="http://schemas.microsoft.com/office/word/2010/wordprocessingInk" xmlns:wne="http://schemas.microsoft.com/office/word/2006/wordml" xmlns:wps="http://schemas.microsoft.com/office/word/2010/wordprocessingShape" mc:Ignorable="w14 w15 w16se w16cid w16 w16cex w16sdtdh wp14">
   <w:abstractNum w:abstractNumId="0" w15:restartNumberingAfterBreak="0">
+    <w:nsid w:val="04A600BF"/>
+    <w:multiLevelType w:val="multilevel"/>
+    <w:tmpl w:val="95DA6B00"/>
+    <w:lvl w:ilvl="0">
+      <w:start w:val="1"/>
+      <w:numFmt w:val="bullet"/>
+      <w:lvlText w:val=""/>
+      <w:lvlJc w:val="left"/>
+      <w:pPr>
+        <w:tabs>
+          <w:tab w:val="num" w:pos="720"/>
+        </w:tabs>
+        <w:ind w:left="720" w:hanging="360"/>
+      </w:pPr>
+      <w:rPr>
+        <w:rFonts w:ascii="Symbol" w:hAnsi="Symbol" w:hint="default"/>
+        <w:sz w:val="20"/>
+      </w:rPr>
+    </w:lvl>
+    <w:lvl w:ilvl="1" w:tentative="1">
+      <w:start w:val="1"/>
+      <w:numFmt w:val="bullet"/>
+      <w:lvlText w:val="o"/>
+      <w:lvlJc w:val="left"/>
+      <w:pPr>
+        <w:tabs>
+          <w:tab w:val="num" w:pos="1440"/>
+        </w:tabs>
+        <w:ind w:left="1440" w:hanging="360"/>
+      </w:pPr>
+      <w:rPr>
+        <w:rFonts w:ascii="Courier New" w:hAnsi="Courier New" w:hint="default"/>
+        <w:sz w:val="20"/>
+      </w:rPr>
+    </w:lvl>
+    <w:lvl w:ilvl="2" w:tentative="1">
+      <w:start w:val="1"/>
+      <w:numFmt w:val="bullet"/>
+      <w:lvlText w:val=""/>
+      <w:lvlJc w:val="left"/>
+      <w:pPr>
+        <w:tabs>
+          <w:tab w:val="num" w:pos="2160"/>
+        </w:tabs>
+        <w:ind w:left="2160" w:hanging="360"/>
+      </w:pPr>
+      <w:rPr>
+        <w:rFonts w:ascii="Wingdings" w:hAnsi="Wingdings" w:hint="default"/>
+        <w:sz w:val="20"/>
+      </w:rPr>
+    </w:lvl>
+    <w:lvl w:ilvl="3" w:tentative="1">
+      <w:start w:val="1"/>
+      <w:numFmt w:val="bullet"/>
+      <w:lvlText w:val=""/>
+      <w:lvlJc w:val="left"/>
+      <w:pPr>
+        <w:tabs>
+          <w:tab w:val="num" w:pos="2880"/>
+        </w:tabs>
+        <w:ind w:left="2880" w:hanging="360"/>
+      </w:pPr>
+      <w:rPr>
+        <w:rFonts w:ascii="Wingdings" w:hAnsi="Wingdings" w:hint="default"/>
+        <w:sz w:val="20"/>
+      </w:rPr>
+    </w:lvl>
+    <w:lvl w:ilvl="4" w:tentative="1">
+      <w:start w:val="1"/>
+      <w:numFmt w:val="bullet"/>
+      <w:lvlText w:val=""/>
+      <w:lvlJc w:val="left"/>
+      <w:pPr>
+        <w:tabs>
+          <w:tab w:val="num" w:pos="3600"/>
+        </w:tabs>
+        <w:ind w:left="3600" w:hanging="360"/>
+      </w:pPr>
+      <w:rPr>
+        <w:rFonts w:ascii="Wingdings" w:hAnsi="Wingdings" w:hint="default"/>
+        <w:sz w:val="20"/>
+      </w:rPr>
+    </w:lvl>
+    <w:lvl w:ilvl="5" w:tentative="1">
+      <w:start w:val="1"/>
+      <w:numFmt w:val="bullet"/>
+      <w:lvlText w:val=""/>
+      <w:lvlJc w:val="left"/>
+      <w:pPr>
+        <w:tabs>
+          <w:tab w:val="num" w:pos="4320"/>
+        </w:tabs>
+        <w:ind w:left="4320" w:hanging="360"/>
+      </w:pPr>
+      <w:rPr>
+        <w:rFonts w:ascii="Wingdings" w:hAnsi="Wingdings" w:hint="default"/>
+        <w:sz w:val="20"/>
+      </w:rPr>
+    </w:lvl>
+    <w:lvl w:ilvl="6" w:tentative="1">
+      <w:start w:val="1"/>
+      <w:numFmt w:val="bullet"/>
+      <w:lvlText w:val=""/>
+      <w:lvlJc w:val="left"/>
+      <w:pPr>
+        <w:tabs>
+          <w:tab w:val="num" w:pos="5040"/>
+        </w:tabs>
+        <w:ind w:left="5040" w:hanging="360"/>
+      </w:pPr>
+      <w:rPr>
+        <w:rFonts w:ascii="Wingdings" w:hAnsi="Wingdings" w:hint="default"/>
+        <w:sz w:val="20"/>
+      </w:rPr>
+    </w:lvl>
+    <w:lvl w:ilvl="7" w:tentative="1">
+      <w:start w:val="1"/>
+      <w:numFmt w:val="bullet"/>
+      <w:lvlText w:val=""/>
+      <w:lvlJc w:val="left"/>
+      <w:pPr>
+        <w:tabs>
+          <w:tab w:val="num" w:pos="5760"/>
+        </w:tabs>
+        <w:ind w:left="5760" w:hanging="360"/>
+      </w:pPr>
+      <w:rPr>
+        <w:rFonts w:ascii="Wingdings" w:hAnsi="Wingdings" w:hint="default"/>
+        <w:sz w:val="20"/>
+      </w:rPr>
+    </w:lvl>
+    <w:lvl w:ilvl="8" w:tentative="1">
+      <w:start w:val="1"/>
+      <w:numFmt w:val="bullet"/>
+      <w:lvlText w:val=""/>
+      <w:lvlJc w:val="left"/>
+      <w:pPr>
+        <w:tabs>
+          <w:tab w:val="num" w:pos="6480"/>
+        </w:tabs>
+        <w:ind w:left="6480" w:hanging="360"/>
+      </w:pPr>
+      <w:rPr>
+        <w:rFonts w:ascii="Wingdings" w:hAnsi="Wingdings" w:hint="default"/>
+        <w:sz w:val="20"/>
+      </w:rPr>
+    </w:lvl>
+  </w:abstractNum>
+  <w:abstractNum w:abstractNumId="1" w15:restartNumberingAfterBreak="0">
     <w:nsid w:val="04E4486A"/>
     <w:multiLevelType w:val="multilevel"/>
     <w:tmpl w:val="B5CCD890"/>
@@ -5369,7 +6926,7 @@
       </w:pPr>
     </w:lvl>
   </w:abstractNum>
-  <w:abstractNum w:abstractNumId="1" w15:restartNumberingAfterBreak="0">
+  <w:abstractNum w:abstractNumId="2" w15:restartNumberingAfterBreak="0">
     <w:nsid w:val="05293148"/>
     <w:multiLevelType w:val="multilevel"/>
     <w:tmpl w:val="C42ECEDE"/>
@@ -5482,7 +7039,7 @@
       </w:pPr>
     </w:lvl>
   </w:abstractNum>
-  <w:abstractNum w:abstractNumId="2" w15:restartNumberingAfterBreak="0">
+  <w:abstractNum w:abstractNumId="3" w15:restartNumberingAfterBreak="0">
     <w:nsid w:val="0D7503D6"/>
     <w:multiLevelType w:val="multilevel"/>
     <w:tmpl w:val="9614E75E"/>
@@ -5631,7 +7188,7 @@
       </w:rPr>
     </w:lvl>
   </w:abstractNum>
-  <w:abstractNum w:abstractNumId="3" w15:restartNumberingAfterBreak="0">
+  <w:abstractNum w:abstractNumId="4" w15:restartNumberingAfterBreak="0">
     <w:nsid w:val="18721458"/>
     <w:multiLevelType w:val="multilevel"/>
     <w:tmpl w:val="56FA4A38"/>
@@ -5744,7 +7301,7 @@
       </w:pPr>
     </w:lvl>
   </w:abstractNum>
-  <w:abstractNum w:abstractNumId="4" w15:restartNumberingAfterBreak="0">
+  <w:abstractNum w:abstractNumId="5" w15:restartNumberingAfterBreak="0">
     <w:nsid w:val="191608AE"/>
     <w:multiLevelType w:val="multilevel"/>
     <w:tmpl w:val="3C285A1A"/>
@@ -5893,7 +7450,120 @@
       </w:rPr>
     </w:lvl>
   </w:abstractNum>
-  <w:abstractNum w:abstractNumId="5" w15:restartNumberingAfterBreak="0">
+  <w:abstractNum w:abstractNumId="6" w15:restartNumberingAfterBreak="0">
+    <w:nsid w:val="20D84919"/>
+    <w:multiLevelType w:val="multilevel"/>
+    <w:tmpl w:val="EBACCC3A"/>
+    <w:lvl w:ilvl="0">
+      <w:start w:val="1"/>
+      <w:numFmt w:val="decimal"/>
+      <w:lvlText w:val="%1."/>
+      <w:lvlJc w:val="left"/>
+      <w:pPr>
+        <w:tabs>
+          <w:tab w:val="num" w:pos="720"/>
+        </w:tabs>
+        <w:ind w:left="720" w:hanging="360"/>
+      </w:pPr>
+    </w:lvl>
+    <w:lvl w:ilvl="1" w:tentative="1">
+      <w:start w:val="1"/>
+      <w:numFmt w:val="decimal"/>
+      <w:lvlText w:val="%2."/>
+      <w:lvlJc w:val="left"/>
+      <w:pPr>
+        <w:tabs>
+          <w:tab w:val="num" w:pos="1440"/>
+        </w:tabs>
+        <w:ind w:left="1440" w:hanging="360"/>
+      </w:pPr>
+    </w:lvl>
+    <w:lvl w:ilvl="2" w:tentative="1">
+      <w:start w:val="1"/>
+      <w:numFmt w:val="decimal"/>
+      <w:lvlText w:val="%3."/>
+      <w:lvlJc w:val="left"/>
+      <w:pPr>
+        <w:tabs>
+          <w:tab w:val="num" w:pos="2160"/>
+        </w:tabs>
+        <w:ind w:left="2160" w:hanging="360"/>
+      </w:pPr>
+    </w:lvl>
+    <w:lvl w:ilvl="3" w:tentative="1">
+      <w:start w:val="1"/>
+      <w:numFmt w:val="decimal"/>
+      <w:lvlText w:val="%4."/>
+      <w:lvlJc w:val="left"/>
+      <w:pPr>
+        <w:tabs>
+          <w:tab w:val="num" w:pos="2880"/>
+        </w:tabs>
+        <w:ind w:left="2880" w:hanging="360"/>
+      </w:pPr>
+    </w:lvl>
+    <w:lvl w:ilvl="4" w:tentative="1">
+      <w:start w:val="1"/>
+      <w:numFmt w:val="decimal"/>
+      <w:lvlText w:val="%5."/>
+      <w:lvlJc w:val="left"/>
+      <w:pPr>
+        <w:tabs>
+          <w:tab w:val="num" w:pos="3600"/>
+        </w:tabs>
+        <w:ind w:left="3600" w:hanging="360"/>
+      </w:pPr>
+    </w:lvl>
+    <w:lvl w:ilvl="5" w:tentative="1">
+      <w:start w:val="1"/>
+      <w:numFmt w:val="decimal"/>
+      <w:lvlText w:val="%6."/>
+      <w:lvlJc w:val="left"/>
+      <w:pPr>
+        <w:tabs>
+          <w:tab w:val="num" w:pos="4320"/>
+        </w:tabs>
+        <w:ind w:left="4320" w:hanging="360"/>
+      </w:pPr>
+    </w:lvl>
+    <w:lvl w:ilvl="6" w:tentative="1">
+      <w:start w:val="1"/>
+      <w:numFmt w:val="decimal"/>
+      <w:lvlText w:val="%7."/>
+      <w:lvlJc w:val="left"/>
+      <w:pPr>
+        <w:tabs>
+          <w:tab w:val="num" w:pos="5040"/>
+        </w:tabs>
+        <w:ind w:left="5040" w:hanging="360"/>
+      </w:pPr>
+    </w:lvl>
+    <w:lvl w:ilvl="7" w:tentative="1">
+      <w:start w:val="1"/>
+      <w:numFmt w:val="decimal"/>
+      <w:lvlText w:val="%8."/>
+      <w:lvlJc w:val="left"/>
+      <w:pPr>
+        <w:tabs>
+          <w:tab w:val="num" w:pos="5760"/>
+        </w:tabs>
+        <w:ind w:left="5760" w:hanging="360"/>
+      </w:pPr>
+    </w:lvl>
+    <w:lvl w:ilvl="8" w:tentative="1">
+      <w:start w:val="1"/>
+      <w:numFmt w:val="decimal"/>
+      <w:lvlText w:val="%9."/>
+      <w:lvlJc w:val="left"/>
+      <w:pPr>
+        <w:tabs>
+          <w:tab w:val="num" w:pos="6480"/>
+        </w:tabs>
+        <w:ind w:left="6480" w:hanging="360"/>
+      </w:pPr>
+    </w:lvl>
+  </w:abstractNum>
+  <w:abstractNum w:abstractNumId="7" w15:restartNumberingAfterBreak="0">
     <w:nsid w:val="21EE50AF"/>
     <w:multiLevelType w:val="multilevel"/>
     <w:tmpl w:val="2D04387A"/>
@@ -6042,7 +7712,7 @@
       </w:rPr>
     </w:lvl>
   </w:abstractNum>
-  <w:abstractNum w:abstractNumId="6" w15:restartNumberingAfterBreak="0">
+  <w:abstractNum w:abstractNumId="8" w15:restartNumberingAfterBreak="0">
     <w:nsid w:val="222B09ED"/>
     <w:multiLevelType w:val="multilevel"/>
     <w:tmpl w:val="DE2CD4F8"/>
@@ -6191,7 +7861,382 @@
       </w:rPr>
     </w:lvl>
   </w:abstractNum>
-  <w:abstractNum w:abstractNumId="7" w15:restartNumberingAfterBreak="0">
+  <w:abstractNum w:abstractNumId="9" w15:restartNumberingAfterBreak="0">
+    <w:nsid w:val="2FE07020"/>
+    <w:multiLevelType w:val="multilevel"/>
+    <w:tmpl w:val="BBCACE36"/>
+    <w:lvl w:ilvl="0">
+      <w:start w:val="1"/>
+      <w:numFmt w:val="decimal"/>
+      <w:lvlText w:val="%1."/>
+      <w:lvlJc w:val="left"/>
+      <w:pPr>
+        <w:tabs>
+          <w:tab w:val="num" w:pos="720"/>
+        </w:tabs>
+        <w:ind w:left="720" w:hanging="360"/>
+      </w:pPr>
+    </w:lvl>
+    <w:lvl w:ilvl="1" w:tentative="1">
+      <w:start w:val="1"/>
+      <w:numFmt w:val="decimal"/>
+      <w:lvlText w:val="%2."/>
+      <w:lvlJc w:val="left"/>
+      <w:pPr>
+        <w:tabs>
+          <w:tab w:val="num" w:pos="1440"/>
+        </w:tabs>
+        <w:ind w:left="1440" w:hanging="360"/>
+      </w:pPr>
+    </w:lvl>
+    <w:lvl w:ilvl="2" w:tentative="1">
+      <w:start w:val="1"/>
+      <w:numFmt w:val="decimal"/>
+      <w:lvlText w:val="%3."/>
+      <w:lvlJc w:val="left"/>
+      <w:pPr>
+        <w:tabs>
+          <w:tab w:val="num" w:pos="2160"/>
+        </w:tabs>
+        <w:ind w:left="2160" w:hanging="360"/>
+      </w:pPr>
+    </w:lvl>
+    <w:lvl w:ilvl="3" w:tentative="1">
+      <w:start w:val="1"/>
+      <w:numFmt w:val="decimal"/>
+      <w:lvlText w:val="%4."/>
+      <w:lvlJc w:val="left"/>
+      <w:pPr>
+        <w:tabs>
+          <w:tab w:val="num" w:pos="2880"/>
+        </w:tabs>
+        <w:ind w:left="2880" w:hanging="360"/>
+      </w:pPr>
+    </w:lvl>
+    <w:lvl w:ilvl="4" w:tentative="1">
+      <w:start w:val="1"/>
+      <w:numFmt w:val="decimal"/>
+      <w:lvlText w:val="%5."/>
+      <w:lvlJc w:val="left"/>
+      <w:pPr>
+        <w:tabs>
+          <w:tab w:val="num" w:pos="3600"/>
+        </w:tabs>
+        <w:ind w:left="3600" w:hanging="360"/>
+      </w:pPr>
+    </w:lvl>
+    <w:lvl w:ilvl="5" w:tentative="1">
+      <w:start w:val="1"/>
+      <w:numFmt w:val="decimal"/>
+      <w:lvlText w:val="%6."/>
+      <w:lvlJc w:val="left"/>
+      <w:pPr>
+        <w:tabs>
+          <w:tab w:val="num" w:pos="4320"/>
+        </w:tabs>
+        <w:ind w:left="4320" w:hanging="360"/>
+      </w:pPr>
+    </w:lvl>
+    <w:lvl w:ilvl="6" w:tentative="1">
+      <w:start w:val="1"/>
+      <w:numFmt w:val="decimal"/>
+      <w:lvlText w:val="%7."/>
+      <w:lvlJc w:val="left"/>
+      <w:pPr>
+        <w:tabs>
+          <w:tab w:val="num" w:pos="5040"/>
+        </w:tabs>
+        <w:ind w:left="5040" w:hanging="360"/>
+      </w:pPr>
+    </w:lvl>
+    <w:lvl w:ilvl="7" w:tentative="1">
+      <w:start w:val="1"/>
+      <w:numFmt w:val="decimal"/>
+      <w:lvlText w:val="%8."/>
+      <w:lvlJc w:val="left"/>
+      <w:pPr>
+        <w:tabs>
+          <w:tab w:val="num" w:pos="5760"/>
+        </w:tabs>
+        <w:ind w:left="5760" w:hanging="360"/>
+      </w:pPr>
+    </w:lvl>
+    <w:lvl w:ilvl="8" w:tentative="1">
+      <w:start w:val="1"/>
+      <w:numFmt w:val="decimal"/>
+      <w:lvlText w:val="%9."/>
+      <w:lvlJc w:val="left"/>
+      <w:pPr>
+        <w:tabs>
+          <w:tab w:val="num" w:pos="6480"/>
+        </w:tabs>
+        <w:ind w:left="6480" w:hanging="360"/>
+      </w:pPr>
+    </w:lvl>
+  </w:abstractNum>
+  <w:abstractNum w:abstractNumId="10" w15:restartNumberingAfterBreak="0">
+    <w:nsid w:val="424061D1"/>
+    <w:multiLevelType w:val="multilevel"/>
+    <w:tmpl w:val="9676AE36"/>
+    <w:lvl w:ilvl="0">
+      <w:start w:val="1"/>
+      <w:numFmt w:val="bullet"/>
+      <w:lvlText w:val=""/>
+      <w:lvlJc w:val="left"/>
+      <w:pPr>
+        <w:tabs>
+          <w:tab w:val="num" w:pos="720"/>
+        </w:tabs>
+        <w:ind w:left="720" w:hanging="360"/>
+      </w:pPr>
+      <w:rPr>
+        <w:rFonts w:ascii="Symbol" w:hAnsi="Symbol" w:hint="default"/>
+        <w:sz w:val="20"/>
+      </w:rPr>
+    </w:lvl>
+    <w:lvl w:ilvl="1" w:tentative="1">
+      <w:start w:val="1"/>
+      <w:numFmt w:val="bullet"/>
+      <w:lvlText w:val="o"/>
+      <w:lvlJc w:val="left"/>
+      <w:pPr>
+        <w:tabs>
+          <w:tab w:val="num" w:pos="1440"/>
+        </w:tabs>
+        <w:ind w:left="1440" w:hanging="360"/>
+      </w:pPr>
+      <w:rPr>
+        <w:rFonts w:ascii="Courier New" w:hAnsi="Courier New" w:hint="default"/>
+        <w:sz w:val="20"/>
+      </w:rPr>
+    </w:lvl>
+    <w:lvl w:ilvl="2" w:tentative="1">
+      <w:start w:val="1"/>
+      <w:numFmt w:val="bullet"/>
+      <w:lvlText w:val=""/>
+      <w:lvlJc w:val="left"/>
+      <w:pPr>
+        <w:tabs>
+          <w:tab w:val="num" w:pos="2160"/>
+        </w:tabs>
+        <w:ind w:left="2160" w:hanging="360"/>
+      </w:pPr>
+      <w:rPr>
+        <w:rFonts w:ascii="Wingdings" w:hAnsi="Wingdings" w:hint="default"/>
+        <w:sz w:val="20"/>
+      </w:rPr>
+    </w:lvl>
+    <w:lvl w:ilvl="3" w:tentative="1">
+      <w:start w:val="1"/>
+      <w:numFmt w:val="bullet"/>
+      <w:lvlText w:val=""/>
+      <w:lvlJc w:val="left"/>
+      <w:pPr>
+        <w:tabs>
+          <w:tab w:val="num" w:pos="2880"/>
+        </w:tabs>
+        <w:ind w:left="2880" w:hanging="360"/>
+      </w:pPr>
+      <w:rPr>
+        <w:rFonts w:ascii="Wingdings" w:hAnsi="Wingdings" w:hint="default"/>
+        <w:sz w:val="20"/>
+      </w:rPr>
+    </w:lvl>
+    <w:lvl w:ilvl="4" w:tentative="1">
+      <w:start w:val="1"/>
+      <w:numFmt w:val="bullet"/>
+      <w:lvlText w:val=""/>
+      <w:lvlJc w:val="left"/>
+      <w:pPr>
+        <w:tabs>
+          <w:tab w:val="num" w:pos="3600"/>
+        </w:tabs>
+        <w:ind w:left="3600" w:hanging="360"/>
+      </w:pPr>
+      <w:rPr>
+        <w:rFonts w:ascii="Wingdings" w:hAnsi="Wingdings" w:hint="default"/>
+        <w:sz w:val="20"/>
+      </w:rPr>
+    </w:lvl>
+    <w:lvl w:ilvl="5" w:tentative="1">
+      <w:start w:val="1"/>
+      <w:numFmt w:val="bullet"/>
+      <w:lvlText w:val=""/>
+      <w:lvlJc w:val="left"/>
+      <w:pPr>
+        <w:tabs>
+          <w:tab w:val="num" w:pos="4320"/>
+        </w:tabs>
+        <w:ind w:left="4320" w:hanging="360"/>
+      </w:pPr>
+      <w:rPr>
+        <w:rFonts w:ascii="Wingdings" w:hAnsi="Wingdings" w:hint="default"/>
+        <w:sz w:val="20"/>
+      </w:rPr>
+    </w:lvl>
+    <w:lvl w:ilvl="6" w:tentative="1">
+      <w:start w:val="1"/>
+      <w:numFmt w:val="bullet"/>
+      <w:lvlText w:val=""/>
+      <w:lvlJc w:val="left"/>
+      <w:pPr>
+        <w:tabs>
+          <w:tab w:val="num" w:pos="5040"/>
+        </w:tabs>
+        <w:ind w:left="5040" w:hanging="360"/>
+      </w:pPr>
+      <w:rPr>
+        <w:rFonts w:ascii="Wingdings" w:hAnsi="Wingdings" w:hint="default"/>
+        <w:sz w:val="20"/>
+      </w:rPr>
+    </w:lvl>
+    <w:lvl w:ilvl="7" w:tentative="1">
+      <w:start w:val="1"/>
+      <w:numFmt w:val="bullet"/>
+      <w:lvlText w:val=""/>
+      <w:lvlJc w:val="left"/>
+      <w:pPr>
+        <w:tabs>
+          <w:tab w:val="num" w:pos="5760"/>
+        </w:tabs>
+        <w:ind w:left="5760" w:hanging="360"/>
+      </w:pPr>
+      <w:rPr>
+        <w:rFonts w:ascii="Wingdings" w:hAnsi="Wingdings" w:hint="default"/>
+        <w:sz w:val="20"/>
+      </w:rPr>
+    </w:lvl>
+    <w:lvl w:ilvl="8" w:tentative="1">
+      <w:start w:val="1"/>
+      <w:numFmt w:val="bullet"/>
+      <w:lvlText w:val=""/>
+      <w:lvlJc w:val="left"/>
+      <w:pPr>
+        <w:tabs>
+          <w:tab w:val="num" w:pos="6480"/>
+        </w:tabs>
+        <w:ind w:left="6480" w:hanging="360"/>
+      </w:pPr>
+      <w:rPr>
+        <w:rFonts w:ascii="Wingdings" w:hAnsi="Wingdings" w:hint="default"/>
+        <w:sz w:val="20"/>
+      </w:rPr>
+    </w:lvl>
+  </w:abstractNum>
+  <w:abstractNum w:abstractNumId="11" w15:restartNumberingAfterBreak="0">
+    <w:nsid w:val="4386401D"/>
+    <w:multiLevelType w:val="multilevel"/>
+    <w:tmpl w:val="B25C16DC"/>
+    <w:lvl w:ilvl="0">
+      <w:start w:val="1"/>
+      <w:numFmt w:val="decimal"/>
+      <w:lvlText w:val="%1."/>
+      <w:lvlJc w:val="left"/>
+      <w:pPr>
+        <w:tabs>
+          <w:tab w:val="num" w:pos="720"/>
+        </w:tabs>
+        <w:ind w:left="720" w:hanging="360"/>
+      </w:pPr>
+    </w:lvl>
+    <w:lvl w:ilvl="1" w:tentative="1">
+      <w:start w:val="1"/>
+      <w:numFmt w:val="decimal"/>
+      <w:lvlText w:val="%2."/>
+      <w:lvlJc w:val="left"/>
+      <w:pPr>
+        <w:tabs>
+          <w:tab w:val="num" w:pos="1440"/>
+        </w:tabs>
+        <w:ind w:left="1440" w:hanging="360"/>
+      </w:pPr>
+    </w:lvl>
+    <w:lvl w:ilvl="2" w:tentative="1">
+      <w:start w:val="1"/>
+      <w:numFmt w:val="decimal"/>
+      <w:lvlText w:val="%3."/>
+      <w:lvlJc w:val="left"/>
+      <w:pPr>
+        <w:tabs>
+          <w:tab w:val="num" w:pos="2160"/>
+        </w:tabs>
+        <w:ind w:left="2160" w:hanging="360"/>
+      </w:pPr>
+    </w:lvl>
+    <w:lvl w:ilvl="3" w:tentative="1">
+      <w:start w:val="1"/>
+      <w:numFmt w:val="decimal"/>
+      <w:lvlText w:val="%4."/>
+      <w:lvlJc w:val="left"/>
+      <w:pPr>
+        <w:tabs>
+          <w:tab w:val="num" w:pos="2880"/>
+        </w:tabs>
+        <w:ind w:left="2880" w:hanging="360"/>
+      </w:pPr>
+    </w:lvl>
+    <w:lvl w:ilvl="4" w:tentative="1">
+      <w:start w:val="1"/>
+      <w:numFmt w:val="decimal"/>
+      <w:lvlText w:val="%5."/>
+      <w:lvlJc w:val="left"/>
+      <w:pPr>
+        <w:tabs>
+          <w:tab w:val="num" w:pos="3600"/>
+        </w:tabs>
+        <w:ind w:left="3600" w:hanging="360"/>
+      </w:pPr>
+    </w:lvl>
+    <w:lvl w:ilvl="5" w:tentative="1">
+      <w:start w:val="1"/>
+      <w:numFmt w:val="decimal"/>
+      <w:lvlText w:val="%6."/>
+      <w:lvlJc w:val="left"/>
+      <w:pPr>
+        <w:tabs>
+          <w:tab w:val="num" w:pos="4320"/>
+        </w:tabs>
+        <w:ind w:left="4320" w:hanging="360"/>
+      </w:pPr>
+    </w:lvl>
+    <w:lvl w:ilvl="6" w:tentative="1">
+      <w:start w:val="1"/>
+      <w:numFmt w:val="decimal"/>
+      <w:lvlText w:val="%7."/>
+      <w:lvlJc w:val="left"/>
+      <w:pPr>
+        <w:tabs>
+          <w:tab w:val="num" w:pos="5040"/>
+        </w:tabs>
+        <w:ind w:left="5040" w:hanging="360"/>
+      </w:pPr>
+    </w:lvl>
+    <w:lvl w:ilvl="7" w:tentative="1">
+      <w:start w:val="1"/>
+      <w:numFmt w:val="decimal"/>
+      <w:lvlText w:val="%8."/>
+      <w:lvlJc w:val="left"/>
+      <w:pPr>
+        <w:tabs>
+          <w:tab w:val="num" w:pos="5760"/>
+        </w:tabs>
+        <w:ind w:left="5760" w:hanging="360"/>
+      </w:pPr>
+    </w:lvl>
+    <w:lvl w:ilvl="8" w:tentative="1">
+      <w:start w:val="1"/>
+      <w:numFmt w:val="decimal"/>
+      <w:lvlText w:val="%9."/>
+      <w:lvlJc w:val="left"/>
+      <w:pPr>
+        <w:tabs>
+          <w:tab w:val="num" w:pos="6480"/>
+        </w:tabs>
+        <w:ind w:left="6480" w:hanging="360"/>
+      </w:pPr>
+    </w:lvl>
+  </w:abstractNum>
+  <w:abstractNum w:abstractNumId="12" w15:restartNumberingAfterBreak="0">
     <w:nsid w:val="4F48376D"/>
     <w:multiLevelType w:val="multilevel"/>
     <w:tmpl w:val="25A449B4"/>
@@ -6304,7 +8349,156 @@
       </w:pPr>
     </w:lvl>
   </w:abstractNum>
-  <w:abstractNum w:abstractNumId="8" w15:restartNumberingAfterBreak="0">
+  <w:abstractNum w:abstractNumId="13" w15:restartNumberingAfterBreak="0">
+    <w:nsid w:val="51461F6E"/>
+    <w:multiLevelType w:val="multilevel"/>
+    <w:tmpl w:val="DF1483BA"/>
+    <w:lvl w:ilvl="0">
+      <w:start w:val="1"/>
+      <w:numFmt w:val="bullet"/>
+      <w:lvlText w:val=""/>
+      <w:lvlJc w:val="left"/>
+      <w:pPr>
+        <w:tabs>
+          <w:tab w:val="num" w:pos="720"/>
+        </w:tabs>
+        <w:ind w:left="720" w:hanging="360"/>
+      </w:pPr>
+      <w:rPr>
+        <w:rFonts w:ascii="Symbol" w:hAnsi="Symbol" w:hint="default"/>
+        <w:sz w:val="20"/>
+      </w:rPr>
+    </w:lvl>
+    <w:lvl w:ilvl="1" w:tentative="1">
+      <w:start w:val="1"/>
+      <w:numFmt w:val="bullet"/>
+      <w:lvlText w:val="o"/>
+      <w:lvlJc w:val="left"/>
+      <w:pPr>
+        <w:tabs>
+          <w:tab w:val="num" w:pos="1440"/>
+        </w:tabs>
+        <w:ind w:left="1440" w:hanging="360"/>
+      </w:pPr>
+      <w:rPr>
+        <w:rFonts w:ascii="Courier New" w:hAnsi="Courier New" w:hint="default"/>
+        <w:sz w:val="20"/>
+      </w:rPr>
+    </w:lvl>
+    <w:lvl w:ilvl="2" w:tentative="1">
+      <w:start w:val="1"/>
+      <w:numFmt w:val="bullet"/>
+      <w:lvlText w:val=""/>
+      <w:lvlJc w:val="left"/>
+      <w:pPr>
+        <w:tabs>
+          <w:tab w:val="num" w:pos="2160"/>
+        </w:tabs>
+        <w:ind w:left="2160" w:hanging="360"/>
+      </w:pPr>
+      <w:rPr>
+        <w:rFonts w:ascii="Wingdings" w:hAnsi="Wingdings" w:hint="default"/>
+        <w:sz w:val="20"/>
+      </w:rPr>
+    </w:lvl>
+    <w:lvl w:ilvl="3" w:tentative="1">
+      <w:start w:val="1"/>
+      <w:numFmt w:val="bullet"/>
+      <w:lvlText w:val=""/>
+      <w:lvlJc w:val="left"/>
+      <w:pPr>
+        <w:tabs>
+          <w:tab w:val="num" w:pos="2880"/>
+        </w:tabs>
+        <w:ind w:left="2880" w:hanging="360"/>
+      </w:pPr>
+      <w:rPr>
+        <w:rFonts w:ascii="Wingdings" w:hAnsi="Wingdings" w:hint="default"/>
+        <w:sz w:val="20"/>
+      </w:rPr>
+    </w:lvl>
+    <w:lvl w:ilvl="4" w:tentative="1">
+      <w:start w:val="1"/>
+      <w:numFmt w:val="bullet"/>
+      <w:lvlText w:val=""/>
+      <w:lvlJc w:val="left"/>
+      <w:pPr>
+        <w:tabs>
+          <w:tab w:val="num" w:pos="3600"/>
+        </w:tabs>
+        <w:ind w:left="3600" w:hanging="360"/>
+      </w:pPr>
+      <w:rPr>
+        <w:rFonts w:ascii="Wingdings" w:hAnsi="Wingdings" w:hint="default"/>
+        <w:sz w:val="20"/>
+      </w:rPr>
+    </w:lvl>
+    <w:lvl w:ilvl="5" w:tentative="1">
+      <w:start w:val="1"/>
+      <w:numFmt w:val="bullet"/>
+      <w:lvlText w:val=""/>
+      <w:lvlJc w:val="left"/>
+      <w:pPr>
+        <w:tabs>
+          <w:tab w:val="num" w:pos="4320"/>
+        </w:tabs>
+        <w:ind w:left="4320" w:hanging="360"/>
+      </w:pPr>
+      <w:rPr>
+        <w:rFonts w:ascii="Wingdings" w:hAnsi="Wingdings" w:hint="default"/>
+        <w:sz w:val="20"/>
+      </w:rPr>
+    </w:lvl>
+    <w:lvl w:ilvl="6" w:tentative="1">
+      <w:start w:val="1"/>
+      <w:numFmt w:val="bullet"/>
+      <w:lvlText w:val=""/>
+      <w:lvlJc w:val="left"/>
+      <w:pPr>
+        <w:tabs>
+          <w:tab w:val="num" w:pos="5040"/>
+        </w:tabs>
+        <w:ind w:left="5040" w:hanging="360"/>
+      </w:pPr>
+      <w:rPr>
+        <w:rFonts w:ascii="Wingdings" w:hAnsi="Wingdings" w:hint="default"/>
+        <w:sz w:val="20"/>
+      </w:rPr>
+    </w:lvl>
+    <w:lvl w:ilvl="7" w:tentative="1">
+      <w:start w:val="1"/>
+      <w:numFmt w:val="bullet"/>
+      <w:lvlText w:val=""/>
+      <w:lvlJc w:val="left"/>
+      <w:pPr>
+        <w:tabs>
+          <w:tab w:val="num" w:pos="5760"/>
+        </w:tabs>
+        <w:ind w:left="5760" w:hanging="360"/>
+      </w:pPr>
+      <w:rPr>
+        <w:rFonts w:ascii="Wingdings" w:hAnsi="Wingdings" w:hint="default"/>
+        <w:sz w:val="20"/>
+      </w:rPr>
+    </w:lvl>
+    <w:lvl w:ilvl="8" w:tentative="1">
+      <w:start w:val="1"/>
+      <w:numFmt w:val="bullet"/>
+      <w:lvlText w:val=""/>
+      <w:lvlJc w:val="left"/>
+      <w:pPr>
+        <w:tabs>
+          <w:tab w:val="num" w:pos="6480"/>
+        </w:tabs>
+        <w:ind w:left="6480" w:hanging="360"/>
+      </w:pPr>
+      <w:rPr>
+        <w:rFonts w:ascii="Wingdings" w:hAnsi="Wingdings" w:hint="default"/>
+        <w:sz w:val="20"/>
+      </w:rPr>
+    </w:lvl>
+  </w:abstractNum>
+  <w:abstractNum w:abstractNumId="14" w15:restartNumberingAfterBreak="0">
     <w:nsid w:val="52D276CE"/>
     <w:multiLevelType w:val="multilevel"/>
     <w:tmpl w:val="0A12A30A"/>
@@ -6417,7 +8611,7 @@
       </w:pPr>
     </w:lvl>
   </w:abstractNum>
-  <w:abstractNum w:abstractNumId="9" w15:restartNumberingAfterBreak="0">
+  <w:abstractNum w:abstractNumId="15" w15:restartNumberingAfterBreak="0">
     <w:nsid w:val="5EEE08C7"/>
     <w:multiLevelType w:val="multilevel"/>
     <w:tmpl w:val="BBEE4CA8"/>
@@ -6530,7 +8724,156 @@
       </w:pPr>
     </w:lvl>
   </w:abstractNum>
-  <w:abstractNum w:abstractNumId="10" w15:restartNumberingAfterBreak="0">
+  <w:abstractNum w:abstractNumId="16" w15:restartNumberingAfterBreak="0">
+    <w:nsid w:val="67310B9E"/>
+    <w:multiLevelType w:val="multilevel"/>
+    <w:tmpl w:val="A1549180"/>
+    <w:lvl w:ilvl="0">
+      <w:start w:val="1"/>
+      <w:numFmt w:val="bullet"/>
+      <w:lvlText w:val=""/>
+      <w:lvlJc w:val="left"/>
+      <w:pPr>
+        <w:tabs>
+          <w:tab w:val="num" w:pos="720"/>
+        </w:tabs>
+        <w:ind w:left="720" w:hanging="360"/>
+      </w:pPr>
+      <w:rPr>
+        <w:rFonts w:ascii="Symbol" w:hAnsi="Symbol" w:hint="default"/>
+        <w:sz w:val="20"/>
+      </w:rPr>
+    </w:lvl>
+    <w:lvl w:ilvl="1" w:tentative="1">
+      <w:start w:val="1"/>
+      <w:numFmt w:val="bullet"/>
+      <w:lvlText w:val="o"/>
+      <w:lvlJc w:val="left"/>
+      <w:pPr>
+        <w:tabs>
+          <w:tab w:val="num" w:pos="1440"/>
+        </w:tabs>
+        <w:ind w:left="1440" w:hanging="360"/>
+      </w:pPr>
+      <w:rPr>
+        <w:rFonts w:ascii="Courier New" w:hAnsi="Courier New" w:hint="default"/>
+        <w:sz w:val="20"/>
+      </w:rPr>
+    </w:lvl>
+    <w:lvl w:ilvl="2" w:tentative="1">
+      <w:start w:val="1"/>
+      <w:numFmt w:val="bullet"/>
+      <w:lvlText w:val=""/>
+      <w:lvlJc w:val="left"/>
+      <w:pPr>
+        <w:tabs>
+          <w:tab w:val="num" w:pos="2160"/>
+        </w:tabs>
+        <w:ind w:left="2160" w:hanging="360"/>
+      </w:pPr>
+      <w:rPr>
+        <w:rFonts w:ascii="Wingdings" w:hAnsi="Wingdings" w:hint="default"/>
+        <w:sz w:val="20"/>
+      </w:rPr>
+    </w:lvl>
+    <w:lvl w:ilvl="3" w:tentative="1">
+      <w:start w:val="1"/>
+      <w:numFmt w:val="bullet"/>
+      <w:lvlText w:val=""/>
+      <w:lvlJc w:val="left"/>
+      <w:pPr>
+        <w:tabs>
+          <w:tab w:val="num" w:pos="2880"/>
+        </w:tabs>
+        <w:ind w:left="2880" w:hanging="360"/>
+      </w:pPr>
+      <w:rPr>
+        <w:rFonts w:ascii="Wingdings" w:hAnsi="Wingdings" w:hint="default"/>
+        <w:sz w:val="20"/>
+      </w:rPr>
+    </w:lvl>
+    <w:lvl w:ilvl="4" w:tentative="1">
+      <w:start w:val="1"/>
+      <w:numFmt w:val="bullet"/>
+      <w:lvlText w:val=""/>
+      <w:lvlJc w:val="left"/>
+      <w:pPr>
+        <w:tabs>
+          <w:tab w:val="num" w:pos="3600"/>
+        </w:tabs>
+        <w:ind w:left="3600" w:hanging="360"/>
+      </w:pPr>
+      <w:rPr>
+        <w:rFonts w:ascii="Wingdings" w:hAnsi="Wingdings" w:hint="default"/>
+        <w:sz w:val="20"/>
+      </w:rPr>
+    </w:lvl>
+    <w:lvl w:ilvl="5" w:tentative="1">
+      <w:start w:val="1"/>
+      <w:numFmt w:val="bullet"/>
+      <w:lvlText w:val=""/>
+      <w:lvlJc w:val="left"/>
+      <w:pPr>
+        <w:tabs>
+          <w:tab w:val="num" w:pos="4320"/>
+        </w:tabs>
+        <w:ind w:left="4320" w:hanging="360"/>
+      </w:pPr>
+      <w:rPr>
+        <w:rFonts w:ascii="Wingdings" w:hAnsi="Wingdings" w:hint="default"/>
+        <w:sz w:val="20"/>
+      </w:rPr>
+    </w:lvl>
+    <w:lvl w:ilvl="6" w:tentative="1">
+      <w:start w:val="1"/>
+      <w:numFmt w:val="bullet"/>
+      <w:lvlText w:val=""/>
+      <w:lvlJc w:val="left"/>
+      <w:pPr>
+        <w:tabs>
+          <w:tab w:val="num" w:pos="5040"/>
+        </w:tabs>
+        <w:ind w:left="5040" w:hanging="360"/>
+      </w:pPr>
+      <w:rPr>
+        <w:rFonts w:ascii="Wingdings" w:hAnsi="Wingdings" w:hint="default"/>
+        <w:sz w:val="20"/>
+      </w:rPr>
+    </w:lvl>
+    <w:lvl w:ilvl="7" w:tentative="1">
+      <w:start w:val="1"/>
+      <w:numFmt w:val="bullet"/>
+      <w:lvlText w:val=""/>
+      <w:lvlJc w:val="left"/>
+      <w:pPr>
+        <w:tabs>
+          <w:tab w:val="num" w:pos="5760"/>
+        </w:tabs>
+        <w:ind w:left="5760" w:hanging="360"/>
+      </w:pPr>
+      <w:rPr>
+        <w:rFonts w:ascii="Wingdings" w:hAnsi="Wingdings" w:hint="default"/>
+        <w:sz w:val="20"/>
+      </w:rPr>
+    </w:lvl>
+    <w:lvl w:ilvl="8" w:tentative="1">
+      <w:start w:val="1"/>
+      <w:numFmt w:val="bullet"/>
+      <w:lvlText w:val=""/>
+      <w:lvlJc w:val="left"/>
+      <w:pPr>
+        <w:tabs>
+          <w:tab w:val="num" w:pos="6480"/>
+        </w:tabs>
+        <w:ind w:left="6480" w:hanging="360"/>
+      </w:pPr>
+      <w:rPr>
+        <w:rFonts w:ascii="Wingdings" w:hAnsi="Wingdings" w:hint="default"/>
+        <w:sz w:val="20"/>
+      </w:rPr>
+    </w:lvl>
+  </w:abstractNum>
+  <w:abstractNum w:abstractNumId="17" w15:restartNumberingAfterBreak="0">
     <w:nsid w:val="6C7502D4"/>
     <w:multiLevelType w:val="multilevel"/>
     <w:tmpl w:val="4016FA3A"/>
@@ -6679,38 +9022,211 @@
       </w:rPr>
     </w:lvl>
   </w:abstractNum>
+  <w:abstractNum w:abstractNumId="18" w15:restartNumberingAfterBreak="0">
+    <w:nsid w:val="6DDB3856"/>
+    <w:multiLevelType w:val="multilevel"/>
+    <w:tmpl w:val="EB84A3CE"/>
+    <w:lvl w:ilvl="0">
+      <w:start w:val="1"/>
+      <w:numFmt w:val="bullet"/>
+      <w:lvlText w:val=""/>
+      <w:lvlJc w:val="left"/>
+      <w:pPr>
+        <w:tabs>
+          <w:tab w:val="num" w:pos="720"/>
+        </w:tabs>
+        <w:ind w:left="720" w:hanging="360"/>
+      </w:pPr>
+      <w:rPr>
+        <w:rFonts w:ascii="Symbol" w:hAnsi="Symbol" w:hint="default"/>
+        <w:sz w:val="20"/>
+      </w:rPr>
+    </w:lvl>
+    <w:lvl w:ilvl="1" w:tentative="1">
+      <w:start w:val="1"/>
+      <w:numFmt w:val="bullet"/>
+      <w:lvlText w:val="o"/>
+      <w:lvlJc w:val="left"/>
+      <w:pPr>
+        <w:tabs>
+          <w:tab w:val="num" w:pos="1440"/>
+        </w:tabs>
+        <w:ind w:left="1440" w:hanging="360"/>
+      </w:pPr>
+      <w:rPr>
+        <w:rFonts w:ascii="Courier New" w:hAnsi="Courier New" w:hint="default"/>
+        <w:sz w:val="20"/>
+      </w:rPr>
+    </w:lvl>
+    <w:lvl w:ilvl="2" w:tentative="1">
+      <w:start w:val="1"/>
+      <w:numFmt w:val="bullet"/>
+      <w:lvlText w:val=""/>
+      <w:lvlJc w:val="left"/>
+      <w:pPr>
+        <w:tabs>
+          <w:tab w:val="num" w:pos="2160"/>
+        </w:tabs>
+        <w:ind w:left="2160" w:hanging="360"/>
+      </w:pPr>
+      <w:rPr>
+        <w:rFonts w:ascii="Wingdings" w:hAnsi="Wingdings" w:hint="default"/>
+        <w:sz w:val="20"/>
+      </w:rPr>
+    </w:lvl>
+    <w:lvl w:ilvl="3" w:tentative="1">
+      <w:start w:val="1"/>
+      <w:numFmt w:val="bullet"/>
+      <w:lvlText w:val=""/>
+      <w:lvlJc w:val="left"/>
+      <w:pPr>
+        <w:tabs>
+          <w:tab w:val="num" w:pos="2880"/>
+        </w:tabs>
+        <w:ind w:left="2880" w:hanging="360"/>
+      </w:pPr>
+      <w:rPr>
+        <w:rFonts w:ascii="Wingdings" w:hAnsi="Wingdings" w:hint="default"/>
+        <w:sz w:val="20"/>
+      </w:rPr>
+    </w:lvl>
+    <w:lvl w:ilvl="4" w:tentative="1">
+      <w:start w:val="1"/>
+      <w:numFmt w:val="bullet"/>
+      <w:lvlText w:val=""/>
+      <w:lvlJc w:val="left"/>
+      <w:pPr>
+        <w:tabs>
+          <w:tab w:val="num" w:pos="3600"/>
+        </w:tabs>
+        <w:ind w:left="3600" w:hanging="360"/>
+      </w:pPr>
+      <w:rPr>
+        <w:rFonts w:ascii="Wingdings" w:hAnsi="Wingdings" w:hint="default"/>
+        <w:sz w:val="20"/>
+      </w:rPr>
+    </w:lvl>
+    <w:lvl w:ilvl="5" w:tentative="1">
+      <w:start w:val="1"/>
+      <w:numFmt w:val="bullet"/>
+      <w:lvlText w:val=""/>
+      <w:lvlJc w:val="left"/>
+      <w:pPr>
+        <w:tabs>
+          <w:tab w:val="num" w:pos="4320"/>
+        </w:tabs>
+        <w:ind w:left="4320" w:hanging="360"/>
+      </w:pPr>
+      <w:rPr>
+        <w:rFonts w:ascii="Wingdings" w:hAnsi="Wingdings" w:hint="default"/>
+        <w:sz w:val="20"/>
+      </w:rPr>
+    </w:lvl>
+    <w:lvl w:ilvl="6" w:tentative="1">
+      <w:start w:val="1"/>
+      <w:numFmt w:val="bullet"/>
+      <w:lvlText w:val=""/>
+      <w:lvlJc w:val="left"/>
+      <w:pPr>
+        <w:tabs>
+          <w:tab w:val="num" w:pos="5040"/>
+        </w:tabs>
+        <w:ind w:left="5040" w:hanging="360"/>
+      </w:pPr>
+      <w:rPr>
+        <w:rFonts w:ascii="Wingdings" w:hAnsi="Wingdings" w:hint="default"/>
+        <w:sz w:val="20"/>
+      </w:rPr>
+    </w:lvl>
+    <w:lvl w:ilvl="7" w:tentative="1">
+      <w:start w:val="1"/>
+      <w:numFmt w:val="bullet"/>
+      <w:lvlText w:val=""/>
+      <w:lvlJc w:val="left"/>
+      <w:pPr>
+        <w:tabs>
+          <w:tab w:val="num" w:pos="5760"/>
+        </w:tabs>
+        <w:ind w:left="5760" w:hanging="360"/>
+      </w:pPr>
+      <w:rPr>
+        <w:rFonts w:ascii="Wingdings" w:hAnsi="Wingdings" w:hint="default"/>
+        <w:sz w:val="20"/>
+      </w:rPr>
+    </w:lvl>
+    <w:lvl w:ilvl="8" w:tentative="1">
+      <w:start w:val="1"/>
+      <w:numFmt w:val="bullet"/>
+      <w:lvlText w:val=""/>
+      <w:lvlJc w:val="left"/>
+      <w:pPr>
+        <w:tabs>
+          <w:tab w:val="num" w:pos="6480"/>
+        </w:tabs>
+        <w:ind w:left="6480" w:hanging="360"/>
+      </w:pPr>
+      <w:rPr>
+        <w:rFonts w:ascii="Wingdings" w:hAnsi="Wingdings" w:hint="default"/>
+        <w:sz w:val="20"/>
+      </w:rPr>
+    </w:lvl>
+  </w:abstractNum>
   <w:num w:numId="1">
+    <w:abstractNumId w:val="4"/>
+  </w:num>
+  <w:num w:numId="2">
+    <w:abstractNumId w:val="15"/>
+  </w:num>
+  <w:num w:numId="3">
+    <w:abstractNumId w:val="8"/>
+  </w:num>
+  <w:num w:numId="4">
+    <w:abstractNumId w:val="17"/>
+  </w:num>
+  <w:num w:numId="5">
+    <w:abstractNumId w:val="5"/>
+  </w:num>
+  <w:num w:numId="6">
     <w:abstractNumId w:val="3"/>
   </w:num>
-  <w:num w:numId="2">
-    <w:abstractNumId w:val="9"/>
+  <w:num w:numId="7">
+    <w:abstractNumId w:val="12"/>
   </w:num>
-  <w:num w:numId="3">
+  <w:num w:numId="8">
+    <w:abstractNumId w:val="2"/>
+  </w:num>
+  <w:num w:numId="9">
+    <w:abstractNumId w:val="14"/>
+  </w:num>
+  <w:num w:numId="10">
+    <w:abstractNumId w:val="7"/>
+  </w:num>
+  <w:num w:numId="11">
+    <w:abstractNumId w:val="1"/>
+  </w:num>
+  <w:num w:numId="12">
+    <w:abstractNumId w:val="16"/>
+  </w:num>
+  <w:num w:numId="13">
+    <w:abstractNumId w:val="10"/>
+  </w:num>
+  <w:num w:numId="14">
+    <w:abstractNumId w:val="18"/>
+  </w:num>
+  <w:num w:numId="15">
+    <w:abstractNumId w:val="13"/>
+  </w:num>
+  <w:num w:numId="16">
+    <w:abstractNumId w:val="0"/>
+  </w:num>
+  <w:num w:numId="17">
     <w:abstractNumId w:val="6"/>
   </w:num>
-  <w:num w:numId="4">
-    <w:abstractNumId w:val="10"/>
+  <w:num w:numId="18">
+    <w:abstractNumId w:val="11"/>
   </w:num>
-  <w:num w:numId="5">
-    <w:abstractNumId w:val="4"/>
-  </w:num>
-  <w:num w:numId="6">
-    <w:abstractNumId w:val="2"/>
-  </w:num>
-  <w:num w:numId="7">
-    <w:abstractNumId w:val="7"/>
-  </w:num>
-  <w:num w:numId="8">
-    <w:abstractNumId w:val="1"/>
-  </w:num>
-  <w:num w:numId="9">
-    <w:abstractNumId w:val="8"/>
-  </w:num>
-  <w:num w:numId="10">
-    <w:abstractNumId w:val="5"/>
-  </w:num>
-  <w:num w:numId="11">
-    <w:abstractNumId w:val="0"/>
+  <w:num w:numId="19">
+    <w:abstractNumId w:val="9"/>
   </w:num>
 </w:numbering>
 </file>
@@ -7134,6 +9650,28 @@
       <w:szCs w:val="48"/>
     </w:rPr>
   </w:style>
+  <w:style w:type="paragraph" w:styleId="Heading2">
+    <w:name w:val="heading 2"/>
+    <w:basedOn w:val="Normal"/>
+    <w:next w:val="Normal"/>
+    <w:link w:val="Heading2Char"/>
+    <w:uiPriority w:val="9"/>
+    <w:unhideWhenUsed/>
+    <w:qFormat/>
+    <w:rsid w:val="00B43D0D"/>
+    <w:pPr>
+      <w:keepNext/>
+      <w:keepLines/>
+      <w:spacing w:before="40" w:after="0"/>
+      <w:outlineLvl w:val="1"/>
+    </w:pPr>
+    <w:rPr>
+      <w:rFonts w:asciiTheme="majorHAnsi" w:eastAsiaTheme="majorEastAsia" w:hAnsiTheme="majorHAnsi" w:cstheme="majorBidi"/>
+      <w:color w:val="2F5496" w:themeColor="accent1" w:themeShade="BF"/>
+      <w:sz w:val="26"/>
+      <w:szCs w:val="26"/>
+    </w:rPr>
+  </w:style>
   <w:style w:type="character" w:default="1" w:styleId="DefaultParagraphFont">
     <w:name w:val="Default Paragraph Font"/>
     <w:uiPriority w:val="1"/>
@@ -7225,6 +9763,67 @@
     <w:rPr>
       <w:i/>
       <w:iCs/>
+    </w:rPr>
+  </w:style>
+  <w:style w:type="character" w:customStyle="1" w:styleId="Heading2Char">
+    <w:name w:val="Heading 2 Char"/>
+    <w:basedOn w:val="DefaultParagraphFont"/>
+    <w:link w:val="Heading2"/>
+    <w:uiPriority w:val="9"/>
+    <w:rsid w:val="00B43D0D"/>
+    <w:rPr>
+      <w:rFonts w:asciiTheme="majorHAnsi" w:eastAsiaTheme="majorEastAsia" w:hAnsiTheme="majorHAnsi" w:cstheme="majorBidi"/>
+      <w:color w:val="2F5496" w:themeColor="accent1" w:themeShade="BF"/>
+      <w:sz w:val="26"/>
+      <w:szCs w:val="26"/>
+    </w:rPr>
+  </w:style>
+  <w:style w:type="paragraph" w:styleId="HTMLPreformatted">
+    <w:name w:val="HTML Preformatted"/>
+    <w:basedOn w:val="Normal"/>
+    <w:link w:val="HTMLPreformattedChar"/>
+    <w:uiPriority w:val="99"/>
+    <w:semiHidden/>
+    <w:unhideWhenUsed/>
+    <w:rsid w:val="00B43D0D"/>
+    <w:pPr>
+      <w:tabs>
+        <w:tab w:val="left" w:pos="916"/>
+        <w:tab w:val="left" w:pos="1832"/>
+        <w:tab w:val="left" w:pos="2748"/>
+        <w:tab w:val="left" w:pos="3664"/>
+        <w:tab w:val="left" w:pos="4580"/>
+        <w:tab w:val="left" w:pos="5496"/>
+        <w:tab w:val="left" w:pos="6412"/>
+        <w:tab w:val="left" w:pos="7328"/>
+        <w:tab w:val="left" w:pos="8244"/>
+        <w:tab w:val="left" w:pos="9160"/>
+        <w:tab w:val="left" w:pos="10076"/>
+        <w:tab w:val="left" w:pos="10992"/>
+        <w:tab w:val="left" w:pos="11908"/>
+        <w:tab w:val="left" w:pos="12824"/>
+        <w:tab w:val="left" w:pos="13740"/>
+        <w:tab w:val="left" w:pos="14656"/>
+      </w:tabs>
+      <w:spacing w:after="0" w:line="240" w:lineRule="auto"/>
+    </w:pPr>
+    <w:rPr>
+      <w:rFonts w:ascii="Courier New" w:eastAsia="Times New Roman" w:hAnsi="Courier New" w:cs="Courier New"/>
+      <w:sz w:val="20"/>
+      <w:szCs w:val="20"/>
+    </w:rPr>
+  </w:style>
+  <w:style w:type="character" w:customStyle="1" w:styleId="HTMLPreformattedChar">
+    <w:name w:val="HTML Preformatted Char"/>
+    <w:basedOn w:val="DefaultParagraphFont"/>
+    <w:link w:val="HTMLPreformatted"/>
+    <w:uiPriority w:val="99"/>
+    <w:semiHidden/>
+    <w:rsid w:val="00B43D0D"/>
+    <w:rPr>
+      <w:rFonts w:ascii="Courier New" w:eastAsia="Times New Roman" w:hAnsi="Courier New" w:cs="Courier New"/>
+      <w:sz w:val="20"/>
+      <w:szCs w:val="20"/>
     </w:rPr>
   </w:style>
 </w:styles>

--- a/valleymade mistakes.docx
+++ b/valleymade mistakes.docx
@@ -190,7 +190,25 @@
           <w:sz w:val="20"/>
           <w:szCs w:val="20"/>
         </w:rPr>
-        <w:t>'django-insecure-...'</w:t>
+        <w:t>'</w:t>
+      </w:r>
+      <w:proofErr w:type="spellStart"/>
+      <w:r>
+        <w:rPr>
+          <w:rFonts w:ascii="Courier New" w:eastAsia="Times New Roman" w:hAnsi="Courier New" w:cs="Courier New"/>
+          <w:sz w:val="20"/>
+          <w:szCs w:val="20"/>
+        </w:rPr>
+        <w:t>django</w:t>
+      </w:r>
+      <w:proofErr w:type="spellEnd"/>
+      <w:r>
+        <w:rPr>
+          <w:rFonts w:ascii="Courier New" w:eastAsia="Times New Roman" w:hAnsi="Courier New" w:cs="Courier New"/>
+          <w:sz w:val="20"/>
+          <w:szCs w:val="20"/>
+        </w:rPr>
+        <w:t>-insecure-...'</w:t>
       </w:r>
       <w:r>
         <w:rPr>
@@ -264,14 +282,52 @@
         </w:rPr>
         <w:t xml:space="preserve"> (</w:t>
       </w:r>
-      <w:r>
-        <w:rPr>
-          <w:rFonts w:ascii="Courier New" w:eastAsia="Times New Roman" w:hAnsi="Courier New" w:cs="Courier New"/>
-          <w:sz w:val="20"/>
-          <w:szCs w:val="20"/>
-        </w:rPr>
-        <w:t>mydb / myuser / mypassword</w:t>
-      </w:r>
+      <w:proofErr w:type="spellStart"/>
+      <w:r>
+        <w:rPr>
+          <w:rFonts w:ascii="Courier New" w:eastAsia="Times New Roman" w:hAnsi="Courier New" w:cs="Courier New"/>
+          <w:sz w:val="20"/>
+          <w:szCs w:val="20"/>
+        </w:rPr>
+        <w:t>mydb</w:t>
+      </w:r>
+      <w:proofErr w:type="spellEnd"/>
+      <w:r>
+        <w:rPr>
+          <w:rFonts w:ascii="Courier New" w:eastAsia="Times New Roman" w:hAnsi="Courier New" w:cs="Courier New"/>
+          <w:sz w:val="20"/>
+          <w:szCs w:val="20"/>
+        </w:rPr>
+        <w:t xml:space="preserve"> / </w:t>
+      </w:r>
+      <w:proofErr w:type="spellStart"/>
+      <w:r>
+        <w:rPr>
+          <w:rFonts w:ascii="Courier New" w:eastAsia="Times New Roman" w:hAnsi="Courier New" w:cs="Courier New"/>
+          <w:sz w:val="20"/>
+          <w:szCs w:val="20"/>
+        </w:rPr>
+        <w:t>myuser</w:t>
+      </w:r>
+      <w:proofErr w:type="spellEnd"/>
+      <w:r>
+        <w:rPr>
+          <w:rFonts w:ascii="Courier New" w:eastAsia="Times New Roman" w:hAnsi="Courier New" w:cs="Courier New"/>
+          <w:sz w:val="20"/>
+          <w:szCs w:val="20"/>
+        </w:rPr>
+        <w:t xml:space="preserve"> / </w:t>
+      </w:r>
+      <w:proofErr w:type="spellStart"/>
+      <w:r>
+        <w:rPr>
+          <w:rFonts w:ascii="Courier New" w:eastAsia="Times New Roman" w:hAnsi="Courier New" w:cs="Courier New"/>
+          <w:sz w:val="20"/>
+          <w:szCs w:val="20"/>
+        </w:rPr>
+        <w:t>mypassword</w:t>
+      </w:r>
+      <w:proofErr w:type="spellEnd"/>
       <w:r>
         <w:rPr>
           <w:rFonts w:ascii="Times New Roman" w:eastAsia="Times New Roman" w:hAnsi="Times New Roman" w:cs="Times New Roman"/>
@@ -440,6 +496,7 @@
         </w:rPr>
         <w:t xml:space="preserve"> on </w:t>
       </w:r>
+      <w:proofErr w:type="spellStart"/>
       <w:r>
         <w:rPr>
           <w:rFonts w:ascii="Courier New" w:eastAsia="Times New Roman" w:hAnsi="Courier New" w:cs="Courier New"/>
@@ -448,6 +505,7 @@
         </w:rPr>
         <w:t>login_view</w:t>
       </w:r>
+      <w:proofErr w:type="spellEnd"/>
       <w:r>
         <w:rPr>
           <w:rFonts w:ascii="Times New Roman" w:eastAsia="Times New Roman" w:hAnsi="Times New Roman" w:cs="Times New Roman"/>
@@ -456,6 +514,7 @@
         </w:rPr>
         <w:t xml:space="preserve"> or </w:t>
       </w:r>
+      <w:proofErr w:type="spellStart"/>
       <w:r>
         <w:rPr>
           <w:rFonts w:ascii="Courier New" w:eastAsia="Times New Roman" w:hAnsi="Courier New" w:cs="Courier New"/>
@@ -464,6 +523,7 @@
         </w:rPr>
         <w:t>signup_view</w:t>
       </w:r>
+      <w:proofErr w:type="spellEnd"/>
       <w:r>
         <w:rPr>
           <w:rFonts w:ascii="Times New Roman" w:eastAsia="Times New Roman" w:hAnsi="Times New Roman" w:cs="Times New Roman"/>
@@ -472,6 +532,7 @@
         </w:rPr>
         <w:t xml:space="preserve"> — brute-force open. Add </w:t>
       </w:r>
+      <w:proofErr w:type="spellStart"/>
       <w:r>
         <w:rPr>
           <w:rFonts w:ascii="Courier New" w:eastAsia="Times New Roman" w:hAnsi="Courier New" w:cs="Courier New"/>
@@ -480,6 +541,7 @@
         </w:rPr>
         <w:t>django-ratelimit</w:t>
       </w:r>
+      <w:proofErr w:type="spellEnd"/>
       <w:r>
         <w:rPr>
           <w:rFonts w:ascii="Times New Roman" w:eastAsia="Times New Roman" w:hAnsi="Times New Roman" w:cs="Times New Roman"/>
@@ -488,13 +550,23 @@
         </w:rPr>
         <w:t xml:space="preserve"> or </w:t>
       </w:r>
-      <w:r>
-        <w:rPr>
-          <w:rFonts w:ascii="Courier New" w:eastAsia="Times New Roman" w:hAnsi="Courier New" w:cs="Courier New"/>
-          <w:sz w:val="20"/>
-          <w:szCs w:val="20"/>
-        </w:rPr>
-        <w:t>django-axes</w:t>
+      <w:proofErr w:type="spellStart"/>
+      <w:r>
+        <w:rPr>
+          <w:rFonts w:ascii="Courier New" w:eastAsia="Times New Roman" w:hAnsi="Courier New" w:cs="Courier New"/>
+          <w:sz w:val="20"/>
+          <w:szCs w:val="20"/>
+        </w:rPr>
+        <w:t>django</w:t>
+      </w:r>
+      <w:proofErr w:type="spellEnd"/>
+      <w:r>
+        <w:rPr>
+          <w:rFonts w:ascii="Courier New" w:eastAsia="Times New Roman" w:hAnsi="Courier New" w:cs="Courier New"/>
+          <w:sz w:val="20"/>
+          <w:szCs w:val="20"/>
+        </w:rPr>
+        <w:t>-axes</w:t>
       </w:r>
       <w:r>
         <w:rPr>
@@ -600,15 +672,87 @@
           <w:sz w:val="20"/>
           <w:szCs w:val="20"/>
         </w:rPr>
-        <w:t>if settings.DEBUG:</w:t>
-      </w:r>
-      <w:r>
-        <w:rPr>
-          <w:rFonts w:ascii="Times New Roman" w:eastAsia="Times New Roman" w:hAnsi="Times New Roman" w:cs="Times New Roman"/>
-          <w:sz w:val="24"/>
-          <w:szCs w:val="24"/>
-        </w:rPr>
-        <w:t xml:space="preserve"> only protects this in dev. Make sure nginx/whitenoise handles static+media in prod.</w:t>
+        <w:t xml:space="preserve">if </w:t>
+      </w:r>
+      <w:proofErr w:type="spellStart"/>
+      <w:r>
+        <w:rPr>
+          <w:rFonts w:ascii="Courier New" w:eastAsia="Times New Roman" w:hAnsi="Courier New" w:cs="Courier New"/>
+          <w:sz w:val="20"/>
+          <w:szCs w:val="20"/>
+        </w:rPr>
+        <w:t>settings.DEBUG</w:t>
+      </w:r>
+      <w:proofErr w:type="spellEnd"/>
+      <w:r>
+        <w:rPr>
+          <w:rFonts w:ascii="Courier New" w:eastAsia="Times New Roman" w:hAnsi="Courier New" w:cs="Courier New"/>
+          <w:sz w:val="20"/>
+          <w:szCs w:val="20"/>
+        </w:rPr>
+        <w:t>:</w:t>
+      </w:r>
+      <w:r>
+        <w:rPr>
+          <w:rFonts w:ascii="Times New Roman" w:eastAsia="Times New Roman" w:hAnsi="Times New Roman" w:cs="Times New Roman"/>
+          <w:sz w:val="24"/>
+          <w:szCs w:val="24"/>
+        </w:rPr>
+        <w:t xml:space="preserve"> only protects this in dev. Make sure </w:t>
+      </w:r>
+      <w:proofErr w:type="spellStart"/>
+      <w:r>
+        <w:rPr>
+          <w:rFonts w:ascii="Times New Roman" w:eastAsia="Times New Roman" w:hAnsi="Times New Roman" w:cs="Times New Roman"/>
+          <w:sz w:val="24"/>
+          <w:szCs w:val="24"/>
+        </w:rPr>
+        <w:t>nginx</w:t>
+      </w:r>
+      <w:proofErr w:type="spellEnd"/>
+      <w:r>
+        <w:rPr>
+          <w:rFonts w:ascii="Times New Roman" w:eastAsia="Times New Roman" w:hAnsi="Times New Roman" w:cs="Times New Roman"/>
+          <w:sz w:val="24"/>
+          <w:szCs w:val="24"/>
+        </w:rPr>
+        <w:t>/</w:t>
+      </w:r>
+      <w:proofErr w:type="spellStart"/>
+      <w:r>
+        <w:rPr>
+          <w:rFonts w:ascii="Times New Roman" w:eastAsia="Times New Roman" w:hAnsi="Times New Roman" w:cs="Times New Roman"/>
+          <w:sz w:val="24"/>
+          <w:szCs w:val="24"/>
+        </w:rPr>
+        <w:t>whitenoise</w:t>
+      </w:r>
+      <w:proofErr w:type="spellEnd"/>
+      <w:r>
+        <w:rPr>
+          <w:rFonts w:ascii="Times New Roman" w:eastAsia="Times New Roman" w:hAnsi="Times New Roman" w:cs="Times New Roman"/>
+          <w:sz w:val="24"/>
+          <w:szCs w:val="24"/>
+        </w:rPr>
+        <w:t xml:space="preserve"> handles </w:t>
+      </w:r>
+      <w:proofErr w:type="spellStart"/>
+      <w:r>
+        <w:rPr>
+          <w:rFonts w:ascii="Times New Roman" w:eastAsia="Times New Roman" w:hAnsi="Times New Roman" w:cs="Times New Roman"/>
+          <w:sz w:val="24"/>
+          <w:szCs w:val="24"/>
+        </w:rPr>
+        <w:t>static+media</w:t>
+      </w:r>
+      <w:proofErr w:type="spellEnd"/>
+      <w:r>
+        <w:rPr>
+          <w:rFonts w:ascii="Times New Roman" w:eastAsia="Times New Roman" w:hAnsi="Times New Roman" w:cs="Times New Roman"/>
+          <w:sz w:val="24"/>
+          <w:szCs w:val="24"/>
+        </w:rPr>
+        <w:t xml:space="preserve"> in prod.</w:t>
       </w:r>
     </w:p>
     <w:p>
@@ -717,6 +861,7 @@
         </w:rPr>
         <w:t xml:space="preserve"> (string), but </w:t>
       </w:r>
+      <w:proofErr w:type="spellStart"/>
       <w:r>
         <w:rPr>
           <w:rFonts w:ascii="Courier New" w:eastAsia="Times New Roman" w:hAnsi="Courier New" w:cs="Courier New"/>
@@ -725,6 +870,7 @@
         </w:rPr>
         <w:t>product.views.shop</w:t>
       </w:r>
+      <w:proofErr w:type="spellEnd"/>
       <w:r>
         <w:rPr>
           <w:rFonts w:ascii="Times New Roman" w:eastAsia="Times New Roman" w:hAnsi="Times New Roman" w:cs="Times New Roman"/>
@@ -733,13 +879,23 @@
         </w:rPr>
         <w:t xml:space="preserve"> filters with </w:t>
       </w:r>
-      <w:r>
-        <w:rPr>
-          <w:rFonts w:ascii="Courier New" w:eastAsia="Times New Roman" w:hAnsi="Courier New" w:cs="Courier New"/>
-          <w:sz w:val="20"/>
-          <w:szCs w:val="20"/>
-        </w:rPr>
-        <w:t>category_id=category</w:t>
+      <w:proofErr w:type="spellStart"/>
+      <w:r>
+        <w:rPr>
+          <w:rFonts w:ascii="Courier New" w:eastAsia="Times New Roman" w:hAnsi="Courier New" w:cs="Courier New"/>
+          <w:sz w:val="20"/>
+          <w:szCs w:val="20"/>
+        </w:rPr>
+        <w:t>category_id</w:t>
+      </w:r>
+      <w:proofErr w:type="spellEnd"/>
+      <w:r>
+        <w:rPr>
+          <w:rFonts w:ascii="Courier New" w:eastAsia="Times New Roman" w:hAnsi="Courier New" w:cs="Courier New"/>
+          <w:sz w:val="20"/>
+          <w:szCs w:val="20"/>
+        </w:rPr>
+        <w:t>=category</w:t>
       </w:r>
       <w:r>
         <w:rPr>
@@ -840,6 +996,7 @@
         </w:rPr>
         <w:t xml:space="preserve"> has only a comment. Templates and </w:t>
       </w:r>
+      <w:proofErr w:type="spellStart"/>
       <w:r>
         <w:rPr>
           <w:rFonts w:ascii="Courier New" w:eastAsia="Times New Roman" w:hAnsi="Courier New" w:cs="Courier New"/>
@@ -848,6 +1005,7 @@
         </w:rPr>
         <w:t>PasswordResetView</w:t>
       </w:r>
+      <w:proofErr w:type="spellEnd"/>
       <w:r>
         <w:rPr>
           <w:rFonts w:ascii="Times New Roman" w:eastAsia="Times New Roman" w:hAnsi="Times New Roman" w:cs="Times New Roman"/>
@@ -926,7 +1084,43 @@
           <w:sz w:val="20"/>
           <w:szCs w:val="20"/>
         </w:rPr>
-        <w:t>&lt;a href="#"&gt;Sozlamalar&lt;/a&gt;</w:t>
+        <w:t xml:space="preserve">&lt;a </w:t>
+      </w:r>
+      <w:proofErr w:type="spellStart"/>
+      <w:r>
+        <w:rPr>
+          <w:rFonts w:ascii="Courier New" w:eastAsia="Times New Roman" w:hAnsi="Courier New" w:cs="Courier New"/>
+          <w:sz w:val="20"/>
+          <w:szCs w:val="20"/>
+        </w:rPr>
+        <w:t>href</w:t>
+      </w:r>
+      <w:proofErr w:type="spellEnd"/>
+      <w:r>
+        <w:rPr>
+          <w:rFonts w:ascii="Courier New" w:eastAsia="Times New Roman" w:hAnsi="Courier New" w:cs="Courier New"/>
+          <w:sz w:val="20"/>
+          <w:szCs w:val="20"/>
+        </w:rPr>
+        <w:t>="#"&gt;</w:t>
+      </w:r>
+      <w:proofErr w:type="spellStart"/>
+      <w:r>
+        <w:rPr>
+          <w:rFonts w:ascii="Courier New" w:eastAsia="Times New Roman" w:hAnsi="Courier New" w:cs="Courier New"/>
+          <w:sz w:val="20"/>
+          <w:szCs w:val="20"/>
+        </w:rPr>
+        <w:t>Sozlamalar</w:t>
+      </w:r>
+      <w:proofErr w:type="spellEnd"/>
+      <w:r>
+        <w:rPr>
+          <w:rFonts w:ascii="Courier New" w:eastAsia="Times New Roman" w:hAnsi="Courier New" w:cs="Courier New"/>
+          <w:sz w:val="20"/>
+          <w:szCs w:val="20"/>
+        </w:rPr>
+        <w:t>&lt;/a&gt;</w:t>
       </w:r>
       <w:r>
         <w:rPr>
@@ -968,6 +1162,7 @@
         </w:rPr>
         <w:t xml:space="preserve"> — </w:t>
       </w:r>
+      <w:proofErr w:type="spellStart"/>
       <w:r>
         <w:rPr>
           <w:rFonts w:ascii="Courier New" w:eastAsia="Times New Roman" w:hAnsi="Courier New" w:cs="Courier New"/>
@@ -976,6 +1171,7 @@
         </w:rPr>
         <w:t>payment_start</w:t>
       </w:r>
+      <w:proofErr w:type="spellEnd"/>
       <w:r>
         <w:rPr>
           <w:rFonts w:ascii="Times New Roman" w:eastAsia="Times New Roman" w:hAnsi="Times New Roman" w:cs="Times New Roman"/>
@@ -1057,7 +1253,29 @@
           <w:sz w:val="24"/>
           <w:szCs w:val="24"/>
         </w:rPr>
-        <w:t>No size guide.</w:t>
+        <w:t xml:space="preserve">No size </w:t>
+      </w:r>
+      <w:proofErr w:type="gramStart"/>
+      <w:r>
+        <w:rPr>
+          <w:rFonts w:ascii="Times New Roman" w:eastAsia="Times New Roman" w:hAnsi="Times New Roman" w:cs="Times New Roman"/>
+          <w:b/>
+          <w:bCs/>
+          <w:sz w:val="24"/>
+          <w:szCs w:val="24"/>
+        </w:rPr>
+        <w:t>guide</w:t>
+      </w:r>
+      <w:proofErr w:type="gramEnd"/>
+      <w:r>
+        <w:rPr>
+          <w:rFonts w:ascii="Times New Roman" w:eastAsia="Times New Roman" w:hAnsi="Times New Roman" w:cs="Times New Roman"/>
+          <w:b/>
+          <w:bCs/>
+          <w:sz w:val="24"/>
+          <w:szCs w:val="24"/>
+        </w:rPr>
+        <w:t>.</w:t>
       </w:r>
     </w:p>
     <w:p>
@@ -1157,7 +1375,25 @@
           <w:sz w:val="24"/>
           <w:szCs w:val="24"/>
         </w:rPr>
-        <w:t xml:space="preserve"> — contact-form submissions go into the DB but nobody can see them without DB access. Also no email-to-admin notification, so you'll miss messages.</w:t>
+        <w:t xml:space="preserve"> — contact-form submissions go into the DB but nobody can see them without DB access. </w:t>
+      </w:r>
+      <w:proofErr w:type="gramStart"/>
+      <w:r>
+        <w:rPr>
+          <w:rFonts w:ascii="Times New Roman" w:eastAsia="Times New Roman" w:hAnsi="Times New Roman" w:cs="Times New Roman"/>
+          <w:sz w:val="24"/>
+          <w:szCs w:val="24"/>
+        </w:rPr>
+        <w:t>Also</w:t>
+      </w:r>
+      <w:proofErr w:type="gramEnd"/>
+      <w:r>
+        <w:rPr>
+          <w:rFonts w:ascii="Times New Roman" w:eastAsia="Times New Roman" w:hAnsi="Times New Roman" w:cs="Times New Roman"/>
+          <w:sz w:val="24"/>
+          <w:szCs w:val="24"/>
+        </w:rPr>
+        <w:t xml:space="preserve"> no email-to-admin notification, so you'll miss messages.</w:t>
       </w:r>
     </w:p>
     <w:p>
@@ -1231,7 +1467,25 @@
           <w:sz w:val="24"/>
           <w:szCs w:val="24"/>
         </w:rPr>
-        <w:t xml:space="preserve"> (Instagram/Telegram/TikTok) go to </w:t>
+        <w:t xml:space="preserve"> (Instagram/Telegram/</w:t>
+      </w:r>
+      <w:proofErr w:type="spellStart"/>
+      <w:r>
+        <w:rPr>
+          <w:rFonts w:ascii="Times New Roman" w:eastAsia="Times New Roman" w:hAnsi="Times New Roman" w:cs="Times New Roman"/>
+          <w:sz w:val="24"/>
+          <w:szCs w:val="24"/>
+        </w:rPr>
+        <w:t>TikTok</w:t>
+      </w:r>
+      <w:proofErr w:type="spellEnd"/>
+      <w:r>
+        <w:rPr>
+          <w:rFonts w:ascii="Times New Roman" w:eastAsia="Times New Roman" w:hAnsi="Times New Roman" w:cs="Times New Roman"/>
+          <w:sz w:val="24"/>
+          <w:szCs w:val="24"/>
+        </w:rPr>
+        <w:t xml:space="preserve">) go to </w:t>
       </w:r>
       <w:r>
         <w:rPr>
@@ -1360,7 +1614,25 @@
           <w:sz w:val="20"/>
           <w:szCs w:val="20"/>
         </w:rPr>
-        <w:t>from vm.settings import AUTH_USER_MODEL</w:t>
+        <w:t xml:space="preserve">from </w:t>
+      </w:r>
+      <w:proofErr w:type="spellStart"/>
+      <w:r>
+        <w:rPr>
+          <w:rFonts w:ascii="Courier New" w:eastAsia="Times New Roman" w:hAnsi="Courier New" w:cs="Courier New"/>
+          <w:sz w:val="20"/>
+          <w:szCs w:val="20"/>
+        </w:rPr>
+        <w:t>vm.settings</w:t>
+      </w:r>
+      <w:proofErr w:type="spellEnd"/>
+      <w:r>
+        <w:rPr>
+          <w:rFonts w:ascii="Courier New" w:eastAsia="Times New Roman" w:hAnsi="Courier New" w:cs="Courier New"/>
+          <w:sz w:val="20"/>
+          <w:szCs w:val="20"/>
+        </w:rPr>
+        <w:t xml:space="preserve"> import AUTH_USER_MODEL</w:t>
       </w:r>
       <w:r>
         <w:rPr>
@@ -1376,8 +1648,36 @@
           <w:sz w:val="20"/>
           <w:szCs w:val="20"/>
         </w:rPr>
-        <w:t>from django.conf import settings; settings.AUTH_USER_MODEL</w:t>
-      </w:r>
+        <w:t xml:space="preserve">from </w:t>
+      </w:r>
+      <w:proofErr w:type="spellStart"/>
+      <w:r>
+        <w:rPr>
+          <w:rFonts w:ascii="Courier New" w:eastAsia="Times New Roman" w:hAnsi="Courier New" w:cs="Courier New"/>
+          <w:sz w:val="20"/>
+          <w:szCs w:val="20"/>
+        </w:rPr>
+        <w:t>django.conf</w:t>
+      </w:r>
+      <w:proofErr w:type="spellEnd"/>
+      <w:r>
+        <w:rPr>
+          <w:rFonts w:ascii="Courier New" w:eastAsia="Times New Roman" w:hAnsi="Courier New" w:cs="Courier New"/>
+          <w:sz w:val="20"/>
+          <w:szCs w:val="20"/>
+        </w:rPr>
+        <w:t xml:space="preserve"> import settings; </w:t>
+      </w:r>
+      <w:proofErr w:type="spellStart"/>
+      <w:r>
+        <w:rPr>
+          <w:rFonts w:ascii="Courier New" w:eastAsia="Times New Roman" w:hAnsi="Courier New" w:cs="Courier New"/>
+          <w:sz w:val="20"/>
+          <w:szCs w:val="20"/>
+        </w:rPr>
+        <w:t>settings.AUTH_USER_MODEL</w:t>
+      </w:r>
+      <w:proofErr w:type="spellEnd"/>
       <w:r>
         <w:rPr>
           <w:rFonts w:ascii="Times New Roman" w:eastAsia="Times New Roman" w:hAnsi="Times New Roman" w:cs="Times New Roman"/>
@@ -1386,6 +1686,7 @@
         </w:rPr>
         <w:t xml:space="preserve">. Rename to </w:t>
       </w:r>
+      <w:proofErr w:type="spellStart"/>
       <w:r>
         <w:rPr>
           <w:rFonts w:ascii="Courier New" w:eastAsia="Times New Roman" w:hAnsi="Courier New" w:cs="Courier New"/>
@@ -1394,6 +1695,7 @@
         </w:rPr>
         <w:t>ContactMessage</w:t>
       </w:r>
+      <w:proofErr w:type="spellEnd"/>
       <w:r>
         <w:rPr>
           <w:rFonts w:ascii="Times New Roman" w:eastAsia="Times New Roman" w:hAnsi="Times New Roman" w:cs="Times New Roman"/>
@@ -1432,6 +1734,7 @@
           <w:szCs w:val="24"/>
         </w:rPr>
       </w:pPr>
+      <w:proofErr w:type="spellStart"/>
       <w:r>
         <w:rPr>
           <w:rFonts w:ascii="Courier New" w:eastAsia="Times New Roman" w:hAnsi="Courier New" w:cs="Courier New"/>
@@ -1442,6 +1745,7 @@
         </w:rPr>
         <w:t>ImageP</w:t>
       </w:r>
+      <w:proofErr w:type="spellEnd"/>
       <w:r>
         <w:rPr>
           <w:rFonts w:ascii="Times New Roman" w:eastAsia="Times New Roman" w:hAnsi="Times New Roman" w:cs="Times New Roman"/>
@@ -1450,6 +1754,7 @@
         </w:rPr>
         <w:t xml:space="preserve"> — odd name; convention is </w:t>
       </w:r>
+      <w:proofErr w:type="spellStart"/>
       <w:r>
         <w:rPr>
           <w:rFonts w:ascii="Courier New" w:eastAsia="Times New Roman" w:hAnsi="Courier New" w:cs="Courier New"/>
@@ -1458,6 +1763,7 @@
         </w:rPr>
         <w:t>ProductImage</w:t>
       </w:r>
+      <w:proofErr w:type="spellEnd"/>
       <w:r>
         <w:rPr>
           <w:rFonts w:ascii="Times New Roman" w:eastAsia="Times New Roman" w:hAnsi="Times New Roman" w:cs="Times New Roman"/>
@@ -1540,7 +1846,25 @@
           <w:sz w:val="20"/>
           <w:szCs w:val="20"/>
         </w:rPr>
-        <w:t>slug = models.SlugField(unique=True)</w:t>
+        <w:t xml:space="preserve">slug = </w:t>
+      </w:r>
+      <w:proofErr w:type="spellStart"/>
+      <w:r>
+        <w:rPr>
+          <w:rFonts w:ascii="Courier New" w:eastAsia="Times New Roman" w:hAnsi="Courier New" w:cs="Courier New"/>
+          <w:sz w:val="20"/>
+          <w:szCs w:val="20"/>
+        </w:rPr>
+        <w:t>models.SlugField</w:t>
+      </w:r>
+      <w:proofErr w:type="spellEnd"/>
+      <w:r>
+        <w:rPr>
+          <w:rFonts w:ascii="Courier New" w:eastAsia="Times New Roman" w:hAnsi="Courier New" w:cs="Courier New"/>
+          <w:sz w:val="20"/>
+          <w:szCs w:val="20"/>
+        </w:rPr>
+        <w:t>(unique=True)</w:t>
       </w:r>
       <w:r>
         <w:rPr>
@@ -1600,6 +1924,7 @@
         </w:rPr>
         <w:t xml:space="preserve"> has no </w:t>
       </w:r>
+      <w:proofErr w:type="spellStart"/>
       <w:r>
         <w:rPr>
           <w:rFonts w:ascii="Courier New" w:eastAsia="Times New Roman" w:hAnsi="Courier New" w:cs="Courier New"/>
@@ -1610,6 +1935,7 @@
         </w:rPr>
         <w:t>is_published</w:t>
       </w:r>
+      <w:proofErr w:type="spellEnd"/>
       <w:r>
         <w:rPr>
           <w:rFonts w:ascii="Times New Roman" w:eastAsia="Times New Roman" w:hAnsi="Times New Roman" w:cs="Times New Roman"/>
@@ -1646,7 +1972,25 @@
           <w:sz w:val="24"/>
           <w:szCs w:val="24"/>
         </w:rPr>
-        <w:t xml:space="preserve"> Hiding a product requires marking every variant unavailable. Add a single boolean.</w:t>
+        <w:t xml:space="preserve"> Hiding a product requires marking every variant unavailable. Add a single </w:t>
+      </w:r>
+      <w:proofErr w:type="spellStart"/>
+      <w:r>
+        <w:rPr>
+          <w:rFonts w:ascii="Times New Roman" w:eastAsia="Times New Roman" w:hAnsi="Times New Roman" w:cs="Times New Roman"/>
+          <w:sz w:val="24"/>
+          <w:szCs w:val="24"/>
+        </w:rPr>
+        <w:t>boolean</w:t>
+      </w:r>
+      <w:proofErr w:type="spellEnd"/>
+      <w:r>
+        <w:rPr>
+          <w:rFonts w:ascii="Times New Roman" w:eastAsia="Times New Roman" w:hAnsi="Times New Roman" w:cs="Times New Roman"/>
+          <w:sz w:val="24"/>
+          <w:szCs w:val="24"/>
+        </w:rPr>
+        <w:t>.</w:t>
       </w:r>
     </w:p>
     <w:p>
@@ -1742,6 +2086,7 @@
         </w:rPr>
         <w:t xml:space="preserve"> on </w:t>
       </w:r>
+      <w:proofErr w:type="spellStart"/>
       <w:r>
         <w:rPr>
           <w:rFonts w:ascii="Courier New" w:eastAsia="Times New Roman" w:hAnsi="Courier New" w:cs="Courier New"/>
@@ -1750,6 +2095,7 @@
         </w:rPr>
         <w:t>Product.created_at</w:t>
       </w:r>
+      <w:proofErr w:type="spellEnd"/>
       <w:r>
         <w:rPr>
           <w:rFonts w:ascii="Times New Roman" w:eastAsia="Times New Roman" w:hAnsi="Times New Roman" w:cs="Times New Roman"/>
@@ -1758,6 +2104,7 @@
         </w:rPr>
         <w:t xml:space="preserve"> (used in </w:t>
       </w:r>
+      <w:proofErr w:type="spellStart"/>
       <w:r>
         <w:rPr>
           <w:rFonts w:ascii="Courier New" w:eastAsia="Times New Roman" w:hAnsi="Courier New" w:cs="Courier New"/>
@@ -1766,6 +2113,7 @@
         </w:rPr>
         <w:t>order_by</w:t>
       </w:r>
+      <w:proofErr w:type="spellEnd"/>
       <w:r>
         <w:rPr>
           <w:rFonts w:ascii="Times New Roman" w:eastAsia="Times New Roman" w:hAnsi="Times New Roman" w:cs="Times New Roman"/>
@@ -1774,6 +2122,7 @@
         </w:rPr>
         <w:t xml:space="preserve">), </w:t>
       </w:r>
+      <w:proofErr w:type="spellStart"/>
       <w:r>
         <w:rPr>
           <w:rFonts w:ascii="Courier New" w:eastAsia="Times New Roman" w:hAnsi="Courier New" w:cs="Courier New"/>
@@ -1782,6 +2131,7 @@
         </w:rPr>
         <w:t>Variant.available</w:t>
       </w:r>
+      <w:proofErr w:type="spellEnd"/>
       <w:r>
         <w:rPr>
           <w:rFonts w:ascii="Times New Roman" w:eastAsia="Times New Roman" w:hAnsi="Times New Roman" w:cs="Times New Roman"/>
@@ -1804,6 +2154,7 @@
           <w:szCs w:val="24"/>
         </w:rPr>
       </w:pPr>
+      <w:proofErr w:type="spellStart"/>
       <w:r>
         <w:rPr>
           <w:rFonts w:ascii="Courier New" w:eastAsia="Times New Roman" w:hAnsi="Courier New" w:cs="Courier New"/>
@@ -1814,6 +2165,7 @@
         </w:rPr>
         <w:t>Variant.price</w:t>
       </w:r>
+      <w:proofErr w:type="spellEnd"/>
       <w:r>
         <w:rPr>
           <w:rFonts w:ascii="Times New Roman" w:eastAsia="Times New Roman" w:hAnsi="Times New Roman" w:cs="Times New Roman"/>
@@ -1832,6 +2184,7 @@
         </w:rPr>
         <w:t xml:space="preserve"> — fine, but no concept of a base/sale price. If you want strike-through pricing later you'll need </w:t>
       </w:r>
+      <w:proofErr w:type="spellStart"/>
       <w:r>
         <w:rPr>
           <w:rFonts w:ascii="Courier New" w:eastAsia="Times New Roman" w:hAnsi="Courier New" w:cs="Courier New"/>
@@ -1840,6 +2193,7 @@
         </w:rPr>
         <w:t>original_price</w:t>
       </w:r>
+      <w:proofErr w:type="spellEnd"/>
       <w:r>
         <w:rPr>
           <w:rFonts w:ascii="Times New Roman" w:eastAsia="Times New Roman" w:hAnsi="Times New Roman" w:cs="Times New Roman"/>
@@ -1848,6 +2202,7 @@
         </w:rPr>
         <w:t xml:space="preserve"> + </w:t>
       </w:r>
+      <w:proofErr w:type="spellStart"/>
       <w:r>
         <w:rPr>
           <w:rFonts w:ascii="Courier New" w:eastAsia="Times New Roman" w:hAnsi="Courier New" w:cs="Courier New"/>
@@ -1856,6 +2211,7 @@
         </w:rPr>
         <w:t>sale_price</w:t>
       </w:r>
+      <w:proofErr w:type="spellEnd"/>
       <w:r>
         <w:rPr>
           <w:rFonts w:ascii="Times New Roman" w:eastAsia="Times New Roman" w:hAnsi="Times New Roman" w:cs="Times New Roman"/>
@@ -1878,6 +2234,7 @@
           <w:szCs w:val="24"/>
         </w:rPr>
       </w:pPr>
+      <w:proofErr w:type="spellStart"/>
       <w:r>
         <w:rPr>
           <w:rFonts w:ascii="Courier New" w:eastAsia="Times New Roman" w:hAnsi="Courier New" w:cs="Courier New"/>
@@ -1888,6 +2245,7 @@
         </w:rPr>
         <w:t>User.email</w:t>
       </w:r>
+      <w:proofErr w:type="spellEnd"/>
       <w:r>
         <w:rPr>
           <w:rFonts w:ascii="Times New Roman" w:eastAsia="Times New Roman" w:hAnsi="Times New Roman" w:cs="Times New Roman"/>
@@ -1906,6 +2264,7 @@
         </w:rPr>
         <w:t xml:space="preserve"> (inherited default from </w:t>
       </w:r>
+      <w:proofErr w:type="spellStart"/>
       <w:r>
         <w:rPr>
           <w:rFonts w:ascii="Courier New" w:eastAsia="Times New Roman" w:hAnsi="Courier New" w:cs="Courier New"/>
@@ -1914,6 +2273,7 @@
         </w:rPr>
         <w:t>AbstractUser</w:t>
       </w:r>
+      <w:proofErr w:type="spellEnd"/>
       <w:r>
         <w:rPr>
           <w:rFonts w:ascii="Times New Roman" w:eastAsia="Times New Roman" w:hAnsi="Times New Roman" w:cs="Times New Roman"/>
@@ -1936,6 +2296,7 @@
           <w:szCs w:val="24"/>
         </w:rPr>
       </w:pPr>
+      <w:proofErr w:type="spellStart"/>
       <w:r>
         <w:rPr>
           <w:rFonts w:ascii="Courier New" w:eastAsia="Times New Roman" w:hAnsi="Courier New" w:cs="Courier New"/>
@@ -1946,23 +2307,64 @@
         </w:rPr>
         <w:t>Order.address</w:t>
       </w:r>
-      <w:r>
-        <w:rPr>
-          <w:rFonts w:ascii="Times New Roman" w:eastAsia="Times New Roman" w:hAnsi="Times New Roman" w:cs="Times New Roman"/>
-          <w:b/>
-          <w:bCs/>
-          <w:sz w:val="24"/>
-          <w:szCs w:val="24"/>
-        </w:rPr>
-        <w:t xml:space="preserve"> is single CharField(255)</w:t>
-      </w:r>
-      <w:r>
-        <w:rPr>
-          <w:rFonts w:ascii="Times New Roman" w:eastAsia="Times New Roman" w:hAnsi="Times New Roman" w:cs="Times New Roman"/>
-          <w:sz w:val="24"/>
-          <w:szCs w:val="24"/>
-        </w:rPr>
-        <w:t xml:space="preserve"> — break into structured fields (region, city, street, building, apartment, postal_code, notes).</w:t>
+      <w:proofErr w:type="spellEnd"/>
+      <w:r>
+        <w:rPr>
+          <w:rFonts w:ascii="Times New Roman" w:eastAsia="Times New Roman" w:hAnsi="Times New Roman" w:cs="Times New Roman"/>
+          <w:b/>
+          <w:bCs/>
+          <w:sz w:val="24"/>
+          <w:szCs w:val="24"/>
+        </w:rPr>
+        <w:t xml:space="preserve"> is single </w:t>
+      </w:r>
+      <w:proofErr w:type="spellStart"/>
+      <w:r>
+        <w:rPr>
+          <w:rFonts w:ascii="Times New Roman" w:eastAsia="Times New Roman" w:hAnsi="Times New Roman" w:cs="Times New Roman"/>
+          <w:b/>
+          <w:bCs/>
+          <w:sz w:val="24"/>
+          <w:szCs w:val="24"/>
+        </w:rPr>
+        <w:t>CharField</w:t>
+      </w:r>
+      <w:proofErr w:type="spellEnd"/>
+      <w:r>
+        <w:rPr>
+          <w:rFonts w:ascii="Times New Roman" w:eastAsia="Times New Roman" w:hAnsi="Times New Roman" w:cs="Times New Roman"/>
+          <w:b/>
+          <w:bCs/>
+          <w:sz w:val="24"/>
+          <w:szCs w:val="24"/>
+        </w:rPr>
+        <w:t>(255)</w:t>
+      </w:r>
+      <w:r>
+        <w:rPr>
+          <w:rFonts w:ascii="Times New Roman" w:eastAsia="Times New Roman" w:hAnsi="Times New Roman" w:cs="Times New Roman"/>
+          <w:sz w:val="24"/>
+          <w:szCs w:val="24"/>
+        </w:rPr>
+        <w:t xml:space="preserve"> — break into structured fields (region, city, street, building, apartment, </w:t>
+      </w:r>
+      <w:proofErr w:type="spellStart"/>
+      <w:r>
+        <w:rPr>
+          <w:rFonts w:ascii="Times New Roman" w:eastAsia="Times New Roman" w:hAnsi="Times New Roman" w:cs="Times New Roman"/>
+          <w:sz w:val="24"/>
+          <w:szCs w:val="24"/>
+        </w:rPr>
+        <w:t>postal_code</w:t>
+      </w:r>
+      <w:proofErr w:type="spellEnd"/>
+      <w:r>
+        <w:rPr>
+          <w:rFonts w:ascii="Times New Roman" w:eastAsia="Times New Roman" w:hAnsi="Times New Roman" w:cs="Times New Roman"/>
+          <w:sz w:val="24"/>
+          <w:szCs w:val="24"/>
+        </w:rPr>
+        <w:t>, notes).</w:t>
       </w:r>
     </w:p>
     <w:p>
@@ -2053,6 +2455,7 @@
         </w:rPr>
         <w:t xml:space="preserve"> or </w:t>
       </w:r>
+      <w:proofErr w:type="spellStart"/>
       <w:r>
         <w:rPr>
           <w:rFonts w:ascii="Courier New" w:eastAsia="Times New Roman" w:hAnsi="Courier New" w:cs="Courier New"/>
@@ -2061,13 +2464,32 @@
         </w:rPr>
         <w:t>django-imagekit</w:t>
       </w:r>
-      <w:r>
-        <w:rPr>
-          <w:rFonts w:ascii="Times New Roman" w:eastAsia="Times New Roman" w:hAnsi="Times New Roman" w:cs="Times New Roman"/>
-          <w:sz w:val="24"/>
-          <w:szCs w:val="24"/>
-        </w:rPr>
-        <w:t xml:space="preserve"> and generate 400×400 webp for tiles.</w:t>
+      <w:proofErr w:type="spellEnd"/>
+      <w:r>
+        <w:rPr>
+          <w:rFonts w:ascii="Times New Roman" w:eastAsia="Times New Roman" w:hAnsi="Times New Roman" w:cs="Times New Roman"/>
+          <w:sz w:val="24"/>
+          <w:szCs w:val="24"/>
+        </w:rPr>
+        <w:t xml:space="preserve"> and generate 400×400 </w:t>
+      </w:r>
+      <w:proofErr w:type="spellStart"/>
+      <w:r>
+        <w:rPr>
+          <w:rFonts w:ascii="Times New Roman" w:eastAsia="Times New Roman" w:hAnsi="Times New Roman" w:cs="Times New Roman"/>
+          <w:sz w:val="24"/>
+          <w:szCs w:val="24"/>
+        </w:rPr>
+        <w:t>webp</w:t>
+      </w:r>
+      <w:proofErr w:type="spellEnd"/>
+      <w:r>
+        <w:rPr>
+          <w:rFonts w:ascii="Times New Roman" w:eastAsia="Times New Roman" w:hAnsi="Times New Roman" w:cs="Times New Roman"/>
+          <w:sz w:val="24"/>
+          <w:szCs w:val="24"/>
+        </w:rPr>
+        <w:t xml:space="preserve"> for tiles.</w:t>
       </w:r>
     </w:p>
     <w:p>
@@ -2117,7 +2539,25 @@
           <w:sz w:val="20"/>
           <w:szCs w:val="20"/>
         </w:rPr>
-        <w:t>&lt;img&gt;</w:t>
+        <w:t>&lt;</w:t>
+      </w:r>
+      <w:proofErr w:type="spellStart"/>
+      <w:r>
+        <w:rPr>
+          <w:rFonts w:ascii="Courier New" w:eastAsia="Times New Roman" w:hAnsi="Courier New" w:cs="Courier New"/>
+          <w:sz w:val="20"/>
+          <w:szCs w:val="20"/>
+        </w:rPr>
+        <w:t>img</w:t>
+      </w:r>
+      <w:proofErr w:type="spellEnd"/>
+      <w:r>
+        <w:rPr>
+          <w:rFonts w:ascii="Courier New" w:eastAsia="Times New Roman" w:hAnsi="Courier New" w:cs="Courier New"/>
+          <w:sz w:val="20"/>
+          <w:szCs w:val="20"/>
+        </w:rPr>
+        <w:t>&gt;</w:t>
       </w:r>
       <w:r>
         <w:rPr>
@@ -2183,6 +2623,7 @@
           <w:szCs w:val="24"/>
         </w:rPr>
       </w:pPr>
+      <w:proofErr w:type="spellStart"/>
       <w:r>
         <w:rPr>
           <w:rFonts w:ascii="Courier New" w:eastAsia="Times New Roman" w:hAnsi="Courier New" w:cs="Courier New"/>
@@ -2193,6 +2634,7 @@
         </w:rPr>
         <w:t>cart_count</w:t>
       </w:r>
+      <w:proofErr w:type="spellEnd"/>
       <w:r>
         <w:rPr>
           <w:rFonts w:ascii="Times New Roman" w:eastAsia="Times New Roman" w:hAnsi="Times New Roman" w:cs="Times New Roman"/>
@@ -2257,6 +2699,7 @@
           <w:szCs w:val="24"/>
         </w:rPr>
       </w:pPr>
+      <w:proofErr w:type="spellStart"/>
       <w:r>
         <w:rPr>
           <w:rFonts w:ascii="Courier New" w:eastAsia="Times New Roman" w:hAnsi="Courier New" w:cs="Courier New"/>
@@ -2268,6 +2711,7 @@
         <w:lastRenderedPageBreak/>
         <w:t>cart_add</w:t>
       </w:r>
+      <w:proofErr w:type="spellEnd"/>
       <w:r>
         <w:rPr>
           <w:rFonts w:ascii="Times New Roman" w:eastAsia="Times New Roman" w:hAnsi="Times New Roman" w:cs="Times New Roman"/>
@@ -2326,15 +2770,51 @@
           <w:sz w:val="24"/>
           <w:szCs w:val="24"/>
         </w:rPr>
-        <w:t xml:space="preserve"> Actually you handle this — </w:t>
-      </w:r>
-      <w:r>
-        <w:rPr>
-          <w:rFonts w:ascii="Courier New" w:eastAsia="Times New Roman" w:hAnsi="Courier New" w:cs="Courier New"/>
-          <w:sz w:val="20"/>
-          <w:szCs w:val="20"/>
-        </w:rPr>
-        <w:t>if (count &lt;= 1) prevBtn.classList.add('is-hidden')</w:t>
+        <w:t xml:space="preserve"> </w:t>
+      </w:r>
+      <w:proofErr w:type="gramStart"/>
+      <w:r>
+        <w:rPr>
+          <w:rFonts w:ascii="Times New Roman" w:eastAsia="Times New Roman" w:hAnsi="Times New Roman" w:cs="Times New Roman"/>
+          <w:sz w:val="24"/>
+          <w:szCs w:val="24"/>
+        </w:rPr>
+        <w:t>Actually</w:t>
+      </w:r>
+      <w:proofErr w:type="gramEnd"/>
+      <w:r>
+        <w:rPr>
+          <w:rFonts w:ascii="Times New Roman" w:eastAsia="Times New Roman" w:hAnsi="Times New Roman" w:cs="Times New Roman"/>
+          <w:sz w:val="24"/>
+          <w:szCs w:val="24"/>
+        </w:rPr>
+        <w:t xml:space="preserve"> you handle this — </w:t>
+      </w:r>
+      <w:r>
+        <w:rPr>
+          <w:rFonts w:ascii="Courier New" w:eastAsia="Times New Roman" w:hAnsi="Courier New" w:cs="Courier New"/>
+          <w:sz w:val="20"/>
+          <w:szCs w:val="20"/>
+        </w:rPr>
+        <w:t xml:space="preserve">if (count &lt;= 1) </w:t>
+      </w:r>
+      <w:proofErr w:type="spellStart"/>
+      <w:r>
+        <w:rPr>
+          <w:rFonts w:ascii="Courier New" w:eastAsia="Times New Roman" w:hAnsi="Courier New" w:cs="Courier New"/>
+          <w:sz w:val="20"/>
+          <w:szCs w:val="20"/>
+        </w:rPr>
+        <w:t>prevBtn.classList.add</w:t>
+      </w:r>
+      <w:proofErr w:type="spellEnd"/>
+      <w:r>
+        <w:rPr>
+          <w:rFonts w:ascii="Courier New" w:eastAsia="Times New Roman" w:hAnsi="Courier New" w:cs="Courier New"/>
+          <w:sz w:val="20"/>
+          <w:szCs w:val="20"/>
+        </w:rPr>
+        <w:t>('is-hidden')</w:t>
       </w:r>
       <w:r>
         <w:rPr>
@@ -2567,7 +3047,29 @@
           <w:sz w:val="20"/>
           <w:szCs w:val="20"/>
         </w:rPr>
-        <w:t>&lt;link rel="canonical"&gt;</w:t>
+        <w:t xml:space="preserve">&lt;link </w:t>
+      </w:r>
+      <w:proofErr w:type="spellStart"/>
+      <w:r>
+        <w:rPr>
+          <w:rFonts w:ascii="Courier New" w:eastAsia="Times New Roman" w:hAnsi="Courier New" w:cs="Courier New"/>
+          <w:b/>
+          <w:bCs/>
+          <w:sz w:val="20"/>
+          <w:szCs w:val="20"/>
+        </w:rPr>
+        <w:t>rel</w:t>
+      </w:r>
+      <w:proofErr w:type="spellEnd"/>
+      <w:r>
+        <w:rPr>
+          <w:rFonts w:ascii="Courier New" w:eastAsia="Times New Roman" w:hAnsi="Courier New" w:cs="Courier New"/>
+          <w:b/>
+          <w:bCs/>
+          <w:sz w:val="20"/>
+          <w:szCs w:val="20"/>
+        </w:rPr>
+        <w:t>="canonical"&gt;</w:t>
       </w:r>
       <w:r>
         <w:rPr>
@@ -2615,15 +3117,97 @@
           <w:sz w:val="20"/>
           <w:szCs w:val="20"/>
         </w:rPr>
-        <w:t>{% block title %}ValleyMade{% endblock %} — ValleyMade</w:t>
-      </w:r>
-      <w:r>
-        <w:rPr>
-          <w:rFonts w:ascii="Times New Roman" w:eastAsia="Times New Roman" w:hAnsi="Times New Roman" w:cs="Times New Roman"/>
-          <w:sz w:val="24"/>
-          <w:szCs w:val="24"/>
-        </w:rPr>
-        <w:t xml:space="preserve"> → "ValleyMade — ValleyMade".</w:t>
+        <w:t>{% block title %}</w:t>
+      </w:r>
+      <w:proofErr w:type="spellStart"/>
+      <w:r>
+        <w:rPr>
+          <w:rFonts w:ascii="Courier New" w:eastAsia="Times New Roman" w:hAnsi="Courier New" w:cs="Courier New"/>
+          <w:sz w:val="20"/>
+          <w:szCs w:val="20"/>
+        </w:rPr>
+        <w:t>ValleyMade</w:t>
+      </w:r>
+      <w:proofErr w:type="spellEnd"/>
+      <w:r>
+        <w:rPr>
+          <w:rFonts w:ascii="Courier New" w:eastAsia="Times New Roman" w:hAnsi="Courier New" w:cs="Courier New"/>
+          <w:sz w:val="20"/>
+          <w:szCs w:val="20"/>
+        </w:rPr>
+        <w:t xml:space="preserve">{% </w:t>
+      </w:r>
+      <w:proofErr w:type="spellStart"/>
+      <w:r>
+        <w:rPr>
+          <w:rFonts w:ascii="Courier New" w:eastAsia="Times New Roman" w:hAnsi="Courier New" w:cs="Courier New"/>
+          <w:sz w:val="20"/>
+          <w:szCs w:val="20"/>
+        </w:rPr>
+        <w:t>endblock</w:t>
+      </w:r>
+      <w:proofErr w:type="spellEnd"/>
+      <w:r>
+        <w:rPr>
+          <w:rFonts w:ascii="Courier New" w:eastAsia="Times New Roman" w:hAnsi="Courier New" w:cs="Courier New"/>
+          <w:sz w:val="20"/>
+          <w:szCs w:val="20"/>
+        </w:rPr>
+        <w:t xml:space="preserve"> %} — </w:t>
+      </w:r>
+      <w:proofErr w:type="spellStart"/>
+      <w:r>
+        <w:rPr>
+          <w:rFonts w:ascii="Courier New" w:eastAsia="Times New Roman" w:hAnsi="Courier New" w:cs="Courier New"/>
+          <w:sz w:val="20"/>
+          <w:szCs w:val="20"/>
+        </w:rPr>
+        <w:t>ValleyMade</w:t>
+      </w:r>
+      <w:proofErr w:type="spellEnd"/>
+      <w:r>
+        <w:rPr>
+          <w:rFonts w:ascii="Times New Roman" w:eastAsia="Times New Roman" w:hAnsi="Times New Roman" w:cs="Times New Roman"/>
+          <w:sz w:val="24"/>
+          <w:szCs w:val="24"/>
+        </w:rPr>
+        <w:t xml:space="preserve"> → "</w:t>
+      </w:r>
+      <w:proofErr w:type="spellStart"/>
+      <w:r>
+        <w:rPr>
+          <w:rFonts w:ascii="Times New Roman" w:eastAsia="Times New Roman" w:hAnsi="Times New Roman" w:cs="Times New Roman"/>
+          <w:sz w:val="24"/>
+          <w:szCs w:val="24"/>
+        </w:rPr>
+        <w:t>ValleyMade</w:t>
+      </w:r>
+      <w:proofErr w:type="spellEnd"/>
+      <w:r>
+        <w:rPr>
+          <w:rFonts w:ascii="Times New Roman" w:eastAsia="Times New Roman" w:hAnsi="Times New Roman" w:cs="Times New Roman"/>
+          <w:sz w:val="24"/>
+          <w:szCs w:val="24"/>
+        </w:rPr>
+        <w:t xml:space="preserve"> — </w:t>
+      </w:r>
+      <w:proofErr w:type="spellStart"/>
+      <w:r>
+        <w:rPr>
+          <w:rFonts w:ascii="Times New Roman" w:eastAsia="Times New Roman" w:hAnsi="Times New Roman" w:cs="Times New Roman"/>
+          <w:sz w:val="24"/>
+          <w:szCs w:val="24"/>
+        </w:rPr>
+        <w:t>ValleyMade</w:t>
+      </w:r>
+      <w:proofErr w:type="spellEnd"/>
+      <w:r>
+        <w:rPr>
+          <w:rFonts w:ascii="Times New Roman" w:eastAsia="Times New Roman" w:hAnsi="Times New Roman" w:cs="Times New Roman"/>
+          <w:sz w:val="24"/>
+          <w:szCs w:val="24"/>
+        </w:rPr>
+        <w:t>".</w:t>
       </w:r>
     </w:p>
     <w:p>
@@ -2671,6 +3255,7 @@
           <w:szCs w:val="24"/>
         </w:rPr>
       </w:pPr>
+      <w:proofErr w:type="spellStart"/>
       <w:r>
         <w:rPr>
           <w:rFonts w:ascii="Courier New" w:eastAsia="Times New Roman" w:hAnsi="Courier New" w:cs="Courier New"/>
@@ -2681,6 +3266,7 @@
         </w:rPr>
         <w:t>marquee__track</w:t>
       </w:r>
+      <w:proofErr w:type="spellEnd"/>
       <w:r>
         <w:rPr>
           <w:rFonts w:ascii="Times New Roman" w:eastAsia="Times New Roman" w:hAnsi="Times New Roman" w:cs="Times New Roman"/>
@@ -2822,13 +3408,23 @@
         </w:rPr>
         <w:t xml:space="preserve"> files just call </w:t>
       </w:r>
-      <w:r>
-        <w:rPr>
-          <w:rFonts w:ascii="Courier New" w:eastAsia="Times New Roman" w:hAnsi="Courier New" w:cs="Courier New"/>
-          <w:sz w:val="20"/>
-          <w:szCs w:val="20"/>
-        </w:rPr>
-        <w:t>admin.site.register(Model)</w:t>
+      <w:proofErr w:type="spellStart"/>
+      <w:r>
+        <w:rPr>
+          <w:rFonts w:ascii="Courier New" w:eastAsia="Times New Roman" w:hAnsi="Courier New" w:cs="Courier New"/>
+          <w:sz w:val="20"/>
+          <w:szCs w:val="20"/>
+        </w:rPr>
+        <w:t>admin.site.register</w:t>
+      </w:r>
+      <w:proofErr w:type="spellEnd"/>
+      <w:r>
+        <w:rPr>
+          <w:rFonts w:ascii="Courier New" w:eastAsia="Times New Roman" w:hAnsi="Courier New" w:cs="Courier New"/>
+          <w:sz w:val="20"/>
+          <w:szCs w:val="20"/>
+        </w:rPr>
+        <w:t>(Model)</w:t>
       </w:r>
       <w:r>
         <w:rPr>
@@ -2880,6 +3476,7 @@
         </w:rPr>
         <w:t xml:space="preserve"> — no </w:t>
       </w:r>
+      <w:proofErr w:type="spellStart"/>
       <w:r>
         <w:rPr>
           <w:rFonts w:ascii="Courier New" w:eastAsia="Times New Roman" w:hAnsi="Courier New" w:cs="Courier New"/>
@@ -2888,6 +3485,7 @@
         </w:rPr>
         <w:t>list_display</w:t>
       </w:r>
+      <w:proofErr w:type="spellEnd"/>
       <w:r>
         <w:rPr>
           <w:rFonts w:ascii="Times New Roman" w:eastAsia="Times New Roman" w:hAnsi="Times New Roman" w:cs="Times New Roman"/>
@@ -2896,6 +3494,7 @@
         </w:rPr>
         <w:t xml:space="preserve">, no </w:t>
       </w:r>
+      <w:proofErr w:type="spellStart"/>
       <w:r>
         <w:rPr>
           <w:rFonts w:ascii="Courier New" w:eastAsia="Times New Roman" w:hAnsi="Courier New" w:cs="Courier New"/>
@@ -2904,6 +3503,7 @@
         </w:rPr>
         <w:t>list_filter</w:t>
       </w:r>
+      <w:proofErr w:type="spellEnd"/>
       <w:r>
         <w:rPr>
           <w:rFonts w:ascii="Times New Roman" w:eastAsia="Times New Roman" w:hAnsi="Times New Roman" w:cs="Times New Roman"/>
@@ -2912,6 +3512,7 @@
         </w:rPr>
         <w:t xml:space="preserve"> by category, no </w:t>
       </w:r>
+      <w:proofErr w:type="spellStart"/>
       <w:r>
         <w:rPr>
           <w:rFonts w:ascii="Courier New" w:eastAsia="Times New Roman" w:hAnsi="Courier New" w:cs="Courier New"/>
@@ -2920,6 +3521,7 @@
         </w:rPr>
         <w:t>search_fields</w:t>
       </w:r>
+      <w:proofErr w:type="spellEnd"/>
       <w:r>
         <w:rPr>
           <w:rFonts w:ascii="Times New Roman" w:eastAsia="Times New Roman" w:hAnsi="Times New Roman" w:cs="Times New Roman"/>
@@ -2970,6 +3572,7 @@
         </w:rPr>
         <w:t xml:space="preserve"> — same. No </w:t>
       </w:r>
+      <w:proofErr w:type="spellStart"/>
       <w:r>
         <w:rPr>
           <w:rFonts w:ascii="Courier New" w:eastAsia="Times New Roman" w:hAnsi="Courier New" w:cs="Courier New"/>
@@ -2978,6 +3581,7 @@
         </w:rPr>
         <w:t>list_display</w:t>
       </w:r>
+      <w:proofErr w:type="spellEnd"/>
       <w:r>
         <w:rPr>
           <w:rFonts w:ascii="Times New Roman" w:eastAsia="Times New Roman" w:hAnsi="Times New Roman" w:cs="Times New Roman"/>
@@ -2986,6 +3590,7 @@
         </w:rPr>
         <w:t xml:space="preserve"> to see status/total/user at a glance, no </w:t>
       </w:r>
+      <w:proofErr w:type="spellStart"/>
       <w:r>
         <w:rPr>
           <w:rFonts w:ascii="Courier New" w:eastAsia="Times New Roman" w:hAnsi="Courier New" w:cs="Courier New"/>
@@ -2994,6 +3599,7 @@
         </w:rPr>
         <w:t>list_filter</w:t>
       </w:r>
+      <w:proofErr w:type="spellEnd"/>
       <w:r>
         <w:rPr>
           <w:rFonts w:ascii="Times New Roman" w:eastAsia="Times New Roman" w:hAnsi="Times New Roman" w:cs="Times New Roman"/>
@@ -3002,6 +3608,7 @@
         </w:rPr>
         <w:t xml:space="preserve"> on status, no </w:t>
       </w:r>
+      <w:proofErr w:type="spellStart"/>
       <w:r>
         <w:rPr>
           <w:rFonts w:ascii="Courier New" w:eastAsia="Times New Roman" w:hAnsi="Courier New" w:cs="Courier New"/>
@@ -3010,14 +3617,34 @@
         </w:rPr>
         <w:t>date_hierarchy</w:t>
       </w:r>
-      <w:r>
-        <w:rPr>
-          <w:rFonts w:ascii="Times New Roman" w:eastAsia="Times New Roman" w:hAnsi="Times New Roman" w:cs="Times New Roman"/>
-          <w:sz w:val="24"/>
-          <w:szCs w:val="24"/>
-        </w:rPr>
-        <w:t xml:space="preserve"> on created_at, no </w:t>
-      </w:r>
+      <w:proofErr w:type="spellEnd"/>
+      <w:r>
+        <w:rPr>
+          <w:rFonts w:ascii="Times New Roman" w:eastAsia="Times New Roman" w:hAnsi="Times New Roman" w:cs="Times New Roman"/>
+          <w:sz w:val="24"/>
+          <w:szCs w:val="24"/>
+        </w:rPr>
+        <w:t xml:space="preserve"> on </w:t>
+      </w:r>
+      <w:proofErr w:type="spellStart"/>
+      <w:r>
+        <w:rPr>
+          <w:rFonts w:ascii="Times New Roman" w:eastAsia="Times New Roman" w:hAnsi="Times New Roman" w:cs="Times New Roman"/>
+          <w:sz w:val="24"/>
+          <w:szCs w:val="24"/>
+        </w:rPr>
+        <w:t>created_at</w:t>
+      </w:r>
+      <w:proofErr w:type="spellEnd"/>
+      <w:r>
+        <w:rPr>
+          <w:rFonts w:ascii="Times New Roman" w:eastAsia="Times New Roman" w:hAnsi="Times New Roman" w:cs="Times New Roman"/>
+          <w:sz w:val="24"/>
+          <w:szCs w:val="24"/>
+        </w:rPr>
+        <w:t xml:space="preserve">, no </w:t>
+      </w:r>
+      <w:proofErr w:type="spellStart"/>
       <w:r>
         <w:rPr>
           <w:rFonts w:ascii="Courier New" w:eastAsia="Times New Roman" w:hAnsi="Courier New" w:cs="Courier New"/>
@@ -3026,6 +3653,7 @@
         </w:rPr>
         <w:t>search_fields</w:t>
       </w:r>
+      <w:proofErr w:type="spellEnd"/>
       <w:r>
         <w:rPr>
           <w:rFonts w:ascii="Times New Roman" w:eastAsia="Times New Roman" w:hAnsi="Times New Roman" w:cs="Times New Roman"/>
@@ -3106,6 +3734,7 @@
           <w:szCs w:val="24"/>
         </w:rPr>
       </w:pPr>
+      <w:proofErr w:type="spellStart"/>
       <w:r>
         <w:rPr>
           <w:rFonts w:ascii="Courier New" w:eastAsia="Times New Roman" w:hAnsi="Courier New" w:cs="Courier New"/>
@@ -3116,6 +3745,7 @@
         </w:rPr>
         <w:t>ImageP</w:t>
       </w:r>
+      <w:proofErr w:type="spellEnd"/>
       <w:r>
         <w:rPr>
           <w:rFonts w:ascii="Times New Roman" w:eastAsia="Times New Roman" w:hAnsi="Times New Roman" w:cs="Times New Roman"/>
@@ -3217,7 +3847,25 @@
           <w:sz w:val="24"/>
           <w:szCs w:val="24"/>
         </w:rPr>
-        <w:t>If you tackle them in this order you'll get the most safety + impact per hour:</w:t>
+        <w:t xml:space="preserve">If you tackle them in this </w:t>
+      </w:r>
+      <w:proofErr w:type="gramStart"/>
+      <w:r>
+        <w:rPr>
+          <w:rFonts w:ascii="Times New Roman" w:eastAsia="Times New Roman" w:hAnsi="Times New Roman" w:cs="Times New Roman"/>
+          <w:sz w:val="24"/>
+          <w:szCs w:val="24"/>
+        </w:rPr>
+        <w:t>order</w:t>
+      </w:r>
+      <w:proofErr w:type="gramEnd"/>
+      <w:r>
+        <w:rPr>
+          <w:rFonts w:ascii="Times New Roman" w:eastAsia="Times New Roman" w:hAnsi="Times New Roman" w:cs="Times New Roman"/>
+          <w:sz w:val="24"/>
+          <w:szCs w:val="24"/>
+        </w:rPr>
+        <w:t xml:space="preserve"> you'll get the most safety + impact per hour:</w:t>
       </w:r>
     </w:p>
     <w:p>
@@ -3331,6 +3979,7 @@
         </w:rPr>
         <w:t xml:space="preserve">Add </w:t>
       </w:r>
+      <w:proofErr w:type="spellStart"/>
       <w:r>
         <w:rPr>
           <w:rFonts w:ascii="Courier New" w:eastAsia="Times New Roman" w:hAnsi="Courier New" w:cs="Courier New"/>
@@ -3341,6 +3990,7 @@
         </w:rPr>
         <w:t>Product.is_published</w:t>
       </w:r>
+      <w:proofErr w:type="spellEnd"/>
       <w:r>
         <w:rPr>
           <w:rFonts w:ascii="Times New Roman" w:eastAsia="Times New Roman" w:hAnsi="Times New Roman" w:cs="Times New Roman"/>
@@ -3742,7 +4392,61 @@
           <w:sz w:val="24"/>
           <w:szCs w:val="24"/>
         </w:rPr>
-        <w:t xml:space="preserve"> text, the "Razmer/O'lcham" inconsistency, the "Hush/Xush" typos.</w:t>
+        <w:t xml:space="preserve"> text, the "</w:t>
+      </w:r>
+      <w:proofErr w:type="spellStart"/>
+      <w:r>
+        <w:rPr>
+          <w:rFonts w:ascii="Times New Roman" w:eastAsia="Times New Roman" w:hAnsi="Times New Roman" w:cs="Times New Roman"/>
+          <w:sz w:val="24"/>
+          <w:szCs w:val="24"/>
+        </w:rPr>
+        <w:t>Razmer</w:t>
+      </w:r>
+      <w:proofErr w:type="spellEnd"/>
+      <w:r>
+        <w:rPr>
+          <w:rFonts w:ascii="Times New Roman" w:eastAsia="Times New Roman" w:hAnsi="Times New Roman" w:cs="Times New Roman"/>
+          <w:sz w:val="24"/>
+          <w:szCs w:val="24"/>
+        </w:rPr>
+        <w:t>/</w:t>
+      </w:r>
+      <w:proofErr w:type="spellStart"/>
+      <w:r>
+        <w:rPr>
+          <w:rFonts w:ascii="Times New Roman" w:eastAsia="Times New Roman" w:hAnsi="Times New Roman" w:cs="Times New Roman"/>
+          <w:sz w:val="24"/>
+          <w:szCs w:val="24"/>
+        </w:rPr>
+        <w:t>O'lcham</w:t>
+      </w:r>
+      <w:proofErr w:type="spellEnd"/>
+      <w:r>
+        <w:rPr>
+          <w:rFonts w:ascii="Times New Roman" w:eastAsia="Times New Roman" w:hAnsi="Times New Roman" w:cs="Times New Roman"/>
+          <w:sz w:val="24"/>
+          <w:szCs w:val="24"/>
+        </w:rPr>
+        <w:t>" inconsistency, the "Hush/</w:t>
+      </w:r>
+      <w:proofErr w:type="spellStart"/>
+      <w:r>
+        <w:rPr>
+          <w:rFonts w:ascii="Times New Roman" w:eastAsia="Times New Roman" w:hAnsi="Times New Roman" w:cs="Times New Roman"/>
+          <w:sz w:val="24"/>
+          <w:szCs w:val="24"/>
+        </w:rPr>
+        <w:t>Xush</w:t>
+      </w:r>
+      <w:proofErr w:type="spellEnd"/>
+      <w:r>
+        <w:rPr>
+          <w:rFonts w:ascii="Times New Roman" w:eastAsia="Times New Roman" w:hAnsi="Times New Roman" w:cs="Times New Roman"/>
+          <w:sz w:val="24"/>
+          <w:szCs w:val="24"/>
+        </w:rPr>
+        <w:t>" typos.</w:t>
       </w:r>
     </w:p>
     <w:p>
@@ -3766,6 +4470,7 @@
         </w:rPr>
         <w:t>Admin UX (</w:t>
       </w:r>
+      <w:proofErr w:type="spellStart"/>
       <w:r>
         <w:rPr>
           <w:rFonts w:ascii="Courier New" w:eastAsia="Times New Roman" w:hAnsi="Courier New" w:cs="Courier New"/>
@@ -3774,13 +4479,32 @@
         </w:rPr>
         <w:t>list_display</w:t>
       </w:r>
-      <w:r>
-        <w:rPr>
-          <w:rFonts w:ascii="Times New Roman" w:eastAsia="Times New Roman" w:hAnsi="Times New Roman" w:cs="Times New Roman"/>
-          <w:sz w:val="24"/>
-          <w:szCs w:val="24"/>
-        </w:rPr>
-        <w:t xml:space="preserve">, filters, inlines, register </w:t>
+      <w:proofErr w:type="spellEnd"/>
+      <w:r>
+        <w:rPr>
+          <w:rFonts w:ascii="Times New Roman" w:eastAsia="Times New Roman" w:hAnsi="Times New Roman" w:cs="Times New Roman"/>
+          <w:sz w:val="24"/>
+          <w:szCs w:val="24"/>
+        </w:rPr>
+        <w:t xml:space="preserve">, filters, </w:t>
+      </w:r>
+      <w:proofErr w:type="spellStart"/>
+      <w:r>
+        <w:rPr>
+          <w:rFonts w:ascii="Times New Roman" w:eastAsia="Times New Roman" w:hAnsi="Times New Roman" w:cs="Times New Roman"/>
+          <w:sz w:val="24"/>
+          <w:szCs w:val="24"/>
+        </w:rPr>
+        <w:t>inlines</w:t>
+      </w:r>
+      <w:proofErr w:type="spellEnd"/>
+      <w:r>
+        <w:rPr>
+          <w:rFonts w:ascii="Times New Roman" w:eastAsia="Times New Roman" w:hAnsi="Times New Roman" w:cs="Times New Roman"/>
+          <w:sz w:val="24"/>
+          <w:szCs w:val="24"/>
+        </w:rPr>
+        <w:t xml:space="preserve">, register </w:t>
       </w:r>
       <w:r>
         <w:rPr>
@@ -3916,18 +4640,10 @@
     </w:p>
     <w:p>
       <w:pPr>
-        <w:pStyle w:val="NormalWeb"/>
+        <w:pStyle w:val="Heading1"/>
       </w:pPr>
       <w:r>
         <w:lastRenderedPageBreak/>
-        <w:t>I went through every file. Big improvements since last pass — OTP scaffold, cart concurrency, checkout race, query_transform, translations. Solid work. Below is what still stands between you and a deploy.</w:t>
-      </w:r>
-    </w:p>
-    <w:p>
-      <w:pPr>
-        <w:pStyle w:val="Heading1"/>
-      </w:pPr>
-      <w:r>
         <w:t>Blockers — must fix before deploy</w:t>
       </w:r>
     </w:p>
@@ -3962,24 +4678,17 @@
         <w:spacing w:before="100" w:beforeAutospacing="1" w:after="100" w:afterAutospacing="1" w:line="240" w:lineRule="auto"/>
       </w:pPr>
       <w:r>
+        <w:t xml:space="preserve">No </w:t>
+      </w:r>
+      <w:r>
         <w:rPr>
           <w:rStyle w:val="HTMLCode"/>
           <w:rFonts w:eastAsiaTheme="minorHAnsi"/>
         </w:rPr>
-        <w:t>SECRET_KEY</w:t>
-      </w:r>
-      <w:r>
-        <w:t xml:space="preserve"> is hard-coded and prefixed </w:t>
-      </w:r>
-      <w:r>
-        <w:rPr>
-          <w:rStyle w:val="HTMLCode"/>
-          <w:rFonts w:eastAsiaTheme="minorHAnsi"/>
-        </w:rPr>
-        <w:t>django-insecure-</w:t>
-      </w:r>
-      <w:r>
-        <w:t>.</w:t>
+        <w:t>CSRF_TRUSTED_ORIGINS</w:t>
+      </w:r>
+      <w:r>
+        <w:t xml:space="preserve"> for your production domain.</w:t>
       </w:r>
     </w:p>
     <w:p>
@@ -3991,11 +4700,22 @@
         <w:spacing w:before="100" w:beforeAutospacing="1" w:after="100" w:afterAutospacing="1" w:line="240" w:lineRule="auto"/>
       </w:pPr>
       <w:r>
+        <w:t xml:space="preserve">If you'll sit behind </w:t>
+      </w:r>
+      <w:proofErr w:type="spellStart"/>
+      <w:r>
+        <w:t>nginx</w:t>
+      </w:r>
+      <w:proofErr w:type="spellEnd"/>
+      <w:r>
+        <w:t xml:space="preserve">/Cloudflare, </w:t>
+      </w:r>
+      <w:r>
         <w:rPr>
           <w:rStyle w:val="HTMLCode"/>
           <w:rFonts w:eastAsiaTheme="minorHAnsi"/>
         </w:rPr>
-        <w:t>DEBUG = True</w:t>
+        <w:t>SECURE_PROXY_SSL_HEADER = ('HTTP_X_FORWARDED_PROTO', 'https')</w:t>
       </w:r>
       <w:r>
         <w:t>.</w:t>
@@ -4003,241 +4723,41 @@
     </w:p>
     <w:p>
       <w:pPr>
-        <w:numPr>
-          <w:ilvl w:val="0"/>
-          <w:numId w:val="12"/>
-        </w:numPr>
-        <w:spacing w:before="100" w:beforeAutospacing="1" w:after="100" w:afterAutospacing="1" w:line="240" w:lineRule="auto"/>
-      </w:pPr>
+        <w:pStyle w:val="NormalWeb"/>
+      </w:pPr>
+      <w:r>
+        <w:t>Move everything sensitive to environment</w:t>
+      </w:r>
+      <w:r>
+        <w:t xml:space="preserve"> </w:t>
+      </w:r>
+      <w:r>
+        <w:t xml:space="preserve"> variables via </w:t>
+      </w:r>
+      <w:proofErr w:type="spellStart"/>
       <w:r>
         <w:rPr>
           <w:rStyle w:val="HTMLCode"/>
-          <w:rFonts w:eastAsiaTheme="minorHAnsi"/>
-        </w:rPr>
-        <w:t>ALLOWED_HOSTS = ['*']</w:t>
-      </w:r>
-      <w:r>
-        <w:t>.</w:t>
-      </w:r>
-    </w:p>
-    <w:p>
-      <w:pPr>
-        <w:numPr>
-          <w:ilvl w:val="0"/>
-          <w:numId w:val="12"/>
-        </w:numPr>
-        <w:spacing w:before="100" w:beforeAutospacing="1" w:after="100" w:afterAutospacing="1" w:line="240" w:lineRule="auto"/>
-      </w:pPr>
-      <w:r>
-        <w:t>Database username / password / name in plain text.</w:t>
-      </w:r>
-    </w:p>
-    <w:p>
-      <w:pPr>
-        <w:numPr>
-          <w:ilvl w:val="0"/>
-          <w:numId w:val="12"/>
-        </w:numPr>
-        <w:spacing w:before="100" w:beforeAutospacing="1" w:after="100" w:afterAutospacing="1" w:line="240" w:lineRule="auto"/>
-      </w:pPr>
+        </w:rPr>
+        <w:t>os.environ</w:t>
+      </w:r>
+      <w:proofErr w:type="spellEnd"/>
+      <w:r>
+        <w:t xml:space="preserve"> or </w:t>
+      </w:r>
+      <w:proofErr w:type="spellStart"/>
       <w:r>
         <w:rPr>
           <w:rStyle w:val="HTMLCode"/>
-          <w:rFonts w:eastAsiaTheme="minorHAnsi"/>
-        </w:rPr>
-        <w:t>AUTH_PASSWORD_VALIDATORS</w:t>
-      </w:r>
-      <w:r>
-        <w:t xml:space="preserve"> only enforces minimum length 8 — </w:t>
-      </w:r>
+        </w:rPr>
+        <w:t>django</w:t>
+      </w:r>
+      <w:proofErr w:type="spellEnd"/>
       <w:r>
         <w:rPr>
           <w:rStyle w:val="HTMLCode"/>
-          <w:rFonts w:eastAsiaTheme="minorHAnsi"/>
-        </w:rPr>
-        <w:t>12345678</w:t>
-      </w:r>
-      <w:r>
-        <w:t xml:space="preserve">, </w:t>
-      </w:r>
-      <w:r>
-        <w:rPr>
-          <w:rStyle w:val="HTMLCode"/>
-          <w:rFonts w:eastAsiaTheme="minorHAnsi"/>
-        </w:rPr>
-        <w:t>kamronbek</w:t>
-      </w:r>
-      <w:r>
-        <w:t xml:space="preserve">, and </w:t>
-      </w:r>
-      <w:r>
-        <w:rPr>
-          <w:rStyle w:val="HTMLCode"/>
-          <w:rFonts w:eastAsiaTheme="minorHAnsi"/>
-        </w:rPr>
-        <w:t>password</w:t>
-      </w:r>
-      <w:r>
-        <w:t xml:space="preserve"> are all valid passwords. Uncomment the other three validators.</w:t>
-      </w:r>
-    </w:p>
-    <w:p>
-      <w:pPr>
-        <w:numPr>
-          <w:ilvl w:val="0"/>
-          <w:numId w:val="12"/>
-        </w:numPr>
-        <w:spacing w:before="100" w:beforeAutospacing="1" w:after="100" w:afterAutospacing="1" w:line="240" w:lineRule="auto"/>
-      </w:pPr>
-      <w:r>
-        <w:t xml:space="preserve">No </w:t>
-      </w:r>
-      <w:r>
-        <w:rPr>
-          <w:rStyle w:val="HTMLCode"/>
-          <w:rFonts w:eastAsiaTheme="minorHAnsi"/>
-        </w:rPr>
-        <w:t>SECURE_SSL_REDIRECT</w:t>
-      </w:r>
-      <w:r>
-        <w:t xml:space="preserve">, </w:t>
-      </w:r>
-      <w:r>
-        <w:rPr>
-          <w:rStyle w:val="HTMLCode"/>
-          <w:rFonts w:eastAsiaTheme="minorHAnsi"/>
-        </w:rPr>
-        <w:t>SESSION_COOKIE_SECURE</w:t>
-      </w:r>
-      <w:r>
-        <w:t xml:space="preserve">, </w:t>
-      </w:r>
-      <w:r>
-        <w:rPr>
-          <w:rStyle w:val="HTMLCode"/>
-          <w:rFonts w:eastAsiaTheme="minorHAnsi"/>
-        </w:rPr>
-        <w:t>CSRF_COOKIE_SECURE</w:t>
-      </w:r>
-      <w:r>
-        <w:t xml:space="preserve">, </w:t>
-      </w:r>
-      <w:r>
-        <w:rPr>
-          <w:rStyle w:val="HTMLCode"/>
-          <w:rFonts w:eastAsiaTheme="minorHAnsi"/>
-        </w:rPr>
-        <w:t>SECURE_HSTS_SECONDS</w:t>
-      </w:r>
-      <w:r>
-        <w:t xml:space="preserve">, </w:t>
-      </w:r>
-      <w:r>
-        <w:rPr>
-          <w:rStyle w:val="HTMLCode"/>
-          <w:rFonts w:eastAsiaTheme="minorHAnsi"/>
-        </w:rPr>
-        <w:t>SECURE_HSTS_INCLUDE_SUBDOMAINS</w:t>
-      </w:r>
-      <w:r>
-        <w:t xml:space="preserve">, </w:t>
-      </w:r>
-      <w:r>
-        <w:rPr>
-          <w:rStyle w:val="HTMLCode"/>
-          <w:rFonts w:eastAsiaTheme="minorHAnsi"/>
-        </w:rPr>
-        <w:t>SECURE_HSTS_PRELOAD</w:t>
-      </w:r>
-      <w:r>
-        <w:t xml:space="preserve">, </w:t>
-      </w:r>
-      <w:r>
-        <w:rPr>
-          <w:rStyle w:val="HTMLCode"/>
-          <w:rFonts w:eastAsiaTheme="minorHAnsi"/>
-        </w:rPr>
-        <w:t>SECURE_REFERRER_POLICY</w:t>
-      </w:r>
-      <w:r>
-        <w:t xml:space="preserve">, </w:t>
-      </w:r>
-      <w:r>
-        <w:rPr>
-          <w:rStyle w:val="HTMLCode"/>
-          <w:rFonts w:eastAsiaTheme="minorHAnsi"/>
-        </w:rPr>
-        <w:t>X_FRAME_OPTIONS = 'DENY'</w:t>
-      </w:r>
-      <w:r>
-        <w:t>.</w:t>
-      </w:r>
-    </w:p>
-    <w:p>
-      <w:pPr>
-        <w:numPr>
-          <w:ilvl w:val="0"/>
-          <w:numId w:val="12"/>
-        </w:numPr>
-        <w:spacing w:before="100" w:beforeAutospacing="1" w:after="100" w:afterAutospacing="1" w:line="240" w:lineRule="auto"/>
-      </w:pPr>
-      <w:r>
-        <w:t xml:space="preserve">No </w:t>
-      </w:r>
-      <w:r>
-        <w:rPr>
-          <w:rStyle w:val="HTMLCode"/>
-          <w:rFonts w:eastAsiaTheme="minorHAnsi"/>
-        </w:rPr>
-        <w:t>CSRF_TRUSTED_ORIGINS</w:t>
-      </w:r>
-      <w:r>
-        <w:t xml:space="preserve"> for your production domain.</w:t>
-      </w:r>
-    </w:p>
-    <w:p>
-      <w:pPr>
-        <w:numPr>
-          <w:ilvl w:val="0"/>
-          <w:numId w:val="12"/>
-        </w:numPr>
-        <w:spacing w:before="100" w:beforeAutospacing="1" w:after="100" w:afterAutospacing="1" w:line="240" w:lineRule="auto"/>
-      </w:pPr>
-      <w:r>
-        <w:t xml:space="preserve">If you'll sit behind nginx/Cloudflare, </w:t>
-      </w:r>
-      <w:r>
-        <w:rPr>
-          <w:rStyle w:val="HTMLCode"/>
-          <w:rFonts w:eastAsiaTheme="minorHAnsi"/>
-        </w:rPr>
-        <w:t>SECURE_PROXY_SSL_HEADER = ('HTTP_X_FORWARDED_PROTO', 'https')</w:t>
-      </w:r>
-      <w:r>
-        <w:t>.</w:t>
-      </w:r>
-    </w:p>
-    <w:p>
-      <w:pPr>
-        <w:pStyle w:val="NormalWeb"/>
-      </w:pPr>
-      <w:r>
-        <w:t xml:space="preserve">Move everything sensitive to environment variables via </w:t>
-      </w:r>
-      <w:r>
-        <w:rPr>
-          <w:rStyle w:val="HTMLCode"/>
-        </w:rPr>
-        <w:t>os.environ</w:t>
-      </w:r>
-      <w:r>
-        <w:t xml:space="preserve"> or </w:t>
-      </w:r>
-      <w:r>
-        <w:rPr>
-          <w:rStyle w:val="HTMLCode"/>
-        </w:rPr>
-        <w:t>django-environ</w:t>
+        </w:rPr>
+        <w:t>-environ</w:t>
       </w:r>
       <w:r>
         <w:t>.</w:t>
@@ -4284,6 +4804,7 @@
       <w:r>
         <w:t xml:space="preserve"> in </w:t>
       </w:r>
+      <w:proofErr w:type="spellStart"/>
       <w:r>
         <w:rPr>
           <w:rStyle w:val="HTMLCode"/>
@@ -4291,6 +4812,7 @@
         </w:rPr>
         <w:t>verify_phone</w:t>
       </w:r>
+      <w:proofErr w:type="spellEnd"/>
       <w:r>
         <w:t xml:space="preserve">: increment a </w:t>
       </w:r>
@@ -4299,17 +4821,90 @@
           <w:rStyle w:val="HTMLCode"/>
           <w:rFonts w:eastAsiaTheme="minorHAnsi"/>
         </w:rPr>
-        <w:t>session['otp_attempts']</w:t>
-      </w:r>
-      <w:r>
-        <w:t xml:space="preserve"> on every wrong code; after 5 wrong, treat as expired → delete user and redirect to signup. Right now </w:t>
-      </w:r>
+        <w:t>session['</w:t>
+      </w:r>
+      <w:proofErr w:type="spellStart"/>
       <w:r>
         <w:rPr>
           <w:rStyle w:val="HTMLCode"/>
           <w:rFonts w:eastAsiaTheme="minorHAnsi"/>
         </w:rPr>
-        <w:t>form.add_error('code', "Kod noto'g'ri.")</w:t>
+        <w:t>otp_attempts</w:t>
+      </w:r>
+      <w:proofErr w:type="spellEnd"/>
+      <w:r>
+        <w:rPr>
+          <w:rStyle w:val="HTMLCode"/>
+          <w:rFonts w:eastAsiaTheme="minorHAnsi"/>
+        </w:rPr>
+        <w:t>']</w:t>
+      </w:r>
+      <w:r>
+        <w:t xml:space="preserve"> on every wrong code; after 5 wrong, treat as expired → delete user and redirect to </w:t>
+      </w:r>
+      <w:proofErr w:type="spellStart"/>
+      <w:r>
+        <w:t>signup</w:t>
+      </w:r>
+      <w:proofErr w:type="spellEnd"/>
+      <w:r>
+        <w:t xml:space="preserve">. Right </w:t>
+      </w:r>
+      <w:proofErr w:type="gramStart"/>
+      <w:r>
+        <w:t>now</w:t>
+      </w:r>
+      <w:proofErr w:type="gramEnd"/>
+      <w:r>
+        <w:t xml:space="preserve"> </w:t>
+      </w:r>
+      <w:proofErr w:type="spellStart"/>
+      <w:r>
+        <w:rPr>
+          <w:rStyle w:val="HTMLCode"/>
+          <w:rFonts w:eastAsiaTheme="minorHAnsi"/>
+        </w:rPr>
+        <w:t>form.add_error</w:t>
+      </w:r>
+      <w:proofErr w:type="spellEnd"/>
+      <w:r>
+        <w:rPr>
+          <w:rStyle w:val="HTMLCode"/>
+          <w:rFonts w:eastAsiaTheme="minorHAnsi"/>
+        </w:rPr>
+        <w:t>('code', "</w:t>
+      </w:r>
+      <w:proofErr w:type="spellStart"/>
+      <w:r>
+        <w:rPr>
+          <w:rStyle w:val="HTMLCode"/>
+          <w:rFonts w:eastAsiaTheme="minorHAnsi"/>
+        </w:rPr>
+        <w:t>Kod</w:t>
+      </w:r>
+      <w:proofErr w:type="spellEnd"/>
+      <w:r>
+        <w:rPr>
+          <w:rStyle w:val="HTMLCode"/>
+          <w:rFonts w:eastAsiaTheme="minorHAnsi"/>
+        </w:rPr>
+        <w:t xml:space="preserve"> </w:t>
+      </w:r>
+      <w:proofErr w:type="spellStart"/>
+      <w:r>
+        <w:rPr>
+          <w:rStyle w:val="HTMLCode"/>
+          <w:rFonts w:eastAsiaTheme="minorHAnsi"/>
+        </w:rPr>
+        <w:t>noto'g'ri</w:t>
+      </w:r>
+      <w:proofErr w:type="spellEnd"/>
+      <w:r>
+        <w:rPr>
+          <w:rStyle w:val="HTMLCode"/>
+          <w:rFonts w:eastAsiaTheme="minorHAnsi"/>
+        </w:rPr>
+        <w:t>.")</w:t>
       </w:r>
       <w:r>
         <w:t xml:space="preserve"> lets attackers retry unlimited times.</w:t>
@@ -4332,6 +4927,7 @@
       <w:r>
         <w:t xml:space="preserve"> on </w:t>
       </w:r>
+      <w:proofErr w:type="spellStart"/>
       <w:r>
         <w:rPr>
           <w:rStyle w:val="HTMLCode"/>
@@ -4339,9 +4935,11 @@
         </w:rPr>
         <w:t>login_view</w:t>
       </w:r>
+      <w:proofErr w:type="spellEnd"/>
       <w:r>
         <w:t xml:space="preserve">, </w:t>
       </w:r>
+      <w:proofErr w:type="spellStart"/>
       <w:r>
         <w:rPr>
           <w:rStyle w:val="HTMLCode"/>
@@ -4349,9 +4947,11 @@
         </w:rPr>
         <w:t>signup_view</w:t>
       </w:r>
+      <w:proofErr w:type="spellEnd"/>
       <w:r>
         <w:t xml:space="preserve">, </w:t>
       </w:r>
+      <w:proofErr w:type="spellStart"/>
       <w:r>
         <w:rPr>
           <w:rStyle w:val="HTMLCode"/>
@@ -4359,9 +4959,11 @@
         </w:rPr>
         <w:t>resend_otp</w:t>
       </w:r>
+      <w:proofErr w:type="spellEnd"/>
       <w:r>
         <w:t xml:space="preserve">, </w:t>
       </w:r>
+      <w:proofErr w:type="spellStart"/>
       <w:r>
         <w:rPr>
           <w:rStyle w:val="HTMLCode"/>
@@ -4369,26 +4971,38 @@
         </w:rPr>
         <w:t>verify_phone</w:t>
       </w:r>
+      <w:proofErr w:type="spellEnd"/>
       <w:r>
         <w:t xml:space="preserve">. </w:t>
       </w:r>
+      <w:proofErr w:type="spellStart"/>
       <w:r>
         <w:rPr>
           <w:rStyle w:val="HTMLCode"/>
           <w:rFonts w:eastAsiaTheme="minorHAnsi"/>
         </w:rPr>
-        <w:t>django-axes</w:t>
-      </w:r>
-      <w:r>
-        <w:t xml:space="preserve"> for auth, </w:t>
-      </w:r>
+        <w:t>django</w:t>
+      </w:r>
+      <w:proofErr w:type="spellEnd"/>
       <w:r>
         <w:rPr>
           <w:rStyle w:val="HTMLCode"/>
           <w:rFonts w:eastAsiaTheme="minorHAnsi"/>
         </w:rPr>
+        <w:t>-axes</w:t>
+      </w:r>
+      <w:r>
+        <w:t xml:space="preserve"> for auth, </w:t>
+      </w:r>
+      <w:proofErr w:type="spellStart"/>
+      <w:r>
+        <w:rPr>
+          <w:rStyle w:val="HTMLCode"/>
+          <w:rFonts w:eastAsiaTheme="minorHAnsi"/>
+        </w:rPr>
         <w:t>django-ratelimit</w:t>
       </w:r>
+      <w:proofErr w:type="spellEnd"/>
       <w:r>
         <w:t xml:space="preserve"> for everything else. Configure both.</w:t>
       </w:r>
@@ -4413,20 +5027,68 @@
     </w:p>
     <w:p>
       <w:pPr>
-        <w:pStyle w:val="Heading2"/>
-      </w:pPr>
-      <w:r>
-        <w:t xml:space="preserve">6. Checkout </w:t>
-      </w:r>
-      <w:r>
-        <w:rPr>
-          <w:rStyle w:val="HTMLCode"/>
-          <w:rFonts w:eastAsiaTheme="majorEastAsia"/>
-        </w:rPr>
-        <w:t>total_price</w:t>
-      </w:r>
-      <w:r>
-        <w:t xml:space="preserve"> can desync from cart contents</w:t>
+        <w:rPr>
+          <w:rFonts w:ascii="Times New Roman" w:eastAsia="Times New Roman" w:hAnsi="Times New Roman" w:cs="Times New Roman"/>
+          <w:b/>
+          <w:bCs/>
+          <w:kern w:val="36"/>
+          <w:sz w:val="48"/>
+          <w:szCs w:val="48"/>
+        </w:rPr>
+      </w:pPr>
+      <w:r>
+        <w:br w:type="page"/>
+      </w:r>
+    </w:p>
+    <w:p>
+      <w:pPr>
+        <w:pStyle w:val="Heading1"/>
+        <w:rPr>
+          <w:color w:val="00B050"/>
+        </w:rPr>
+      </w:pPr>
+      <w:r>
+        <w:rPr>
+          <w:color w:val="00B050"/>
+        </w:rPr>
+        <w:lastRenderedPageBreak/>
+        <w:t>Bugs</w:t>
+      </w:r>
+    </w:p>
+    <w:p>
+      <w:pPr>
+        <w:pStyle w:val="Heading1"/>
+        <w:rPr>
+          <w:color w:val="00B050"/>
+        </w:rPr>
+      </w:pPr>
+      <w:r>
+        <w:rPr>
+          <w:color w:val="00B050"/>
+        </w:rPr>
+        <w:t>Polish</w:t>
+      </w:r>
+    </w:p>
+    <w:p>
+      <w:pPr>
+        <w:pStyle w:val="Heading1"/>
+        <w:rPr>
+          <w:color w:val="00B050"/>
+        </w:rPr>
+      </w:pPr>
+      <w:r>
+        <w:rPr>
+          <w:color w:val="00B050"/>
+        </w:rPr>
+        <w:t>i18n leftovers</w:t>
+      </w:r>
+    </w:p>
+    <w:p>
+      <w:pPr>
+        <w:pStyle w:val="Heading1"/>
+      </w:pPr>
+      <w:r>
+        <w:t>Wire-up readiness check</w:t>
       </w:r>
     </w:p>
     <w:p>
@@ -4434,1143 +5096,6 @@
         <w:pStyle w:val="NormalWeb"/>
       </w:pPr>
       <w:r>
-        <w:t xml:space="preserve">In </w:t>
-      </w:r>
-      <w:r>
-        <w:rPr>
-          <w:rStyle w:val="HTMLCode"/>
-        </w:rPr>
-        <w:t>payment.checkout</w:t>
-      </w:r>
-      <w:r>
-        <w:t xml:space="preserve">, </w:t>
-      </w:r>
-      <w:r>
-        <w:rPr>
-          <w:rStyle w:val="HTMLCode"/>
-        </w:rPr>
-        <w:t>total</w:t>
-      </w:r>
-      <w:r>
-        <w:t xml:space="preserve"> is computed at the top of the POST handler from the unlocked cart. The </w:t>
-      </w:r>
-      <w:r>
-        <w:rPr>
-          <w:rStyle w:val="HTMLCode"/>
-        </w:rPr>
-        <w:t>select_for_update()</w:t>
-      </w:r>
-      <w:r>
-        <w:t xml:space="preserve"> block then creates the order with that same </w:t>
-      </w:r>
-      <w:r>
-        <w:rPr>
-          <w:rStyle w:val="HTMLCode"/>
-        </w:rPr>
-        <w:t>total</w:t>
-      </w:r>
-      <w:r>
-        <w:t xml:space="preserve">. If a concurrent </w:t>
-      </w:r>
-      <w:r>
-        <w:rPr>
-          <w:rStyle w:val="HTMLCode"/>
-        </w:rPr>
-        <w:t>cart_add</w:t>
-      </w:r>
-      <w:r>
-        <w:t xml:space="preserve"> (e.g., user clicked add in another tab) inserts a new line between the read and the lock, the order is created with an undercount.</w:t>
-      </w:r>
-    </w:p>
-    <w:p>
-      <w:pPr>
-        <w:pStyle w:val="NormalWeb"/>
-      </w:pPr>
-      <w:r>
-        <w:t xml:space="preserve">Fix: recompute </w:t>
-      </w:r>
-      <w:r>
-        <w:rPr>
-          <w:rStyle w:val="HTMLCode"/>
-        </w:rPr>
-        <w:t>total</w:t>
-      </w:r>
-      <w:r>
-        <w:t xml:space="preserve"> from </w:t>
-      </w:r>
-      <w:r>
-        <w:rPr>
-          <w:rStyle w:val="HTMLCode"/>
-        </w:rPr>
-        <w:t>locked_cart.cart_items</w:t>
-      </w:r>
-      <w:r>
-        <w:t xml:space="preserve"> </w:t>
-      </w:r>
-      <w:r>
-        <w:rPr>
-          <w:rStyle w:val="Emphasis"/>
-        </w:rPr>
-        <w:t>inside</w:t>
-      </w:r>
-      <w:r>
-        <w:t xml:space="preserve"> the atomic block, after acquiring the lock.</w:t>
-      </w:r>
-    </w:p>
-    <w:p>
-      <w:pPr>
-        <w:pStyle w:val="Heading2"/>
-      </w:pPr>
-      <w:r>
-        <w:t xml:space="preserve">7. OTP code is </w:t>
-      </w:r>
-      <w:r>
-        <w:rPr>
-          <w:rStyle w:val="HTMLCode"/>
-          <w:rFonts w:eastAsiaTheme="majorEastAsia"/>
-        </w:rPr>
-        <w:t>print()</w:t>
-      </w:r>
-      <w:r>
-        <w:t>-ed to stdout</w:t>
-      </w:r>
-    </w:p>
-    <w:p>
-      <w:pPr>
-        <w:pStyle w:val="HTMLPreformatted"/>
-        <w:rPr>
-          <w:rStyle w:val="HTMLCode"/>
-        </w:rPr>
-      </w:pPr>
-      <w:r>
-        <w:rPr>
-          <w:rStyle w:val="HTMLCode"/>
-        </w:rPr>
-        <w:t>print(f"[OTP] code for user {request.user} -&gt; {code}")</w:t>
-      </w:r>
-    </w:p>
-    <w:p>
-      <w:pPr>
-        <w:pStyle w:val="NormalWeb"/>
-      </w:pPr>
-      <w:r>
-        <w:t xml:space="preserve">In production this lands in your application logs (gunicorn, systemd journal, Docker logs). Anyone with log access — sysadmin, log aggregator credential leak, errant </w:t>
-      </w:r>
-      <w:r>
-        <w:rPr>
-          <w:rStyle w:val="HTMLCode"/>
-        </w:rPr>
-        <w:t>tail</w:t>
-      </w:r>
-      <w:r>
-        <w:t xml:space="preserve"> — can hijack accounts. Gate this on </w:t>
-      </w:r>
-      <w:r>
-        <w:rPr>
-          <w:rStyle w:val="HTMLCode"/>
-        </w:rPr>
-        <w:t>settings.DEBUG</w:t>
-      </w:r>
-      <w:r>
-        <w:t>, or remove it entirely once the SMS gateway is wired.</w:t>
-      </w:r>
-    </w:p>
-    <w:p>
-      <w:pPr>
-        <w:pStyle w:val="Heading1"/>
-      </w:pPr>
-      <w:r>
-        <w:t>Bugs</w:t>
-      </w:r>
-    </w:p>
-    <w:p>
-      <w:pPr>
-        <w:pStyle w:val="Heading2"/>
-      </w:pPr>
-      <w:r>
-        <w:t xml:space="preserve">9. </w:t>
-      </w:r>
-      <w:r>
-        <w:rPr>
-          <w:rStyle w:val="HTMLCode"/>
-          <w:rFonts w:eastAsiaTheme="majorEastAsia"/>
-        </w:rPr>
-        <w:t>account.html</w:t>
-      </w:r>
-      <w:r>
-        <w:t xml:space="preserve"> and </w:t>
-      </w:r>
-      <w:r>
-        <w:rPr>
-          <w:rStyle w:val="HTMLCode"/>
-          <w:rFonts w:eastAsiaTheme="majorEastAsia"/>
-        </w:rPr>
-        <w:t>account_orders.html</w:t>
-      </w:r>
-      <w:r>
-        <w:t xml:space="preserve"> have a dead "Sozlamalar" link</w:t>
-      </w:r>
-    </w:p>
-    <w:p>
-      <w:pPr>
-        <w:pStyle w:val="NormalWeb"/>
-      </w:pPr>
-      <w:r>
-        <w:rPr>
-          <w:rStyle w:val="HTMLCode"/>
-        </w:rPr>
-        <w:t>&lt;a href="#"&gt;Sozlamalar&lt;/a&gt;</w:t>
-      </w:r>
-      <w:r>
-        <w:t xml:space="preserve"> — clicking it just refreshes the page. Either build the settings page (you mentioned later) or remove the link until then. Same problem in login: </w:t>
-      </w:r>
-      <w:r>
-        <w:rPr>
-          <w:rStyle w:val="HTMLCode"/>
-        </w:rPr>
-        <w:t>&lt;a href="#"&gt;Parolni unutdingizmi?&lt;/a&gt;</w:t>
-      </w:r>
-      <w:r>
-        <w:t>.</w:t>
-      </w:r>
-    </w:p>
-    <w:p>
-      <w:pPr>
-        <w:pStyle w:val="Heading2"/>
-      </w:pPr>
-      <w:r>
-        <w:t xml:space="preserve">11. </w:t>
-      </w:r>
-      <w:r>
-        <w:rPr>
-          <w:rStyle w:val="HTMLCode"/>
-          <w:rFonts w:eastAsiaTheme="majorEastAsia"/>
-        </w:rPr>
-        <w:t>tile__price</w:t>
-      </w:r>
-      <w:r>
-        <w:t xml:space="preserve"> on shop and related list still uses </w:t>
-      </w:r>
-      <w:r>
-        <w:rPr>
-          <w:rStyle w:val="HTMLCode"/>
-          <w:rFonts w:eastAsiaTheme="majorEastAsia"/>
-        </w:rPr>
-        <w:t>p.variants.first.price</w:t>
-      </w:r>
-    </w:p>
-    <w:p>
-      <w:pPr>
-        <w:pStyle w:val="NormalWeb"/>
-      </w:pPr>
-      <w:r>
-        <w:t xml:space="preserve">When the user sorts by </w:t>
-      </w:r>
-      <w:r>
-        <w:rPr>
-          <w:rStyle w:val="HTMLCode"/>
-        </w:rPr>
-        <w:t>price_asc</w:t>
-      </w:r>
-      <w:r>
-        <w:t>/</w:t>
-      </w:r>
-      <w:r>
-        <w:rPr>
-          <w:rStyle w:val="HTMLCode"/>
-        </w:rPr>
-        <w:t>price_desc</w:t>
-      </w:r>
-      <w:r>
-        <w:t xml:space="preserve">, ordering is by </w:t>
-      </w:r>
-      <w:r>
-        <w:rPr>
-          <w:rStyle w:val="HTMLCode"/>
-        </w:rPr>
-        <w:t>Min(price)</w:t>
-      </w:r>
-      <w:r>
-        <w:t xml:space="preserve">, but the displayed price on the tile is whatever variant happens to be first by </w:t>
-      </w:r>
-      <w:r>
-        <w:rPr>
-          <w:rStyle w:val="HTMLCode"/>
-        </w:rPr>
-        <w:t>('product', 'size')</w:t>
-      </w:r>
-      <w:r>
-        <w:t xml:space="preserve"> ordering. They won't match. Display the min price explicitly:</w:t>
-      </w:r>
-    </w:p>
-    <w:p>
-      <w:pPr>
-        <w:pStyle w:val="HTMLPreformatted"/>
-        <w:rPr>
-          <w:rStyle w:val="HTMLCode"/>
-        </w:rPr>
-      </w:pPr>
-      <w:r>
-        <w:rPr>
-          <w:rStyle w:val="HTMLCode"/>
-        </w:rPr>
-        <w:t>qs = qs.annotate(min_price=Min('variants__price', filter=Q(variants__available=True)))</w:t>
-      </w:r>
-    </w:p>
-    <w:p>
-      <w:pPr>
-        <w:pStyle w:val="NormalWeb"/>
-      </w:pPr>
-      <w:r>
-        <w:t xml:space="preserve">Always annotate, regardless of sort, and use </w:t>
-      </w:r>
-      <w:r>
-        <w:rPr>
-          <w:rStyle w:val="HTMLCode"/>
-        </w:rPr>
-        <w:t>p.min_price</w:t>
-      </w:r>
-      <w:r>
-        <w:t xml:space="preserve"> in the template.</w:t>
-      </w:r>
-    </w:p>
-    <w:p>
-      <w:pPr>
-        <w:pStyle w:val="Heading2"/>
-      </w:pPr>
-      <w:r>
-        <w:t xml:space="preserve">12. </w:t>
-      </w:r>
-      <w:r>
-        <w:rPr>
-          <w:rStyle w:val="HTMLCode"/>
-          <w:rFonts w:eastAsiaTheme="majorEastAsia"/>
-        </w:rPr>
-        <w:t>item.html</w:t>
-      </w:r>
-      <w:r>
-        <w:t xml:space="preserve"> breadcrumb category link drops other filters</w:t>
-      </w:r>
-    </w:p>
-    <w:p>
-      <w:pPr>
-        <w:pStyle w:val="HTMLPreformatted"/>
-        <w:rPr>
-          <w:rStyle w:val="HTMLCode"/>
-        </w:rPr>
-      </w:pPr>
-      <w:r>
-        <w:rPr>
-          <w:rStyle w:val="HTMLCode"/>
-        </w:rPr>
-        <w:t>&lt;a href="{% url 'shop' %}?category={{ product.category.id }}"&gt;{{ product.category.name }}&lt;/a&gt;</w:t>
-      </w:r>
-    </w:p>
-    <w:p>
-      <w:pPr>
-        <w:pStyle w:val="NormalWeb"/>
-      </w:pPr>
-      <w:r>
-        <w:lastRenderedPageBreak/>
-        <w:t xml:space="preserve">This still uses a raw querystring instead of </w:t>
-      </w:r>
-      <w:r>
-        <w:rPr>
-          <w:rStyle w:val="HTMLCode"/>
-        </w:rPr>
-        <w:t>{% query_transform %}</w:t>
-      </w:r>
-      <w:r>
-        <w:t xml:space="preserve">. Coming back from an item to its category loses your size/sort/search. Either accept it (the breadcrumb is a "go up one level" affordance) or switch to </w:t>
-      </w:r>
-      <w:r>
-        <w:rPr>
-          <w:rStyle w:val="HTMLCode"/>
-        </w:rPr>
-        <w:t>{% query_transform category=product.category.id %}</w:t>
-      </w:r>
-      <w:r>
-        <w:t>. Minor.</w:t>
-      </w:r>
-    </w:p>
-    <w:p>
-      <w:pPr>
-        <w:pStyle w:val="Heading2"/>
-      </w:pPr>
-      <w:r>
-        <w:t xml:space="preserve">13. </w:t>
-      </w:r>
-      <w:r>
-        <w:rPr>
-          <w:rStyle w:val="HTMLCode"/>
-          <w:rFonts w:eastAsiaTheme="majorEastAsia"/>
-        </w:rPr>
-        <w:t>query_transform</w:t>
-      </w:r>
-      <w:r>
-        <w:t xml:space="preserve"> falls back to </w:t>
-      </w:r>
-      <w:r>
-        <w:rPr>
-          <w:rStyle w:val="HTMLCode"/>
-          <w:rFonts w:eastAsiaTheme="majorEastAsia"/>
-        </w:rPr>
-        <w:t>QueryDictFallback()</w:t>
-      </w:r>
-      <w:r>
-        <w:t xml:space="preserve"> but never imports it correctly</w:t>
-      </w:r>
-    </w:p>
-    <w:p>
-      <w:pPr>
-        <w:pStyle w:val="HTMLPreformatted"/>
-        <w:rPr>
-          <w:rStyle w:val="HTMLCode"/>
-        </w:rPr>
-      </w:pPr>
-      <w:r>
-        <w:rPr>
-          <w:rStyle w:val="HTMLCode"/>
-        </w:rPr>
-        <w:t>params = request.GET.copy() if request else QueryDictFallback()</w:t>
-      </w:r>
-    </w:p>
-    <w:p>
-      <w:pPr>
-        <w:pStyle w:val="NormalWeb"/>
-      </w:pPr>
-      <w:r>
-        <w:t xml:space="preserve">If </w:t>
-      </w:r>
-      <w:r>
-        <w:rPr>
-          <w:rStyle w:val="HTMLCode"/>
-        </w:rPr>
-        <w:t>request</w:t>
-      </w:r>
-      <w:r>
-        <w:t xml:space="preserve"> is missing, </w:t>
-      </w:r>
-      <w:r>
-        <w:rPr>
-          <w:rStyle w:val="HTMLCode"/>
-        </w:rPr>
-        <w:t>params['key'] = value</w:t>
-      </w:r>
-      <w:r>
-        <w:t xml:space="preserve"> on a plain </w:t>
-      </w:r>
-      <w:r>
-        <w:rPr>
-          <w:rStyle w:val="HTMLCode"/>
-        </w:rPr>
-        <w:t>dict</w:t>
-      </w:r>
-      <w:r>
-        <w:t xml:space="preserve"> works, but the order of operations is fine. The fallback </w:t>
-      </w:r>
-      <w:r>
-        <w:rPr>
-          <w:rStyle w:val="HTMLCode"/>
-        </w:rPr>
-        <w:t>urlencode</w:t>
-      </w:r>
-      <w:r>
-        <w:t xml:space="preserve"> import is local — fine. Minor: </w:t>
-      </w:r>
-      <w:r>
-        <w:rPr>
-          <w:rStyle w:val="HTMLCode"/>
-        </w:rPr>
-        <w:t>QueryDictFallback().pop(key, None)</w:t>
-      </w:r>
-      <w:r>
-        <w:t xml:space="preserve"> works on </w:t>
-      </w:r>
-      <w:r>
-        <w:rPr>
-          <w:rStyle w:val="HTMLCode"/>
-        </w:rPr>
-        <w:t>dict</w:t>
-      </w:r>
-      <w:r>
-        <w:t xml:space="preserve"> natively but </w:t>
-      </w:r>
-      <w:r>
-        <w:rPr>
-          <w:rStyle w:val="HTMLCode"/>
-        </w:rPr>
-        <w:t>params.urlencode()</w:t>
-      </w:r>
-      <w:r>
-        <w:t xml:space="preserve"> doesn't exist on a plain dict — your subclass has it. OK.</w:t>
-      </w:r>
-    </w:p>
-    <w:p>
-      <w:pPr>
-        <w:pStyle w:val="NormalWeb"/>
-      </w:pPr>
-      <w:r>
-        <w:t xml:space="preserve">But also: this template tag is </w:t>
-      </w:r>
-      <w:r>
-        <w:rPr>
-          <w:rStyle w:val="HTMLCode"/>
-        </w:rPr>
-        <w:t>@register.simple_tag(takes_context=True)</w:t>
-      </w:r>
-      <w:r>
-        <w:t xml:space="preserve"> but </w:t>
-      </w:r>
-      <w:r>
-        <w:rPr>
-          <w:rStyle w:val="HTMLCode"/>
-        </w:rPr>
-        <w:t>'request'</w:t>
-      </w:r>
-      <w:r>
-        <w:t xml:space="preserve"> is only in context if </w:t>
-      </w:r>
-      <w:r>
-        <w:rPr>
-          <w:rStyle w:val="HTMLCode"/>
-        </w:rPr>
-        <w:t>django.template.context_processors.request</w:t>
-      </w:r>
-      <w:r>
-        <w:t xml:space="preserve"> is enabled — it is. </w:t>
-      </w:r>
-      <w:r>
-        <w:rPr>
-          <w:rFonts w:ascii="Segoe UI Symbol" w:hAnsi="Segoe UI Symbol" w:cs="Segoe UI Symbol"/>
-        </w:rPr>
-        <w:t>✓</w:t>
-      </w:r>
-      <w:r>
-        <w:t>.</w:t>
-      </w:r>
-    </w:p>
-    <w:p>
-      <w:pPr>
-        <w:pStyle w:val="Heading2"/>
-      </w:pPr>
-      <w:r>
-        <w:t xml:space="preserve">18. </w:t>
-      </w:r>
-      <w:r>
-        <w:rPr>
-          <w:rStyle w:val="HTMLCode"/>
-          <w:rFonts w:eastAsiaTheme="majorEastAsia"/>
-        </w:rPr>
-        <w:t>OTPForm</w:t>
-      </w:r>
-      <w:r>
-        <w:t xml:space="preserve"> has </w:t>
-      </w:r>
-      <w:r>
-        <w:rPr>
-          <w:rStyle w:val="HTMLCode"/>
-          <w:rFonts w:eastAsiaTheme="majorEastAsia"/>
-        </w:rPr>
-        <w:t>min_length=6, max_length=6</w:t>
-      </w:r>
-      <w:r>
-        <w:t xml:space="preserve"> plus a regex — redundant</w:t>
-      </w:r>
-    </w:p>
-    <w:p>
-      <w:pPr>
-        <w:pStyle w:val="NormalWeb"/>
-      </w:pPr>
-      <w:r>
-        <w:t xml:space="preserve">The regex </w:t>
-      </w:r>
-      <w:r>
-        <w:rPr>
-          <w:rStyle w:val="HTMLCode"/>
-        </w:rPr>
-        <w:t>^\d{6}$</w:t>
-      </w:r>
-      <w:r>
-        <w:t xml:space="preserve"> already enforces 6 digits. The min/max are belt-and-suspenders, fine. But the form's </w:t>
-      </w:r>
-      <w:r>
-        <w:rPr>
-          <w:rStyle w:val="HTMLCode"/>
-        </w:rPr>
-        <w:t>required</w:t>
-      </w:r>
-      <w:r>
-        <w:t xml:space="preserve"> error says "Kodni kiriting." while the regex's says "6 ta raqam kiriting." A 5-digit submission shows the second message — not the most helpful. Minor.</w:t>
-      </w:r>
-    </w:p>
-    <w:p>
-      <w:pPr>
-        <w:pStyle w:val="Heading2"/>
-      </w:pPr>
-      <w:r>
-        <w:t>21. Cart context processor counts even on pages where the count isn't shown</w:t>
-      </w:r>
-    </w:p>
-    <w:p>
-      <w:pPr>
-        <w:pStyle w:val="NormalWeb"/>
-      </w:pPr>
-      <w:r>
-        <w:rPr>
-          <w:rStyle w:val="HTMLCode"/>
-        </w:rPr>
-        <w:t>cart_count</w:t>
-      </w:r>
-      <w:r>
-        <w:t xml:space="preserve"> runs </w:t>
-      </w:r>
-      <w:r>
-        <w:rPr>
-          <w:rStyle w:val="HTMLCode"/>
-        </w:rPr>
-        <w:t>Cart.objects.filter(...).first()</w:t>
-      </w:r>
-      <w:r>
-        <w:t xml:space="preserve"> plus an aggregate sum on every authenticated request, even when rendering the OTP page (which doesn't show the nav cart badge). Not a bug; just a wasted query per request. Cache in session if it matters later.</w:t>
-      </w:r>
-    </w:p>
-    <w:p>
-      <w:pPr>
-        <w:pStyle w:val="Heading2"/>
-      </w:pPr>
-      <w:r>
-        <w:t xml:space="preserve">22. Item page initial </w:t>
-      </w:r>
-      <w:r>
-        <w:rPr>
-          <w:rStyle w:val="HTMLCode"/>
-          <w:rFonts w:eastAsiaTheme="majorEastAsia"/>
-        </w:rPr>
-        <w:t>unavailable_sizes</w:t>
-      </w:r>
-      <w:r>
-        <w:t xml:space="preserve"> ignores colour</w:t>
-      </w:r>
-    </w:p>
-    <w:p>
-      <w:pPr>
-        <w:pStyle w:val="NormalWeb"/>
-      </w:pPr>
-      <w:r>
-        <w:rPr>
-          <w:rStyle w:val="HTMLCode"/>
-        </w:rPr>
-        <w:t>product.views.item</w:t>
-      </w:r>
-      <w:r>
-        <w:t xml:space="preserve"> computes </w:t>
-      </w:r>
-      <w:r>
-        <w:rPr>
-          <w:rStyle w:val="HTMLCode"/>
-        </w:rPr>
-        <w:t>unavailable_sizes</w:t>
-      </w:r>
-      <w:r>
-        <w:t xml:space="preserve"> as sizes that have NO available variant for ANY colour. Then JS overrides this per-selected-colour. The result: on first paint, sizes appear available for the default-selected colour even if they're not available for that </w:t>
-      </w:r>
-      <w:r>
-        <w:rPr>
-          <w:rStyle w:val="Emphasis"/>
-        </w:rPr>
-        <w:t>specific</w:t>
-      </w:r>
-      <w:r>
-        <w:t xml:space="preserve"> colour — until JS runs and reconciles. On slow devices you'll see a flash. Either: pass the unavailable-sizes-for-the-default-colour from the server, or hide sizes entirely until JS reconciles. Minor.</w:t>
-      </w:r>
-    </w:p>
-    <w:p>
-      <w:pPr>
-        <w:pStyle w:val="Heading1"/>
-      </w:pPr>
-      <w:r>
-        <w:t>Polish</w:t>
-      </w:r>
-    </w:p>
-    <w:p>
-      <w:pPr>
-        <w:pStyle w:val="Heading2"/>
-      </w:pPr>
-      <w:r>
-        <w:t xml:space="preserve">23. Brand link in nav doesn't bypass the OTP gate, but unverified users are stuck on </w:t>
-      </w:r>
-      <w:r>
-        <w:rPr>
-          <w:rStyle w:val="HTMLCode"/>
-          <w:rFonts w:eastAsiaTheme="majorEastAsia"/>
-        </w:rPr>
-        <w:t>/verify-phone/</w:t>
-      </w:r>
-    </w:p>
-    <w:p>
-      <w:pPr>
-        <w:pStyle w:val="NormalWeb"/>
-      </w:pPr>
-      <w:r>
-        <w:t xml:space="preserve">If an unverified user clicks the ValleyMade logo (which links to </w:t>
-      </w:r>
-      <w:r>
-        <w:rPr>
-          <w:rStyle w:val="HTMLCode"/>
-        </w:rPr>
-        <w:t>home</w:t>
-      </w:r>
-      <w:r>
-        <w:t xml:space="preserve">), the middleware redirects back to </w:t>
-      </w:r>
-      <w:r>
-        <w:rPr>
-          <w:rStyle w:val="HTMLCode"/>
-        </w:rPr>
-        <w:t>/verify-phone/</w:t>
-      </w:r>
-      <w:r>
-        <w:t xml:space="preserve">. Same for any other in-nav link. This is correct behavior, but visually it looks like the link is broken — they click home and nothing seems to happen. Consider hiding </w:t>
-      </w:r>
-      <w:r>
-        <w:lastRenderedPageBreak/>
-        <w:t xml:space="preserve">the full nav on </w:t>
-      </w:r>
-      <w:r>
-        <w:rPr>
-          <w:rStyle w:val="HTMLCode"/>
-        </w:rPr>
-        <w:t>/verify-phone/</w:t>
-      </w:r>
-      <w:r>
-        <w:t xml:space="preserve"> and showing only a minimal header with "Bekor qilish" so the user understands they're in a modal flow.</w:t>
-      </w:r>
-    </w:p>
-    <w:p>
-      <w:pPr>
-        <w:pStyle w:val="Heading2"/>
-      </w:pPr>
-      <w:r>
-        <w:t xml:space="preserve">24. The signup checkbox </w:t>
-      </w:r>
-      <w:r>
-        <w:rPr>
-          <w:rStyle w:val="HTMLCode"/>
-          <w:rFonts w:eastAsiaTheme="majorEastAsia"/>
-        </w:rPr>
-        <w:t>Barcha shartlarga rozilik beraman</w:t>
-      </w:r>
-      <w:r>
-        <w:t xml:space="preserve"> has no terms page</w:t>
-      </w:r>
-    </w:p>
-    <w:p>
-      <w:pPr>
-        <w:pStyle w:val="NormalWeb"/>
-      </w:pPr>
-      <w:r>
-        <w:t xml:space="preserve">The checkbox is </w:t>
-      </w:r>
-      <w:r>
-        <w:rPr>
-          <w:rStyle w:val="HTMLCode"/>
-        </w:rPr>
-        <w:t>required</w:t>
-      </w:r>
-      <w:r>
-        <w:t xml:space="preserve"> so users can't proceed without it, but there's no link to actual terms anywhere. Either remove the checkbox (until you have terms) or link </w:t>
-      </w:r>
-      <w:r>
-        <w:rPr>
-          <w:rStyle w:val="HTMLCode"/>
-        </w:rPr>
-        <w:t>shartlarga</w:t>
-      </w:r>
-      <w:r>
-        <w:t xml:space="preserve"> to a Terms page. Currently the page doesn't even exist as a stub.</w:t>
-      </w:r>
-    </w:p>
-    <w:p>
-      <w:pPr>
-        <w:pStyle w:val="Heading2"/>
-      </w:pPr>
-      <w:r>
-        <w:t xml:space="preserve">25. </w:t>
-      </w:r>
-      <w:r>
-        <w:rPr>
-          <w:rStyle w:val="HTMLCode"/>
-          <w:rFonts w:eastAsiaTheme="majorEastAsia"/>
-        </w:rPr>
-        <w:t>home.html</w:t>
-      </w:r>
-      <w:r>
-        <w:t xml:space="preserve"> has a CTA "Hisobim" that requires auth</w:t>
-      </w:r>
-    </w:p>
-    <w:p>
-      <w:pPr>
-        <w:pStyle w:val="NormalWeb"/>
-      </w:pPr>
-      <w:r>
-        <w:t xml:space="preserve">Anonymous user clicks "Hisobim" → redirected to login. Clearer: render </w:t>
-      </w:r>
-      <w:r>
-        <w:rPr>
-          <w:rStyle w:val="HTMLCode"/>
-        </w:rPr>
-        <w:t>Hisobim</w:t>
-      </w:r>
-      <w:r>
-        <w:t xml:space="preserve"> only when authenticated; render </w:t>
-      </w:r>
-      <w:r>
-        <w:rPr>
-          <w:rStyle w:val="HTMLCode"/>
-        </w:rPr>
-        <w:t>Ro'yxatdan o'tish</w:t>
-      </w:r>
-      <w:r>
-        <w:t xml:space="preserve"> when not.</w:t>
-      </w:r>
-    </w:p>
-    <w:p>
-      <w:pPr>
-        <w:pStyle w:val="Heading2"/>
-      </w:pPr>
-      <w:r>
-        <w:t xml:space="preserve">26. </w:t>
-      </w:r>
-      <w:r>
-        <w:rPr>
-          <w:rStyle w:val="HTMLCode"/>
-          <w:rFonts w:eastAsiaTheme="majorEastAsia"/>
-        </w:rPr>
-        <w:t>cart.html</w:t>
-      </w:r>
-      <w:r>
-        <w:t xml:space="preserve"> has weird heading structure</w:t>
-      </w:r>
-    </w:p>
-    <w:p>
-      <w:pPr>
-        <w:pStyle w:val="HTMLPreformatted"/>
-        <w:rPr>
-          <w:rStyle w:val="HTMLCode"/>
-        </w:rPr>
-      </w:pPr>
-      <w:r>
-        <w:rPr>
-          <w:rStyle w:val="HTMLCode"/>
-        </w:rPr>
-        <w:t>&lt;h1&gt;Savatingiz&lt;/h1&gt;</w:t>
-      </w:r>
-    </w:p>
-    <w:p>
-      <w:pPr>
-        <w:pStyle w:val="HTMLPreformatted"/>
-        <w:rPr>
-          <w:rStyle w:val="HTMLCode"/>
-        </w:rPr>
-      </w:pPr>
-      <w:r>
-        <w:rPr>
-          <w:rStyle w:val="HTMLCode"/>
-        </w:rPr>
-        <w:t>&lt;h1&gt;{% if items %} &lt;span class="muted"&gt;{{ items|length }} narsa&lt;/span&gt;{% endif %}&lt;/h1&gt;</w:t>
-      </w:r>
-    </w:p>
-    <w:p>
-      <w:pPr>
-        <w:pStyle w:val="NormalWeb"/>
-      </w:pPr>
-      <w:r>
-        <w:t xml:space="preserve">Two </w:t>
-      </w:r>
-      <w:r>
-        <w:rPr>
-          <w:rStyle w:val="HTMLCode"/>
-        </w:rPr>
-        <w:t>&lt;h1&gt;</w:t>
-      </w:r>
-      <w:r>
-        <w:t xml:space="preserve">s back-to-back, second containing only a count. Combine: </w:t>
-      </w:r>
-      <w:r>
-        <w:rPr>
-          <w:rStyle w:val="HTMLCode"/>
-        </w:rPr>
-        <w:t>&lt;h1&gt;Savatingiz &lt;span class="muted"&gt;{{ items|length }} narsa&lt;/span&gt;&lt;/h1&gt;</w:t>
-      </w:r>
-      <w:r>
-        <w:t xml:space="preserve">. Also: the outer </w:t>
-      </w:r>
-      <w:r>
-        <w:rPr>
-          <w:rStyle w:val="HTMLCode"/>
-        </w:rPr>
-        <w:t>{% if items %}</w:t>
-      </w:r>
-      <w:r>
-        <w:t xml:space="preserve"> already gates the entire block, so the inner </w:t>
-      </w:r>
-      <w:r>
-        <w:rPr>
-          <w:rStyle w:val="HTMLCode"/>
-        </w:rPr>
-        <w:t>{% if items %}</w:t>
-      </w:r>
-      <w:r>
-        <w:t xml:space="preserve"> is redundant.</w:t>
-      </w:r>
-    </w:p>
-    <w:p>
-      <w:pPr>
-        <w:pStyle w:val="Heading2"/>
-      </w:pPr>
-      <w:r>
-        <w:t xml:space="preserve">27. </w:t>
-      </w:r>
-      <w:r>
-        <w:rPr>
-          <w:rStyle w:val="HTMLCode"/>
-          <w:rFonts w:eastAsiaTheme="majorEastAsia"/>
-        </w:rPr>
-        <w:t>status.html</w:t>
-      </w:r>
-      <w:r>
-        <w:t xml:space="preserve"> shows "Buyurtma yaratildi" as always done</w:t>
-      </w:r>
-    </w:p>
-    <w:p>
-      <w:pPr>
-        <w:pStyle w:val="NormalWeb"/>
-      </w:pPr>
-      <w:r>
-        <w:t xml:space="preserve">Now that </w:t>
-      </w:r>
-      <w:r>
-        <w:rPr>
-          <w:rStyle w:val="HTMLCode"/>
-        </w:rPr>
-        <w:t>ACTIVE</w:t>
-      </w:r>
-      <w:r>
-        <w:t xml:space="preserve"> is gone and orders are born </w:t>
-      </w:r>
-      <w:r>
-        <w:rPr>
-          <w:rStyle w:val="HTMLCode"/>
-        </w:rPr>
-        <w:t>PAYING</w:t>
-      </w:r>
-      <w:r>
-        <w:t xml:space="preserve">, the first timeline node is unconditionally </w:t>
-      </w:r>
-      <w:r>
-        <w:rPr>
-          <w:rStyle w:val="HTMLCode"/>
-        </w:rPr>
-        <w:t>is-done</w:t>
-      </w:r>
-      <w:r>
-        <w:t xml:space="preserve">. That's correct, but it looks weird because the SECOND step ("To'lov kutilmoqda") is </w:t>
-      </w:r>
-      <w:r>
-        <w:rPr>
-          <w:rStyle w:val="HTMLCode"/>
-        </w:rPr>
-        <w:t>is-current</w:t>
-      </w:r>
-      <w:r>
-        <w:t xml:space="preserve"> </w:t>
-      </w:r>
-      <w:r>
-        <w:rPr>
-          <w:rStyle w:val="Emphasis"/>
-        </w:rPr>
-        <w:t>at the same time</w:t>
-      </w:r>
-      <w:r>
-        <w:t>. Visually fine if your CSS distinguishes them; worth a quick visual check.</w:t>
-      </w:r>
-    </w:p>
-    <w:p>
-      <w:pPr>
-        <w:pStyle w:val="Heading1"/>
-      </w:pPr>
-      <w:r>
-        <w:t>i18n leftovers</w:t>
-      </w:r>
-    </w:p>
-    <w:p>
-      <w:pPr>
-        <w:numPr>
-          <w:ilvl w:val="0"/>
-          <w:numId w:val="16"/>
-        </w:numPr>
-        <w:spacing w:before="100" w:beforeAutospacing="1" w:after="100" w:afterAutospacing="1" w:line="240" w:lineRule="auto"/>
-      </w:pPr>
-      <w:r>
-        <w:rPr>
-          <w:rStyle w:val="HTMLCode"/>
-          <w:rFonts w:eastAsiaTheme="minorHAnsi"/>
-        </w:rPr>
-        <w:t>verify_phone.html</w:t>
-      </w:r>
-      <w:r>
-        <w:t xml:space="preserve">: </w:t>
-      </w:r>
-      <w:r>
-        <w:rPr>
-          <w:rStyle w:val="HTMLCode"/>
-          <w:rFonts w:eastAsiaTheme="minorHAnsi"/>
-        </w:rPr>
-        <w:t>aria-label="Digit {{ forloop.counter }}"</w:t>
-      </w:r>
-      <w:r>
-        <w:t xml:space="preserve"> — English. Should be </w:t>
-      </w:r>
-      <w:r>
-        <w:rPr>
-          <w:rStyle w:val="HTMLCode"/>
-          <w:rFonts w:eastAsiaTheme="minorHAnsi"/>
-        </w:rPr>
-        <w:t>Raqam {{ forloop.counter }}</w:t>
-      </w:r>
-      <w:r>
-        <w:t>.</w:t>
-      </w:r>
-    </w:p>
-    <w:p>
-      <w:pPr>
-        <w:numPr>
-          <w:ilvl w:val="0"/>
-          <w:numId w:val="16"/>
-        </w:numPr>
-        <w:spacing w:before="100" w:beforeAutospacing="1" w:after="100" w:afterAutospacing="1" w:line="240" w:lineRule="auto"/>
-      </w:pPr>
-      <w:r>
-        <w:rPr>
-          <w:rStyle w:val="HTMLCode"/>
-          <w:rFonts w:eastAsiaTheme="minorHAnsi"/>
-        </w:rPr>
-        <w:t>gallery__arrow</w:t>
-      </w:r>
-      <w:r>
-        <w:t xml:space="preserve"> </w:t>
-      </w:r>
-      <w:r>
-        <w:rPr>
-          <w:rStyle w:val="HTMLCode"/>
-          <w:rFonts w:eastAsiaTheme="minorHAnsi"/>
-        </w:rPr>
-        <w:t>aria-label="previous image"</w:t>
-      </w:r>
-      <w:r>
-        <w:t xml:space="preserve"> / </w:t>
-      </w:r>
-      <w:r>
-        <w:rPr>
-          <w:rStyle w:val="HTMLCode"/>
-          <w:rFonts w:eastAsiaTheme="minorHAnsi"/>
-        </w:rPr>
-        <w:t>"next image"</w:t>
-      </w:r>
-      <w:r>
-        <w:t xml:space="preserve"> in </w:t>
-      </w:r>
-      <w:r>
-        <w:rPr>
-          <w:rStyle w:val="HTMLCode"/>
-          <w:rFonts w:eastAsiaTheme="minorHAnsi"/>
-        </w:rPr>
-        <w:t>item.html</w:t>
-      </w:r>
-      <w:r>
-        <w:t xml:space="preserve"> — English. Minor (screen-reader only).</w:t>
-      </w:r>
-    </w:p>
-    <w:p>
-      <w:pPr>
-        <w:numPr>
-          <w:ilvl w:val="0"/>
-          <w:numId w:val="16"/>
-        </w:numPr>
-        <w:spacing w:before="100" w:beforeAutospacing="1" w:after="100" w:afterAutospacing="1" w:line="240" w:lineRule="auto"/>
-      </w:pPr>
-      <w:r>
-        <w:rPr>
-          <w:rStyle w:val="HTMLCode"/>
-          <w:rFonts w:eastAsiaTheme="minorHAnsi"/>
-        </w:rPr>
-        <w:t>nav.__burger</w:t>
-      </w:r>
-      <w:r>
-        <w:t xml:space="preserve"> </w:t>
-      </w:r>
-      <w:r>
-        <w:rPr>
-          <w:rStyle w:val="HTMLCode"/>
-          <w:rFonts w:eastAsiaTheme="minorHAnsi"/>
-        </w:rPr>
-        <w:t>aria-label="menu"</w:t>
-      </w:r>
-      <w:r>
-        <w:t xml:space="preserve"> — English. Minor.</w:t>
-      </w:r>
-    </w:p>
-    <w:p>
-      <w:pPr>
-        <w:numPr>
-          <w:ilvl w:val="0"/>
-          <w:numId w:val="16"/>
-        </w:numPr>
-        <w:spacing w:before="100" w:beforeAutospacing="1" w:after="100" w:afterAutospacing="1" w:line="240" w:lineRule="auto"/>
-      </w:pPr>
-      <w:r>
-        <w:rPr>
-          <w:rStyle w:val="HTMLCode"/>
-          <w:rFonts w:eastAsiaTheme="minorHAnsi"/>
-        </w:rPr>
-        <w:t>&lt;nav class="drawer" ... aria-label="mobile"&gt;</w:t>
-      </w:r>
-      <w:r>
-        <w:t xml:space="preserve"> — English label.</w:t>
-      </w:r>
-    </w:p>
-    <w:p>
-      <w:pPr>
-        <w:pStyle w:val="NormalWeb"/>
-      </w:pPr>
-      <w:r>
-        <w:t xml:space="preserve">Minor consistency thing: nav uses "Hisobim" but </w:t>
-      </w:r>
-      <w:r>
-        <w:rPr>
-          <w:rStyle w:val="HTMLCode"/>
-        </w:rPr>
-        <w:t>account.html</w:t>
-      </w:r>
-      <w:r>
-        <w:t xml:space="preserve"> sidebar uses "Kabinet" — same concept, two words. Pick one across the whole UI.</w:t>
-      </w:r>
-    </w:p>
-    <w:p>
-      <w:pPr>
-        <w:pStyle w:val="Heading1"/>
-      </w:pPr>
-      <w:r>
-        <w:t>Wire-up readiness check</w:t>
-      </w:r>
-    </w:p>
-    <w:p>
-      <w:pPr>
-        <w:pStyle w:val="NormalWeb"/>
-      </w:pPr>
-      <w:r>
-        <w:lastRenderedPageBreak/>
         <w:t>You said OTP gateway and Click come later. The hooks you've built look correct:</w:t>
       </w:r>
     </w:p>
@@ -5592,8 +5117,16 @@
         <w:rPr>
           <w:rStyle w:val="HTMLCode"/>
         </w:rPr>
-        <w:t>_generate_otp</w:t>
-      </w:r>
+        <w:t>_</w:t>
+      </w:r>
+      <w:proofErr w:type="spellStart"/>
+      <w:r>
+        <w:rPr>
+          <w:rStyle w:val="HTMLCode"/>
+        </w:rPr>
+        <w:t>generate_otp</w:t>
+      </w:r>
+      <w:proofErr w:type="spellEnd"/>
       <w:r>
         <w:t xml:space="preserve"> is the single point of integration. Today it prints; replace the </w:t>
       </w:r>
@@ -5604,14 +5137,24 @@
         <w:t>print(...)</w:t>
       </w:r>
       <w:r>
-        <w:t xml:space="preserve"> with a call to your SMS provider (Eskiz, Playmobile, etc.) keyed off </w:t>
-      </w:r>
+        <w:t xml:space="preserve"> with a call to your SMS provider (</w:t>
+      </w:r>
+      <w:proofErr w:type="spellStart"/>
+      <w:r>
+        <w:t>Eskiz</w:t>
+      </w:r>
+      <w:proofErr w:type="spellEnd"/>
+      <w:r>
+        <w:t xml:space="preserve">, Playmobile, etc.) keyed off </w:t>
+      </w:r>
+      <w:proofErr w:type="spellStart"/>
       <w:r>
         <w:rPr>
           <w:rStyle w:val="HTMLCode"/>
         </w:rPr>
         <w:t>request.user.phone</w:t>
       </w:r>
+      <w:proofErr w:type="spellEnd"/>
       <w:r>
         <w:t xml:space="preserve">. Everything else — TTL, resend, cancel, expire, attempt flow — is wired. </w:t>
       </w:r>
@@ -5624,369 +5167,6 @@
       </w:r>
       <w:r>
         <w:t>: the attempt counter (Blocker #2). Add it now so it's there when you flip the switch.</w:t>
-      </w:r>
-    </w:p>
-    <w:p>
-      <w:pPr>
-        <w:pStyle w:val="NormalWeb"/>
-      </w:pPr>
-      <w:r>
-        <w:rPr>
-          <w:rStyle w:val="Strong"/>
-          <w:rFonts w:eastAsiaTheme="majorEastAsia"/>
-        </w:rPr>
-        <w:t>Click</w:t>
-      </w:r>
-      <w:r>
-        <w:t xml:space="preserve"> — </w:t>
-      </w:r>
-      <w:r>
-        <w:rPr>
-          <w:rStyle w:val="HTMLCode"/>
-        </w:rPr>
-        <w:t>payment_start</w:t>
-      </w:r>
-      <w:r>
-        <w:t xml:space="preserve"> is a stub. The template already has a disabled "Clickga o'tish" button. When you wire it up, you'll need:</w:t>
-      </w:r>
-    </w:p>
-    <w:p>
-      <w:pPr>
-        <w:numPr>
-          <w:ilvl w:val="0"/>
-          <w:numId w:val="17"/>
-        </w:numPr>
-        <w:spacing w:before="100" w:beforeAutospacing="1" w:after="100" w:afterAutospacing="1" w:line="240" w:lineRule="auto"/>
-      </w:pPr>
-      <w:r>
-        <w:t xml:space="preserve">A new </w:t>
-      </w:r>
-      <w:r>
-        <w:rPr>
-          <w:rStyle w:val="HTMLCode"/>
-          <w:rFonts w:eastAsiaTheme="minorHAnsi"/>
-        </w:rPr>
-        <w:t>Transaction</w:t>
-      </w:r>
-      <w:r>
-        <w:t xml:space="preserve"> model (FK to </w:t>
-      </w:r>
-      <w:r>
-        <w:rPr>
-          <w:rStyle w:val="HTMLCode"/>
-          <w:rFonts w:eastAsiaTheme="minorHAnsi"/>
-        </w:rPr>
-        <w:t>Order</w:t>
-      </w:r>
-      <w:r>
-        <w:t xml:space="preserve">, fields for </w:t>
-      </w:r>
-      <w:r>
-        <w:rPr>
-          <w:rStyle w:val="HTMLCode"/>
-          <w:rFonts w:eastAsiaTheme="minorHAnsi"/>
-        </w:rPr>
-        <w:t>click_trans_id</w:t>
-      </w:r>
-      <w:r>
-        <w:t xml:space="preserve">, </w:t>
-      </w:r>
-      <w:r>
-        <w:rPr>
-          <w:rStyle w:val="HTMLCode"/>
-          <w:rFonts w:eastAsiaTheme="minorHAnsi"/>
-        </w:rPr>
-        <w:t>merchant_trans_id</w:t>
-      </w:r>
-      <w:r>
-        <w:t xml:space="preserve">, </w:t>
-      </w:r>
-      <w:r>
-        <w:rPr>
-          <w:rStyle w:val="HTMLCode"/>
-          <w:rFonts w:eastAsiaTheme="minorHAnsi"/>
-        </w:rPr>
-        <w:t>state</w:t>
-      </w:r>
-      <w:r>
-        <w:t xml:space="preserve">, </w:t>
-      </w:r>
-      <w:r>
-        <w:rPr>
-          <w:rStyle w:val="HTMLCode"/>
-          <w:rFonts w:eastAsiaTheme="minorHAnsi"/>
-        </w:rPr>
-        <w:t>created_at</w:t>
-      </w:r>
-      <w:r>
-        <w:t xml:space="preserve">, </w:t>
-      </w:r>
-      <w:r>
-        <w:rPr>
-          <w:rStyle w:val="HTMLCode"/>
-          <w:rFonts w:eastAsiaTheme="minorHAnsi"/>
-        </w:rPr>
-        <w:t>amount</w:t>
-      </w:r>
-      <w:r>
-        <w:t xml:space="preserve">, </w:t>
-      </w:r>
-      <w:r>
-        <w:rPr>
-          <w:rStyle w:val="HTMLCode"/>
-          <w:rFonts w:eastAsiaTheme="minorHAnsi"/>
-        </w:rPr>
-        <w:t>signature</w:t>
-      </w:r>
-      <w:r>
-        <w:t>).</w:t>
-      </w:r>
-    </w:p>
-    <w:p>
-      <w:pPr>
-        <w:numPr>
-          <w:ilvl w:val="0"/>
-          <w:numId w:val="17"/>
-        </w:numPr>
-        <w:spacing w:before="100" w:beforeAutospacing="1" w:after="100" w:afterAutospacing="1" w:line="240" w:lineRule="auto"/>
-      </w:pPr>
-      <w:r>
-        <w:t xml:space="preserve">Two new URL routes for Click's server-to-server </w:t>
-      </w:r>
-      <w:r>
-        <w:rPr>
-          <w:rStyle w:val="HTMLCode"/>
-          <w:rFonts w:eastAsiaTheme="minorHAnsi"/>
-        </w:rPr>
-        <w:t>Prepare</w:t>
-      </w:r>
-      <w:r>
-        <w:t xml:space="preserve"> and </w:t>
-      </w:r>
-      <w:r>
-        <w:rPr>
-          <w:rStyle w:val="HTMLCode"/>
-          <w:rFonts w:eastAsiaTheme="minorHAnsi"/>
-        </w:rPr>
-        <w:t>Complete</w:t>
-      </w:r>
-      <w:r>
-        <w:t xml:space="preserve"> callbacks. These must be </w:t>
-      </w:r>
-      <w:r>
-        <w:rPr>
-          <w:rStyle w:val="HTMLCode"/>
-          <w:rFonts w:eastAsiaTheme="minorHAnsi"/>
-        </w:rPr>
-        <w:t>@csrf_exempt</w:t>
-      </w:r>
-      <w:r>
-        <w:t xml:space="preserve"> since Click won't send a CSRF token.</w:t>
-      </w:r>
-    </w:p>
-    <w:p>
-      <w:pPr>
-        <w:numPr>
-          <w:ilvl w:val="0"/>
-          <w:numId w:val="17"/>
-        </w:numPr>
-        <w:spacing w:before="100" w:beforeAutospacing="1" w:after="100" w:afterAutospacing="1" w:line="240" w:lineRule="auto"/>
-      </w:pPr>
-      <w:r>
-        <w:t xml:space="preserve">Signature verification (Click signs every callback with your </w:t>
-      </w:r>
-      <w:r>
-        <w:rPr>
-          <w:rStyle w:val="HTMLCode"/>
-          <w:rFonts w:eastAsiaTheme="minorHAnsi"/>
-        </w:rPr>
-        <w:t>secret_key</w:t>
-      </w:r>
-      <w:r>
-        <w:t>). Don't trust requests by IP alone.</w:t>
-      </w:r>
-    </w:p>
-    <w:p>
-      <w:pPr>
-        <w:numPr>
-          <w:ilvl w:val="0"/>
-          <w:numId w:val="17"/>
-        </w:numPr>
-        <w:spacing w:before="100" w:beforeAutospacing="1" w:after="100" w:afterAutospacing="1" w:line="240" w:lineRule="auto"/>
-      </w:pPr>
-      <w:r>
-        <w:t xml:space="preserve">State transitions in the callbacks: on successful Complete, </w:t>
-      </w:r>
-      <w:r>
-        <w:rPr>
-          <w:rStyle w:val="HTMLCode"/>
-          <w:rFonts w:eastAsiaTheme="minorHAnsi"/>
-        </w:rPr>
-        <w:t>Order.status = PAID</w:t>
-      </w:r>
-      <w:r>
-        <w:t xml:space="preserve">; on Cancel, </w:t>
-      </w:r>
-      <w:r>
-        <w:rPr>
-          <w:rStyle w:val="HTMLCode"/>
-          <w:rFonts w:eastAsiaTheme="minorHAnsi"/>
-        </w:rPr>
-        <w:t>Order.status = CANCELLED</w:t>
-      </w:r>
-      <w:r>
-        <w:t>.</w:t>
-      </w:r>
-    </w:p>
-    <w:p>
-      <w:pPr>
-        <w:numPr>
-          <w:ilvl w:val="0"/>
-          <w:numId w:val="17"/>
-        </w:numPr>
-        <w:spacing w:before="100" w:beforeAutospacing="1" w:after="100" w:afterAutospacing="1" w:line="240" w:lineRule="auto"/>
-      </w:pPr>
-      <w:r>
-        <w:t xml:space="preserve">In </w:t>
-      </w:r>
-      <w:r>
-        <w:rPr>
-          <w:rStyle w:val="HTMLCode"/>
-          <w:rFonts w:eastAsiaTheme="minorHAnsi"/>
-        </w:rPr>
-        <w:t>payment_start</w:t>
-      </w:r>
-      <w:r>
-        <w:t xml:space="preserve">, build the redirect URL with </w:t>
-      </w:r>
-      <w:r>
-        <w:rPr>
-          <w:rStyle w:val="HTMLCode"/>
-          <w:rFonts w:eastAsiaTheme="minorHAnsi"/>
-        </w:rPr>
-        <w:t>merchant_id</w:t>
-      </w:r>
-      <w:r>
-        <w:t xml:space="preserve">, </w:t>
-      </w:r>
-      <w:r>
-        <w:rPr>
-          <w:rStyle w:val="HTMLCode"/>
-          <w:rFonts w:eastAsiaTheme="minorHAnsi"/>
-        </w:rPr>
-        <w:t>service_id</w:t>
-      </w:r>
-      <w:r>
-        <w:t xml:space="preserve">, </w:t>
-      </w:r>
-      <w:r>
-        <w:rPr>
-          <w:rStyle w:val="HTMLCode"/>
-          <w:rFonts w:eastAsiaTheme="minorHAnsi"/>
-        </w:rPr>
-        <w:t>amount=order.total_price</w:t>
-      </w:r>
-      <w:r>
-        <w:t xml:space="preserve">, </w:t>
-      </w:r>
-      <w:r>
-        <w:rPr>
-          <w:rStyle w:val="HTMLCode"/>
-          <w:rFonts w:eastAsiaTheme="minorHAnsi"/>
-        </w:rPr>
-        <w:t>transaction_param=order.id</w:t>
-      </w:r>
-      <w:r>
-        <w:t xml:space="preserve"> and return </w:t>
-      </w:r>
-      <w:r>
-        <w:rPr>
-          <w:rStyle w:val="HTMLCode"/>
-          <w:rFonts w:eastAsiaTheme="minorHAnsi"/>
-        </w:rPr>
-        <w:t>HttpResponseRedirect</w:t>
-      </w:r>
-      <w:r>
-        <w:t>.</w:t>
-      </w:r>
-    </w:p>
-    <w:p>
-      <w:pPr>
-        <w:pStyle w:val="NormalWeb"/>
-      </w:pPr>
-      <w:r>
-        <w:t xml:space="preserve">The </w:t>
-      </w:r>
-      <w:r>
-        <w:rPr>
-          <w:rStyle w:val="HTMLCode"/>
-        </w:rPr>
-        <w:t>Order.payment_method</w:t>
-      </w:r>
-      <w:r>
-        <w:t xml:space="preserve"> field is already in place — good. The status enum already has </w:t>
-      </w:r>
-      <w:r>
-        <w:rPr>
-          <w:rStyle w:val="HTMLCode"/>
-        </w:rPr>
-        <w:t>PAID</w:t>
-      </w:r>
-      <w:r>
-        <w:t xml:space="preserve">. The order_cancel view already restricts cancellation to </w:t>
-      </w:r>
-      <w:r>
-        <w:rPr>
-          <w:rStyle w:val="HTMLCode"/>
-        </w:rPr>
-        <w:t>PAYING</w:t>
-      </w:r>
-      <w:r>
-        <w:t xml:space="preserve"> only — good.</w:t>
-      </w:r>
-    </w:p>
-    <w:p>
-      <w:pPr>
-        <w:pStyle w:val="NormalWeb"/>
-      </w:pPr>
-      <w:r>
-        <w:t xml:space="preserve">One adjustment for Click: </w:t>
-      </w:r>
-      <w:r>
-        <w:rPr>
-          <w:rStyle w:val="HTMLCode"/>
-        </w:rPr>
-        <w:t>Order</w:t>
-      </w:r>
-      <w:r>
-        <w:t xml:space="preserve"> is currently created with </w:t>
-      </w:r>
-      <w:r>
-        <w:rPr>
-          <w:rStyle w:val="HTMLCode"/>
-        </w:rPr>
-        <w:t>total_price</w:t>
-      </w:r>
-      <w:r>
-        <w:t xml:space="preserve"> as an integer-like Decimal (</w:t>
-      </w:r>
-      <w:r>
-        <w:rPr>
-          <w:rStyle w:val="HTMLCode"/>
-        </w:rPr>
-        <w:t>max_digits=15, decimal_places=0</w:t>
-      </w:r>
-      <w:r>
-        <w:t xml:space="preserve">). Click's API takes amounts in tiyin (1 UZS = 100 tiyin) or sometimes in UZS depending on integration. Make sure you multiply/divide consistently before sending to Click and when receiving callbacks. Worth a comment in </w:t>
-      </w:r>
-      <w:r>
-        <w:rPr>
-          <w:rStyle w:val="HTMLCode"/>
-        </w:rPr>
-        <w:t>payment_start</w:t>
-      </w:r>
-      <w:r>
-        <w:t xml:space="preserve"> so future-you doesn't get bitten.</w:t>
       </w:r>
     </w:p>
     <w:p>
@@ -6123,6 +5303,7 @@
       <w:r>
         <w:t xml:space="preserve"> reads from </w:t>
       </w:r>
+      <w:proofErr w:type="spellStart"/>
       <w:r>
         <w:rPr>
           <w:rStyle w:val="HTMLCode"/>
@@ -6130,6 +5311,7 @@
         </w:rPr>
         <w:t>os.environ</w:t>
       </w:r>
+      <w:proofErr w:type="spellEnd"/>
       <w:r>
         <w:t xml:space="preserve"> with safe defaults that crash if missing in prod.</w:t>
       </w:r>
@@ -6152,6 +5334,7 @@
       <w:r>
         <w:t xml:space="preserve"> (or </w:t>
       </w:r>
+      <w:proofErr w:type="spellStart"/>
       <w:r>
         <w:rPr>
           <w:rStyle w:val="HTMLCode"/>
@@ -6159,8 +5342,57 @@
         </w:rPr>
         <w:t>pyproject.toml</w:t>
       </w:r>
-      <w:r>
-        <w:t>) pinning versions: Django 6.0.4, psycopg, django-colorfield, Pillow, django-axes, django-ratelimit, gunicorn, whitenoise.</w:t>
+      <w:proofErr w:type="spellEnd"/>
+      <w:r>
+        <w:t xml:space="preserve">) pinning versions: Django 6.0.4, </w:t>
+      </w:r>
+      <w:proofErr w:type="spellStart"/>
+      <w:r>
+        <w:t>psycopg</w:t>
+      </w:r>
+      <w:proofErr w:type="spellEnd"/>
+      <w:r>
+        <w:t xml:space="preserve">, </w:t>
+      </w:r>
+      <w:proofErr w:type="spellStart"/>
+      <w:r>
+        <w:t>django-colorfield</w:t>
+      </w:r>
+      <w:proofErr w:type="spellEnd"/>
+      <w:r>
+        <w:t xml:space="preserve">, Pillow, </w:t>
+      </w:r>
+      <w:proofErr w:type="spellStart"/>
+      <w:r>
+        <w:t>django</w:t>
+      </w:r>
+      <w:proofErr w:type="spellEnd"/>
+      <w:r>
+        <w:t xml:space="preserve">-axes, </w:t>
+      </w:r>
+      <w:proofErr w:type="spellStart"/>
+      <w:r>
+        <w:t>django-ratelimit</w:t>
+      </w:r>
+      <w:proofErr w:type="spellEnd"/>
+      <w:r>
+        <w:t xml:space="preserve">, </w:t>
+      </w:r>
+      <w:proofErr w:type="spellStart"/>
+      <w:r>
+        <w:t>gunicorn</w:t>
+      </w:r>
+      <w:proofErr w:type="spellEnd"/>
+      <w:r>
+        <w:t xml:space="preserve">, </w:t>
+      </w:r>
+      <w:proofErr w:type="spellStart"/>
+      <w:r>
+        <w:t>whitenoise</w:t>
+      </w:r>
+      <w:proofErr w:type="spellEnd"/>
+      <w:r>
+        <w:t>.</w:t>
       </w:r>
     </w:p>
     <w:p>
@@ -6171,6 +5403,7 @@
         </w:numPr>
         <w:spacing w:before="100" w:beforeAutospacing="1" w:after="100" w:afterAutospacing="1" w:line="240" w:lineRule="auto"/>
       </w:pPr>
+      <w:proofErr w:type="spellStart"/>
       <w:r>
         <w:rPr>
           <w:rStyle w:val="HTMLCode"/>
@@ -6178,8 +5411,25 @@
         </w:rPr>
         <w:t>gunicorn</w:t>
       </w:r>
-      <w:r>
-        <w:t xml:space="preserve"> config + a systemd unit or Dockerfile.</w:t>
+      <w:proofErr w:type="spellEnd"/>
+      <w:r>
+        <w:t xml:space="preserve"> config + a </w:t>
+      </w:r>
+      <w:proofErr w:type="spellStart"/>
+      <w:r>
+        <w:t>systemd</w:t>
+      </w:r>
+      <w:proofErr w:type="spellEnd"/>
+      <w:r>
+        <w:t xml:space="preserve"> unit or </w:t>
+      </w:r>
+      <w:proofErr w:type="spellStart"/>
+      <w:r>
+        <w:t>Dockerfile</w:t>
+      </w:r>
+      <w:proofErr w:type="spellEnd"/>
+      <w:r>
+        <w:t>.</w:t>
       </w:r>
     </w:p>
     <w:p>
@@ -6190,6 +5440,7 @@
         </w:numPr>
         <w:spacing w:before="100" w:beforeAutospacing="1" w:after="100" w:afterAutospacing="1" w:line="240" w:lineRule="auto"/>
       </w:pPr>
+      <w:proofErr w:type="spellStart"/>
       <w:r>
         <w:rPr>
           <w:rStyle w:val="HTMLCode"/>
@@ -6197,6 +5448,7 @@
         </w:rPr>
         <w:t>nginx</w:t>
       </w:r>
+      <w:proofErr w:type="spellEnd"/>
       <w:r>
         <w:t xml:space="preserve"> (or Caddy) in front: serve </w:t>
       </w:r>
@@ -6228,7 +5480,15 @@
         <w:t>/</w:t>
       </w:r>
       <w:r>
-        <w:t xml:space="preserve"> to gunicorn. Don't let Django serve static in production.</w:t>
+        <w:t xml:space="preserve"> to </w:t>
+      </w:r>
+      <w:proofErr w:type="spellStart"/>
+      <w:r>
+        <w:t>gunicorn</w:t>
+      </w:r>
+      <w:proofErr w:type="spellEnd"/>
+      <w:r>
+        <w:t>. Don't let Django serve static in production.</w:t>
       </w:r>
     </w:p>
     <w:p>
@@ -6244,8 +5504,17 @@
           <w:rStyle w:val="HTMLCode"/>
           <w:rFonts w:eastAsiaTheme="minorHAnsi"/>
         </w:rPr>
-        <w:t>python manage.py collectstatic</w:t>
-      </w:r>
+        <w:t xml:space="preserve">python manage.py </w:t>
+      </w:r>
+      <w:proofErr w:type="spellStart"/>
+      <w:r>
+        <w:rPr>
+          <w:rStyle w:val="HTMLCode"/>
+          <w:rFonts w:eastAsiaTheme="minorHAnsi"/>
+        </w:rPr>
+        <w:t>collectstatic</w:t>
+      </w:r>
+      <w:proofErr w:type="spellEnd"/>
       <w:r>
         <w:t xml:space="preserve"> integrated into your deploy script.</w:t>
       </w:r>
@@ -6259,7 +5528,6 @@
         <w:spacing w:before="100" w:beforeAutospacing="1" w:after="100" w:afterAutospacing="1" w:line="240" w:lineRule="auto"/>
       </w:pPr>
       <w:r>
-        <w:lastRenderedPageBreak/>
         <w:t xml:space="preserve">PostgreSQL backups — </w:t>
       </w:r>
       <w:r>
@@ -6282,7 +5550,15 @@
         <w:spacing w:before="100" w:beforeAutospacing="1" w:after="100" w:afterAutospacing="1" w:line="240" w:lineRule="auto"/>
       </w:pPr>
       <w:r>
-        <w:t xml:space="preserve">SSL cert (Let's Encrypt via certbot). Set </w:t>
+        <w:t xml:space="preserve">SSL cert (Let's Encrypt via </w:t>
+      </w:r>
+      <w:proofErr w:type="spellStart"/>
+      <w:r>
+        <w:t>certbot</w:t>
+      </w:r>
+      <w:proofErr w:type="spellEnd"/>
+      <w:r>
+        <w:t xml:space="preserve">). Set </w:t>
       </w:r>
       <w:r>
         <w:rPr>
@@ -6314,7 +5590,23 @@
         <w:t>LOGGING</w:t>
       </w:r>
       <w:r>
-        <w:t xml:space="preserve"> dict in settings, writing to a real log file or stdout for Docker.</w:t>
+        <w:t xml:space="preserve"> </w:t>
+      </w:r>
+      <w:proofErr w:type="spellStart"/>
+      <w:r>
+        <w:t>dict</w:t>
+      </w:r>
+      <w:proofErr w:type="spellEnd"/>
+      <w:r>
+        <w:t xml:space="preserve"> in settings, writing to a real log file or </w:t>
+      </w:r>
+      <w:proofErr w:type="spellStart"/>
+      <w:r>
+        <w:t>stdout</w:t>
+      </w:r>
+      <w:proofErr w:type="spellEnd"/>
+      <w:r>
+        <w:t xml:space="preserve"> for Docker.</w:t>
       </w:r>
     </w:p>
     <w:p>
@@ -6326,7 +5618,15 @@
         <w:spacing w:before="100" w:beforeAutospacing="1" w:after="100" w:afterAutospacing="1" w:line="240" w:lineRule="auto"/>
       </w:pPr>
       <w:r>
-        <w:t>Sentry (or similar) for error tracking — replace the default 500 page experience with real error reporting.</w:t>
+        <w:t xml:space="preserve">Sentry (or similar) for error tracking — replace the default </w:t>
+      </w:r>
+      <w:proofErr w:type="gramStart"/>
+      <w:r>
+        <w:t>500 page</w:t>
+      </w:r>
+      <w:proofErr w:type="gramEnd"/>
+      <w:r>
+        <w:t xml:space="preserve"> experience with real error reporting.</w:t>
       </w:r>
     </w:p>
     <w:p>
@@ -6382,6 +5682,7 @@
       <w:r>
         <w:t xml:space="preserve"> (Django has </w:t>
       </w:r>
+      <w:proofErr w:type="spellStart"/>
       <w:r>
         <w:rPr>
           <w:rStyle w:val="HTMLCode"/>
@@ -6389,6 +5690,7 @@
         </w:rPr>
         <w:t>django.contrib.sitemaps</w:t>
       </w:r>
+      <w:proofErr w:type="spellEnd"/>
       <w:r>
         <w:t>).</w:t>
       </w:r>
@@ -6422,6 +5724,7 @@
         <w:pStyle w:val="Heading1"/>
       </w:pPr>
       <w:r>
+        <w:lastRenderedPageBreak/>
         <w:t>Recommended immediate sequence</w:t>
       </w:r>
     </w:p>
@@ -6442,7 +5745,19 @@
         <w:spacing w:before="100" w:beforeAutospacing="1" w:after="100" w:afterAutospacing="1" w:line="240" w:lineRule="auto"/>
       </w:pPr>
       <w:r>
-        <w:t>Fix the message-after-logout bug (#3). One hour.</w:t>
+        <w:t xml:space="preserve">Add server-side OTP attempt counter + IP rate limiting via </w:t>
+      </w:r>
+      <w:proofErr w:type="spellStart"/>
+      <w:r>
+        <w:rPr>
+          <w:rStyle w:val="HTMLCode"/>
+          <w:rFonts w:eastAsiaTheme="minorHAnsi"/>
+        </w:rPr>
+        <w:t>django-ratelimit</w:t>
+      </w:r>
+      <w:proofErr w:type="spellEnd"/>
+      <w:r>
+        <w:t xml:space="preserve"> (#2). Two-three hours.</w:t>
       </w:r>
     </w:p>
     <w:p>
@@ -6454,17 +5769,27 @@
         <w:spacing w:before="100" w:beforeAutospacing="1" w:after="100" w:afterAutospacing="1" w:line="240" w:lineRule="auto"/>
       </w:pPr>
       <w:r>
-        <w:t xml:space="preserve">Add server-side OTP attempt counter + IP rate limiting via </w:t>
+        <w:t xml:space="preserve">Gate the OTP </w:t>
       </w:r>
       <w:r>
         <w:rPr>
           <w:rStyle w:val="HTMLCode"/>
           <w:rFonts w:eastAsiaTheme="minorHAnsi"/>
         </w:rPr>
-        <w:t>django-ratelimit</w:t>
-      </w:r>
-      <w:r>
-        <w:t xml:space="preserve"> (#2). Two-three hours.</w:t>
+        <w:t>print()</w:t>
+      </w:r>
+      <w:r>
+        <w:t xml:space="preserve"> on </w:t>
+      </w:r>
+      <w:r>
+        <w:rPr>
+          <w:rStyle w:val="HTMLCode"/>
+          <w:rFonts w:eastAsiaTheme="minorHAnsi"/>
+        </w:rPr>
+        <w:t>DEBUG</w:t>
+      </w:r>
+      <w:r>
+        <w:t xml:space="preserve"> (#7) — one line.</w:t>
       </w:r>
     </w:p>
     <w:p>
@@ -6476,27 +5801,26 @@
         <w:spacing w:before="100" w:beforeAutospacing="1" w:after="100" w:afterAutospacing="1" w:line="240" w:lineRule="auto"/>
       </w:pPr>
       <w:r>
-        <w:t xml:space="preserve">Make </w:t>
-      </w:r>
+        <w:t xml:space="preserve">Move secrets to env vars + flip security middleware on (#1). Half a day with </w:t>
+      </w:r>
+      <w:proofErr w:type="spellStart"/>
       <w:r>
         <w:rPr>
           <w:rStyle w:val="HTMLCode"/>
           <w:rFonts w:eastAsiaTheme="minorHAnsi"/>
         </w:rPr>
-        <w:t>Order.address</w:t>
-      </w:r>
-      <w:r>
-        <w:t xml:space="preserve"> a </w:t>
-      </w:r>
+        <w:t>django</w:t>
+      </w:r>
+      <w:proofErr w:type="spellEnd"/>
       <w:r>
         <w:rPr>
           <w:rStyle w:val="HTMLCode"/>
           <w:rFonts w:eastAsiaTheme="minorHAnsi"/>
         </w:rPr>
-        <w:t>TextField</w:t>
-      </w:r>
-      <w:r>
-        <w:t xml:space="preserve"> (#5) — one migration.</w:t>
+        <w:t>-environ</w:t>
+      </w:r>
+      <w:r>
+        <w:t>.</w:t>
       </w:r>
     </w:p>
     <w:p>
@@ -6508,127 +5832,7 @@
         <w:spacing w:before="100" w:beforeAutospacing="1" w:after="100" w:afterAutospacing="1" w:line="240" w:lineRule="auto"/>
       </w:pPr>
       <w:r>
-        <w:t xml:space="preserve">Recompute </w:t>
-      </w:r>
-      <w:r>
-        <w:rPr>
-          <w:rStyle w:val="HTMLCode"/>
-          <w:rFonts w:eastAsiaTheme="minorHAnsi"/>
-        </w:rPr>
-        <w:t>total_price</w:t>
-      </w:r>
-      <w:r>
-        <w:t xml:space="preserve"> inside the atomic checkout block (#6) — five lines of code.</w:t>
-      </w:r>
-    </w:p>
-    <w:p>
-      <w:pPr>
-        <w:numPr>
-          <w:ilvl w:val="0"/>
-          <w:numId w:val="19"/>
-        </w:numPr>
-        <w:spacing w:before="100" w:beforeAutospacing="1" w:after="100" w:afterAutospacing="1" w:line="240" w:lineRule="auto"/>
-      </w:pPr>
-      <w:r>
-        <w:t xml:space="preserve">Add </w:t>
-      </w:r>
-      <w:r>
-        <w:rPr>
-          <w:rStyle w:val="HTMLCode"/>
-          <w:rFonts w:eastAsiaTheme="minorHAnsi"/>
-        </w:rPr>
-        <w:t>_otp_expired</w:t>
-      </w:r>
-      <w:r>
-        <w:t xml:space="preserve"> check to </w:t>
-      </w:r>
-      <w:r>
-        <w:rPr>
-          <w:rStyle w:val="HTMLCode"/>
-          <w:rFonts w:eastAsiaTheme="minorHAnsi"/>
-        </w:rPr>
-        <w:t>expire_verification</w:t>
-      </w:r>
-      <w:r>
-        <w:t xml:space="preserve"> (#4) — three lines.</w:t>
-      </w:r>
-    </w:p>
-    <w:p>
-      <w:pPr>
-        <w:numPr>
-          <w:ilvl w:val="0"/>
-          <w:numId w:val="19"/>
-        </w:numPr>
-        <w:spacing w:before="100" w:beforeAutospacing="1" w:after="100" w:afterAutospacing="1" w:line="240" w:lineRule="auto"/>
-      </w:pPr>
-      <w:r>
-        <w:t xml:space="preserve">Gate the OTP </w:t>
-      </w:r>
-      <w:r>
-        <w:rPr>
-          <w:rStyle w:val="HTMLCode"/>
-          <w:rFonts w:eastAsiaTheme="minorHAnsi"/>
-        </w:rPr>
-        <w:t>print()</w:t>
-      </w:r>
-      <w:r>
-        <w:t xml:space="preserve"> on </w:t>
-      </w:r>
-      <w:r>
-        <w:rPr>
-          <w:rStyle w:val="HTMLCode"/>
-          <w:rFonts w:eastAsiaTheme="minorHAnsi"/>
-        </w:rPr>
-        <w:t>DEBUG</w:t>
-      </w:r>
-      <w:r>
-        <w:t xml:space="preserve"> (#7) — one line.</w:t>
-      </w:r>
-    </w:p>
-    <w:p>
-      <w:pPr>
-        <w:numPr>
-          <w:ilvl w:val="0"/>
-          <w:numId w:val="19"/>
-        </w:numPr>
-        <w:spacing w:before="100" w:beforeAutospacing="1" w:after="100" w:afterAutospacing="1" w:line="240" w:lineRule="auto"/>
-      </w:pPr>
-      <w:r>
-        <w:t xml:space="preserve">Move secrets to env vars + flip security middleware on (#1). Half a day with </w:t>
-      </w:r>
-      <w:r>
-        <w:rPr>
-          <w:rStyle w:val="HTMLCode"/>
-          <w:rFonts w:eastAsiaTheme="minorHAnsi"/>
-        </w:rPr>
-        <w:t>django-environ</w:t>
-      </w:r>
-      <w:r>
-        <w:t>.</w:t>
-      </w:r>
-    </w:p>
-    <w:p>
-      <w:pPr>
-        <w:numPr>
-          <w:ilvl w:val="0"/>
-          <w:numId w:val="19"/>
-        </w:numPr>
-        <w:spacing w:before="100" w:beforeAutospacing="1" w:after="100" w:afterAutospacing="1" w:line="240" w:lineRule="auto"/>
-      </w:pPr>
-      <w:r>
         <w:t>Delete the ghost templates directory (#8), fix the 404 typo (#19), the main.js comment (#20).</w:t>
-      </w:r>
-    </w:p>
-    <w:p>
-      <w:pPr>
-        <w:numPr>
-          <w:ilvl w:val="0"/>
-          <w:numId w:val="19"/>
-        </w:numPr>
-        <w:spacing w:before="100" w:beforeAutospacing="1" w:after="100" w:afterAutospacing="1" w:line="240" w:lineRule="auto"/>
-      </w:pPr>
-      <w:r>
-        <w:t>Build the settings/forgot-password pages OR remove the dead links until they exist (#9, #10).</w:t>
       </w:r>
     </w:p>
     <w:p>
